--- a/outputs/生字學習單-8題分頁驗證.docx
+++ b/outputs/生字學習單-8題分頁驗證.docx
@@ -35,6 +35,7 @@
     <w:p>
       <w:pPr>
         <w:jc w:val="center"/>
+        <w:spacing w:before="0" w:after="0" w:line="20" w:lineRule="exact"/>
       </w:pPr>
     </w:p>
     <w:tbl>
@@ -63,10 +64,10 @@
           <w:tcPr>
             <w:tcW w:w="1489" w:type="dxa"/>
             <w:tcBorders>
-              <w:top w:val="single" w:sz="8" w:space="0" w:color="CBD5E1"/>
-              <w:left w:val="single" w:sz="8" w:space="0" w:color="CBD5E1"/>
-              <w:bottom w:val="single" w:sz="8" w:space="0" w:color="CBD5E1"/>
-              <w:right w:val="single" w:sz="8" w:space="0" w:color="CBD5E1"/>
+              <w:top w:val="single" w:sz="8" w:space="0" w:color="000000" w:themeColor="text1"/>
+              <w:left w:val="single" w:sz="8" w:space="0" w:color="000000" w:themeColor="text1"/>
+              <w:bottom w:val="single" w:sz="8" w:space="0" w:color="000000" w:themeColor="text1"/>
+              <w:right w:val="single" w:sz="8" w:space="0" w:color="000000" w:themeColor="text1"/>
             </w:tcBorders>
             <w:shd w:val="clear" w:color="auto" w:fill="F3F4F6"/>
             <w:tcMar>
@@ -112,10 +113,10 @@
           <w:tcPr>
             <w:tcW w:w="6156" w:type="dxa"/>
             <w:tcBorders>
-              <w:top w:val="single" w:sz="8" w:space="0" w:color="CBD5E1"/>
-              <w:left w:val="single" w:sz="8" w:space="0" w:color="CBD5E1"/>
-              <w:bottom w:val="single" w:sz="8" w:space="0" w:color="CBD5E1"/>
-              <w:right w:val="single" w:sz="8" w:space="0" w:color="CBD5E1"/>
+              <w:top w:val="single" w:sz="8" w:space="0" w:color="000000" w:themeColor="text1"/>
+              <w:left w:val="single" w:sz="8" w:space="0" w:color="000000" w:themeColor="text1"/>
+              <w:bottom w:val="single" w:sz="8" w:space="0" w:color="000000" w:themeColor="text1"/>
+              <w:right w:val="single" w:sz="8" w:space="0" w:color="000000" w:themeColor="text1"/>
             </w:tcBorders>
             <w:shd w:val="clear" w:color="auto" w:fill="FFFFFF"/>
             <w:tcMar>
@@ -146,7 +147,7 @@
                 <w:color w:val="6B7280"/>
                 <w:sz w:val="21"/>
               </w:rPr>
-              <w:t xml:space="preserve">： </w:t>
+              <w:t>：</w:t>
             </w:r>
             <w:r>
               <w:rPr>
@@ -224,7 +225,7 @@
               <w:rPr>
                 <w:rFonts w:ascii="ㄅ字嗨注音而已 R" w:eastAsia="ㄅ字嗨注音而已 R" w:hint="eastAsia"/>
                 <w:color w:val="000000" w:themeColor="text1"/>
-                <w:sz w:val="32"/>
+                <w:sz w:val="36"/>
                 <w:szCs w:val="32"/>
               </w:rPr>
               <w:t xml:space="preserve">胖</w:t>
@@ -233,7 +234,7 @@
               <w:rPr>
                 <w:rFonts w:ascii="ㄅ字嗨注音而已 R" w:eastAsia="ㄅ字嗨注音而已 R" w:hint="eastAsia"/>
                 <w:color w:val="000000" w:themeColor="text1"/>
-                <w:sz w:val="32"/>
+                <w:sz w:val="36"/>
                 <w:szCs w:val="32"/>
               </w:rPr>
             </w:r>
@@ -241,7 +242,7 @@
               <w:rPr>
                 <w:rFonts w:ascii="ㄅ字嗨注音而已 R" w:eastAsia="ㄅ字嗨注音而已 R" w:hint="eastAsia"/>
                 <w:color w:val="000000" w:themeColor="text1"/>
-                <w:sz w:val="32"/>
+                <w:sz w:val="36"/>
                 <w:szCs w:val="32"/>
               </w:rPr>
             </w:r>
@@ -251,10 +252,10 @@
           <w:tcPr>
             <w:tcW w:w="2088" w:type="dxa"/>
             <w:tcBorders>
-              <w:top w:val="dashed" w:sz="8" w:space="0" w:color="CBD5E1"/>
-              <w:left w:val="dashed" w:sz="8" w:space="0" w:color="CBD5E1"/>
-              <w:bottom w:val="dashed" w:sz="8" w:space="0" w:color="CBD5E1"/>
-              <w:right w:val="dashed" w:sz="8" w:space="0" w:color="CBD5E1"/>
+              <w:top w:val="single" w:sz="8" w:space="0" w:color="000000" w:themeColor="text1"/>
+              <w:left w:val="single" w:sz="8" w:space="0" w:color="000000" w:themeColor="text1"/>
+              <w:bottom w:val="single" w:sz="8" w:space="0" w:color="000000" w:themeColor="text1"/>
+              <w:right w:val="single" w:sz="8" w:space="0" w:color="000000" w:themeColor="text1"/>
             </w:tcBorders>
             <w:shd w:val="clear" w:color="auto" w:fill="F8FAFC"/>
             <w:tcMar>
@@ -277,11 +278,12 @@
     <w:p>
       <w:pPr>
         <w:keepNext/>
+        <w:spacing w:before="0" w:after="0" w:line="60" w:lineRule="exact"/>
       </w:pPr>
     </w:p>
     <w:tbl>
       <w:tblPr>
-        <w:tblW w:w="9705" w:type="dxa"/>
+        <w:tblW w:w="10040" w:type="dxa"/>
         <w:jc w:val="center"/>
         <w:tblLayout w:type="fixed"/>
         <w:tblCellMar>
@@ -291,32 +293,37 @@
         <w:tblLook w:val="04A0" w:firstRow="1" w:lastRow="0" w:firstColumn="1" w:lastColumn="0" w:noHBand="0" w:noVBand="1"/>
       </w:tblPr>
       <w:tblGrid>
-        <w:gridCol w:w="1800"/>
-        <w:gridCol w:w="216"/>
-        <w:gridCol w:w="1800"/>
-        <w:gridCol w:w="216"/>
-        <w:gridCol w:w="1800"/>
-        <w:gridCol w:w="216"/>
-        <w:gridCol w:w="1800"/>
-        <w:gridCol w:w="216"/>
-        <w:gridCol w:w="1800"/>
+        <w:gridCol w:w="1442"/>
+        <w:gridCol w:w="525"/>
+        <w:gridCol w:w="69"/>
+        <w:gridCol w:w="1442"/>
+        <w:gridCol w:w="503"/>
+        <w:gridCol w:w="65"/>
+        <w:gridCol w:w="1443"/>
+        <w:gridCol w:w="511"/>
+        <w:gridCol w:w="65"/>
+        <w:gridCol w:w="1443"/>
+        <w:gridCol w:w="511"/>
+        <w:gridCol w:w="68"/>
+        <w:gridCol w:w="1443"/>
+        <w:gridCol w:w="510"/>
       </w:tblGrid>
       <w:tr>
         <w:trPr>
           <w:cantSplit/>
-          <w:trHeight w:hRule="exact" w:val="1800"/>
+          <w:trHeight w:hRule="exact" w:val="1491"/>
           <w:jc w:val="center"/>
         </w:trPr>
         <w:tc>
           <w:tcPr>
-            <w:tcW w:w="1800" w:type="dxa"/>
+            <w:tcW w:w="1446" w:type="dxa"/>
             <w:tcBorders>
               <w:top w:val="single" w:sz="20" w:space="0" w:color="EF4444"/>
               <w:left w:val="single" w:sz="20" w:space="0" w:color="EF4444"/>
               <w:bottom w:val="single" w:sz="20" w:space="0" w:color="EF4444"/>
-              <w:right w:val="single" w:sz="20" w:space="0" w:color="EF4444"/>
-            </w:tcBorders>
-            <w:shd w:val="clear" w:color="auto" w:fill="FEF2F2"/>
+              <w:right w:val="single" w:sz="18" w:space="0" w:color="FF0000"/>
+            </w:tcBorders>
+            <w:shd w:val="clear" w:color="auto" w:fill="auto"/>
             <w:tcMar>
               <w:top w:w="60" w:type="dxa"/>
               <w:left w:w="45" w:type="dxa"/>
@@ -327,66 +334,183 @@
           </w:tcPr>
           <w:p>
             <w:pPr>
-              <w:spacing w:before="0" w:after="0"/>
               <w:jc w:val="center"/>
               <w:rPr>
-                <w:rFonts w:ascii="ㄅ字嗨注音標楷 Regular" w:eastAsia="ㄅ字嗨注音標楷 Regular" w:hint="eastAsia"/>
+                <w:sz w:val="100"/>
+                <w:szCs w:val="100"/>
+              </w:rPr>
+              <w:keepNext/>
+            </w:pPr>
+            <w:r>
+              <w:rPr>
+                <w:noProof/>
+              </w:rPr>
+              <w:drawing>
+                <wp:anchor distT="0" distB="0" distL="114300" distR="114300" simplePos="0" relativeHeight="251673600" behindDoc="1" locked="0" layoutInCell="1" allowOverlap="1" wp14:anchorId="1EC15CFA" wp14:editId="7B18AD12">
+                  <wp:simplePos x="0" y="0"/>
+                  <wp:positionH relativeFrom="column">
+                    <wp:posOffset>-23495</wp:posOffset>
+                  </wp:positionH>
+                  <wp:positionV relativeFrom="paragraph">
+                    <wp:posOffset>-38100</wp:posOffset>
+                  </wp:positionV>
+                  <wp:extent cx="887730" cy="940435"/>
+                  <wp:effectExtent l="0" t="0" r="7620" b="0"/>
+                  <wp:wrapNone/>
+                  <wp:docPr id="9" name="圖片 9" descr="田字格- 抖音百科"/>
+                  <wp:cNvGraphicFramePr>
+                    <a:graphicFrameLocks xmlns:a="http://schemas.openxmlformats.org/drawingml/2006/main" noChangeAspect="1"/>
+                  </wp:cNvGraphicFramePr>
+                  <a:graphic xmlns:a="http://schemas.openxmlformats.org/drawingml/2006/main">
+                    <a:graphicData uri="http://schemas.openxmlformats.org/drawingml/2006/picture">
+                      <pic:pic xmlns:pic="http://schemas.openxmlformats.org/drawingml/2006/picture">
+                        <pic:nvPicPr>
+                          <pic:cNvPr id="0" name="Picture 1" descr="田字格- 抖音百科"/>
+                          <pic:cNvPicPr>
+                            <a:picLocks noChangeAspect="1" noChangeArrowheads="1"/>
+                          </pic:cNvPicPr>
+                        </pic:nvPicPr>
+                        <pic:blipFill rotWithShape="1">
+                          <a:blip r:embed="rId7" cstate="print">
+                            <a:duotone>
+                              <a:schemeClr val="bg2">
+                                <a:shade val="45000"/>
+                                <a:satMod val="135000"/>
+                              </a:schemeClr>
+                              <a:prstClr val="white"/>
+                            </a:duotone>
+                            <a:extLst>
+                              <a:ext uri="{28A0092B-C50C-407E-A947-70E740481C1C}">
+                                <a14:useLocalDpi xmlns:a14="http://schemas.microsoft.com/office/drawing/2010/main" val="0"/>
+                              </a:ext>
+                            </a:extLst>
+                          </a:blip>
+                          <a:srcRect l="3020" t="2233" r="3357" b="3943"/>
+                          <a:stretch/>
+                        </pic:blipFill>
+                        <pic:spPr bwMode="auto">
+                          <a:xfrm>
+                            <a:off x="0" y="0"/>
+                            <a:ext cx="887730" cy="940435"/>
+                          </a:xfrm>
+                          <a:prstGeom prst="rect">
+                            <a:avLst/>
+                          </a:prstGeom>
+                          <a:noFill/>
+                          <a:ln>
+                            <a:noFill/>
+                          </a:ln>
+                          <a:extLst>
+                            <a:ext uri="{53640926-AAD7-44D8-BBD7-CCE9431645EC}">
+                              <a14:shadowObscured xmlns:a14="http://schemas.microsoft.com/office/drawing/2010/main"/>
+                            </a:ext>
+                          </a:extLst>
+                        </pic:spPr>
+                      </pic:pic>
+                    </a:graphicData>
+                  </a:graphic>
+                  <wp14:sizeRelH relativeFrom="margin">
+                    <wp14:pctWidth>0</wp14:pctWidth>
+                  </wp14:sizeRelH>
+                  <wp14:sizeRelV relativeFrom="margin">
+                    <wp14:pctHeight>0</wp14:pctHeight>
+                  </wp14:sizeRelV>
+                </wp:anchor>
+              </w:drawing>
+            </w:r>
+            <w:r>
+              <w:rPr>
+                <w:noProof/>
+                <w:sz w:val="100"/>
+                <w:szCs w:val="100"/>
+              </w:rPr>
+              <w:t xml:space="preserve">胖</w:t>
+            </w:r>
+          </w:p>
+        </w:tc>
+        <w:tc>
+          <w:tcPr>
+            <w:tcW w:w="526" w:type="dxa"/>
+            <w:tcBorders>
+              <w:top w:val="single" w:sz="20" w:space="0" w:color="EF4444"/>
+              <w:left w:val="single" w:sz="18" w:space="0" w:color="FF0000"/>
+              <w:bottom w:val="single" w:sz="20" w:space="0" w:color="EF4444"/>
+              <w:right w:val="single" w:sz="20" w:space="0" w:color="EF4444"/>
+            </w:tcBorders>
+            <w:shd w:val="clear" w:color="auto" w:fill="auto"/>
+            <w:tcMar>
+              <w:left w:w="0" w:type="dxa"/>
+              <w:right w:w="0" w:type="dxa"/>
+            </w:tcMar>
+            <w:vAlign w:val="center"/>
+          </w:tcPr>
+          <w:p>
+            <w:pPr>
+              <w:widowControl/>
+              <w:spacing w:beforeLines="10" w:before="24"/>
+              <w:ind w:leftChars="-140" w:left="-308"/>
+              <w:rPr>
+                <w:rFonts w:ascii="ㄅ字嗨注音而已 R" w:eastAsia="ㄅ字嗨注音而已 R"/>
                 <w:sz w:val="96"/>
               </w:rPr>
-            </w:pPr>
-            <w:r>
-              <w:rPr>
-                <w:rFonts w:ascii="Segoe UI Symbol" w:hAnsi="Segoe UI Symbol" w:eastAsia="Segoe UI Symbol" w:cs="Segoe UI Symbol"/>
-                <w:color w:val="D7DCE3"/>
-                <w:sz w:val="48"/>
-                <w:spacing w:val="-1680"/>
-                <w:w w:val="350"/>
-              </w:rPr>
-              <w:t>┄</w:t>
-            </w:r>
-            <w:r>
-              <w:rPr>
-                <w:rFonts w:ascii="Segoe UI Symbol" w:hAnsi="Segoe UI Symbol" w:eastAsia="Segoe UI Symbol" w:cs="Segoe UI Symbol"/>
-                <w:color w:val="D7DCE3"/>
-                <w:sz w:val="122"/>
-                <w:spacing w:val="-1220"/>
-              </w:rPr>
-              <w:t>┆</w:t>
-            </w:r>
-            <w:r>
-              <w:rPr>
-                <w:rStyle w:val="WorksheetCharacter"/>
-                <w:color w:val="1F2937"/>
+              <w:keepNext/>
+            </w:pPr>
+            <w:r>
+              <w:rPr>
+                <w:rFonts w:ascii="ㄅ字嗨注音而已 R" w:eastAsia="ㄅ字嗨注音而已 R"/>
+                <w:sz w:val="90"/>
+                <w:szCs w:val="90"/>
+              </w:rPr>
+              <w:t xml:space="preserve">胖</w:t>
+            </w:r>
+            <w:r>
+              <w:rPr>
+                <w:rFonts w:ascii="ㄅ字嗨注音而已 R" w:eastAsia="ㄅ字嗨注音而已 R"/>
                 <w:sz w:val="96"/>
               </w:rPr>
-              <w:t xml:space="preserve">胖</w:t>
-            </w:r>
-          </w:p>
-        </w:tc>
-        <w:tc>
-          <w:tcPr>
-            <w:tcW w:w="216" w:type="dxa"/>
+            </w:r>
+          </w:p>
+          <w:p>
+            <w:pPr>
+              <w:spacing w:beforeLines="70" w:before="168"/>
+              <w:ind w:leftChars="-140" w:left="-308"/>
+              <w:jc w:val="center"/>
+              <w:rPr>
+                <w:rFonts w:ascii="ㄅ字嗨注音標楷 Regular" w:eastAsia="ㄅ字嗨注音標楷 Regular"/>
+                <w:sz w:val="96"/>
+              </w:rPr>
+              <w:keepNext/>
+            </w:pPr>
+          </w:p>
+        </w:tc>
+        <w:tc>
+          <w:tcPr>
+            <w:tcW w:w="60" w:type="dxa"/>
             <w:tcBorders>
               <w:top w:val="nil"/>
               <w:left w:val="nil"/>
               <w:bottom w:val="nil"/>
-              <w:right w:val="nil"/>
+              <w:right w:val="single" w:sz="18" w:space="0" w:color="D5DCE4" w:themeColor="text2" w:themeTint="33"/>
             </w:tcBorders>
             <w:shd w:val="clear" w:color="auto" w:fill="FFFFFF"/>
             <w:vAlign w:val="center"/>
           </w:tcPr>
-          <w:p/>
-        </w:tc>
-        <w:tc>
-          <w:tcPr>
-            <w:tcW w:w="1800" w:type="dxa"/>
-            <w:tcBorders>
-              <w:top w:val="single" w:sz="12" w:space="0" w:color="CBD5E1"/>
-              <w:left w:val="single" w:sz="12" w:space="0" w:color="CBD5E1"/>
-              <w:bottom w:val="single" w:sz="12" w:space="0" w:color="CBD5E1"/>
-              <w:right w:val="single" w:sz="12" w:space="0" w:color="CBD5E1"/>
-            </w:tcBorders>
-            <w:shd w:val="clear" w:color="auto" w:fill="F8FAFC"/>
+          <w:p>
+            <w:pPr>
+              <w:keepNext/>
+            </w:pPr>
+          </w:p>
+        </w:tc>
+        <w:tc>
+          <w:tcPr>
+            <w:tcW w:w="1447" w:type="dxa"/>
+            <w:tcBorders>
+              <w:top w:val="single" w:sz="18" w:space="0" w:color="D5DCE4" w:themeColor="text2" w:themeTint="33"/>
+              <w:left w:val="single" w:sz="18" w:space="0" w:color="D5DCE4" w:themeColor="text2" w:themeTint="33"/>
+              <w:bottom w:val="single" w:sz="18" w:space="0" w:color="D5DCE4" w:themeColor="text2" w:themeTint="33"/>
+              <w:right w:val="single" w:sz="18" w:space="0" w:color="D5DCE4" w:themeColor="text2" w:themeTint="33"/>
+            </w:tcBorders>
+            <w:shd w:val="clear" w:color="auto" w:fill="auto"/>
             <w:tcMar>
               <w:top w:w="60" w:type="dxa"/>
               <w:left w:w="45" w:type="dxa"/>
@@ -397,66 +521,176 @@
           </w:tcPr>
           <w:p>
             <w:pPr>
-              <w:spacing w:before="0" w:after="0"/>
               <w:jc w:val="center"/>
               <w:rPr>
-                <w:rFonts w:ascii="ㄅ字嗨注音標楷 Regular" w:eastAsia="ㄅ字嗨注音標楷 Regular" w:hint="eastAsia"/>
+                <w:rFonts w:ascii="ㄅ字嗨注音標楷 Regular" w:eastAsia="ㄅ字嗨注音標楷 Regular"/>
+                <w:color w:val="D9D9D9" w:themeColor="background1" w:themeShade="D9"/>
+                <w:sz w:val="100"/>
+                <w:szCs w:val="100"/>
+              </w:rPr>
+              <w:keepNext/>
+            </w:pPr>
+            <w:r>
+              <w:rPr>
+                <w:noProof/>
+              </w:rPr>
+              <w:drawing>
+                <wp:anchor distT="0" distB="0" distL="114300" distR="114300" simplePos="0" relativeHeight="251675648" behindDoc="1" locked="0" layoutInCell="1" allowOverlap="1" wp14:anchorId="1EC15CFA" wp14:editId="7B18AD12">
+                  <wp:simplePos x="0" y="0"/>
+                  <wp:positionH relativeFrom="column">
+                    <wp:posOffset>-9525</wp:posOffset>
+                  </wp:positionH>
+                  <wp:positionV relativeFrom="paragraph">
+                    <wp:posOffset>-36195</wp:posOffset>
+                  </wp:positionV>
+                  <wp:extent cx="887730" cy="940435"/>
+                  <wp:effectExtent l="0" t="0" r="7620" b="0"/>
+                  <wp:wrapNone/>
+                  <wp:docPr id="10" name="圖片 10" descr="田字格- 抖音百科"/>
+                  <wp:cNvGraphicFramePr>
+                    <a:graphicFrameLocks xmlns:a="http://schemas.openxmlformats.org/drawingml/2006/main" noChangeAspect="1"/>
+                  </wp:cNvGraphicFramePr>
+                  <a:graphic xmlns:a="http://schemas.openxmlformats.org/drawingml/2006/main">
+                    <a:graphicData uri="http://schemas.openxmlformats.org/drawingml/2006/picture">
+                      <pic:pic xmlns:pic="http://schemas.openxmlformats.org/drawingml/2006/picture">
+                        <pic:nvPicPr>
+                          <pic:cNvPr id="0" name="Picture 1" descr="田字格- 抖音百科"/>
+                          <pic:cNvPicPr>
+                            <a:picLocks noChangeAspect="1" noChangeArrowheads="1"/>
+                          </pic:cNvPicPr>
+                        </pic:nvPicPr>
+                        <pic:blipFill rotWithShape="1">
+                          <a:blip r:embed="rId7" cstate="print">
+                            <a:duotone>
+                              <a:schemeClr val="bg2">
+                                <a:shade val="45000"/>
+                                <a:satMod val="135000"/>
+                              </a:schemeClr>
+                              <a:prstClr val="white"/>
+                            </a:duotone>
+                            <a:extLst>
+                              <a:ext uri="{28A0092B-C50C-407E-A947-70E740481C1C}">
+                                <a14:useLocalDpi xmlns:a14="http://schemas.microsoft.com/office/drawing/2010/main" val="0"/>
+                              </a:ext>
+                            </a:extLst>
+                          </a:blip>
+                          <a:srcRect l="3020" t="2233" r="3357" b="3943"/>
+                          <a:stretch/>
+                        </pic:blipFill>
+                        <pic:spPr bwMode="auto">
+                          <a:xfrm>
+                            <a:off x="0" y="0"/>
+                            <a:ext cx="887730" cy="940435"/>
+                          </a:xfrm>
+                          <a:prstGeom prst="rect">
+                            <a:avLst/>
+                          </a:prstGeom>
+                          <a:noFill/>
+                          <a:ln>
+                            <a:noFill/>
+                          </a:ln>
+                          <a:extLst>
+                            <a:ext uri="{53640926-AAD7-44D8-BBD7-CCE9431645EC}">
+                              <a14:shadowObscured xmlns:a14="http://schemas.microsoft.com/office/drawing/2010/main"/>
+                            </a:ext>
+                          </a:extLst>
+                        </pic:spPr>
+                      </pic:pic>
+                    </a:graphicData>
+                  </a:graphic>
+                  <wp14:sizeRelH relativeFrom="margin">
+                    <wp14:pctWidth>0</wp14:pctWidth>
+                  </wp14:sizeRelH>
+                  <wp14:sizeRelV relativeFrom="margin">
+                    <wp14:pctHeight>0</wp14:pctHeight>
+                  </wp14:sizeRelV>
+                </wp:anchor>
+              </w:drawing>
+            </w:r>
+            <w:r>
+              <w:rPr>
+                <w:noProof/>
+                <w:color w:val="D9D9D9" w:themeColor="background1" w:themeShade="D9"/>
+                <w:sz w:val="100"/>
+                <w:szCs w:val="100"/>
+              </w:rPr>
+              <w:t xml:space="preserve">胖</w:t>
+            </w:r>
+          </w:p>
+        </w:tc>
+        <w:tc>
+          <w:tcPr>
+            <w:tcW w:w="505" w:type="dxa"/>
+            <w:tcBorders>
+              <w:top w:val="single" w:sz="18" w:space="0" w:color="D5DCE4" w:themeColor="text2" w:themeTint="33"/>
+              <w:left w:val="single" w:sz="18" w:space="0" w:color="D5DCE4" w:themeColor="text2" w:themeTint="33"/>
+              <w:bottom w:val="single" w:sz="18" w:space="0" w:color="D5DCE4" w:themeColor="text2" w:themeTint="33"/>
+              <w:right w:val="single" w:sz="18" w:space="0" w:color="D5DCE4" w:themeColor="text2" w:themeTint="33"/>
+            </w:tcBorders>
+            <w:shd w:val="clear" w:color="auto" w:fill="auto"/>
+            <w:vAlign w:val="center"/>
+          </w:tcPr>
+          <w:p>
+            <w:pPr>
+              <w:widowControl/>
+              <w:spacing w:beforeLines="10" w:before="24"/>
+              <w:ind w:leftChars="-140" w:left="-308"/>
+              <w:rPr>
+                <w:rFonts w:ascii="ㄅ字嗨注音而已 R" w:eastAsia="ㄅ字嗨注音而已 R"/>
+                <w:color w:val="D9D9D9" w:themeColor="background1" w:themeShade="D9"/>
+                <w:sz w:val="90"/>
+                <w:szCs w:val="90"/>
+              </w:rPr>
+              <w:keepNext/>
+            </w:pPr>
+            <w:r>
+              <w:rPr>
+                <w:rFonts w:ascii="ㄅ字嗨注音而已 R" w:eastAsia="ㄅ字嗨注音而已 R"/>
+                <w:color w:val="D9D9D9" w:themeColor="background1" w:themeShade="D9"/>
+                <w:sz w:val="90"/>
+                <w:szCs w:val="90"/>
+              </w:rPr>
+              <w:t xml:space="preserve">胖</w:t>
+            </w:r>
+          </w:p>
+          <w:p>
+            <w:pPr>
+              <w:jc w:val="center"/>
+              <w:rPr>
+                <w:rFonts w:ascii="ㄅ字嗨注音而已 R" w:eastAsia="ㄅ字嗨注音而已 R"/>
                 <w:sz w:val="96"/>
               </w:rPr>
-            </w:pPr>
-            <w:r>
-              <w:rPr>
-                <w:rFonts w:ascii="Segoe UI Symbol" w:hAnsi="Segoe UI Symbol" w:eastAsia="Segoe UI Symbol" w:cs="Segoe UI Symbol"/>
-                <w:color w:val="D7DCE3"/>
-                <w:sz w:val="48"/>
-                <w:spacing w:val="-1680"/>
-                <w:w w:val="350"/>
-              </w:rPr>
-              <w:t>┄</w:t>
-            </w:r>
-            <w:r>
-              <w:rPr>
-                <w:rFonts w:ascii="Segoe UI Symbol" w:hAnsi="Segoe UI Symbol" w:eastAsia="Segoe UI Symbol" w:cs="Segoe UI Symbol"/>
-                <w:color w:val="D7DCE3"/>
-                <w:sz w:val="122"/>
-                <w:spacing w:val="-1220"/>
-              </w:rPr>
-              <w:t>┆</w:t>
-            </w:r>
-            <w:r>
-              <w:rPr>
-                <w:rStyle w:val="WorksheetCharacter"/>
-                <w:color w:val="C7CBD1"/>
-                <w:sz w:val="96"/>
-              </w:rPr>
-              <w:t xml:space="preserve">胖</w:t>
-            </w:r>
-          </w:p>
-        </w:tc>
-        <w:tc>
-          <w:tcPr>
-            <w:tcW w:w="216" w:type="dxa"/>
+              <w:keepNext/>
+            </w:pPr>
+          </w:p>
+        </w:tc>
+        <w:tc>
+          <w:tcPr>
+            <w:tcW w:w="58" w:type="dxa"/>
             <w:tcBorders>
               <w:top w:val="nil"/>
-              <w:left w:val="nil"/>
+              <w:left w:val="single" w:sz="18" w:space="0" w:color="D5DCE4" w:themeColor="text2" w:themeTint="33"/>
               <w:bottom w:val="nil"/>
-              <w:right w:val="nil"/>
             </w:tcBorders>
             <w:shd w:val="clear" w:color="auto" w:fill="FFFFFF"/>
             <w:vAlign w:val="center"/>
           </w:tcPr>
-          <w:p/>
-        </w:tc>
-        <w:tc>
-          <w:tcPr>
-            <w:tcW w:w="1800" w:type="dxa"/>
-            <w:tcBorders>
-              <w:top w:val="dashed" w:sz="10" w:space="0" w:color="CBD5E1"/>
-              <w:left w:val="dashed" w:sz="10" w:space="0" w:color="CBD5E1"/>
-              <w:bottom w:val="dashed" w:sz="10" w:space="0" w:color="CBD5E1"/>
-              <w:right w:val="dashed" w:sz="10" w:space="0" w:color="CBD5E1"/>
-            </w:tcBorders>
-            <w:shd w:val="clear" w:color="auto" w:fill="FFFFFF"/>
+          <w:p>
+            <w:pPr>
+              <w:keepNext/>
+            </w:pPr>
+          </w:p>
+        </w:tc>
+        <w:tc>
+          <w:tcPr>
+            <w:tcW w:w="1448" w:type="dxa"/>
+            <w:tcBorders>
+              <w:top w:val="single" w:sz="18" w:space="0" w:color="7F7F7F" w:themeColor="text1" w:themeTint="80"/>
+              <w:left w:val="single" w:sz="18" w:space="0" w:color="7F7F7F" w:themeColor="text1" w:themeTint="80"/>
+              <w:bottom w:val="single" w:sz="18" w:space="0" w:color="7F7F7F" w:themeColor="text1" w:themeTint="80"/>
+              <w:right w:val="single" w:sz="18" w:space="0" w:color="7F7F7F" w:themeColor="text1" w:themeTint="80"/>
+            </w:tcBorders>
+            <w:shd w:val="clear" w:color="auto" w:fill="auto"/>
             <w:tcMar>
               <w:top w:w="60" w:type="dxa"/>
               <w:left w:w="45" w:type="dxa"/>
@@ -467,60 +701,137 @@
           </w:tcPr>
           <w:p>
             <w:pPr>
-              <w:spacing w:before="0" w:after="0"/>
               <w:jc w:val="center"/>
-            </w:pPr>
-            <w:r>
-              <w:rPr>
-                <w:rFonts w:ascii="Segoe UI Symbol" w:hAnsi="Segoe UI Symbol" w:eastAsia="Segoe UI Symbol" w:cs="Segoe UI Symbol"/>
-                <w:color w:val="D7DCE3"/>
-                <w:sz w:val="48"/>
-                <w:spacing w:val="-1680"/>
-                <w:w w:val="350"/>
-              </w:rPr>
-              <w:t>┄</w:t>
-            </w:r>
-            <w:r>
-              <w:rPr>
-                <w:rFonts w:ascii="Segoe UI Symbol" w:hAnsi="Segoe UI Symbol" w:eastAsia="Segoe UI Symbol" w:cs="Segoe UI Symbol"/>
-                <w:color w:val="D7DCE3"/>
-                <w:sz w:val="122"/>
-                <w:spacing w:val="-1220"/>
-              </w:rPr>
-              <w:t>┆</w:t>
-            </w:r>
-            <w:r>
-              <w:rPr>
-                <w:sz w:val="2"/>
-              </w:rPr>
-              <w:t xml:space="preserve"> </w:t>
-            </w:r>
-          </w:p>
-        </w:tc>
-        <w:tc>
-          <w:tcPr>
-            <w:tcW w:w="216" w:type="dxa"/>
+              <w:keepNext/>
+            </w:pPr>
+            <w:r>
+              <w:rPr>
+                <w:noProof/>
+              </w:rPr>
+              <w:drawing>
+                <wp:anchor distT="0" distB="0" distL="114300" distR="114300" simplePos="0" relativeHeight="251669504" behindDoc="1" locked="0" layoutInCell="1" allowOverlap="1" wp14:anchorId="29F4982C" wp14:editId="277E876F">
+                  <wp:simplePos x="0" y="0"/>
+                  <wp:positionH relativeFrom="column">
+                    <wp:posOffset>-26670</wp:posOffset>
+                  </wp:positionH>
+                  <wp:positionV relativeFrom="paragraph">
+                    <wp:posOffset>-38100</wp:posOffset>
+                  </wp:positionV>
+                  <wp:extent cx="887730" cy="940435"/>
+                  <wp:effectExtent l="0" t="0" r="7620" b="0"/>
+                  <wp:wrapNone/>
+                  <wp:docPr id="6" name="圖片 6" descr="田字格- 抖音百科"/>
+                  <wp:cNvGraphicFramePr>
+                    <a:graphicFrameLocks xmlns:a="http://schemas.openxmlformats.org/drawingml/2006/main" noChangeAspect="1"/>
+                  </wp:cNvGraphicFramePr>
+                  <a:graphic xmlns:a="http://schemas.openxmlformats.org/drawingml/2006/main">
+                    <a:graphicData uri="http://schemas.openxmlformats.org/drawingml/2006/picture">
+                      <pic:pic xmlns:pic="http://schemas.openxmlformats.org/drawingml/2006/picture">
+                        <pic:nvPicPr>
+                          <pic:cNvPr id="0" name="Picture 1" descr="田字格- 抖音百科"/>
+                          <pic:cNvPicPr>
+                            <a:picLocks noChangeAspect="1" noChangeArrowheads="1"/>
+                          </pic:cNvPicPr>
+                        </pic:nvPicPr>
+                        <pic:blipFill rotWithShape="1">
+                          <a:blip r:embed="rId7" cstate="print">
+                            <a:duotone>
+                              <a:schemeClr val="bg2">
+                                <a:shade val="45000"/>
+                                <a:satMod val="135000"/>
+                              </a:schemeClr>
+                              <a:prstClr val="white"/>
+                            </a:duotone>
+                            <a:extLst>
+                              <a:ext uri="{28A0092B-C50C-407E-A947-70E740481C1C}">
+                                <a14:useLocalDpi xmlns:a14="http://schemas.microsoft.com/office/drawing/2010/main" val="0"/>
+                              </a:ext>
+                            </a:extLst>
+                          </a:blip>
+                          <a:srcRect l="3020" t="2233" r="3357" b="3943"/>
+                          <a:stretch/>
+                        </pic:blipFill>
+                        <pic:spPr bwMode="auto">
+                          <a:xfrm>
+                            <a:off x="0" y="0"/>
+                            <a:ext cx="887730" cy="940435"/>
+                          </a:xfrm>
+                          <a:prstGeom prst="rect">
+                            <a:avLst/>
+                          </a:prstGeom>
+                          <a:noFill/>
+                          <a:ln>
+                            <a:noFill/>
+                          </a:ln>
+                          <a:extLst>
+                            <a:ext uri="{53640926-AAD7-44D8-BBD7-CCE9431645EC}">
+                              <a14:shadowObscured xmlns:a14="http://schemas.microsoft.com/office/drawing/2010/main"/>
+                            </a:ext>
+                          </a:extLst>
+                        </pic:spPr>
+                      </pic:pic>
+                    </a:graphicData>
+                  </a:graphic>
+                  <wp14:sizeRelH relativeFrom="margin">
+                    <wp14:pctWidth>0</wp14:pctWidth>
+                  </wp14:sizeRelH>
+                  <wp14:sizeRelV relativeFrom="margin">
+                    <wp14:pctHeight>0</wp14:pctHeight>
+                  </wp14:sizeRelV>
+                </wp:anchor>
+              </w:drawing>
+            </w:r>
+          </w:p>
+        </w:tc>
+        <w:tc>
+          <w:tcPr>
+            <w:tcW w:w="513" w:type="dxa"/>
+            <w:tcBorders>
+              <w:top w:val="single" w:sz="18" w:space="0" w:color="7F7F7F" w:themeColor="text1" w:themeTint="80"/>
+              <w:left w:val="single" w:sz="18" w:space="0" w:color="7F7F7F" w:themeColor="text1" w:themeTint="80"/>
+              <w:bottom w:val="single" w:sz="18" w:space="0" w:color="7F7F7F" w:themeColor="text1" w:themeTint="80"/>
+              <w:right w:val="single" w:sz="18" w:space="0" w:color="7F7F7F" w:themeColor="text1" w:themeTint="80"/>
+            </w:tcBorders>
+            <w:shd w:val="clear" w:color="auto" w:fill="auto"/>
+            <w:vAlign w:val="center"/>
+          </w:tcPr>
+          <w:p>
+            <w:pPr>
+              <w:spacing w:beforeLines="10" w:before="24"/>
+              <w:ind w:leftChars="-140" w:left="-308"/>
+              <w:jc w:val="center"/>
+              <w:keepNext/>
+            </w:pPr>
+          </w:p>
+        </w:tc>
+        <w:tc>
+          <w:tcPr>
+            <w:tcW w:w="48" w:type="dxa"/>
             <w:tcBorders>
               <w:top w:val="nil"/>
-              <w:left w:val="nil"/>
-              <w:bottom w:val="nil"/>
-              <w:right w:val="nil"/>
+              <w:left w:val="single" w:sz="18" w:space="0" w:color="7F7F7F" w:themeColor="text1" w:themeTint="80"/>
+              <w:bottom w:val="single" w:sz="12" w:space="0" w:color="7F7F7F" w:themeColor="text1" w:themeTint="80"/>
+              <w:right w:val="single" w:sz="4" w:space="0" w:color="auto"/>
             </w:tcBorders>
             <w:shd w:val="clear" w:color="auto" w:fill="FFFFFF"/>
             <w:vAlign w:val="center"/>
           </w:tcPr>
-          <w:p/>
-        </w:tc>
-        <w:tc>
-          <w:tcPr>
-            <w:tcW w:w="1800" w:type="dxa"/>
-            <w:tcBorders>
-              <w:top w:val="dashed" w:sz="10" w:space="0" w:color="CBD5E1"/>
-              <w:left w:val="dashed" w:sz="10" w:space="0" w:color="CBD5E1"/>
-              <w:bottom w:val="dashed" w:sz="10" w:space="0" w:color="CBD5E1"/>
-              <w:right w:val="dashed" w:sz="10" w:space="0" w:color="CBD5E1"/>
-            </w:tcBorders>
-            <w:shd w:val="clear" w:color="auto" w:fill="FFFFFF"/>
+          <w:p>
+            <w:pPr>
+              <w:keepNext/>
+            </w:pPr>
+          </w:p>
+        </w:tc>
+        <w:tc>
+          <w:tcPr>
+            <w:tcW w:w="1448" w:type="dxa"/>
+            <w:tcBorders>
+              <w:top w:val="single" w:sz="18" w:space="0" w:color="7F7F7F" w:themeColor="text1" w:themeTint="80"/>
+              <w:left w:val="single" w:sz="18" w:space="0" w:color="7F7F7F" w:themeColor="text1" w:themeTint="80"/>
+              <w:bottom w:val="single" w:sz="18" w:space="0" w:color="7F7F7F" w:themeColor="text1" w:themeTint="80"/>
+              <w:right w:val="single" w:sz="18" w:space="0" w:color="7F7F7F" w:themeColor="text1" w:themeTint="80"/>
+            </w:tcBorders>
+            <w:shd w:val="clear" w:color="auto" w:fill="auto"/>
             <w:tcMar>
               <w:top w:w="60" w:type="dxa"/>
               <w:left w:w="45" w:type="dxa"/>
@@ -531,60 +842,139 @@
           </w:tcPr>
           <w:p>
             <w:pPr>
-              <w:spacing w:before="0" w:after="0"/>
               <w:jc w:val="center"/>
-            </w:pPr>
-            <w:r>
-              <w:rPr>
-                <w:rFonts w:ascii="Segoe UI Symbol" w:hAnsi="Segoe UI Symbol" w:eastAsia="Segoe UI Symbol" w:cs="Segoe UI Symbol"/>
-                <w:color w:val="D7DCE3"/>
-                <w:sz w:val="48"/>
-                <w:spacing w:val="-1680"/>
-                <w:w w:val="350"/>
-              </w:rPr>
-              <w:t>┄</w:t>
-            </w:r>
-            <w:r>
-              <w:rPr>
-                <w:rFonts w:ascii="Segoe UI Symbol" w:hAnsi="Segoe UI Symbol" w:eastAsia="Segoe UI Symbol" w:cs="Segoe UI Symbol"/>
-                <w:color w:val="D7DCE3"/>
-                <w:sz w:val="122"/>
-                <w:spacing w:val="-1220"/>
-              </w:rPr>
-              <w:t>┆</w:t>
-            </w:r>
-            <w:r>
-              <w:rPr>
-                <w:sz w:val="2"/>
-              </w:rPr>
-              <w:t xml:space="preserve"> </w:t>
-            </w:r>
-          </w:p>
-        </w:tc>
-        <w:tc>
-          <w:tcPr>
-            <w:tcW w:w="216" w:type="dxa"/>
+              <w:keepNext/>
+            </w:pPr>
+            <w:r>
+              <w:rPr>
+                <w:noProof/>
+              </w:rPr>
+              <w:drawing>
+                <wp:anchor distT="0" distB="0" distL="114300" distR="114300" simplePos="0" relativeHeight="251671552" behindDoc="1" locked="0" layoutInCell="1" allowOverlap="1" wp14:anchorId="2C0F90F2" wp14:editId="6C386489">
+                  <wp:simplePos x="0" y="0"/>
+                  <wp:positionH relativeFrom="column">
+                    <wp:posOffset>-14605</wp:posOffset>
+                  </wp:positionH>
+                  <wp:positionV relativeFrom="paragraph">
+                    <wp:posOffset>-37465</wp:posOffset>
+                  </wp:positionV>
+                  <wp:extent cx="887730" cy="940435"/>
+                  <wp:effectExtent l="0" t="0" r="7620" b="0"/>
+                  <wp:wrapNone/>
+                  <wp:docPr id="7" name="圖片 7" descr="田字格- 抖音百科"/>
+                  <wp:cNvGraphicFramePr>
+                    <a:graphicFrameLocks xmlns:a="http://schemas.openxmlformats.org/drawingml/2006/main" noChangeAspect="1"/>
+                  </wp:cNvGraphicFramePr>
+                  <a:graphic xmlns:a="http://schemas.openxmlformats.org/drawingml/2006/main">
+                    <a:graphicData uri="http://schemas.openxmlformats.org/drawingml/2006/picture">
+                      <pic:pic xmlns:pic="http://schemas.openxmlformats.org/drawingml/2006/picture">
+                        <pic:nvPicPr>
+                          <pic:cNvPr id="0" name="Picture 1" descr="田字格- 抖音百科"/>
+                          <pic:cNvPicPr>
+                            <a:picLocks noChangeAspect="1" noChangeArrowheads="1"/>
+                          </pic:cNvPicPr>
+                        </pic:nvPicPr>
+                        <pic:blipFill rotWithShape="1">
+                          <a:blip r:embed="rId7" cstate="print">
+                            <a:duotone>
+                              <a:schemeClr val="bg2">
+                                <a:shade val="45000"/>
+                                <a:satMod val="135000"/>
+                              </a:schemeClr>
+                              <a:prstClr val="white"/>
+                            </a:duotone>
+                            <a:extLst>
+                              <a:ext uri="{28A0092B-C50C-407E-A947-70E740481C1C}">
+                                <a14:useLocalDpi xmlns:a14="http://schemas.microsoft.com/office/drawing/2010/main" val="0"/>
+                              </a:ext>
+                            </a:extLst>
+                          </a:blip>
+                          <a:srcRect l="3020" t="2233" r="3357" b="3943"/>
+                          <a:stretch/>
+                        </pic:blipFill>
+                        <pic:spPr bwMode="auto">
+                          <a:xfrm>
+                            <a:off x="0" y="0"/>
+                            <a:ext cx="887730" cy="940435"/>
+                          </a:xfrm>
+                          <a:prstGeom prst="rect">
+                            <a:avLst/>
+                          </a:prstGeom>
+                          <a:noFill/>
+                          <a:ln>
+                            <a:noFill/>
+                          </a:ln>
+                          <a:extLst>
+                            <a:ext uri="{53640926-AAD7-44D8-BBD7-CCE9431645EC}">
+                              <a14:shadowObscured xmlns:a14="http://schemas.microsoft.com/office/drawing/2010/main"/>
+                            </a:ext>
+                          </a:extLst>
+                        </pic:spPr>
+                      </pic:pic>
+                    </a:graphicData>
+                  </a:graphic>
+                  <wp14:sizeRelH relativeFrom="margin">
+                    <wp14:pctWidth>0</wp14:pctWidth>
+                  </wp14:sizeRelH>
+                  <wp14:sizeRelV relativeFrom="margin">
+                    <wp14:pctHeight>0</wp14:pctHeight>
+                  </wp14:sizeRelV>
+                </wp:anchor>
+              </w:drawing>
+            </w:r>
+          </w:p>
+        </w:tc>
+        <w:tc>
+          <w:tcPr>
+            <w:tcW w:w="513" w:type="dxa"/>
+            <w:tcBorders>
+              <w:top w:val="single" w:sz="18" w:space="0" w:color="7F7F7F" w:themeColor="text1" w:themeTint="80"/>
+              <w:left w:val="single" w:sz="18" w:space="0" w:color="7F7F7F" w:themeColor="text1" w:themeTint="80"/>
+              <w:bottom w:val="single" w:sz="18" w:space="0" w:color="7F7F7F" w:themeColor="text1" w:themeTint="80"/>
+              <w:right w:val="single" w:sz="18" w:space="0" w:color="7F7F7F" w:themeColor="text1" w:themeTint="80"/>
+            </w:tcBorders>
+            <w:shd w:val="clear" w:color="auto" w:fill="auto"/>
+            <w:vAlign w:val="center"/>
+          </w:tcPr>
+          <w:p>
+            <w:pPr>
+              <w:spacing w:beforeLines="10" w:before="24"/>
+              <w:ind w:leftChars="-140" w:left="-308"/>
+              <w:jc w:val="center"/>
+              <w:keepNext/>
+            </w:pPr>
+            <w:bookmarkStart w:id="0" w:name="_GoBack"/>
+            <w:bookmarkEnd w:id="0"/>
+          </w:p>
+        </w:tc>
+        <w:tc>
+          <w:tcPr>
+            <w:tcW w:w="68" w:type="dxa"/>
             <w:tcBorders>
               <w:top w:val="nil"/>
-              <w:left w:val="nil"/>
+              <w:left w:val="single" w:sz="18" w:space="0" w:color="7F7F7F" w:themeColor="text1" w:themeTint="80"/>
               <w:bottom w:val="nil"/>
               <w:right w:val="nil"/>
             </w:tcBorders>
             <w:shd w:val="clear" w:color="auto" w:fill="FFFFFF"/>
             <w:vAlign w:val="center"/>
           </w:tcPr>
-          <w:p/>
-        </w:tc>
-        <w:tc>
-          <w:tcPr>
-            <w:tcW w:w="1800" w:type="dxa"/>
+          <w:p>
+            <w:pPr>
+              <w:keepNext/>
+            </w:pPr>
+          </w:p>
+        </w:tc>
+        <w:tc>
+          <w:tcPr>
+            <w:tcW w:w="1448" w:type="dxa"/>
             <w:tcBorders>
               <w:top w:val="single" w:sz="20" w:space="0" w:color="7030A0"/>
               <w:left w:val="single" w:sz="20" w:space="0" w:color="7030A0"/>
               <w:bottom w:val="single" w:sz="20" w:space="0" w:color="7030A0"/>
-              <w:right w:val="single" w:sz="20" w:space="0" w:color="7030A0"/>
-            </w:tcBorders>
-            <w:shd w:val="clear" w:color="auto" w:fill="FAF5FF"/>
+              <w:right w:val="single" w:sz="18" w:space="0" w:color="7030A0"/>
+            </w:tcBorders>
+            <w:shd w:val="clear" w:color="auto" w:fill="auto"/>
             <w:tcMar>
               <w:top w:w="60" w:type="dxa"/>
               <w:left w:w="45" w:type="dxa"/>
@@ -597,16 +987,135 @@
             <w:pPr>
               <w:jc w:val="center"/>
               <w:rPr>
-                <w:rFonts w:ascii="ㄅ字嗨注音標楷 Regular" w:eastAsia="ㄅ字嗨注音標楷 Regular" w:hint="eastAsia"/>
+                <w:rFonts w:ascii="ㄅ字嗨注音標楷 Regular" w:eastAsia="ㄅ字嗨注音標楷 Regular"/>
+                <w:b/>
+                <w:color w:val="D9D9D9" w:themeColor="background1" w:themeShade="D9"/>
+                <w:sz w:val="100"/>
+                <w:szCs w:val="100"/>
+              </w:rPr>
+              <w:keepNext/>
+            </w:pPr>
+            <w:r>
+              <w:rPr>
+                <w:b/>
+                <w:noProof/>
+              </w:rPr>
+              <w:drawing>
+                <wp:anchor distT="0" distB="0" distL="114300" distR="114300" simplePos="0" relativeHeight="251677696" behindDoc="1" locked="0" layoutInCell="1" allowOverlap="1" wp14:anchorId="1EC15CFA" wp14:editId="7B18AD12">
+                  <wp:simplePos x="0" y="0"/>
+                  <wp:positionH relativeFrom="column">
+                    <wp:posOffset>-2540</wp:posOffset>
+                  </wp:positionH>
+                  <wp:positionV relativeFrom="paragraph">
+                    <wp:posOffset>-31115</wp:posOffset>
+                  </wp:positionV>
+                  <wp:extent cx="887730" cy="940435"/>
+                  <wp:effectExtent l="0" t="0" r="7620" b="0"/>
+                  <wp:wrapNone/>
+                  <wp:docPr id="11" name="圖片 11" descr="田字格- 抖音百科"/>
+                  <wp:cNvGraphicFramePr>
+                    <a:graphicFrameLocks xmlns:a="http://schemas.openxmlformats.org/drawingml/2006/main" noChangeAspect="1"/>
+                  </wp:cNvGraphicFramePr>
+                  <a:graphic xmlns:a="http://schemas.openxmlformats.org/drawingml/2006/main">
+                    <a:graphicData uri="http://schemas.openxmlformats.org/drawingml/2006/picture">
+                      <pic:pic xmlns:pic="http://schemas.openxmlformats.org/drawingml/2006/picture">
+                        <pic:nvPicPr>
+                          <pic:cNvPr id="0" name="Picture 1" descr="田字格- 抖音百科"/>
+                          <pic:cNvPicPr>
+                            <a:picLocks noChangeAspect="1" noChangeArrowheads="1"/>
+                          </pic:cNvPicPr>
+                        </pic:nvPicPr>
+                        <pic:blipFill rotWithShape="1">
+                          <a:blip r:embed="rId7" cstate="print">
+                            <a:duotone>
+                              <a:schemeClr val="bg2">
+                                <a:shade val="45000"/>
+                                <a:satMod val="135000"/>
+                              </a:schemeClr>
+                              <a:prstClr val="white"/>
+                            </a:duotone>
+                            <a:extLst>
+                              <a:ext uri="{28A0092B-C50C-407E-A947-70E740481C1C}">
+                                <a14:useLocalDpi xmlns:a14="http://schemas.microsoft.com/office/drawing/2010/main" val="0"/>
+                              </a:ext>
+                            </a:extLst>
+                          </a:blip>
+                          <a:srcRect l="3020" t="2233" r="3357" b="3943"/>
+                          <a:stretch/>
+                        </pic:blipFill>
+                        <pic:spPr bwMode="auto">
+                          <a:xfrm>
+                            <a:off x="0" y="0"/>
+                            <a:ext cx="887730" cy="940435"/>
+                          </a:xfrm>
+                          <a:prstGeom prst="rect">
+                            <a:avLst/>
+                          </a:prstGeom>
+                          <a:noFill/>
+                          <a:ln>
+                            <a:noFill/>
+                          </a:ln>
+                          <a:extLst>
+                            <a:ext uri="{53640926-AAD7-44D8-BBD7-CCE9431645EC}">
+                              <a14:shadowObscured xmlns:a14="http://schemas.microsoft.com/office/drawing/2010/main"/>
+                            </a:ext>
+                          </a:extLst>
+                        </pic:spPr>
+                      </pic:pic>
+                    </a:graphicData>
+                  </a:graphic>
+                  <wp14:sizeRelH relativeFrom="margin">
+                    <wp14:pctWidth>0</wp14:pctWidth>
+                  </wp14:sizeRelH>
+                  <wp14:sizeRelV relativeFrom="margin">
+                    <wp14:pctHeight>0</wp14:pctHeight>
+                  </wp14:sizeRelV>
+                </wp:anchor>
+              </w:drawing>
+            </w:r>
+            <w:r>
+              <w:rPr>
+                <w:b/>
+                <w:noProof/>
+                <w:color w:val="D9D9D9" w:themeColor="background1" w:themeShade="D9"/>
+                <w:sz w:val="100"/>
+                <w:szCs w:val="100"/>
+              </w:rPr>
+              <w:t xml:space="preserve">肉</w:t>
+            </w:r>
+          </w:p>
+        </w:tc>
+        <w:tc>
+          <w:tcPr>
+            <w:tcW w:w="512" w:type="dxa"/>
+            <w:tcBorders>
+              <w:top w:val="single" w:sz="20" w:space="0" w:color="7030A0"/>
+              <w:left w:val="single" w:sz="18" w:space="0" w:color="7030A0"/>
+              <w:bottom w:val="single" w:sz="20" w:space="0" w:color="7030A0"/>
+              <w:right w:val="single" w:sz="20" w:space="0" w:color="7030A0"/>
+            </w:tcBorders>
+            <w:shd w:val="clear" w:color="auto" w:fill="auto"/>
+            <w:vAlign w:val="center"/>
+          </w:tcPr>
+          <w:p>
+            <w:pPr>
+              <w:spacing w:beforeLines="10" w:before="24"/>
+              <w:ind w:leftChars="-140" w:left="-308"/>
+              <w:jc w:val="center"/>
+              <w:rPr>
+                <w:rFonts w:ascii="ㄅ字嗨注音標楷 Regular" w:eastAsia="ㄅ字嗨注音標楷 Regular"/>
                 <w:color w:val="C7CBD1"/>
-                <w:sz w:val="96"/>
-              </w:rPr>
-            </w:pPr>
-            <w:r>
-              <w:rPr>
-                <w:rFonts w:ascii="ㄅ字嗨注音標楷 Regular" w:eastAsia="ㄅ字嗨注音標楷 Regular" w:hint="eastAsia"/>
-                <w:color w:val="C7CBD1"/>
-                <w:sz w:val="96"/>
+                <w:sz w:val="90"/>
+                <w:szCs w:val="90"/>
+              </w:rPr>
+              <w:keepNext/>
+            </w:pPr>
+            <w:r>
+              <w:rPr>
+                <w:rFonts w:ascii="ㄅ字嗨注音而已 R" w:eastAsia="ㄅ字嗨注音而已 R"/>
+                <w:color w:val="D9D9D9" w:themeColor="background1" w:themeShade="D9"/>
+                <w:sz w:val="90"/>
+                <w:szCs w:val="90"/>
               </w:rPr>
               <w:t xml:space="preserve">肉</w:t>
             </w:r>
@@ -619,9 +1128,8 @@
         <w:pBdr>
           <w:bottom w:val="single" w:sz="6" w:space="1" w:color="auto"/>
         </w:pBdr>
-        <w:spacing w:before="80" w:after="200" w:line="252" w:lineRule="auto"/>
+        <w:spacing w:before="40" w:after="60" w:line="240" w:lineRule="exact"/>
         <w:rPr>
-          <w:rFonts w:hint="eastAsia"/>
           <w:color w:val="374151"/>
           <w:sz w:val="21"/>
           <w:szCs w:val="20"/>
@@ -663,6 +1171,7 @@
     <w:p>
       <w:pPr>
         <w:jc w:val="center"/>
+        <w:spacing w:before="0" w:after="0" w:line="20" w:lineRule="exact"/>
       </w:pPr>
     </w:p>
     <w:tbl>
@@ -691,10 +1200,10 @@
           <w:tcPr>
             <w:tcW w:w="1489" w:type="dxa"/>
             <w:tcBorders>
-              <w:top w:val="single" w:sz="8" w:space="0" w:color="CBD5E1"/>
-              <w:left w:val="single" w:sz="8" w:space="0" w:color="CBD5E1"/>
-              <w:bottom w:val="single" w:sz="8" w:space="0" w:color="CBD5E1"/>
-              <w:right w:val="single" w:sz="8" w:space="0" w:color="CBD5E1"/>
+              <w:top w:val="single" w:sz="8" w:space="0" w:color="000000" w:themeColor="text1"/>
+              <w:left w:val="single" w:sz="8" w:space="0" w:color="000000" w:themeColor="text1"/>
+              <w:bottom w:val="single" w:sz="8" w:space="0" w:color="000000" w:themeColor="text1"/>
+              <w:right w:val="single" w:sz="8" w:space="0" w:color="000000" w:themeColor="text1"/>
             </w:tcBorders>
             <w:shd w:val="clear" w:color="auto" w:fill="F3F4F6"/>
             <w:tcMar>
@@ -740,10 +1249,10 @@
           <w:tcPr>
             <w:tcW w:w="6156" w:type="dxa"/>
             <w:tcBorders>
-              <w:top w:val="single" w:sz="8" w:space="0" w:color="CBD5E1"/>
-              <w:left w:val="single" w:sz="8" w:space="0" w:color="CBD5E1"/>
-              <w:bottom w:val="single" w:sz="8" w:space="0" w:color="CBD5E1"/>
-              <w:right w:val="single" w:sz="8" w:space="0" w:color="CBD5E1"/>
+              <w:top w:val="single" w:sz="8" w:space="0" w:color="000000" w:themeColor="text1"/>
+              <w:left w:val="single" w:sz="8" w:space="0" w:color="000000" w:themeColor="text1"/>
+              <w:bottom w:val="single" w:sz="8" w:space="0" w:color="000000" w:themeColor="text1"/>
+              <w:right w:val="single" w:sz="8" w:space="0" w:color="000000" w:themeColor="text1"/>
             </w:tcBorders>
             <w:shd w:val="clear" w:color="auto" w:fill="FFFFFF"/>
             <w:tcMar>
@@ -774,7 +1283,7 @@
                 <w:color w:val="6B7280"/>
                 <w:sz w:val="21"/>
               </w:rPr>
-              <w:t xml:space="preserve">： </w:t>
+              <w:t>：</w:t>
             </w:r>
             <w:r>
               <w:rPr>
@@ -852,7 +1361,7 @@
               <w:rPr>
                 <w:rFonts w:ascii="ㄅ字嗨注音而已 R" w:eastAsia="ㄅ字嗨注音而已 R" w:hint="eastAsia"/>
                 <w:color w:val="000000" w:themeColor="text1"/>
-                <w:sz w:val="32"/>
+                <w:sz w:val="36"/>
                 <w:szCs w:val="32"/>
               </w:rPr>
               <w:t xml:space="preserve">學</w:t>
@@ -861,7 +1370,7 @@
               <w:rPr>
                 <w:rFonts w:ascii="ㄅ字嗨注音而已 R" w:eastAsia="ㄅ字嗨注音而已 R" w:hint="eastAsia"/>
                 <w:color w:val="000000" w:themeColor="text1"/>
-                <w:sz w:val="32"/>
+                <w:sz w:val="36"/>
                 <w:szCs w:val="32"/>
               </w:rPr>
             </w:r>
@@ -869,7 +1378,7 @@
               <w:rPr>
                 <w:rFonts w:ascii="ㄅ字嗨注音而已 R" w:eastAsia="ㄅ字嗨注音而已 R" w:hint="eastAsia"/>
                 <w:color w:val="000000" w:themeColor="text1"/>
-                <w:sz w:val="32"/>
+                <w:sz w:val="36"/>
                 <w:szCs w:val="32"/>
               </w:rPr>
             </w:r>
@@ -879,10 +1388,10 @@
           <w:tcPr>
             <w:tcW w:w="2088" w:type="dxa"/>
             <w:tcBorders>
-              <w:top w:val="dashed" w:sz="8" w:space="0" w:color="CBD5E1"/>
-              <w:left w:val="dashed" w:sz="8" w:space="0" w:color="CBD5E1"/>
-              <w:bottom w:val="dashed" w:sz="8" w:space="0" w:color="CBD5E1"/>
-              <w:right w:val="dashed" w:sz="8" w:space="0" w:color="CBD5E1"/>
+              <w:top w:val="single" w:sz="8" w:space="0" w:color="000000" w:themeColor="text1"/>
+              <w:left w:val="single" w:sz="8" w:space="0" w:color="000000" w:themeColor="text1"/>
+              <w:bottom w:val="single" w:sz="8" w:space="0" w:color="000000" w:themeColor="text1"/>
+              <w:right w:val="single" w:sz="8" w:space="0" w:color="000000" w:themeColor="text1"/>
             </w:tcBorders>
             <w:shd w:val="clear" w:color="auto" w:fill="F8FAFC"/>
             <w:tcMar>
@@ -905,11 +1414,12 @@
     <w:p>
       <w:pPr>
         <w:keepNext/>
+        <w:spacing w:before="0" w:after="0" w:line="60" w:lineRule="exact"/>
       </w:pPr>
     </w:p>
     <w:tbl>
       <w:tblPr>
-        <w:tblW w:w="9705" w:type="dxa"/>
+        <w:tblW w:w="10040" w:type="dxa"/>
         <w:jc w:val="center"/>
         <w:tblLayout w:type="fixed"/>
         <w:tblCellMar>
@@ -919,32 +1429,37 @@
         <w:tblLook w:val="04A0" w:firstRow="1" w:lastRow="0" w:firstColumn="1" w:lastColumn="0" w:noHBand="0" w:noVBand="1"/>
       </w:tblPr>
       <w:tblGrid>
-        <w:gridCol w:w="1800"/>
-        <w:gridCol w:w="216"/>
-        <w:gridCol w:w="1800"/>
-        <w:gridCol w:w="216"/>
-        <w:gridCol w:w="1800"/>
-        <w:gridCol w:w="216"/>
-        <w:gridCol w:w="1800"/>
-        <w:gridCol w:w="216"/>
-        <w:gridCol w:w="1800"/>
+        <w:gridCol w:w="1442"/>
+        <w:gridCol w:w="525"/>
+        <w:gridCol w:w="69"/>
+        <w:gridCol w:w="1442"/>
+        <w:gridCol w:w="503"/>
+        <w:gridCol w:w="65"/>
+        <w:gridCol w:w="1443"/>
+        <w:gridCol w:w="511"/>
+        <w:gridCol w:w="65"/>
+        <w:gridCol w:w="1443"/>
+        <w:gridCol w:w="511"/>
+        <w:gridCol w:w="68"/>
+        <w:gridCol w:w="1443"/>
+        <w:gridCol w:w="510"/>
       </w:tblGrid>
       <w:tr>
         <w:trPr>
           <w:cantSplit/>
-          <w:trHeight w:hRule="exact" w:val="1800"/>
+          <w:trHeight w:hRule="exact" w:val="1491"/>
           <w:jc w:val="center"/>
         </w:trPr>
         <w:tc>
           <w:tcPr>
-            <w:tcW w:w="1800" w:type="dxa"/>
+            <w:tcW w:w="1446" w:type="dxa"/>
             <w:tcBorders>
               <w:top w:val="single" w:sz="20" w:space="0" w:color="EF4444"/>
               <w:left w:val="single" w:sz="20" w:space="0" w:color="EF4444"/>
               <w:bottom w:val="single" w:sz="20" w:space="0" w:color="EF4444"/>
-              <w:right w:val="single" w:sz="20" w:space="0" w:color="EF4444"/>
-            </w:tcBorders>
-            <w:shd w:val="clear" w:color="auto" w:fill="FEF2F2"/>
+              <w:right w:val="single" w:sz="18" w:space="0" w:color="FF0000"/>
+            </w:tcBorders>
+            <w:shd w:val="clear" w:color="auto" w:fill="auto"/>
             <w:tcMar>
               <w:top w:w="60" w:type="dxa"/>
               <w:left w:w="45" w:type="dxa"/>
@@ -955,66 +1470,183 @@
           </w:tcPr>
           <w:p>
             <w:pPr>
-              <w:spacing w:before="0" w:after="0"/>
               <w:jc w:val="center"/>
               <w:rPr>
-                <w:rFonts w:ascii="ㄅ字嗨注音標楷 Regular" w:eastAsia="ㄅ字嗨注音標楷 Regular" w:hint="eastAsia"/>
+                <w:sz w:val="100"/>
+                <w:szCs w:val="100"/>
+              </w:rPr>
+              <w:keepNext/>
+            </w:pPr>
+            <w:r>
+              <w:rPr>
+                <w:noProof/>
+              </w:rPr>
+              <w:drawing>
+                <wp:anchor distT="0" distB="0" distL="114300" distR="114300" simplePos="0" relativeHeight="251673600" behindDoc="1" locked="0" layoutInCell="1" allowOverlap="1" wp14:anchorId="1EC15CFA" wp14:editId="7B18AD12">
+                  <wp:simplePos x="0" y="0"/>
+                  <wp:positionH relativeFrom="column">
+                    <wp:posOffset>-23495</wp:posOffset>
+                  </wp:positionH>
+                  <wp:positionV relativeFrom="paragraph">
+                    <wp:posOffset>-38100</wp:posOffset>
+                  </wp:positionV>
+                  <wp:extent cx="887730" cy="940435"/>
+                  <wp:effectExtent l="0" t="0" r="7620" b="0"/>
+                  <wp:wrapNone/>
+                  <wp:docPr id="9" name="圖片 9" descr="田字格- 抖音百科"/>
+                  <wp:cNvGraphicFramePr>
+                    <a:graphicFrameLocks xmlns:a="http://schemas.openxmlformats.org/drawingml/2006/main" noChangeAspect="1"/>
+                  </wp:cNvGraphicFramePr>
+                  <a:graphic xmlns:a="http://schemas.openxmlformats.org/drawingml/2006/main">
+                    <a:graphicData uri="http://schemas.openxmlformats.org/drawingml/2006/picture">
+                      <pic:pic xmlns:pic="http://schemas.openxmlformats.org/drawingml/2006/picture">
+                        <pic:nvPicPr>
+                          <pic:cNvPr id="0" name="Picture 1" descr="田字格- 抖音百科"/>
+                          <pic:cNvPicPr>
+                            <a:picLocks noChangeAspect="1" noChangeArrowheads="1"/>
+                          </pic:cNvPicPr>
+                        </pic:nvPicPr>
+                        <pic:blipFill rotWithShape="1">
+                          <a:blip r:embed="rId7" cstate="print">
+                            <a:duotone>
+                              <a:schemeClr val="bg2">
+                                <a:shade val="45000"/>
+                                <a:satMod val="135000"/>
+                              </a:schemeClr>
+                              <a:prstClr val="white"/>
+                            </a:duotone>
+                            <a:extLst>
+                              <a:ext uri="{28A0092B-C50C-407E-A947-70E740481C1C}">
+                                <a14:useLocalDpi xmlns:a14="http://schemas.microsoft.com/office/drawing/2010/main" val="0"/>
+                              </a:ext>
+                            </a:extLst>
+                          </a:blip>
+                          <a:srcRect l="3020" t="2233" r="3357" b="3943"/>
+                          <a:stretch/>
+                        </pic:blipFill>
+                        <pic:spPr bwMode="auto">
+                          <a:xfrm>
+                            <a:off x="0" y="0"/>
+                            <a:ext cx="887730" cy="940435"/>
+                          </a:xfrm>
+                          <a:prstGeom prst="rect">
+                            <a:avLst/>
+                          </a:prstGeom>
+                          <a:noFill/>
+                          <a:ln>
+                            <a:noFill/>
+                          </a:ln>
+                          <a:extLst>
+                            <a:ext uri="{53640926-AAD7-44D8-BBD7-CCE9431645EC}">
+                              <a14:shadowObscured xmlns:a14="http://schemas.microsoft.com/office/drawing/2010/main"/>
+                            </a:ext>
+                          </a:extLst>
+                        </pic:spPr>
+                      </pic:pic>
+                    </a:graphicData>
+                  </a:graphic>
+                  <wp14:sizeRelH relativeFrom="margin">
+                    <wp14:pctWidth>0</wp14:pctWidth>
+                  </wp14:sizeRelH>
+                  <wp14:sizeRelV relativeFrom="margin">
+                    <wp14:pctHeight>0</wp14:pctHeight>
+                  </wp14:sizeRelV>
+                </wp:anchor>
+              </w:drawing>
+            </w:r>
+            <w:r>
+              <w:rPr>
+                <w:noProof/>
+                <w:sz w:val="100"/>
+                <w:szCs w:val="100"/>
+              </w:rPr>
+              <w:t xml:space="preserve">學</w:t>
+            </w:r>
+          </w:p>
+        </w:tc>
+        <w:tc>
+          <w:tcPr>
+            <w:tcW w:w="526" w:type="dxa"/>
+            <w:tcBorders>
+              <w:top w:val="single" w:sz="20" w:space="0" w:color="EF4444"/>
+              <w:left w:val="single" w:sz="18" w:space="0" w:color="FF0000"/>
+              <w:bottom w:val="single" w:sz="20" w:space="0" w:color="EF4444"/>
+              <w:right w:val="single" w:sz="20" w:space="0" w:color="EF4444"/>
+            </w:tcBorders>
+            <w:shd w:val="clear" w:color="auto" w:fill="auto"/>
+            <w:tcMar>
+              <w:left w:w="0" w:type="dxa"/>
+              <w:right w:w="0" w:type="dxa"/>
+            </w:tcMar>
+            <w:vAlign w:val="center"/>
+          </w:tcPr>
+          <w:p>
+            <w:pPr>
+              <w:widowControl/>
+              <w:spacing w:beforeLines="10" w:before="24"/>
+              <w:ind w:leftChars="-140" w:left="-308"/>
+              <w:rPr>
+                <w:rFonts w:ascii="ㄅ字嗨注音而已 R" w:eastAsia="ㄅ字嗨注音而已 R"/>
                 <w:sz w:val="96"/>
               </w:rPr>
-            </w:pPr>
-            <w:r>
-              <w:rPr>
-                <w:rFonts w:ascii="Segoe UI Symbol" w:hAnsi="Segoe UI Symbol" w:eastAsia="Segoe UI Symbol" w:cs="Segoe UI Symbol"/>
-                <w:color w:val="D7DCE3"/>
-                <w:sz w:val="48"/>
-                <w:spacing w:val="-1680"/>
-                <w:w w:val="350"/>
-              </w:rPr>
-              <w:t>┄</w:t>
-            </w:r>
-            <w:r>
-              <w:rPr>
-                <w:rFonts w:ascii="Segoe UI Symbol" w:hAnsi="Segoe UI Symbol" w:eastAsia="Segoe UI Symbol" w:cs="Segoe UI Symbol"/>
-                <w:color w:val="D7DCE3"/>
-                <w:sz w:val="122"/>
-                <w:spacing w:val="-1220"/>
-              </w:rPr>
-              <w:t>┆</w:t>
-            </w:r>
-            <w:r>
-              <w:rPr>
-                <w:rStyle w:val="WorksheetCharacter"/>
-                <w:color w:val="1F2937"/>
+              <w:keepNext/>
+            </w:pPr>
+            <w:r>
+              <w:rPr>
+                <w:rFonts w:ascii="ㄅ字嗨注音而已 R" w:eastAsia="ㄅ字嗨注音而已 R"/>
+                <w:sz w:val="90"/>
+                <w:szCs w:val="90"/>
+              </w:rPr>
+              <w:t xml:space="preserve">學</w:t>
+            </w:r>
+            <w:r>
+              <w:rPr>
+                <w:rFonts w:ascii="ㄅ字嗨注音而已 R" w:eastAsia="ㄅ字嗨注音而已 R"/>
                 <w:sz w:val="96"/>
               </w:rPr>
-              <w:t xml:space="preserve">學</w:t>
-            </w:r>
-          </w:p>
-        </w:tc>
-        <w:tc>
-          <w:tcPr>
-            <w:tcW w:w="216" w:type="dxa"/>
+            </w:r>
+          </w:p>
+          <w:p>
+            <w:pPr>
+              <w:spacing w:beforeLines="70" w:before="168"/>
+              <w:ind w:leftChars="-140" w:left="-308"/>
+              <w:jc w:val="center"/>
+              <w:rPr>
+                <w:rFonts w:ascii="ㄅ字嗨注音標楷 Regular" w:eastAsia="ㄅ字嗨注音標楷 Regular"/>
+                <w:sz w:val="96"/>
+              </w:rPr>
+              <w:keepNext/>
+            </w:pPr>
+          </w:p>
+        </w:tc>
+        <w:tc>
+          <w:tcPr>
+            <w:tcW w:w="60" w:type="dxa"/>
             <w:tcBorders>
               <w:top w:val="nil"/>
               <w:left w:val="nil"/>
               <w:bottom w:val="nil"/>
-              <w:right w:val="nil"/>
+              <w:right w:val="single" w:sz="18" w:space="0" w:color="D5DCE4" w:themeColor="text2" w:themeTint="33"/>
             </w:tcBorders>
             <w:shd w:val="clear" w:color="auto" w:fill="FFFFFF"/>
             <w:vAlign w:val="center"/>
           </w:tcPr>
-          <w:p/>
-        </w:tc>
-        <w:tc>
-          <w:tcPr>
-            <w:tcW w:w="1800" w:type="dxa"/>
-            <w:tcBorders>
-              <w:top w:val="single" w:sz="12" w:space="0" w:color="CBD5E1"/>
-              <w:left w:val="single" w:sz="12" w:space="0" w:color="CBD5E1"/>
-              <w:bottom w:val="single" w:sz="12" w:space="0" w:color="CBD5E1"/>
-              <w:right w:val="single" w:sz="12" w:space="0" w:color="CBD5E1"/>
-            </w:tcBorders>
-            <w:shd w:val="clear" w:color="auto" w:fill="F8FAFC"/>
+          <w:p>
+            <w:pPr>
+              <w:keepNext/>
+            </w:pPr>
+          </w:p>
+        </w:tc>
+        <w:tc>
+          <w:tcPr>
+            <w:tcW w:w="1447" w:type="dxa"/>
+            <w:tcBorders>
+              <w:top w:val="single" w:sz="18" w:space="0" w:color="D5DCE4" w:themeColor="text2" w:themeTint="33"/>
+              <w:left w:val="single" w:sz="18" w:space="0" w:color="D5DCE4" w:themeColor="text2" w:themeTint="33"/>
+              <w:bottom w:val="single" w:sz="18" w:space="0" w:color="D5DCE4" w:themeColor="text2" w:themeTint="33"/>
+              <w:right w:val="single" w:sz="18" w:space="0" w:color="D5DCE4" w:themeColor="text2" w:themeTint="33"/>
+            </w:tcBorders>
+            <w:shd w:val="clear" w:color="auto" w:fill="auto"/>
             <w:tcMar>
               <w:top w:w="60" w:type="dxa"/>
               <w:left w:w="45" w:type="dxa"/>
@@ -1025,66 +1657,176 @@
           </w:tcPr>
           <w:p>
             <w:pPr>
-              <w:spacing w:before="0" w:after="0"/>
               <w:jc w:val="center"/>
               <w:rPr>
-                <w:rFonts w:ascii="ㄅ字嗨注音標楷 Regular" w:eastAsia="ㄅ字嗨注音標楷 Regular" w:hint="eastAsia"/>
+                <w:rFonts w:ascii="ㄅ字嗨注音標楷 Regular" w:eastAsia="ㄅ字嗨注音標楷 Regular"/>
+                <w:color w:val="D9D9D9" w:themeColor="background1" w:themeShade="D9"/>
+                <w:sz w:val="100"/>
+                <w:szCs w:val="100"/>
+              </w:rPr>
+              <w:keepNext/>
+            </w:pPr>
+            <w:r>
+              <w:rPr>
+                <w:noProof/>
+              </w:rPr>
+              <w:drawing>
+                <wp:anchor distT="0" distB="0" distL="114300" distR="114300" simplePos="0" relativeHeight="251675648" behindDoc="1" locked="0" layoutInCell="1" allowOverlap="1" wp14:anchorId="1EC15CFA" wp14:editId="7B18AD12">
+                  <wp:simplePos x="0" y="0"/>
+                  <wp:positionH relativeFrom="column">
+                    <wp:posOffset>-9525</wp:posOffset>
+                  </wp:positionH>
+                  <wp:positionV relativeFrom="paragraph">
+                    <wp:posOffset>-36195</wp:posOffset>
+                  </wp:positionV>
+                  <wp:extent cx="887730" cy="940435"/>
+                  <wp:effectExtent l="0" t="0" r="7620" b="0"/>
+                  <wp:wrapNone/>
+                  <wp:docPr id="10" name="圖片 10" descr="田字格- 抖音百科"/>
+                  <wp:cNvGraphicFramePr>
+                    <a:graphicFrameLocks xmlns:a="http://schemas.openxmlformats.org/drawingml/2006/main" noChangeAspect="1"/>
+                  </wp:cNvGraphicFramePr>
+                  <a:graphic xmlns:a="http://schemas.openxmlformats.org/drawingml/2006/main">
+                    <a:graphicData uri="http://schemas.openxmlformats.org/drawingml/2006/picture">
+                      <pic:pic xmlns:pic="http://schemas.openxmlformats.org/drawingml/2006/picture">
+                        <pic:nvPicPr>
+                          <pic:cNvPr id="0" name="Picture 1" descr="田字格- 抖音百科"/>
+                          <pic:cNvPicPr>
+                            <a:picLocks noChangeAspect="1" noChangeArrowheads="1"/>
+                          </pic:cNvPicPr>
+                        </pic:nvPicPr>
+                        <pic:blipFill rotWithShape="1">
+                          <a:blip r:embed="rId7" cstate="print">
+                            <a:duotone>
+                              <a:schemeClr val="bg2">
+                                <a:shade val="45000"/>
+                                <a:satMod val="135000"/>
+                              </a:schemeClr>
+                              <a:prstClr val="white"/>
+                            </a:duotone>
+                            <a:extLst>
+                              <a:ext uri="{28A0092B-C50C-407E-A947-70E740481C1C}">
+                                <a14:useLocalDpi xmlns:a14="http://schemas.microsoft.com/office/drawing/2010/main" val="0"/>
+                              </a:ext>
+                            </a:extLst>
+                          </a:blip>
+                          <a:srcRect l="3020" t="2233" r="3357" b="3943"/>
+                          <a:stretch/>
+                        </pic:blipFill>
+                        <pic:spPr bwMode="auto">
+                          <a:xfrm>
+                            <a:off x="0" y="0"/>
+                            <a:ext cx="887730" cy="940435"/>
+                          </a:xfrm>
+                          <a:prstGeom prst="rect">
+                            <a:avLst/>
+                          </a:prstGeom>
+                          <a:noFill/>
+                          <a:ln>
+                            <a:noFill/>
+                          </a:ln>
+                          <a:extLst>
+                            <a:ext uri="{53640926-AAD7-44D8-BBD7-CCE9431645EC}">
+                              <a14:shadowObscured xmlns:a14="http://schemas.microsoft.com/office/drawing/2010/main"/>
+                            </a:ext>
+                          </a:extLst>
+                        </pic:spPr>
+                      </pic:pic>
+                    </a:graphicData>
+                  </a:graphic>
+                  <wp14:sizeRelH relativeFrom="margin">
+                    <wp14:pctWidth>0</wp14:pctWidth>
+                  </wp14:sizeRelH>
+                  <wp14:sizeRelV relativeFrom="margin">
+                    <wp14:pctHeight>0</wp14:pctHeight>
+                  </wp14:sizeRelV>
+                </wp:anchor>
+              </w:drawing>
+            </w:r>
+            <w:r>
+              <w:rPr>
+                <w:noProof/>
+                <w:color w:val="D9D9D9" w:themeColor="background1" w:themeShade="D9"/>
+                <w:sz w:val="100"/>
+                <w:szCs w:val="100"/>
+              </w:rPr>
+              <w:t xml:space="preserve">學</w:t>
+            </w:r>
+          </w:p>
+        </w:tc>
+        <w:tc>
+          <w:tcPr>
+            <w:tcW w:w="505" w:type="dxa"/>
+            <w:tcBorders>
+              <w:top w:val="single" w:sz="18" w:space="0" w:color="D5DCE4" w:themeColor="text2" w:themeTint="33"/>
+              <w:left w:val="single" w:sz="18" w:space="0" w:color="D5DCE4" w:themeColor="text2" w:themeTint="33"/>
+              <w:bottom w:val="single" w:sz="18" w:space="0" w:color="D5DCE4" w:themeColor="text2" w:themeTint="33"/>
+              <w:right w:val="single" w:sz="18" w:space="0" w:color="D5DCE4" w:themeColor="text2" w:themeTint="33"/>
+            </w:tcBorders>
+            <w:shd w:val="clear" w:color="auto" w:fill="auto"/>
+            <w:vAlign w:val="center"/>
+          </w:tcPr>
+          <w:p>
+            <w:pPr>
+              <w:widowControl/>
+              <w:spacing w:beforeLines="10" w:before="24"/>
+              <w:ind w:leftChars="-140" w:left="-308"/>
+              <w:rPr>
+                <w:rFonts w:ascii="ㄅ字嗨注音而已 R" w:eastAsia="ㄅ字嗨注音而已 R"/>
+                <w:color w:val="D9D9D9" w:themeColor="background1" w:themeShade="D9"/>
+                <w:sz w:val="90"/>
+                <w:szCs w:val="90"/>
+              </w:rPr>
+              <w:keepNext/>
+            </w:pPr>
+            <w:r>
+              <w:rPr>
+                <w:rFonts w:ascii="ㄅ字嗨注音而已 R" w:eastAsia="ㄅ字嗨注音而已 R"/>
+                <w:color w:val="D9D9D9" w:themeColor="background1" w:themeShade="D9"/>
+                <w:sz w:val="90"/>
+                <w:szCs w:val="90"/>
+              </w:rPr>
+              <w:t xml:space="preserve">學</w:t>
+            </w:r>
+          </w:p>
+          <w:p>
+            <w:pPr>
+              <w:jc w:val="center"/>
+              <w:rPr>
+                <w:rFonts w:ascii="ㄅ字嗨注音而已 R" w:eastAsia="ㄅ字嗨注音而已 R"/>
                 <w:sz w:val="96"/>
               </w:rPr>
-            </w:pPr>
-            <w:r>
-              <w:rPr>
-                <w:rFonts w:ascii="Segoe UI Symbol" w:hAnsi="Segoe UI Symbol" w:eastAsia="Segoe UI Symbol" w:cs="Segoe UI Symbol"/>
-                <w:color w:val="D7DCE3"/>
-                <w:sz w:val="48"/>
-                <w:spacing w:val="-1680"/>
-                <w:w w:val="350"/>
-              </w:rPr>
-              <w:t>┄</w:t>
-            </w:r>
-            <w:r>
-              <w:rPr>
-                <w:rFonts w:ascii="Segoe UI Symbol" w:hAnsi="Segoe UI Symbol" w:eastAsia="Segoe UI Symbol" w:cs="Segoe UI Symbol"/>
-                <w:color w:val="D7DCE3"/>
-                <w:sz w:val="122"/>
-                <w:spacing w:val="-1220"/>
-              </w:rPr>
-              <w:t>┆</w:t>
-            </w:r>
-            <w:r>
-              <w:rPr>
-                <w:rStyle w:val="WorksheetCharacter"/>
-                <w:color w:val="C7CBD1"/>
-                <w:sz w:val="96"/>
-              </w:rPr>
-              <w:t xml:space="preserve">學</w:t>
-            </w:r>
-          </w:p>
-        </w:tc>
-        <w:tc>
-          <w:tcPr>
-            <w:tcW w:w="216" w:type="dxa"/>
+              <w:keepNext/>
+            </w:pPr>
+          </w:p>
+        </w:tc>
+        <w:tc>
+          <w:tcPr>
+            <w:tcW w:w="58" w:type="dxa"/>
             <w:tcBorders>
               <w:top w:val="nil"/>
-              <w:left w:val="nil"/>
+              <w:left w:val="single" w:sz="18" w:space="0" w:color="D5DCE4" w:themeColor="text2" w:themeTint="33"/>
               <w:bottom w:val="nil"/>
-              <w:right w:val="nil"/>
             </w:tcBorders>
             <w:shd w:val="clear" w:color="auto" w:fill="FFFFFF"/>
             <w:vAlign w:val="center"/>
           </w:tcPr>
-          <w:p/>
-        </w:tc>
-        <w:tc>
-          <w:tcPr>
-            <w:tcW w:w="1800" w:type="dxa"/>
-            <w:tcBorders>
-              <w:top w:val="dashed" w:sz="10" w:space="0" w:color="CBD5E1"/>
-              <w:left w:val="dashed" w:sz="10" w:space="0" w:color="CBD5E1"/>
-              <w:bottom w:val="dashed" w:sz="10" w:space="0" w:color="CBD5E1"/>
-              <w:right w:val="dashed" w:sz="10" w:space="0" w:color="CBD5E1"/>
-            </w:tcBorders>
-            <w:shd w:val="clear" w:color="auto" w:fill="FFFFFF"/>
+          <w:p>
+            <w:pPr>
+              <w:keepNext/>
+            </w:pPr>
+          </w:p>
+        </w:tc>
+        <w:tc>
+          <w:tcPr>
+            <w:tcW w:w="1448" w:type="dxa"/>
+            <w:tcBorders>
+              <w:top w:val="single" w:sz="18" w:space="0" w:color="7F7F7F" w:themeColor="text1" w:themeTint="80"/>
+              <w:left w:val="single" w:sz="18" w:space="0" w:color="7F7F7F" w:themeColor="text1" w:themeTint="80"/>
+              <w:bottom w:val="single" w:sz="18" w:space="0" w:color="7F7F7F" w:themeColor="text1" w:themeTint="80"/>
+              <w:right w:val="single" w:sz="18" w:space="0" w:color="7F7F7F" w:themeColor="text1" w:themeTint="80"/>
+            </w:tcBorders>
+            <w:shd w:val="clear" w:color="auto" w:fill="auto"/>
             <w:tcMar>
               <w:top w:w="60" w:type="dxa"/>
               <w:left w:w="45" w:type="dxa"/>
@@ -1095,60 +1837,137 @@
           </w:tcPr>
           <w:p>
             <w:pPr>
-              <w:spacing w:before="0" w:after="0"/>
               <w:jc w:val="center"/>
-            </w:pPr>
-            <w:r>
-              <w:rPr>
-                <w:rFonts w:ascii="Segoe UI Symbol" w:hAnsi="Segoe UI Symbol" w:eastAsia="Segoe UI Symbol" w:cs="Segoe UI Symbol"/>
-                <w:color w:val="D7DCE3"/>
-                <w:sz w:val="48"/>
-                <w:spacing w:val="-1680"/>
-                <w:w w:val="350"/>
-              </w:rPr>
-              <w:t>┄</w:t>
-            </w:r>
-            <w:r>
-              <w:rPr>
-                <w:rFonts w:ascii="Segoe UI Symbol" w:hAnsi="Segoe UI Symbol" w:eastAsia="Segoe UI Symbol" w:cs="Segoe UI Symbol"/>
-                <w:color w:val="D7DCE3"/>
-                <w:sz w:val="122"/>
-                <w:spacing w:val="-1220"/>
-              </w:rPr>
-              <w:t>┆</w:t>
-            </w:r>
-            <w:r>
-              <w:rPr>
-                <w:sz w:val="2"/>
-              </w:rPr>
-              <w:t xml:space="preserve"> </w:t>
-            </w:r>
-          </w:p>
-        </w:tc>
-        <w:tc>
-          <w:tcPr>
-            <w:tcW w:w="216" w:type="dxa"/>
+              <w:keepNext/>
+            </w:pPr>
+            <w:r>
+              <w:rPr>
+                <w:noProof/>
+              </w:rPr>
+              <w:drawing>
+                <wp:anchor distT="0" distB="0" distL="114300" distR="114300" simplePos="0" relativeHeight="251669504" behindDoc="1" locked="0" layoutInCell="1" allowOverlap="1" wp14:anchorId="29F4982C" wp14:editId="277E876F">
+                  <wp:simplePos x="0" y="0"/>
+                  <wp:positionH relativeFrom="column">
+                    <wp:posOffset>-26670</wp:posOffset>
+                  </wp:positionH>
+                  <wp:positionV relativeFrom="paragraph">
+                    <wp:posOffset>-38100</wp:posOffset>
+                  </wp:positionV>
+                  <wp:extent cx="887730" cy="940435"/>
+                  <wp:effectExtent l="0" t="0" r="7620" b="0"/>
+                  <wp:wrapNone/>
+                  <wp:docPr id="6" name="圖片 6" descr="田字格- 抖音百科"/>
+                  <wp:cNvGraphicFramePr>
+                    <a:graphicFrameLocks xmlns:a="http://schemas.openxmlformats.org/drawingml/2006/main" noChangeAspect="1"/>
+                  </wp:cNvGraphicFramePr>
+                  <a:graphic xmlns:a="http://schemas.openxmlformats.org/drawingml/2006/main">
+                    <a:graphicData uri="http://schemas.openxmlformats.org/drawingml/2006/picture">
+                      <pic:pic xmlns:pic="http://schemas.openxmlformats.org/drawingml/2006/picture">
+                        <pic:nvPicPr>
+                          <pic:cNvPr id="0" name="Picture 1" descr="田字格- 抖音百科"/>
+                          <pic:cNvPicPr>
+                            <a:picLocks noChangeAspect="1" noChangeArrowheads="1"/>
+                          </pic:cNvPicPr>
+                        </pic:nvPicPr>
+                        <pic:blipFill rotWithShape="1">
+                          <a:blip r:embed="rId7" cstate="print">
+                            <a:duotone>
+                              <a:schemeClr val="bg2">
+                                <a:shade val="45000"/>
+                                <a:satMod val="135000"/>
+                              </a:schemeClr>
+                              <a:prstClr val="white"/>
+                            </a:duotone>
+                            <a:extLst>
+                              <a:ext uri="{28A0092B-C50C-407E-A947-70E740481C1C}">
+                                <a14:useLocalDpi xmlns:a14="http://schemas.microsoft.com/office/drawing/2010/main" val="0"/>
+                              </a:ext>
+                            </a:extLst>
+                          </a:blip>
+                          <a:srcRect l="3020" t="2233" r="3357" b="3943"/>
+                          <a:stretch/>
+                        </pic:blipFill>
+                        <pic:spPr bwMode="auto">
+                          <a:xfrm>
+                            <a:off x="0" y="0"/>
+                            <a:ext cx="887730" cy="940435"/>
+                          </a:xfrm>
+                          <a:prstGeom prst="rect">
+                            <a:avLst/>
+                          </a:prstGeom>
+                          <a:noFill/>
+                          <a:ln>
+                            <a:noFill/>
+                          </a:ln>
+                          <a:extLst>
+                            <a:ext uri="{53640926-AAD7-44D8-BBD7-CCE9431645EC}">
+                              <a14:shadowObscured xmlns:a14="http://schemas.microsoft.com/office/drawing/2010/main"/>
+                            </a:ext>
+                          </a:extLst>
+                        </pic:spPr>
+                      </pic:pic>
+                    </a:graphicData>
+                  </a:graphic>
+                  <wp14:sizeRelH relativeFrom="margin">
+                    <wp14:pctWidth>0</wp14:pctWidth>
+                  </wp14:sizeRelH>
+                  <wp14:sizeRelV relativeFrom="margin">
+                    <wp14:pctHeight>0</wp14:pctHeight>
+                  </wp14:sizeRelV>
+                </wp:anchor>
+              </w:drawing>
+            </w:r>
+          </w:p>
+        </w:tc>
+        <w:tc>
+          <w:tcPr>
+            <w:tcW w:w="513" w:type="dxa"/>
+            <w:tcBorders>
+              <w:top w:val="single" w:sz="18" w:space="0" w:color="7F7F7F" w:themeColor="text1" w:themeTint="80"/>
+              <w:left w:val="single" w:sz="18" w:space="0" w:color="7F7F7F" w:themeColor="text1" w:themeTint="80"/>
+              <w:bottom w:val="single" w:sz="18" w:space="0" w:color="7F7F7F" w:themeColor="text1" w:themeTint="80"/>
+              <w:right w:val="single" w:sz="18" w:space="0" w:color="7F7F7F" w:themeColor="text1" w:themeTint="80"/>
+            </w:tcBorders>
+            <w:shd w:val="clear" w:color="auto" w:fill="auto"/>
+            <w:vAlign w:val="center"/>
+          </w:tcPr>
+          <w:p>
+            <w:pPr>
+              <w:spacing w:beforeLines="10" w:before="24"/>
+              <w:ind w:leftChars="-140" w:left="-308"/>
+              <w:jc w:val="center"/>
+              <w:keepNext/>
+            </w:pPr>
+          </w:p>
+        </w:tc>
+        <w:tc>
+          <w:tcPr>
+            <w:tcW w:w="48" w:type="dxa"/>
             <w:tcBorders>
               <w:top w:val="nil"/>
-              <w:left w:val="nil"/>
-              <w:bottom w:val="nil"/>
-              <w:right w:val="nil"/>
+              <w:left w:val="single" w:sz="18" w:space="0" w:color="7F7F7F" w:themeColor="text1" w:themeTint="80"/>
+              <w:bottom w:val="single" w:sz="12" w:space="0" w:color="7F7F7F" w:themeColor="text1" w:themeTint="80"/>
+              <w:right w:val="single" w:sz="4" w:space="0" w:color="auto"/>
             </w:tcBorders>
             <w:shd w:val="clear" w:color="auto" w:fill="FFFFFF"/>
             <w:vAlign w:val="center"/>
           </w:tcPr>
-          <w:p/>
-        </w:tc>
-        <w:tc>
-          <w:tcPr>
-            <w:tcW w:w="1800" w:type="dxa"/>
-            <w:tcBorders>
-              <w:top w:val="dashed" w:sz="10" w:space="0" w:color="CBD5E1"/>
-              <w:left w:val="dashed" w:sz="10" w:space="0" w:color="CBD5E1"/>
-              <w:bottom w:val="dashed" w:sz="10" w:space="0" w:color="CBD5E1"/>
-              <w:right w:val="dashed" w:sz="10" w:space="0" w:color="CBD5E1"/>
-            </w:tcBorders>
-            <w:shd w:val="clear" w:color="auto" w:fill="FFFFFF"/>
+          <w:p>
+            <w:pPr>
+              <w:keepNext/>
+            </w:pPr>
+          </w:p>
+        </w:tc>
+        <w:tc>
+          <w:tcPr>
+            <w:tcW w:w="1448" w:type="dxa"/>
+            <w:tcBorders>
+              <w:top w:val="single" w:sz="18" w:space="0" w:color="7F7F7F" w:themeColor="text1" w:themeTint="80"/>
+              <w:left w:val="single" w:sz="18" w:space="0" w:color="7F7F7F" w:themeColor="text1" w:themeTint="80"/>
+              <w:bottom w:val="single" w:sz="18" w:space="0" w:color="7F7F7F" w:themeColor="text1" w:themeTint="80"/>
+              <w:right w:val="single" w:sz="18" w:space="0" w:color="7F7F7F" w:themeColor="text1" w:themeTint="80"/>
+            </w:tcBorders>
+            <w:shd w:val="clear" w:color="auto" w:fill="auto"/>
             <w:tcMar>
               <w:top w:w="60" w:type="dxa"/>
               <w:left w:w="45" w:type="dxa"/>
@@ -1159,60 +1978,139 @@
           </w:tcPr>
           <w:p>
             <w:pPr>
-              <w:spacing w:before="0" w:after="0"/>
               <w:jc w:val="center"/>
-            </w:pPr>
-            <w:r>
-              <w:rPr>
-                <w:rFonts w:ascii="Segoe UI Symbol" w:hAnsi="Segoe UI Symbol" w:eastAsia="Segoe UI Symbol" w:cs="Segoe UI Symbol"/>
-                <w:color w:val="D7DCE3"/>
-                <w:sz w:val="48"/>
-                <w:spacing w:val="-1680"/>
-                <w:w w:val="350"/>
-              </w:rPr>
-              <w:t>┄</w:t>
-            </w:r>
-            <w:r>
-              <w:rPr>
-                <w:rFonts w:ascii="Segoe UI Symbol" w:hAnsi="Segoe UI Symbol" w:eastAsia="Segoe UI Symbol" w:cs="Segoe UI Symbol"/>
-                <w:color w:val="D7DCE3"/>
-                <w:sz w:val="122"/>
-                <w:spacing w:val="-1220"/>
-              </w:rPr>
-              <w:t>┆</w:t>
-            </w:r>
-            <w:r>
-              <w:rPr>
-                <w:sz w:val="2"/>
-              </w:rPr>
-              <w:t xml:space="preserve"> </w:t>
-            </w:r>
-          </w:p>
-        </w:tc>
-        <w:tc>
-          <w:tcPr>
-            <w:tcW w:w="216" w:type="dxa"/>
+              <w:keepNext/>
+            </w:pPr>
+            <w:r>
+              <w:rPr>
+                <w:noProof/>
+              </w:rPr>
+              <w:drawing>
+                <wp:anchor distT="0" distB="0" distL="114300" distR="114300" simplePos="0" relativeHeight="251671552" behindDoc="1" locked="0" layoutInCell="1" allowOverlap="1" wp14:anchorId="2C0F90F2" wp14:editId="6C386489">
+                  <wp:simplePos x="0" y="0"/>
+                  <wp:positionH relativeFrom="column">
+                    <wp:posOffset>-14605</wp:posOffset>
+                  </wp:positionH>
+                  <wp:positionV relativeFrom="paragraph">
+                    <wp:posOffset>-37465</wp:posOffset>
+                  </wp:positionV>
+                  <wp:extent cx="887730" cy="940435"/>
+                  <wp:effectExtent l="0" t="0" r="7620" b="0"/>
+                  <wp:wrapNone/>
+                  <wp:docPr id="7" name="圖片 7" descr="田字格- 抖音百科"/>
+                  <wp:cNvGraphicFramePr>
+                    <a:graphicFrameLocks xmlns:a="http://schemas.openxmlformats.org/drawingml/2006/main" noChangeAspect="1"/>
+                  </wp:cNvGraphicFramePr>
+                  <a:graphic xmlns:a="http://schemas.openxmlformats.org/drawingml/2006/main">
+                    <a:graphicData uri="http://schemas.openxmlformats.org/drawingml/2006/picture">
+                      <pic:pic xmlns:pic="http://schemas.openxmlformats.org/drawingml/2006/picture">
+                        <pic:nvPicPr>
+                          <pic:cNvPr id="0" name="Picture 1" descr="田字格- 抖音百科"/>
+                          <pic:cNvPicPr>
+                            <a:picLocks noChangeAspect="1" noChangeArrowheads="1"/>
+                          </pic:cNvPicPr>
+                        </pic:nvPicPr>
+                        <pic:blipFill rotWithShape="1">
+                          <a:blip r:embed="rId7" cstate="print">
+                            <a:duotone>
+                              <a:schemeClr val="bg2">
+                                <a:shade val="45000"/>
+                                <a:satMod val="135000"/>
+                              </a:schemeClr>
+                              <a:prstClr val="white"/>
+                            </a:duotone>
+                            <a:extLst>
+                              <a:ext uri="{28A0092B-C50C-407E-A947-70E740481C1C}">
+                                <a14:useLocalDpi xmlns:a14="http://schemas.microsoft.com/office/drawing/2010/main" val="0"/>
+                              </a:ext>
+                            </a:extLst>
+                          </a:blip>
+                          <a:srcRect l="3020" t="2233" r="3357" b="3943"/>
+                          <a:stretch/>
+                        </pic:blipFill>
+                        <pic:spPr bwMode="auto">
+                          <a:xfrm>
+                            <a:off x="0" y="0"/>
+                            <a:ext cx="887730" cy="940435"/>
+                          </a:xfrm>
+                          <a:prstGeom prst="rect">
+                            <a:avLst/>
+                          </a:prstGeom>
+                          <a:noFill/>
+                          <a:ln>
+                            <a:noFill/>
+                          </a:ln>
+                          <a:extLst>
+                            <a:ext uri="{53640926-AAD7-44D8-BBD7-CCE9431645EC}">
+                              <a14:shadowObscured xmlns:a14="http://schemas.microsoft.com/office/drawing/2010/main"/>
+                            </a:ext>
+                          </a:extLst>
+                        </pic:spPr>
+                      </pic:pic>
+                    </a:graphicData>
+                  </a:graphic>
+                  <wp14:sizeRelH relativeFrom="margin">
+                    <wp14:pctWidth>0</wp14:pctWidth>
+                  </wp14:sizeRelH>
+                  <wp14:sizeRelV relativeFrom="margin">
+                    <wp14:pctHeight>0</wp14:pctHeight>
+                  </wp14:sizeRelV>
+                </wp:anchor>
+              </w:drawing>
+            </w:r>
+          </w:p>
+        </w:tc>
+        <w:tc>
+          <w:tcPr>
+            <w:tcW w:w="513" w:type="dxa"/>
+            <w:tcBorders>
+              <w:top w:val="single" w:sz="18" w:space="0" w:color="7F7F7F" w:themeColor="text1" w:themeTint="80"/>
+              <w:left w:val="single" w:sz="18" w:space="0" w:color="7F7F7F" w:themeColor="text1" w:themeTint="80"/>
+              <w:bottom w:val="single" w:sz="18" w:space="0" w:color="7F7F7F" w:themeColor="text1" w:themeTint="80"/>
+              <w:right w:val="single" w:sz="18" w:space="0" w:color="7F7F7F" w:themeColor="text1" w:themeTint="80"/>
+            </w:tcBorders>
+            <w:shd w:val="clear" w:color="auto" w:fill="auto"/>
+            <w:vAlign w:val="center"/>
+          </w:tcPr>
+          <w:p>
+            <w:pPr>
+              <w:spacing w:beforeLines="10" w:before="24"/>
+              <w:ind w:leftChars="-140" w:left="-308"/>
+              <w:jc w:val="center"/>
+              <w:keepNext/>
+            </w:pPr>
+            <w:bookmarkStart w:id="0" w:name="_GoBack"/>
+            <w:bookmarkEnd w:id="0"/>
+          </w:p>
+        </w:tc>
+        <w:tc>
+          <w:tcPr>
+            <w:tcW w:w="68" w:type="dxa"/>
             <w:tcBorders>
               <w:top w:val="nil"/>
-              <w:left w:val="nil"/>
+              <w:left w:val="single" w:sz="18" w:space="0" w:color="7F7F7F" w:themeColor="text1" w:themeTint="80"/>
               <w:bottom w:val="nil"/>
               <w:right w:val="nil"/>
             </w:tcBorders>
             <w:shd w:val="clear" w:color="auto" w:fill="FFFFFF"/>
             <w:vAlign w:val="center"/>
           </w:tcPr>
-          <w:p/>
-        </w:tc>
-        <w:tc>
-          <w:tcPr>
-            <w:tcW w:w="1800" w:type="dxa"/>
+          <w:p>
+            <w:pPr>
+              <w:keepNext/>
+            </w:pPr>
+          </w:p>
+        </w:tc>
+        <w:tc>
+          <w:tcPr>
+            <w:tcW w:w="1448" w:type="dxa"/>
             <w:tcBorders>
               <w:top w:val="single" w:sz="20" w:space="0" w:color="7030A0"/>
               <w:left w:val="single" w:sz="20" w:space="0" w:color="7030A0"/>
               <w:bottom w:val="single" w:sz="20" w:space="0" w:color="7030A0"/>
-              <w:right w:val="single" w:sz="20" w:space="0" w:color="7030A0"/>
-            </w:tcBorders>
-            <w:shd w:val="clear" w:color="auto" w:fill="FAF5FF"/>
+              <w:right w:val="single" w:sz="18" w:space="0" w:color="7030A0"/>
+            </w:tcBorders>
+            <w:shd w:val="clear" w:color="auto" w:fill="auto"/>
             <w:tcMar>
               <w:top w:w="60" w:type="dxa"/>
               <w:left w:w="45" w:type="dxa"/>
@@ -1225,16 +2123,135 @@
             <w:pPr>
               <w:jc w:val="center"/>
               <w:rPr>
-                <w:rFonts w:ascii="ㄅ字嗨注音標楷 Regular" w:eastAsia="ㄅ字嗨注音標楷 Regular" w:hint="eastAsia"/>
+                <w:rFonts w:ascii="ㄅ字嗨注音標楷 Regular" w:eastAsia="ㄅ字嗨注音標楷 Regular"/>
+                <w:b/>
+                <w:color w:val="D9D9D9" w:themeColor="background1" w:themeShade="D9"/>
+                <w:sz w:val="100"/>
+                <w:szCs w:val="100"/>
+              </w:rPr>
+              <w:keepNext/>
+            </w:pPr>
+            <w:r>
+              <w:rPr>
+                <w:b/>
+                <w:noProof/>
+              </w:rPr>
+              <w:drawing>
+                <wp:anchor distT="0" distB="0" distL="114300" distR="114300" simplePos="0" relativeHeight="251677696" behindDoc="1" locked="0" layoutInCell="1" allowOverlap="1" wp14:anchorId="1EC15CFA" wp14:editId="7B18AD12">
+                  <wp:simplePos x="0" y="0"/>
+                  <wp:positionH relativeFrom="column">
+                    <wp:posOffset>-2540</wp:posOffset>
+                  </wp:positionH>
+                  <wp:positionV relativeFrom="paragraph">
+                    <wp:posOffset>-31115</wp:posOffset>
+                  </wp:positionV>
+                  <wp:extent cx="887730" cy="940435"/>
+                  <wp:effectExtent l="0" t="0" r="7620" b="0"/>
+                  <wp:wrapNone/>
+                  <wp:docPr id="11" name="圖片 11" descr="田字格- 抖音百科"/>
+                  <wp:cNvGraphicFramePr>
+                    <a:graphicFrameLocks xmlns:a="http://schemas.openxmlformats.org/drawingml/2006/main" noChangeAspect="1"/>
+                  </wp:cNvGraphicFramePr>
+                  <a:graphic xmlns:a="http://schemas.openxmlformats.org/drawingml/2006/main">
+                    <a:graphicData uri="http://schemas.openxmlformats.org/drawingml/2006/picture">
+                      <pic:pic xmlns:pic="http://schemas.openxmlformats.org/drawingml/2006/picture">
+                        <pic:nvPicPr>
+                          <pic:cNvPr id="0" name="Picture 1" descr="田字格- 抖音百科"/>
+                          <pic:cNvPicPr>
+                            <a:picLocks noChangeAspect="1" noChangeArrowheads="1"/>
+                          </pic:cNvPicPr>
+                        </pic:nvPicPr>
+                        <pic:blipFill rotWithShape="1">
+                          <a:blip r:embed="rId7" cstate="print">
+                            <a:duotone>
+                              <a:schemeClr val="bg2">
+                                <a:shade val="45000"/>
+                                <a:satMod val="135000"/>
+                              </a:schemeClr>
+                              <a:prstClr val="white"/>
+                            </a:duotone>
+                            <a:extLst>
+                              <a:ext uri="{28A0092B-C50C-407E-A947-70E740481C1C}">
+                                <a14:useLocalDpi xmlns:a14="http://schemas.microsoft.com/office/drawing/2010/main" val="0"/>
+                              </a:ext>
+                            </a:extLst>
+                          </a:blip>
+                          <a:srcRect l="3020" t="2233" r="3357" b="3943"/>
+                          <a:stretch/>
+                        </pic:blipFill>
+                        <pic:spPr bwMode="auto">
+                          <a:xfrm>
+                            <a:off x="0" y="0"/>
+                            <a:ext cx="887730" cy="940435"/>
+                          </a:xfrm>
+                          <a:prstGeom prst="rect">
+                            <a:avLst/>
+                          </a:prstGeom>
+                          <a:noFill/>
+                          <a:ln>
+                            <a:noFill/>
+                          </a:ln>
+                          <a:extLst>
+                            <a:ext uri="{53640926-AAD7-44D8-BBD7-CCE9431645EC}">
+                              <a14:shadowObscured xmlns:a14="http://schemas.microsoft.com/office/drawing/2010/main"/>
+                            </a:ext>
+                          </a:extLst>
+                        </pic:spPr>
+                      </pic:pic>
+                    </a:graphicData>
+                  </a:graphic>
+                  <wp14:sizeRelH relativeFrom="margin">
+                    <wp14:pctWidth>0</wp14:pctWidth>
+                  </wp14:sizeRelH>
+                  <wp14:sizeRelV relativeFrom="margin">
+                    <wp14:pctHeight>0</wp14:pctHeight>
+                  </wp14:sizeRelV>
+                </wp:anchor>
+              </w:drawing>
+            </w:r>
+            <w:r>
+              <w:rPr>
+                <w:b/>
+                <w:noProof/>
+                <w:color w:val="D9D9D9" w:themeColor="background1" w:themeShade="D9"/>
+                <w:sz w:val="100"/>
+                <w:szCs w:val="100"/>
+              </w:rPr>
+              <w:t xml:space="preserve">子</w:t>
+            </w:r>
+          </w:p>
+        </w:tc>
+        <w:tc>
+          <w:tcPr>
+            <w:tcW w:w="512" w:type="dxa"/>
+            <w:tcBorders>
+              <w:top w:val="single" w:sz="20" w:space="0" w:color="7030A0"/>
+              <w:left w:val="single" w:sz="18" w:space="0" w:color="7030A0"/>
+              <w:bottom w:val="single" w:sz="20" w:space="0" w:color="7030A0"/>
+              <w:right w:val="single" w:sz="20" w:space="0" w:color="7030A0"/>
+            </w:tcBorders>
+            <w:shd w:val="clear" w:color="auto" w:fill="auto"/>
+            <w:vAlign w:val="center"/>
+          </w:tcPr>
+          <w:p>
+            <w:pPr>
+              <w:spacing w:beforeLines="10" w:before="24"/>
+              <w:ind w:leftChars="-140" w:left="-308"/>
+              <w:jc w:val="center"/>
+              <w:rPr>
+                <w:rFonts w:ascii="ㄅ字嗨注音標楷 Regular" w:eastAsia="ㄅ字嗨注音標楷 Regular"/>
                 <w:color w:val="C7CBD1"/>
-                <w:sz w:val="96"/>
-              </w:rPr>
-            </w:pPr>
-            <w:r>
-              <w:rPr>
-                <w:rFonts w:ascii="ㄅ字嗨注音標楷 Regular" w:eastAsia="ㄅ字嗨注音標楷 Regular" w:hint="eastAsia"/>
-                <w:color w:val="C7CBD1"/>
-                <w:sz w:val="96"/>
+                <w:sz w:val="90"/>
+                <w:szCs w:val="90"/>
+              </w:rPr>
+              <w:keepNext/>
+            </w:pPr>
+            <w:r>
+              <w:rPr>
+                <w:rFonts w:ascii="ㄅ字嗨注音而已 R" w:eastAsia="ㄅ字嗨注音而已 R"/>
+                <w:color w:val="D9D9D9" w:themeColor="background1" w:themeShade="D9"/>
+                <w:sz w:val="90"/>
+                <w:szCs w:val="90"/>
               </w:rPr>
               <w:t xml:space="preserve">子</w:t>
             </w:r>
@@ -1247,9 +2264,8 @@
         <w:pBdr>
           <w:bottom w:val="single" w:sz="6" w:space="1" w:color="auto"/>
         </w:pBdr>
-        <w:spacing w:before="80" w:after="200" w:line="252" w:lineRule="auto"/>
+        <w:spacing w:before="40" w:after="60" w:line="240" w:lineRule="exact"/>
         <w:rPr>
-          <w:rFonts w:hint="eastAsia"/>
           <w:color w:val="374151"/>
           <w:sz w:val="21"/>
           <w:szCs w:val="20"/>
@@ -1291,6 +2307,7 @@
     <w:p>
       <w:pPr>
         <w:jc w:val="center"/>
+        <w:spacing w:before="0" w:after="0" w:line="20" w:lineRule="exact"/>
       </w:pPr>
     </w:p>
     <w:tbl>
@@ -1319,10 +2336,10 @@
           <w:tcPr>
             <w:tcW w:w="1489" w:type="dxa"/>
             <w:tcBorders>
-              <w:top w:val="single" w:sz="8" w:space="0" w:color="CBD5E1"/>
-              <w:left w:val="single" w:sz="8" w:space="0" w:color="CBD5E1"/>
-              <w:bottom w:val="single" w:sz="8" w:space="0" w:color="CBD5E1"/>
-              <w:right w:val="single" w:sz="8" w:space="0" w:color="CBD5E1"/>
+              <w:top w:val="single" w:sz="8" w:space="0" w:color="000000" w:themeColor="text1"/>
+              <w:left w:val="single" w:sz="8" w:space="0" w:color="000000" w:themeColor="text1"/>
+              <w:bottom w:val="single" w:sz="8" w:space="0" w:color="000000" w:themeColor="text1"/>
+              <w:right w:val="single" w:sz="8" w:space="0" w:color="000000" w:themeColor="text1"/>
             </w:tcBorders>
             <w:shd w:val="clear" w:color="auto" w:fill="F3F4F6"/>
             <w:tcMar>
@@ -1368,10 +2385,10 @@
           <w:tcPr>
             <w:tcW w:w="6156" w:type="dxa"/>
             <w:tcBorders>
-              <w:top w:val="single" w:sz="8" w:space="0" w:color="CBD5E1"/>
-              <w:left w:val="single" w:sz="8" w:space="0" w:color="CBD5E1"/>
-              <w:bottom w:val="single" w:sz="8" w:space="0" w:color="CBD5E1"/>
-              <w:right w:val="single" w:sz="8" w:space="0" w:color="CBD5E1"/>
+              <w:top w:val="single" w:sz="8" w:space="0" w:color="000000" w:themeColor="text1"/>
+              <w:left w:val="single" w:sz="8" w:space="0" w:color="000000" w:themeColor="text1"/>
+              <w:bottom w:val="single" w:sz="8" w:space="0" w:color="000000" w:themeColor="text1"/>
+              <w:right w:val="single" w:sz="8" w:space="0" w:color="000000" w:themeColor="text1"/>
             </w:tcBorders>
             <w:shd w:val="clear" w:color="auto" w:fill="FFFFFF"/>
             <w:tcMar>
@@ -1402,7 +2419,7 @@
                 <w:color w:val="6B7280"/>
                 <w:sz w:val="21"/>
               </w:rPr>
-              <w:t xml:space="preserve">： </w:t>
+              <w:t>：</w:t>
             </w:r>
             <w:r>
               <w:rPr>
@@ -1480,7 +2497,7 @@
               <w:rPr>
                 <w:rFonts w:ascii="ㄅ字嗨注音而已 R" w:eastAsia="ㄅ字嗨注音而已 R" w:hint="eastAsia"/>
                 <w:color w:val="000000" w:themeColor="text1"/>
-                <w:sz w:val="32"/>
+                <w:sz w:val="36"/>
                 <w:szCs w:val="32"/>
               </w:rPr>
               <w:t xml:space="preserve">習</w:t>
@@ -1489,7 +2506,7 @@
               <w:rPr>
                 <w:rFonts w:ascii="ㄅ字嗨注音而已 R" w:eastAsia="ㄅ字嗨注音而已 R" w:hint="eastAsia"/>
                 <w:color w:val="000000" w:themeColor="text1"/>
-                <w:sz w:val="32"/>
+                <w:sz w:val="36"/>
                 <w:szCs w:val="32"/>
               </w:rPr>
             </w:r>
@@ -1497,7 +2514,7 @@
               <w:rPr>
                 <w:rFonts w:ascii="ㄅ字嗨注音而已 R" w:eastAsia="ㄅ字嗨注音而已 R" w:hint="eastAsia"/>
                 <w:color w:val="000000" w:themeColor="text1"/>
-                <w:sz w:val="32"/>
+                <w:sz w:val="36"/>
                 <w:szCs w:val="32"/>
               </w:rPr>
             </w:r>
@@ -1507,10 +2524,10 @@
           <w:tcPr>
             <w:tcW w:w="2088" w:type="dxa"/>
             <w:tcBorders>
-              <w:top w:val="dashed" w:sz="8" w:space="0" w:color="CBD5E1"/>
-              <w:left w:val="dashed" w:sz="8" w:space="0" w:color="CBD5E1"/>
-              <w:bottom w:val="dashed" w:sz="8" w:space="0" w:color="CBD5E1"/>
-              <w:right w:val="dashed" w:sz="8" w:space="0" w:color="CBD5E1"/>
+              <w:top w:val="single" w:sz="8" w:space="0" w:color="000000" w:themeColor="text1"/>
+              <w:left w:val="single" w:sz="8" w:space="0" w:color="000000" w:themeColor="text1"/>
+              <w:bottom w:val="single" w:sz="8" w:space="0" w:color="000000" w:themeColor="text1"/>
+              <w:right w:val="single" w:sz="8" w:space="0" w:color="000000" w:themeColor="text1"/>
             </w:tcBorders>
             <w:shd w:val="clear" w:color="auto" w:fill="F8FAFC"/>
             <w:tcMar>
@@ -1533,11 +2550,12 @@
     <w:p>
       <w:pPr>
         <w:keepNext/>
+        <w:spacing w:before="0" w:after="0" w:line="60" w:lineRule="exact"/>
       </w:pPr>
     </w:p>
     <w:tbl>
       <w:tblPr>
-        <w:tblW w:w="9705" w:type="dxa"/>
+        <w:tblW w:w="10040" w:type="dxa"/>
         <w:jc w:val="center"/>
         <w:tblLayout w:type="fixed"/>
         <w:tblCellMar>
@@ -1547,32 +2565,37 @@
         <w:tblLook w:val="04A0" w:firstRow="1" w:lastRow="0" w:firstColumn="1" w:lastColumn="0" w:noHBand="0" w:noVBand="1"/>
       </w:tblPr>
       <w:tblGrid>
-        <w:gridCol w:w="1800"/>
-        <w:gridCol w:w="216"/>
-        <w:gridCol w:w="1800"/>
-        <w:gridCol w:w="216"/>
-        <w:gridCol w:w="1800"/>
-        <w:gridCol w:w="216"/>
-        <w:gridCol w:w="1800"/>
-        <w:gridCol w:w="216"/>
-        <w:gridCol w:w="1800"/>
+        <w:gridCol w:w="1442"/>
+        <w:gridCol w:w="525"/>
+        <w:gridCol w:w="69"/>
+        <w:gridCol w:w="1442"/>
+        <w:gridCol w:w="503"/>
+        <w:gridCol w:w="65"/>
+        <w:gridCol w:w="1443"/>
+        <w:gridCol w:w="511"/>
+        <w:gridCol w:w="65"/>
+        <w:gridCol w:w="1443"/>
+        <w:gridCol w:w="511"/>
+        <w:gridCol w:w="68"/>
+        <w:gridCol w:w="1443"/>
+        <w:gridCol w:w="510"/>
       </w:tblGrid>
       <w:tr>
         <w:trPr>
           <w:cantSplit/>
-          <w:trHeight w:hRule="exact" w:val="1800"/>
+          <w:trHeight w:hRule="exact" w:val="1491"/>
           <w:jc w:val="center"/>
         </w:trPr>
         <w:tc>
           <w:tcPr>
-            <w:tcW w:w="1800" w:type="dxa"/>
+            <w:tcW w:w="1446" w:type="dxa"/>
             <w:tcBorders>
               <w:top w:val="single" w:sz="20" w:space="0" w:color="EF4444"/>
               <w:left w:val="single" w:sz="20" w:space="0" w:color="EF4444"/>
               <w:bottom w:val="single" w:sz="20" w:space="0" w:color="EF4444"/>
-              <w:right w:val="single" w:sz="20" w:space="0" w:color="EF4444"/>
-            </w:tcBorders>
-            <w:shd w:val="clear" w:color="auto" w:fill="FEF2F2"/>
+              <w:right w:val="single" w:sz="18" w:space="0" w:color="FF0000"/>
+            </w:tcBorders>
+            <w:shd w:val="clear" w:color="auto" w:fill="auto"/>
             <w:tcMar>
               <w:top w:w="60" w:type="dxa"/>
               <w:left w:w="45" w:type="dxa"/>
@@ -1583,66 +2606,183 @@
           </w:tcPr>
           <w:p>
             <w:pPr>
-              <w:spacing w:before="0" w:after="0"/>
               <w:jc w:val="center"/>
               <w:rPr>
-                <w:rFonts w:ascii="ㄅ字嗨注音標楷 Regular" w:eastAsia="ㄅ字嗨注音標楷 Regular" w:hint="eastAsia"/>
+                <w:sz w:val="100"/>
+                <w:szCs w:val="100"/>
+              </w:rPr>
+              <w:keepNext/>
+            </w:pPr>
+            <w:r>
+              <w:rPr>
+                <w:noProof/>
+              </w:rPr>
+              <w:drawing>
+                <wp:anchor distT="0" distB="0" distL="114300" distR="114300" simplePos="0" relativeHeight="251673600" behindDoc="1" locked="0" layoutInCell="1" allowOverlap="1" wp14:anchorId="1EC15CFA" wp14:editId="7B18AD12">
+                  <wp:simplePos x="0" y="0"/>
+                  <wp:positionH relativeFrom="column">
+                    <wp:posOffset>-23495</wp:posOffset>
+                  </wp:positionH>
+                  <wp:positionV relativeFrom="paragraph">
+                    <wp:posOffset>-38100</wp:posOffset>
+                  </wp:positionV>
+                  <wp:extent cx="887730" cy="940435"/>
+                  <wp:effectExtent l="0" t="0" r="7620" b="0"/>
+                  <wp:wrapNone/>
+                  <wp:docPr id="9" name="圖片 9" descr="田字格- 抖音百科"/>
+                  <wp:cNvGraphicFramePr>
+                    <a:graphicFrameLocks xmlns:a="http://schemas.openxmlformats.org/drawingml/2006/main" noChangeAspect="1"/>
+                  </wp:cNvGraphicFramePr>
+                  <a:graphic xmlns:a="http://schemas.openxmlformats.org/drawingml/2006/main">
+                    <a:graphicData uri="http://schemas.openxmlformats.org/drawingml/2006/picture">
+                      <pic:pic xmlns:pic="http://schemas.openxmlformats.org/drawingml/2006/picture">
+                        <pic:nvPicPr>
+                          <pic:cNvPr id="0" name="Picture 1" descr="田字格- 抖音百科"/>
+                          <pic:cNvPicPr>
+                            <a:picLocks noChangeAspect="1" noChangeArrowheads="1"/>
+                          </pic:cNvPicPr>
+                        </pic:nvPicPr>
+                        <pic:blipFill rotWithShape="1">
+                          <a:blip r:embed="rId7" cstate="print">
+                            <a:duotone>
+                              <a:schemeClr val="bg2">
+                                <a:shade val="45000"/>
+                                <a:satMod val="135000"/>
+                              </a:schemeClr>
+                              <a:prstClr val="white"/>
+                            </a:duotone>
+                            <a:extLst>
+                              <a:ext uri="{28A0092B-C50C-407E-A947-70E740481C1C}">
+                                <a14:useLocalDpi xmlns:a14="http://schemas.microsoft.com/office/drawing/2010/main" val="0"/>
+                              </a:ext>
+                            </a:extLst>
+                          </a:blip>
+                          <a:srcRect l="3020" t="2233" r="3357" b="3943"/>
+                          <a:stretch/>
+                        </pic:blipFill>
+                        <pic:spPr bwMode="auto">
+                          <a:xfrm>
+                            <a:off x="0" y="0"/>
+                            <a:ext cx="887730" cy="940435"/>
+                          </a:xfrm>
+                          <a:prstGeom prst="rect">
+                            <a:avLst/>
+                          </a:prstGeom>
+                          <a:noFill/>
+                          <a:ln>
+                            <a:noFill/>
+                          </a:ln>
+                          <a:extLst>
+                            <a:ext uri="{53640926-AAD7-44D8-BBD7-CCE9431645EC}">
+                              <a14:shadowObscured xmlns:a14="http://schemas.microsoft.com/office/drawing/2010/main"/>
+                            </a:ext>
+                          </a:extLst>
+                        </pic:spPr>
+                      </pic:pic>
+                    </a:graphicData>
+                  </a:graphic>
+                  <wp14:sizeRelH relativeFrom="margin">
+                    <wp14:pctWidth>0</wp14:pctWidth>
+                  </wp14:sizeRelH>
+                  <wp14:sizeRelV relativeFrom="margin">
+                    <wp14:pctHeight>0</wp14:pctHeight>
+                  </wp14:sizeRelV>
+                </wp:anchor>
+              </w:drawing>
+            </w:r>
+            <w:r>
+              <w:rPr>
+                <w:noProof/>
+                <w:sz w:val="100"/>
+                <w:szCs w:val="100"/>
+              </w:rPr>
+              <w:t xml:space="preserve">習</w:t>
+            </w:r>
+          </w:p>
+        </w:tc>
+        <w:tc>
+          <w:tcPr>
+            <w:tcW w:w="526" w:type="dxa"/>
+            <w:tcBorders>
+              <w:top w:val="single" w:sz="20" w:space="0" w:color="EF4444"/>
+              <w:left w:val="single" w:sz="18" w:space="0" w:color="FF0000"/>
+              <w:bottom w:val="single" w:sz="20" w:space="0" w:color="EF4444"/>
+              <w:right w:val="single" w:sz="20" w:space="0" w:color="EF4444"/>
+            </w:tcBorders>
+            <w:shd w:val="clear" w:color="auto" w:fill="auto"/>
+            <w:tcMar>
+              <w:left w:w="0" w:type="dxa"/>
+              <w:right w:w="0" w:type="dxa"/>
+            </w:tcMar>
+            <w:vAlign w:val="center"/>
+          </w:tcPr>
+          <w:p>
+            <w:pPr>
+              <w:widowControl/>
+              <w:spacing w:beforeLines="10" w:before="24"/>
+              <w:ind w:leftChars="-140" w:left="-308"/>
+              <w:rPr>
+                <w:rFonts w:ascii="ㄅ字嗨注音而已 R" w:eastAsia="ㄅ字嗨注音而已 R"/>
                 <w:sz w:val="96"/>
               </w:rPr>
-            </w:pPr>
-            <w:r>
-              <w:rPr>
-                <w:rFonts w:ascii="Segoe UI Symbol" w:hAnsi="Segoe UI Symbol" w:eastAsia="Segoe UI Symbol" w:cs="Segoe UI Symbol"/>
-                <w:color w:val="D7DCE3"/>
-                <w:sz w:val="48"/>
-                <w:spacing w:val="-1680"/>
-                <w:w w:val="350"/>
-              </w:rPr>
-              <w:t>┄</w:t>
-            </w:r>
-            <w:r>
-              <w:rPr>
-                <w:rFonts w:ascii="Segoe UI Symbol" w:hAnsi="Segoe UI Symbol" w:eastAsia="Segoe UI Symbol" w:cs="Segoe UI Symbol"/>
-                <w:color w:val="D7DCE3"/>
-                <w:sz w:val="122"/>
-                <w:spacing w:val="-1220"/>
-              </w:rPr>
-              <w:t>┆</w:t>
-            </w:r>
-            <w:r>
-              <w:rPr>
-                <w:rStyle w:val="WorksheetCharacter"/>
-                <w:color w:val="1F2937"/>
+              <w:keepNext/>
+            </w:pPr>
+            <w:r>
+              <w:rPr>
+                <w:rFonts w:ascii="ㄅ字嗨注音而已 R" w:eastAsia="ㄅ字嗨注音而已 R"/>
+                <w:sz w:val="90"/>
+                <w:szCs w:val="90"/>
+              </w:rPr>
+              <w:t xml:space="preserve">習</w:t>
+            </w:r>
+            <w:r>
+              <w:rPr>
+                <w:rFonts w:ascii="ㄅ字嗨注音而已 R" w:eastAsia="ㄅ字嗨注音而已 R"/>
                 <w:sz w:val="96"/>
               </w:rPr>
-              <w:t xml:space="preserve">習</w:t>
-            </w:r>
-          </w:p>
-        </w:tc>
-        <w:tc>
-          <w:tcPr>
-            <w:tcW w:w="216" w:type="dxa"/>
+            </w:r>
+          </w:p>
+          <w:p>
+            <w:pPr>
+              <w:spacing w:beforeLines="70" w:before="168"/>
+              <w:ind w:leftChars="-140" w:left="-308"/>
+              <w:jc w:val="center"/>
+              <w:rPr>
+                <w:rFonts w:ascii="ㄅ字嗨注音標楷 Regular" w:eastAsia="ㄅ字嗨注音標楷 Regular"/>
+                <w:sz w:val="96"/>
+              </w:rPr>
+              <w:keepNext/>
+            </w:pPr>
+          </w:p>
+        </w:tc>
+        <w:tc>
+          <w:tcPr>
+            <w:tcW w:w="60" w:type="dxa"/>
             <w:tcBorders>
               <w:top w:val="nil"/>
               <w:left w:val="nil"/>
               <w:bottom w:val="nil"/>
-              <w:right w:val="nil"/>
+              <w:right w:val="single" w:sz="18" w:space="0" w:color="D5DCE4" w:themeColor="text2" w:themeTint="33"/>
             </w:tcBorders>
             <w:shd w:val="clear" w:color="auto" w:fill="FFFFFF"/>
             <w:vAlign w:val="center"/>
           </w:tcPr>
-          <w:p/>
-        </w:tc>
-        <w:tc>
-          <w:tcPr>
-            <w:tcW w:w="1800" w:type="dxa"/>
-            <w:tcBorders>
-              <w:top w:val="single" w:sz="12" w:space="0" w:color="CBD5E1"/>
-              <w:left w:val="single" w:sz="12" w:space="0" w:color="CBD5E1"/>
-              <w:bottom w:val="single" w:sz="12" w:space="0" w:color="CBD5E1"/>
-              <w:right w:val="single" w:sz="12" w:space="0" w:color="CBD5E1"/>
-            </w:tcBorders>
-            <w:shd w:val="clear" w:color="auto" w:fill="F8FAFC"/>
+          <w:p>
+            <w:pPr>
+              <w:keepNext/>
+            </w:pPr>
+          </w:p>
+        </w:tc>
+        <w:tc>
+          <w:tcPr>
+            <w:tcW w:w="1447" w:type="dxa"/>
+            <w:tcBorders>
+              <w:top w:val="single" w:sz="18" w:space="0" w:color="D5DCE4" w:themeColor="text2" w:themeTint="33"/>
+              <w:left w:val="single" w:sz="18" w:space="0" w:color="D5DCE4" w:themeColor="text2" w:themeTint="33"/>
+              <w:bottom w:val="single" w:sz="18" w:space="0" w:color="D5DCE4" w:themeColor="text2" w:themeTint="33"/>
+              <w:right w:val="single" w:sz="18" w:space="0" w:color="D5DCE4" w:themeColor="text2" w:themeTint="33"/>
+            </w:tcBorders>
+            <w:shd w:val="clear" w:color="auto" w:fill="auto"/>
             <w:tcMar>
               <w:top w:w="60" w:type="dxa"/>
               <w:left w:w="45" w:type="dxa"/>
@@ -1653,66 +2793,176 @@
           </w:tcPr>
           <w:p>
             <w:pPr>
-              <w:spacing w:before="0" w:after="0"/>
               <w:jc w:val="center"/>
               <w:rPr>
-                <w:rFonts w:ascii="ㄅ字嗨注音標楷 Regular" w:eastAsia="ㄅ字嗨注音標楷 Regular" w:hint="eastAsia"/>
+                <w:rFonts w:ascii="ㄅ字嗨注音標楷 Regular" w:eastAsia="ㄅ字嗨注音標楷 Regular"/>
+                <w:color w:val="D9D9D9" w:themeColor="background1" w:themeShade="D9"/>
+                <w:sz w:val="100"/>
+                <w:szCs w:val="100"/>
+              </w:rPr>
+              <w:keepNext/>
+            </w:pPr>
+            <w:r>
+              <w:rPr>
+                <w:noProof/>
+              </w:rPr>
+              <w:drawing>
+                <wp:anchor distT="0" distB="0" distL="114300" distR="114300" simplePos="0" relativeHeight="251675648" behindDoc="1" locked="0" layoutInCell="1" allowOverlap="1" wp14:anchorId="1EC15CFA" wp14:editId="7B18AD12">
+                  <wp:simplePos x="0" y="0"/>
+                  <wp:positionH relativeFrom="column">
+                    <wp:posOffset>-9525</wp:posOffset>
+                  </wp:positionH>
+                  <wp:positionV relativeFrom="paragraph">
+                    <wp:posOffset>-36195</wp:posOffset>
+                  </wp:positionV>
+                  <wp:extent cx="887730" cy="940435"/>
+                  <wp:effectExtent l="0" t="0" r="7620" b="0"/>
+                  <wp:wrapNone/>
+                  <wp:docPr id="10" name="圖片 10" descr="田字格- 抖音百科"/>
+                  <wp:cNvGraphicFramePr>
+                    <a:graphicFrameLocks xmlns:a="http://schemas.openxmlformats.org/drawingml/2006/main" noChangeAspect="1"/>
+                  </wp:cNvGraphicFramePr>
+                  <a:graphic xmlns:a="http://schemas.openxmlformats.org/drawingml/2006/main">
+                    <a:graphicData uri="http://schemas.openxmlformats.org/drawingml/2006/picture">
+                      <pic:pic xmlns:pic="http://schemas.openxmlformats.org/drawingml/2006/picture">
+                        <pic:nvPicPr>
+                          <pic:cNvPr id="0" name="Picture 1" descr="田字格- 抖音百科"/>
+                          <pic:cNvPicPr>
+                            <a:picLocks noChangeAspect="1" noChangeArrowheads="1"/>
+                          </pic:cNvPicPr>
+                        </pic:nvPicPr>
+                        <pic:blipFill rotWithShape="1">
+                          <a:blip r:embed="rId7" cstate="print">
+                            <a:duotone>
+                              <a:schemeClr val="bg2">
+                                <a:shade val="45000"/>
+                                <a:satMod val="135000"/>
+                              </a:schemeClr>
+                              <a:prstClr val="white"/>
+                            </a:duotone>
+                            <a:extLst>
+                              <a:ext uri="{28A0092B-C50C-407E-A947-70E740481C1C}">
+                                <a14:useLocalDpi xmlns:a14="http://schemas.microsoft.com/office/drawing/2010/main" val="0"/>
+                              </a:ext>
+                            </a:extLst>
+                          </a:blip>
+                          <a:srcRect l="3020" t="2233" r="3357" b="3943"/>
+                          <a:stretch/>
+                        </pic:blipFill>
+                        <pic:spPr bwMode="auto">
+                          <a:xfrm>
+                            <a:off x="0" y="0"/>
+                            <a:ext cx="887730" cy="940435"/>
+                          </a:xfrm>
+                          <a:prstGeom prst="rect">
+                            <a:avLst/>
+                          </a:prstGeom>
+                          <a:noFill/>
+                          <a:ln>
+                            <a:noFill/>
+                          </a:ln>
+                          <a:extLst>
+                            <a:ext uri="{53640926-AAD7-44D8-BBD7-CCE9431645EC}">
+                              <a14:shadowObscured xmlns:a14="http://schemas.microsoft.com/office/drawing/2010/main"/>
+                            </a:ext>
+                          </a:extLst>
+                        </pic:spPr>
+                      </pic:pic>
+                    </a:graphicData>
+                  </a:graphic>
+                  <wp14:sizeRelH relativeFrom="margin">
+                    <wp14:pctWidth>0</wp14:pctWidth>
+                  </wp14:sizeRelH>
+                  <wp14:sizeRelV relativeFrom="margin">
+                    <wp14:pctHeight>0</wp14:pctHeight>
+                  </wp14:sizeRelV>
+                </wp:anchor>
+              </w:drawing>
+            </w:r>
+            <w:r>
+              <w:rPr>
+                <w:noProof/>
+                <w:color w:val="D9D9D9" w:themeColor="background1" w:themeShade="D9"/>
+                <w:sz w:val="100"/>
+                <w:szCs w:val="100"/>
+              </w:rPr>
+              <w:t xml:space="preserve">習</w:t>
+            </w:r>
+          </w:p>
+        </w:tc>
+        <w:tc>
+          <w:tcPr>
+            <w:tcW w:w="505" w:type="dxa"/>
+            <w:tcBorders>
+              <w:top w:val="single" w:sz="18" w:space="0" w:color="D5DCE4" w:themeColor="text2" w:themeTint="33"/>
+              <w:left w:val="single" w:sz="18" w:space="0" w:color="D5DCE4" w:themeColor="text2" w:themeTint="33"/>
+              <w:bottom w:val="single" w:sz="18" w:space="0" w:color="D5DCE4" w:themeColor="text2" w:themeTint="33"/>
+              <w:right w:val="single" w:sz="18" w:space="0" w:color="D5DCE4" w:themeColor="text2" w:themeTint="33"/>
+            </w:tcBorders>
+            <w:shd w:val="clear" w:color="auto" w:fill="auto"/>
+            <w:vAlign w:val="center"/>
+          </w:tcPr>
+          <w:p>
+            <w:pPr>
+              <w:widowControl/>
+              <w:spacing w:beforeLines="10" w:before="24"/>
+              <w:ind w:leftChars="-140" w:left="-308"/>
+              <w:rPr>
+                <w:rFonts w:ascii="ㄅ字嗨注音而已 R" w:eastAsia="ㄅ字嗨注音而已 R"/>
+                <w:color w:val="D9D9D9" w:themeColor="background1" w:themeShade="D9"/>
+                <w:sz w:val="90"/>
+                <w:szCs w:val="90"/>
+              </w:rPr>
+              <w:keepNext/>
+            </w:pPr>
+            <w:r>
+              <w:rPr>
+                <w:rFonts w:ascii="ㄅ字嗨注音而已 R" w:eastAsia="ㄅ字嗨注音而已 R"/>
+                <w:color w:val="D9D9D9" w:themeColor="background1" w:themeShade="D9"/>
+                <w:sz w:val="90"/>
+                <w:szCs w:val="90"/>
+              </w:rPr>
+              <w:t xml:space="preserve">習</w:t>
+            </w:r>
+          </w:p>
+          <w:p>
+            <w:pPr>
+              <w:jc w:val="center"/>
+              <w:rPr>
+                <w:rFonts w:ascii="ㄅ字嗨注音而已 R" w:eastAsia="ㄅ字嗨注音而已 R"/>
                 <w:sz w:val="96"/>
               </w:rPr>
-            </w:pPr>
-            <w:r>
-              <w:rPr>
-                <w:rFonts w:ascii="Segoe UI Symbol" w:hAnsi="Segoe UI Symbol" w:eastAsia="Segoe UI Symbol" w:cs="Segoe UI Symbol"/>
-                <w:color w:val="D7DCE3"/>
-                <w:sz w:val="48"/>
-                <w:spacing w:val="-1680"/>
-                <w:w w:val="350"/>
-              </w:rPr>
-              <w:t>┄</w:t>
-            </w:r>
-            <w:r>
-              <w:rPr>
-                <w:rFonts w:ascii="Segoe UI Symbol" w:hAnsi="Segoe UI Symbol" w:eastAsia="Segoe UI Symbol" w:cs="Segoe UI Symbol"/>
-                <w:color w:val="D7DCE3"/>
-                <w:sz w:val="122"/>
-                <w:spacing w:val="-1220"/>
-              </w:rPr>
-              <w:t>┆</w:t>
-            </w:r>
-            <w:r>
-              <w:rPr>
-                <w:rStyle w:val="WorksheetCharacter"/>
-                <w:color w:val="C7CBD1"/>
-                <w:sz w:val="96"/>
-              </w:rPr>
-              <w:t xml:space="preserve">習</w:t>
-            </w:r>
-          </w:p>
-        </w:tc>
-        <w:tc>
-          <w:tcPr>
-            <w:tcW w:w="216" w:type="dxa"/>
+              <w:keepNext/>
+            </w:pPr>
+          </w:p>
+        </w:tc>
+        <w:tc>
+          <w:tcPr>
+            <w:tcW w:w="58" w:type="dxa"/>
             <w:tcBorders>
               <w:top w:val="nil"/>
-              <w:left w:val="nil"/>
+              <w:left w:val="single" w:sz="18" w:space="0" w:color="D5DCE4" w:themeColor="text2" w:themeTint="33"/>
               <w:bottom w:val="nil"/>
-              <w:right w:val="nil"/>
             </w:tcBorders>
             <w:shd w:val="clear" w:color="auto" w:fill="FFFFFF"/>
             <w:vAlign w:val="center"/>
           </w:tcPr>
-          <w:p/>
-        </w:tc>
-        <w:tc>
-          <w:tcPr>
-            <w:tcW w:w="1800" w:type="dxa"/>
-            <w:tcBorders>
-              <w:top w:val="dashed" w:sz="10" w:space="0" w:color="CBD5E1"/>
-              <w:left w:val="dashed" w:sz="10" w:space="0" w:color="CBD5E1"/>
-              <w:bottom w:val="dashed" w:sz="10" w:space="0" w:color="CBD5E1"/>
-              <w:right w:val="dashed" w:sz="10" w:space="0" w:color="CBD5E1"/>
-            </w:tcBorders>
-            <w:shd w:val="clear" w:color="auto" w:fill="FFFFFF"/>
+          <w:p>
+            <w:pPr>
+              <w:keepNext/>
+            </w:pPr>
+          </w:p>
+        </w:tc>
+        <w:tc>
+          <w:tcPr>
+            <w:tcW w:w="1448" w:type="dxa"/>
+            <w:tcBorders>
+              <w:top w:val="single" w:sz="18" w:space="0" w:color="7F7F7F" w:themeColor="text1" w:themeTint="80"/>
+              <w:left w:val="single" w:sz="18" w:space="0" w:color="7F7F7F" w:themeColor="text1" w:themeTint="80"/>
+              <w:bottom w:val="single" w:sz="18" w:space="0" w:color="7F7F7F" w:themeColor="text1" w:themeTint="80"/>
+              <w:right w:val="single" w:sz="18" w:space="0" w:color="7F7F7F" w:themeColor="text1" w:themeTint="80"/>
+            </w:tcBorders>
+            <w:shd w:val="clear" w:color="auto" w:fill="auto"/>
             <w:tcMar>
               <w:top w:w="60" w:type="dxa"/>
               <w:left w:w="45" w:type="dxa"/>
@@ -1723,60 +2973,137 @@
           </w:tcPr>
           <w:p>
             <w:pPr>
-              <w:spacing w:before="0" w:after="0"/>
               <w:jc w:val="center"/>
-            </w:pPr>
-            <w:r>
-              <w:rPr>
-                <w:rFonts w:ascii="Segoe UI Symbol" w:hAnsi="Segoe UI Symbol" w:eastAsia="Segoe UI Symbol" w:cs="Segoe UI Symbol"/>
-                <w:color w:val="D7DCE3"/>
-                <w:sz w:val="48"/>
-                <w:spacing w:val="-1680"/>
-                <w:w w:val="350"/>
-              </w:rPr>
-              <w:t>┄</w:t>
-            </w:r>
-            <w:r>
-              <w:rPr>
-                <w:rFonts w:ascii="Segoe UI Symbol" w:hAnsi="Segoe UI Symbol" w:eastAsia="Segoe UI Symbol" w:cs="Segoe UI Symbol"/>
-                <w:color w:val="D7DCE3"/>
-                <w:sz w:val="122"/>
-                <w:spacing w:val="-1220"/>
-              </w:rPr>
-              <w:t>┆</w:t>
-            </w:r>
-            <w:r>
-              <w:rPr>
-                <w:sz w:val="2"/>
-              </w:rPr>
-              <w:t xml:space="preserve"> </w:t>
-            </w:r>
-          </w:p>
-        </w:tc>
-        <w:tc>
-          <w:tcPr>
-            <w:tcW w:w="216" w:type="dxa"/>
+              <w:keepNext/>
+            </w:pPr>
+            <w:r>
+              <w:rPr>
+                <w:noProof/>
+              </w:rPr>
+              <w:drawing>
+                <wp:anchor distT="0" distB="0" distL="114300" distR="114300" simplePos="0" relativeHeight="251669504" behindDoc="1" locked="0" layoutInCell="1" allowOverlap="1" wp14:anchorId="29F4982C" wp14:editId="277E876F">
+                  <wp:simplePos x="0" y="0"/>
+                  <wp:positionH relativeFrom="column">
+                    <wp:posOffset>-26670</wp:posOffset>
+                  </wp:positionH>
+                  <wp:positionV relativeFrom="paragraph">
+                    <wp:posOffset>-38100</wp:posOffset>
+                  </wp:positionV>
+                  <wp:extent cx="887730" cy="940435"/>
+                  <wp:effectExtent l="0" t="0" r="7620" b="0"/>
+                  <wp:wrapNone/>
+                  <wp:docPr id="6" name="圖片 6" descr="田字格- 抖音百科"/>
+                  <wp:cNvGraphicFramePr>
+                    <a:graphicFrameLocks xmlns:a="http://schemas.openxmlformats.org/drawingml/2006/main" noChangeAspect="1"/>
+                  </wp:cNvGraphicFramePr>
+                  <a:graphic xmlns:a="http://schemas.openxmlformats.org/drawingml/2006/main">
+                    <a:graphicData uri="http://schemas.openxmlformats.org/drawingml/2006/picture">
+                      <pic:pic xmlns:pic="http://schemas.openxmlformats.org/drawingml/2006/picture">
+                        <pic:nvPicPr>
+                          <pic:cNvPr id="0" name="Picture 1" descr="田字格- 抖音百科"/>
+                          <pic:cNvPicPr>
+                            <a:picLocks noChangeAspect="1" noChangeArrowheads="1"/>
+                          </pic:cNvPicPr>
+                        </pic:nvPicPr>
+                        <pic:blipFill rotWithShape="1">
+                          <a:blip r:embed="rId7" cstate="print">
+                            <a:duotone>
+                              <a:schemeClr val="bg2">
+                                <a:shade val="45000"/>
+                                <a:satMod val="135000"/>
+                              </a:schemeClr>
+                              <a:prstClr val="white"/>
+                            </a:duotone>
+                            <a:extLst>
+                              <a:ext uri="{28A0092B-C50C-407E-A947-70E740481C1C}">
+                                <a14:useLocalDpi xmlns:a14="http://schemas.microsoft.com/office/drawing/2010/main" val="0"/>
+                              </a:ext>
+                            </a:extLst>
+                          </a:blip>
+                          <a:srcRect l="3020" t="2233" r="3357" b="3943"/>
+                          <a:stretch/>
+                        </pic:blipFill>
+                        <pic:spPr bwMode="auto">
+                          <a:xfrm>
+                            <a:off x="0" y="0"/>
+                            <a:ext cx="887730" cy="940435"/>
+                          </a:xfrm>
+                          <a:prstGeom prst="rect">
+                            <a:avLst/>
+                          </a:prstGeom>
+                          <a:noFill/>
+                          <a:ln>
+                            <a:noFill/>
+                          </a:ln>
+                          <a:extLst>
+                            <a:ext uri="{53640926-AAD7-44D8-BBD7-CCE9431645EC}">
+                              <a14:shadowObscured xmlns:a14="http://schemas.microsoft.com/office/drawing/2010/main"/>
+                            </a:ext>
+                          </a:extLst>
+                        </pic:spPr>
+                      </pic:pic>
+                    </a:graphicData>
+                  </a:graphic>
+                  <wp14:sizeRelH relativeFrom="margin">
+                    <wp14:pctWidth>0</wp14:pctWidth>
+                  </wp14:sizeRelH>
+                  <wp14:sizeRelV relativeFrom="margin">
+                    <wp14:pctHeight>0</wp14:pctHeight>
+                  </wp14:sizeRelV>
+                </wp:anchor>
+              </w:drawing>
+            </w:r>
+          </w:p>
+        </w:tc>
+        <w:tc>
+          <w:tcPr>
+            <w:tcW w:w="513" w:type="dxa"/>
+            <w:tcBorders>
+              <w:top w:val="single" w:sz="18" w:space="0" w:color="7F7F7F" w:themeColor="text1" w:themeTint="80"/>
+              <w:left w:val="single" w:sz="18" w:space="0" w:color="7F7F7F" w:themeColor="text1" w:themeTint="80"/>
+              <w:bottom w:val="single" w:sz="18" w:space="0" w:color="7F7F7F" w:themeColor="text1" w:themeTint="80"/>
+              <w:right w:val="single" w:sz="18" w:space="0" w:color="7F7F7F" w:themeColor="text1" w:themeTint="80"/>
+            </w:tcBorders>
+            <w:shd w:val="clear" w:color="auto" w:fill="auto"/>
+            <w:vAlign w:val="center"/>
+          </w:tcPr>
+          <w:p>
+            <w:pPr>
+              <w:spacing w:beforeLines="10" w:before="24"/>
+              <w:ind w:leftChars="-140" w:left="-308"/>
+              <w:jc w:val="center"/>
+              <w:keepNext/>
+            </w:pPr>
+          </w:p>
+        </w:tc>
+        <w:tc>
+          <w:tcPr>
+            <w:tcW w:w="48" w:type="dxa"/>
             <w:tcBorders>
               <w:top w:val="nil"/>
-              <w:left w:val="nil"/>
-              <w:bottom w:val="nil"/>
-              <w:right w:val="nil"/>
+              <w:left w:val="single" w:sz="18" w:space="0" w:color="7F7F7F" w:themeColor="text1" w:themeTint="80"/>
+              <w:bottom w:val="single" w:sz="12" w:space="0" w:color="7F7F7F" w:themeColor="text1" w:themeTint="80"/>
+              <w:right w:val="single" w:sz="4" w:space="0" w:color="auto"/>
             </w:tcBorders>
             <w:shd w:val="clear" w:color="auto" w:fill="FFFFFF"/>
             <w:vAlign w:val="center"/>
           </w:tcPr>
-          <w:p/>
-        </w:tc>
-        <w:tc>
-          <w:tcPr>
-            <w:tcW w:w="1800" w:type="dxa"/>
-            <w:tcBorders>
-              <w:top w:val="dashed" w:sz="10" w:space="0" w:color="CBD5E1"/>
-              <w:left w:val="dashed" w:sz="10" w:space="0" w:color="CBD5E1"/>
-              <w:bottom w:val="dashed" w:sz="10" w:space="0" w:color="CBD5E1"/>
-              <w:right w:val="dashed" w:sz="10" w:space="0" w:color="CBD5E1"/>
-            </w:tcBorders>
-            <w:shd w:val="clear" w:color="auto" w:fill="FFFFFF"/>
+          <w:p>
+            <w:pPr>
+              <w:keepNext/>
+            </w:pPr>
+          </w:p>
+        </w:tc>
+        <w:tc>
+          <w:tcPr>
+            <w:tcW w:w="1448" w:type="dxa"/>
+            <w:tcBorders>
+              <w:top w:val="single" w:sz="18" w:space="0" w:color="7F7F7F" w:themeColor="text1" w:themeTint="80"/>
+              <w:left w:val="single" w:sz="18" w:space="0" w:color="7F7F7F" w:themeColor="text1" w:themeTint="80"/>
+              <w:bottom w:val="single" w:sz="18" w:space="0" w:color="7F7F7F" w:themeColor="text1" w:themeTint="80"/>
+              <w:right w:val="single" w:sz="18" w:space="0" w:color="7F7F7F" w:themeColor="text1" w:themeTint="80"/>
+            </w:tcBorders>
+            <w:shd w:val="clear" w:color="auto" w:fill="auto"/>
             <w:tcMar>
               <w:top w:w="60" w:type="dxa"/>
               <w:left w:w="45" w:type="dxa"/>
@@ -1787,60 +3114,139 @@
           </w:tcPr>
           <w:p>
             <w:pPr>
-              <w:spacing w:before="0" w:after="0"/>
               <w:jc w:val="center"/>
-            </w:pPr>
-            <w:r>
-              <w:rPr>
-                <w:rFonts w:ascii="Segoe UI Symbol" w:hAnsi="Segoe UI Symbol" w:eastAsia="Segoe UI Symbol" w:cs="Segoe UI Symbol"/>
-                <w:color w:val="D7DCE3"/>
-                <w:sz w:val="48"/>
-                <w:spacing w:val="-1680"/>
-                <w:w w:val="350"/>
-              </w:rPr>
-              <w:t>┄</w:t>
-            </w:r>
-            <w:r>
-              <w:rPr>
-                <w:rFonts w:ascii="Segoe UI Symbol" w:hAnsi="Segoe UI Symbol" w:eastAsia="Segoe UI Symbol" w:cs="Segoe UI Symbol"/>
-                <w:color w:val="D7DCE3"/>
-                <w:sz w:val="122"/>
-                <w:spacing w:val="-1220"/>
-              </w:rPr>
-              <w:t>┆</w:t>
-            </w:r>
-            <w:r>
-              <w:rPr>
-                <w:sz w:val="2"/>
-              </w:rPr>
-              <w:t xml:space="preserve"> </w:t>
-            </w:r>
-          </w:p>
-        </w:tc>
-        <w:tc>
-          <w:tcPr>
-            <w:tcW w:w="216" w:type="dxa"/>
+              <w:keepNext/>
+            </w:pPr>
+            <w:r>
+              <w:rPr>
+                <w:noProof/>
+              </w:rPr>
+              <w:drawing>
+                <wp:anchor distT="0" distB="0" distL="114300" distR="114300" simplePos="0" relativeHeight="251671552" behindDoc="1" locked="0" layoutInCell="1" allowOverlap="1" wp14:anchorId="2C0F90F2" wp14:editId="6C386489">
+                  <wp:simplePos x="0" y="0"/>
+                  <wp:positionH relativeFrom="column">
+                    <wp:posOffset>-14605</wp:posOffset>
+                  </wp:positionH>
+                  <wp:positionV relativeFrom="paragraph">
+                    <wp:posOffset>-37465</wp:posOffset>
+                  </wp:positionV>
+                  <wp:extent cx="887730" cy="940435"/>
+                  <wp:effectExtent l="0" t="0" r="7620" b="0"/>
+                  <wp:wrapNone/>
+                  <wp:docPr id="7" name="圖片 7" descr="田字格- 抖音百科"/>
+                  <wp:cNvGraphicFramePr>
+                    <a:graphicFrameLocks xmlns:a="http://schemas.openxmlformats.org/drawingml/2006/main" noChangeAspect="1"/>
+                  </wp:cNvGraphicFramePr>
+                  <a:graphic xmlns:a="http://schemas.openxmlformats.org/drawingml/2006/main">
+                    <a:graphicData uri="http://schemas.openxmlformats.org/drawingml/2006/picture">
+                      <pic:pic xmlns:pic="http://schemas.openxmlformats.org/drawingml/2006/picture">
+                        <pic:nvPicPr>
+                          <pic:cNvPr id="0" name="Picture 1" descr="田字格- 抖音百科"/>
+                          <pic:cNvPicPr>
+                            <a:picLocks noChangeAspect="1" noChangeArrowheads="1"/>
+                          </pic:cNvPicPr>
+                        </pic:nvPicPr>
+                        <pic:blipFill rotWithShape="1">
+                          <a:blip r:embed="rId7" cstate="print">
+                            <a:duotone>
+                              <a:schemeClr val="bg2">
+                                <a:shade val="45000"/>
+                                <a:satMod val="135000"/>
+                              </a:schemeClr>
+                              <a:prstClr val="white"/>
+                            </a:duotone>
+                            <a:extLst>
+                              <a:ext uri="{28A0092B-C50C-407E-A947-70E740481C1C}">
+                                <a14:useLocalDpi xmlns:a14="http://schemas.microsoft.com/office/drawing/2010/main" val="0"/>
+                              </a:ext>
+                            </a:extLst>
+                          </a:blip>
+                          <a:srcRect l="3020" t="2233" r="3357" b="3943"/>
+                          <a:stretch/>
+                        </pic:blipFill>
+                        <pic:spPr bwMode="auto">
+                          <a:xfrm>
+                            <a:off x="0" y="0"/>
+                            <a:ext cx="887730" cy="940435"/>
+                          </a:xfrm>
+                          <a:prstGeom prst="rect">
+                            <a:avLst/>
+                          </a:prstGeom>
+                          <a:noFill/>
+                          <a:ln>
+                            <a:noFill/>
+                          </a:ln>
+                          <a:extLst>
+                            <a:ext uri="{53640926-AAD7-44D8-BBD7-CCE9431645EC}">
+                              <a14:shadowObscured xmlns:a14="http://schemas.microsoft.com/office/drawing/2010/main"/>
+                            </a:ext>
+                          </a:extLst>
+                        </pic:spPr>
+                      </pic:pic>
+                    </a:graphicData>
+                  </a:graphic>
+                  <wp14:sizeRelH relativeFrom="margin">
+                    <wp14:pctWidth>0</wp14:pctWidth>
+                  </wp14:sizeRelH>
+                  <wp14:sizeRelV relativeFrom="margin">
+                    <wp14:pctHeight>0</wp14:pctHeight>
+                  </wp14:sizeRelV>
+                </wp:anchor>
+              </w:drawing>
+            </w:r>
+          </w:p>
+        </w:tc>
+        <w:tc>
+          <w:tcPr>
+            <w:tcW w:w="513" w:type="dxa"/>
+            <w:tcBorders>
+              <w:top w:val="single" w:sz="18" w:space="0" w:color="7F7F7F" w:themeColor="text1" w:themeTint="80"/>
+              <w:left w:val="single" w:sz="18" w:space="0" w:color="7F7F7F" w:themeColor="text1" w:themeTint="80"/>
+              <w:bottom w:val="single" w:sz="18" w:space="0" w:color="7F7F7F" w:themeColor="text1" w:themeTint="80"/>
+              <w:right w:val="single" w:sz="18" w:space="0" w:color="7F7F7F" w:themeColor="text1" w:themeTint="80"/>
+            </w:tcBorders>
+            <w:shd w:val="clear" w:color="auto" w:fill="auto"/>
+            <w:vAlign w:val="center"/>
+          </w:tcPr>
+          <w:p>
+            <w:pPr>
+              <w:spacing w:beforeLines="10" w:before="24"/>
+              <w:ind w:leftChars="-140" w:left="-308"/>
+              <w:jc w:val="center"/>
+              <w:keepNext/>
+            </w:pPr>
+            <w:bookmarkStart w:id="0" w:name="_GoBack"/>
+            <w:bookmarkEnd w:id="0"/>
+          </w:p>
+        </w:tc>
+        <w:tc>
+          <w:tcPr>
+            <w:tcW w:w="68" w:type="dxa"/>
             <w:tcBorders>
               <w:top w:val="nil"/>
-              <w:left w:val="nil"/>
+              <w:left w:val="single" w:sz="18" w:space="0" w:color="7F7F7F" w:themeColor="text1" w:themeTint="80"/>
               <w:bottom w:val="nil"/>
               <w:right w:val="nil"/>
             </w:tcBorders>
             <w:shd w:val="clear" w:color="auto" w:fill="FFFFFF"/>
             <w:vAlign w:val="center"/>
           </w:tcPr>
-          <w:p/>
-        </w:tc>
-        <w:tc>
-          <w:tcPr>
-            <w:tcW w:w="1800" w:type="dxa"/>
+          <w:p>
+            <w:pPr>
+              <w:keepNext/>
+            </w:pPr>
+          </w:p>
+        </w:tc>
+        <w:tc>
+          <w:tcPr>
+            <w:tcW w:w="1448" w:type="dxa"/>
             <w:tcBorders>
               <w:top w:val="single" w:sz="20" w:space="0" w:color="7030A0"/>
               <w:left w:val="single" w:sz="20" w:space="0" w:color="7030A0"/>
               <w:bottom w:val="single" w:sz="20" w:space="0" w:color="7030A0"/>
-              <w:right w:val="single" w:sz="20" w:space="0" w:color="7030A0"/>
-            </w:tcBorders>
-            <w:shd w:val="clear" w:color="auto" w:fill="FAF5FF"/>
+              <w:right w:val="single" w:sz="18" w:space="0" w:color="7030A0"/>
+            </w:tcBorders>
+            <w:shd w:val="clear" w:color="auto" w:fill="auto"/>
             <w:tcMar>
               <w:top w:w="60" w:type="dxa"/>
               <w:left w:w="45" w:type="dxa"/>
@@ -1853,16 +3259,135 @@
             <w:pPr>
               <w:jc w:val="center"/>
               <w:rPr>
-                <w:rFonts w:ascii="ㄅ字嗨注音標楷 Regular" w:eastAsia="ㄅ字嗨注音標楷 Regular" w:hint="eastAsia"/>
+                <w:rFonts w:ascii="ㄅ字嗨注音標楷 Regular" w:eastAsia="ㄅ字嗨注音標楷 Regular"/>
+                <w:b/>
+                <w:color w:val="D9D9D9" w:themeColor="background1" w:themeShade="D9"/>
+                <w:sz w:val="100"/>
+                <w:szCs w:val="100"/>
+              </w:rPr>
+              <w:keepNext/>
+            </w:pPr>
+            <w:r>
+              <w:rPr>
+                <w:b/>
+                <w:noProof/>
+              </w:rPr>
+              <w:drawing>
+                <wp:anchor distT="0" distB="0" distL="114300" distR="114300" simplePos="0" relativeHeight="251677696" behindDoc="1" locked="0" layoutInCell="1" allowOverlap="1" wp14:anchorId="1EC15CFA" wp14:editId="7B18AD12">
+                  <wp:simplePos x="0" y="0"/>
+                  <wp:positionH relativeFrom="column">
+                    <wp:posOffset>-2540</wp:posOffset>
+                  </wp:positionH>
+                  <wp:positionV relativeFrom="paragraph">
+                    <wp:posOffset>-31115</wp:posOffset>
+                  </wp:positionV>
+                  <wp:extent cx="887730" cy="940435"/>
+                  <wp:effectExtent l="0" t="0" r="7620" b="0"/>
+                  <wp:wrapNone/>
+                  <wp:docPr id="11" name="圖片 11" descr="田字格- 抖音百科"/>
+                  <wp:cNvGraphicFramePr>
+                    <a:graphicFrameLocks xmlns:a="http://schemas.openxmlformats.org/drawingml/2006/main" noChangeAspect="1"/>
+                  </wp:cNvGraphicFramePr>
+                  <a:graphic xmlns:a="http://schemas.openxmlformats.org/drawingml/2006/main">
+                    <a:graphicData uri="http://schemas.openxmlformats.org/drawingml/2006/picture">
+                      <pic:pic xmlns:pic="http://schemas.openxmlformats.org/drawingml/2006/picture">
+                        <pic:nvPicPr>
+                          <pic:cNvPr id="0" name="Picture 1" descr="田字格- 抖音百科"/>
+                          <pic:cNvPicPr>
+                            <a:picLocks noChangeAspect="1" noChangeArrowheads="1"/>
+                          </pic:cNvPicPr>
+                        </pic:nvPicPr>
+                        <pic:blipFill rotWithShape="1">
+                          <a:blip r:embed="rId7" cstate="print">
+                            <a:duotone>
+                              <a:schemeClr val="bg2">
+                                <a:shade val="45000"/>
+                                <a:satMod val="135000"/>
+                              </a:schemeClr>
+                              <a:prstClr val="white"/>
+                            </a:duotone>
+                            <a:extLst>
+                              <a:ext uri="{28A0092B-C50C-407E-A947-70E740481C1C}">
+                                <a14:useLocalDpi xmlns:a14="http://schemas.microsoft.com/office/drawing/2010/main" val="0"/>
+                              </a:ext>
+                            </a:extLst>
+                          </a:blip>
+                          <a:srcRect l="3020" t="2233" r="3357" b="3943"/>
+                          <a:stretch/>
+                        </pic:blipFill>
+                        <pic:spPr bwMode="auto">
+                          <a:xfrm>
+                            <a:off x="0" y="0"/>
+                            <a:ext cx="887730" cy="940435"/>
+                          </a:xfrm>
+                          <a:prstGeom prst="rect">
+                            <a:avLst/>
+                          </a:prstGeom>
+                          <a:noFill/>
+                          <a:ln>
+                            <a:noFill/>
+                          </a:ln>
+                          <a:extLst>
+                            <a:ext uri="{53640926-AAD7-44D8-BBD7-CCE9431645EC}">
+                              <a14:shadowObscured xmlns:a14="http://schemas.microsoft.com/office/drawing/2010/main"/>
+                            </a:ext>
+                          </a:extLst>
+                        </pic:spPr>
+                      </pic:pic>
+                    </a:graphicData>
+                  </a:graphic>
+                  <wp14:sizeRelH relativeFrom="margin">
+                    <wp14:pctWidth>0</wp14:pctWidth>
+                  </wp14:sizeRelH>
+                  <wp14:sizeRelV relativeFrom="margin">
+                    <wp14:pctHeight>0</wp14:pctHeight>
+                  </wp14:sizeRelV>
+                </wp:anchor>
+              </w:drawing>
+            </w:r>
+            <w:r>
+              <w:rPr>
+                <w:b/>
+                <w:noProof/>
+                <w:color w:val="D9D9D9" w:themeColor="background1" w:themeShade="D9"/>
+                <w:sz w:val="100"/>
+                <w:szCs w:val="100"/>
+              </w:rPr>
+              <w:t xml:space="preserve">羽</w:t>
+            </w:r>
+          </w:p>
+        </w:tc>
+        <w:tc>
+          <w:tcPr>
+            <w:tcW w:w="512" w:type="dxa"/>
+            <w:tcBorders>
+              <w:top w:val="single" w:sz="20" w:space="0" w:color="7030A0"/>
+              <w:left w:val="single" w:sz="18" w:space="0" w:color="7030A0"/>
+              <w:bottom w:val="single" w:sz="20" w:space="0" w:color="7030A0"/>
+              <w:right w:val="single" w:sz="20" w:space="0" w:color="7030A0"/>
+            </w:tcBorders>
+            <w:shd w:val="clear" w:color="auto" w:fill="auto"/>
+            <w:vAlign w:val="center"/>
+          </w:tcPr>
+          <w:p>
+            <w:pPr>
+              <w:spacing w:beforeLines="10" w:before="24"/>
+              <w:ind w:leftChars="-140" w:left="-308"/>
+              <w:jc w:val="center"/>
+              <w:rPr>
+                <w:rFonts w:ascii="ㄅ字嗨注音標楷 Regular" w:eastAsia="ㄅ字嗨注音標楷 Regular"/>
                 <w:color w:val="C7CBD1"/>
-                <w:sz w:val="96"/>
-              </w:rPr>
-            </w:pPr>
-            <w:r>
-              <w:rPr>
-                <w:rFonts w:ascii="ㄅ字嗨注音標楷 Regular" w:eastAsia="ㄅ字嗨注音標楷 Regular" w:hint="eastAsia"/>
-                <w:color w:val="C7CBD1"/>
-                <w:sz w:val="96"/>
+                <w:sz w:val="90"/>
+                <w:szCs w:val="90"/>
+              </w:rPr>
+              <w:keepNext/>
+            </w:pPr>
+            <w:r>
+              <w:rPr>
+                <w:rFonts w:ascii="ㄅ字嗨注音而已 R" w:eastAsia="ㄅ字嗨注音而已 R"/>
+                <w:color w:val="D9D9D9" w:themeColor="background1" w:themeShade="D9"/>
+                <w:sz w:val="90"/>
+                <w:szCs w:val="90"/>
               </w:rPr>
               <w:t xml:space="preserve">羽</w:t>
             </w:r>
@@ -1875,9 +3400,8 @@
         <w:pBdr>
           <w:bottom w:val="single" w:sz="6" w:space="1" w:color="auto"/>
         </w:pBdr>
-        <w:spacing w:before="80" w:after="200" w:line="252" w:lineRule="auto"/>
+        <w:spacing w:before="40" w:after="60" w:line="240" w:lineRule="exact"/>
         <w:rPr>
-          <w:rFonts w:hint="eastAsia"/>
           <w:color w:val="374151"/>
           <w:sz w:val="21"/>
           <w:szCs w:val="20"/>
@@ -1919,6 +3443,7 @@
     <w:p>
       <w:pPr>
         <w:jc w:val="center"/>
+        <w:spacing w:before="0" w:after="0" w:line="20" w:lineRule="exact"/>
       </w:pPr>
     </w:p>
     <w:tbl>
@@ -1947,10 +3472,10 @@
           <w:tcPr>
             <w:tcW w:w="1489" w:type="dxa"/>
             <w:tcBorders>
-              <w:top w:val="single" w:sz="8" w:space="0" w:color="CBD5E1"/>
-              <w:left w:val="single" w:sz="8" w:space="0" w:color="CBD5E1"/>
-              <w:bottom w:val="single" w:sz="8" w:space="0" w:color="CBD5E1"/>
-              <w:right w:val="single" w:sz="8" w:space="0" w:color="CBD5E1"/>
+              <w:top w:val="single" w:sz="8" w:space="0" w:color="000000" w:themeColor="text1"/>
+              <w:left w:val="single" w:sz="8" w:space="0" w:color="000000" w:themeColor="text1"/>
+              <w:bottom w:val="single" w:sz="8" w:space="0" w:color="000000" w:themeColor="text1"/>
+              <w:right w:val="single" w:sz="8" w:space="0" w:color="000000" w:themeColor="text1"/>
             </w:tcBorders>
             <w:shd w:val="clear" w:color="auto" w:fill="F3F4F6"/>
             <w:tcMar>
@@ -1996,10 +3521,10 @@
           <w:tcPr>
             <w:tcW w:w="6156" w:type="dxa"/>
             <w:tcBorders>
-              <w:top w:val="single" w:sz="8" w:space="0" w:color="CBD5E1"/>
-              <w:left w:val="single" w:sz="8" w:space="0" w:color="CBD5E1"/>
-              <w:bottom w:val="single" w:sz="8" w:space="0" w:color="CBD5E1"/>
-              <w:right w:val="single" w:sz="8" w:space="0" w:color="CBD5E1"/>
+              <w:top w:val="single" w:sz="8" w:space="0" w:color="000000" w:themeColor="text1"/>
+              <w:left w:val="single" w:sz="8" w:space="0" w:color="000000" w:themeColor="text1"/>
+              <w:bottom w:val="single" w:sz="8" w:space="0" w:color="000000" w:themeColor="text1"/>
+              <w:right w:val="single" w:sz="8" w:space="0" w:color="000000" w:themeColor="text1"/>
             </w:tcBorders>
             <w:shd w:val="clear" w:color="auto" w:fill="FFFFFF"/>
             <w:tcMar>
@@ -2030,7 +3555,7 @@
                 <w:color w:val="6B7280"/>
                 <w:sz w:val="21"/>
               </w:rPr>
-              <w:t xml:space="preserve">： </w:t>
+              <w:t>：</w:t>
             </w:r>
             <w:r>
               <w:rPr>
@@ -2108,7 +3633,7 @@
               <w:rPr>
                 <w:rFonts w:ascii="ㄅ字嗨注音而已 R" w:eastAsia="ㄅ字嗨注音而已 R" w:hint="eastAsia"/>
                 <w:color w:val="000000" w:themeColor="text1"/>
-                <w:sz w:val="32"/>
+                <w:sz w:val="36"/>
                 <w:szCs w:val="32"/>
               </w:rPr>
               <w:t xml:space="preserve">看</w:t>
@@ -2117,7 +3642,7 @@
               <w:rPr>
                 <w:rFonts w:ascii="ㄅ字嗨注音而已 R" w:eastAsia="ㄅ字嗨注音而已 R" w:hint="eastAsia"/>
                 <w:color w:val="000000" w:themeColor="text1"/>
-                <w:sz w:val="32"/>
+                <w:sz w:val="36"/>
                 <w:szCs w:val="32"/>
               </w:rPr>
             </w:r>
@@ -2125,7 +3650,7 @@
               <w:rPr>
                 <w:rFonts w:ascii="ㄅ字嗨注音而已 R" w:eastAsia="ㄅ字嗨注音而已 R" w:hint="eastAsia"/>
                 <w:color w:val="000000" w:themeColor="text1"/>
-                <w:sz w:val="32"/>
+                <w:sz w:val="36"/>
                 <w:szCs w:val="32"/>
               </w:rPr>
             </w:r>
@@ -2135,10 +3660,10 @@
           <w:tcPr>
             <w:tcW w:w="2088" w:type="dxa"/>
             <w:tcBorders>
-              <w:top w:val="dashed" w:sz="8" w:space="0" w:color="CBD5E1"/>
-              <w:left w:val="dashed" w:sz="8" w:space="0" w:color="CBD5E1"/>
-              <w:bottom w:val="dashed" w:sz="8" w:space="0" w:color="CBD5E1"/>
-              <w:right w:val="dashed" w:sz="8" w:space="0" w:color="CBD5E1"/>
+              <w:top w:val="single" w:sz="8" w:space="0" w:color="000000" w:themeColor="text1"/>
+              <w:left w:val="single" w:sz="8" w:space="0" w:color="000000" w:themeColor="text1"/>
+              <w:bottom w:val="single" w:sz="8" w:space="0" w:color="000000" w:themeColor="text1"/>
+              <w:right w:val="single" w:sz="8" w:space="0" w:color="000000" w:themeColor="text1"/>
             </w:tcBorders>
             <w:shd w:val="clear" w:color="auto" w:fill="F8FAFC"/>
             <w:tcMar>
@@ -2161,11 +3686,12 @@
     <w:p>
       <w:pPr>
         <w:keepNext/>
+        <w:spacing w:before="0" w:after="0" w:line="60" w:lineRule="exact"/>
       </w:pPr>
     </w:p>
     <w:tbl>
       <w:tblPr>
-        <w:tblW w:w="9705" w:type="dxa"/>
+        <w:tblW w:w="10040" w:type="dxa"/>
         <w:jc w:val="center"/>
         <w:tblLayout w:type="fixed"/>
         <w:tblCellMar>
@@ -2175,32 +3701,37 @@
         <w:tblLook w:val="04A0" w:firstRow="1" w:lastRow="0" w:firstColumn="1" w:lastColumn="0" w:noHBand="0" w:noVBand="1"/>
       </w:tblPr>
       <w:tblGrid>
-        <w:gridCol w:w="1800"/>
-        <w:gridCol w:w="216"/>
-        <w:gridCol w:w="1800"/>
-        <w:gridCol w:w="216"/>
-        <w:gridCol w:w="1800"/>
-        <w:gridCol w:w="216"/>
-        <w:gridCol w:w="1800"/>
-        <w:gridCol w:w="216"/>
-        <w:gridCol w:w="1800"/>
+        <w:gridCol w:w="1442"/>
+        <w:gridCol w:w="525"/>
+        <w:gridCol w:w="69"/>
+        <w:gridCol w:w="1442"/>
+        <w:gridCol w:w="503"/>
+        <w:gridCol w:w="65"/>
+        <w:gridCol w:w="1443"/>
+        <w:gridCol w:w="511"/>
+        <w:gridCol w:w="65"/>
+        <w:gridCol w:w="1443"/>
+        <w:gridCol w:w="511"/>
+        <w:gridCol w:w="68"/>
+        <w:gridCol w:w="1443"/>
+        <w:gridCol w:w="510"/>
       </w:tblGrid>
       <w:tr>
         <w:trPr>
           <w:cantSplit/>
-          <w:trHeight w:hRule="exact" w:val="1800"/>
+          <w:trHeight w:hRule="exact" w:val="1491"/>
           <w:jc w:val="center"/>
         </w:trPr>
         <w:tc>
           <w:tcPr>
-            <w:tcW w:w="1800" w:type="dxa"/>
+            <w:tcW w:w="1446" w:type="dxa"/>
             <w:tcBorders>
               <w:top w:val="single" w:sz="20" w:space="0" w:color="EF4444"/>
               <w:left w:val="single" w:sz="20" w:space="0" w:color="EF4444"/>
               <w:bottom w:val="single" w:sz="20" w:space="0" w:color="EF4444"/>
-              <w:right w:val="single" w:sz="20" w:space="0" w:color="EF4444"/>
-            </w:tcBorders>
-            <w:shd w:val="clear" w:color="auto" w:fill="FEF2F2"/>
+              <w:right w:val="single" w:sz="18" w:space="0" w:color="FF0000"/>
+            </w:tcBorders>
+            <w:shd w:val="clear" w:color="auto" w:fill="auto"/>
             <w:tcMar>
               <w:top w:w="60" w:type="dxa"/>
               <w:left w:w="45" w:type="dxa"/>
@@ -2211,66 +3742,183 @@
           </w:tcPr>
           <w:p>
             <w:pPr>
-              <w:spacing w:before="0" w:after="0"/>
               <w:jc w:val="center"/>
               <w:rPr>
-                <w:rFonts w:ascii="ㄅ字嗨注音標楷 Regular" w:eastAsia="ㄅ字嗨注音標楷 Regular" w:hint="eastAsia"/>
+                <w:sz w:val="100"/>
+                <w:szCs w:val="100"/>
+              </w:rPr>
+              <w:keepNext/>
+            </w:pPr>
+            <w:r>
+              <w:rPr>
+                <w:noProof/>
+              </w:rPr>
+              <w:drawing>
+                <wp:anchor distT="0" distB="0" distL="114300" distR="114300" simplePos="0" relativeHeight="251673600" behindDoc="1" locked="0" layoutInCell="1" allowOverlap="1" wp14:anchorId="1EC15CFA" wp14:editId="7B18AD12">
+                  <wp:simplePos x="0" y="0"/>
+                  <wp:positionH relativeFrom="column">
+                    <wp:posOffset>-23495</wp:posOffset>
+                  </wp:positionH>
+                  <wp:positionV relativeFrom="paragraph">
+                    <wp:posOffset>-38100</wp:posOffset>
+                  </wp:positionV>
+                  <wp:extent cx="887730" cy="940435"/>
+                  <wp:effectExtent l="0" t="0" r="7620" b="0"/>
+                  <wp:wrapNone/>
+                  <wp:docPr id="9" name="圖片 9" descr="田字格- 抖音百科"/>
+                  <wp:cNvGraphicFramePr>
+                    <a:graphicFrameLocks xmlns:a="http://schemas.openxmlformats.org/drawingml/2006/main" noChangeAspect="1"/>
+                  </wp:cNvGraphicFramePr>
+                  <a:graphic xmlns:a="http://schemas.openxmlformats.org/drawingml/2006/main">
+                    <a:graphicData uri="http://schemas.openxmlformats.org/drawingml/2006/picture">
+                      <pic:pic xmlns:pic="http://schemas.openxmlformats.org/drawingml/2006/picture">
+                        <pic:nvPicPr>
+                          <pic:cNvPr id="0" name="Picture 1" descr="田字格- 抖音百科"/>
+                          <pic:cNvPicPr>
+                            <a:picLocks noChangeAspect="1" noChangeArrowheads="1"/>
+                          </pic:cNvPicPr>
+                        </pic:nvPicPr>
+                        <pic:blipFill rotWithShape="1">
+                          <a:blip r:embed="rId7" cstate="print">
+                            <a:duotone>
+                              <a:schemeClr val="bg2">
+                                <a:shade val="45000"/>
+                                <a:satMod val="135000"/>
+                              </a:schemeClr>
+                              <a:prstClr val="white"/>
+                            </a:duotone>
+                            <a:extLst>
+                              <a:ext uri="{28A0092B-C50C-407E-A947-70E740481C1C}">
+                                <a14:useLocalDpi xmlns:a14="http://schemas.microsoft.com/office/drawing/2010/main" val="0"/>
+                              </a:ext>
+                            </a:extLst>
+                          </a:blip>
+                          <a:srcRect l="3020" t="2233" r="3357" b="3943"/>
+                          <a:stretch/>
+                        </pic:blipFill>
+                        <pic:spPr bwMode="auto">
+                          <a:xfrm>
+                            <a:off x="0" y="0"/>
+                            <a:ext cx="887730" cy="940435"/>
+                          </a:xfrm>
+                          <a:prstGeom prst="rect">
+                            <a:avLst/>
+                          </a:prstGeom>
+                          <a:noFill/>
+                          <a:ln>
+                            <a:noFill/>
+                          </a:ln>
+                          <a:extLst>
+                            <a:ext uri="{53640926-AAD7-44D8-BBD7-CCE9431645EC}">
+                              <a14:shadowObscured xmlns:a14="http://schemas.microsoft.com/office/drawing/2010/main"/>
+                            </a:ext>
+                          </a:extLst>
+                        </pic:spPr>
+                      </pic:pic>
+                    </a:graphicData>
+                  </a:graphic>
+                  <wp14:sizeRelH relativeFrom="margin">
+                    <wp14:pctWidth>0</wp14:pctWidth>
+                  </wp14:sizeRelH>
+                  <wp14:sizeRelV relativeFrom="margin">
+                    <wp14:pctHeight>0</wp14:pctHeight>
+                  </wp14:sizeRelV>
+                </wp:anchor>
+              </w:drawing>
+            </w:r>
+            <w:r>
+              <w:rPr>
+                <w:noProof/>
+                <w:sz w:val="100"/>
+                <w:szCs w:val="100"/>
+              </w:rPr>
+              <w:t xml:space="preserve">看</w:t>
+            </w:r>
+          </w:p>
+        </w:tc>
+        <w:tc>
+          <w:tcPr>
+            <w:tcW w:w="526" w:type="dxa"/>
+            <w:tcBorders>
+              <w:top w:val="single" w:sz="20" w:space="0" w:color="EF4444"/>
+              <w:left w:val="single" w:sz="18" w:space="0" w:color="FF0000"/>
+              <w:bottom w:val="single" w:sz="20" w:space="0" w:color="EF4444"/>
+              <w:right w:val="single" w:sz="20" w:space="0" w:color="EF4444"/>
+            </w:tcBorders>
+            <w:shd w:val="clear" w:color="auto" w:fill="auto"/>
+            <w:tcMar>
+              <w:left w:w="0" w:type="dxa"/>
+              <w:right w:w="0" w:type="dxa"/>
+            </w:tcMar>
+            <w:vAlign w:val="center"/>
+          </w:tcPr>
+          <w:p>
+            <w:pPr>
+              <w:widowControl/>
+              <w:spacing w:beforeLines="10" w:before="24"/>
+              <w:ind w:leftChars="-140" w:left="-308"/>
+              <w:rPr>
+                <w:rFonts w:ascii="ㄅ字嗨注音而已 R" w:eastAsia="ㄅ字嗨注音而已 R"/>
                 <w:sz w:val="96"/>
               </w:rPr>
-            </w:pPr>
-            <w:r>
-              <w:rPr>
-                <w:rFonts w:ascii="Segoe UI Symbol" w:hAnsi="Segoe UI Symbol" w:eastAsia="Segoe UI Symbol" w:cs="Segoe UI Symbol"/>
-                <w:color w:val="D7DCE3"/>
-                <w:sz w:val="48"/>
-                <w:spacing w:val="-1680"/>
-                <w:w w:val="350"/>
-              </w:rPr>
-              <w:t>┄</w:t>
-            </w:r>
-            <w:r>
-              <w:rPr>
-                <w:rFonts w:ascii="Segoe UI Symbol" w:hAnsi="Segoe UI Symbol" w:eastAsia="Segoe UI Symbol" w:cs="Segoe UI Symbol"/>
-                <w:color w:val="D7DCE3"/>
-                <w:sz w:val="122"/>
-                <w:spacing w:val="-1220"/>
-              </w:rPr>
-              <w:t>┆</w:t>
-            </w:r>
-            <w:r>
-              <w:rPr>
-                <w:rStyle w:val="WorksheetCharacter"/>
-                <w:color w:val="1F2937"/>
+              <w:keepNext/>
+            </w:pPr>
+            <w:r>
+              <w:rPr>
+                <w:rFonts w:ascii="ㄅ字嗨注音而已 R" w:eastAsia="ㄅ字嗨注音而已 R"/>
+                <w:sz w:val="90"/>
+                <w:szCs w:val="90"/>
+              </w:rPr>
+              <w:t xml:space="preserve">看</w:t>
+            </w:r>
+            <w:r>
+              <w:rPr>
+                <w:rFonts w:ascii="ㄅ字嗨注音而已 R" w:eastAsia="ㄅ字嗨注音而已 R"/>
                 <w:sz w:val="96"/>
               </w:rPr>
-              <w:t xml:space="preserve">看</w:t>
-            </w:r>
-          </w:p>
-        </w:tc>
-        <w:tc>
-          <w:tcPr>
-            <w:tcW w:w="216" w:type="dxa"/>
+            </w:r>
+          </w:p>
+          <w:p>
+            <w:pPr>
+              <w:spacing w:beforeLines="70" w:before="168"/>
+              <w:ind w:leftChars="-140" w:left="-308"/>
+              <w:jc w:val="center"/>
+              <w:rPr>
+                <w:rFonts w:ascii="ㄅ字嗨注音標楷 Regular" w:eastAsia="ㄅ字嗨注音標楷 Regular"/>
+                <w:sz w:val="96"/>
+              </w:rPr>
+              <w:keepNext/>
+            </w:pPr>
+          </w:p>
+        </w:tc>
+        <w:tc>
+          <w:tcPr>
+            <w:tcW w:w="60" w:type="dxa"/>
             <w:tcBorders>
               <w:top w:val="nil"/>
               <w:left w:val="nil"/>
               <w:bottom w:val="nil"/>
-              <w:right w:val="nil"/>
+              <w:right w:val="single" w:sz="18" w:space="0" w:color="D5DCE4" w:themeColor="text2" w:themeTint="33"/>
             </w:tcBorders>
             <w:shd w:val="clear" w:color="auto" w:fill="FFFFFF"/>
             <w:vAlign w:val="center"/>
           </w:tcPr>
-          <w:p/>
-        </w:tc>
-        <w:tc>
-          <w:tcPr>
-            <w:tcW w:w="1800" w:type="dxa"/>
-            <w:tcBorders>
-              <w:top w:val="single" w:sz="12" w:space="0" w:color="CBD5E1"/>
-              <w:left w:val="single" w:sz="12" w:space="0" w:color="CBD5E1"/>
-              <w:bottom w:val="single" w:sz="12" w:space="0" w:color="CBD5E1"/>
-              <w:right w:val="single" w:sz="12" w:space="0" w:color="CBD5E1"/>
-            </w:tcBorders>
-            <w:shd w:val="clear" w:color="auto" w:fill="F8FAFC"/>
+          <w:p>
+            <w:pPr>
+              <w:keepNext/>
+            </w:pPr>
+          </w:p>
+        </w:tc>
+        <w:tc>
+          <w:tcPr>
+            <w:tcW w:w="1447" w:type="dxa"/>
+            <w:tcBorders>
+              <w:top w:val="single" w:sz="18" w:space="0" w:color="D5DCE4" w:themeColor="text2" w:themeTint="33"/>
+              <w:left w:val="single" w:sz="18" w:space="0" w:color="D5DCE4" w:themeColor="text2" w:themeTint="33"/>
+              <w:bottom w:val="single" w:sz="18" w:space="0" w:color="D5DCE4" w:themeColor="text2" w:themeTint="33"/>
+              <w:right w:val="single" w:sz="18" w:space="0" w:color="D5DCE4" w:themeColor="text2" w:themeTint="33"/>
+            </w:tcBorders>
+            <w:shd w:val="clear" w:color="auto" w:fill="auto"/>
             <w:tcMar>
               <w:top w:w="60" w:type="dxa"/>
               <w:left w:w="45" w:type="dxa"/>
@@ -2281,66 +3929,176 @@
           </w:tcPr>
           <w:p>
             <w:pPr>
-              <w:spacing w:before="0" w:after="0"/>
               <w:jc w:val="center"/>
               <w:rPr>
-                <w:rFonts w:ascii="ㄅ字嗨注音標楷 Regular" w:eastAsia="ㄅ字嗨注音標楷 Regular" w:hint="eastAsia"/>
+                <w:rFonts w:ascii="ㄅ字嗨注音標楷 Regular" w:eastAsia="ㄅ字嗨注音標楷 Regular"/>
+                <w:color w:val="D9D9D9" w:themeColor="background1" w:themeShade="D9"/>
+                <w:sz w:val="100"/>
+                <w:szCs w:val="100"/>
+              </w:rPr>
+              <w:keepNext/>
+            </w:pPr>
+            <w:r>
+              <w:rPr>
+                <w:noProof/>
+              </w:rPr>
+              <w:drawing>
+                <wp:anchor distT="0" distB="0" distL="114300" distR="114300" simplePos="0" relativeHeight="251675648" behindDoc="1" locked="0" layoutInCell="1" allowOverlap="1" wp14:anchorId="1EC15CFA" wp14:editId="7B18AD12">
+                  <wp:simplePos x="0" y="0"/>
+                  <wp:positionH relativeFrom="column">
+                    <wp:posOffset>-9525</wp:posOffset>
+                  </wp:positionH>
+                  <wp:positionV relativeFrom="paragraph">
+                    <wp:posOffset>-36195</wp:posOffset>
+                  </wp:positionV>
+                  <wp:extent cx="887730" cy="940435"/>
+                  <wp:effectExtent l="0" t="0" r="7620" b="0"/>
+                  <wp:wrapNone/>
+                  <wp:docPr id="10" name="圖片 10" descr="田字格- 抖音百科"/>
+                  <wp:cNvGraphicFramePr>
+                    <a:graphicFrameLocks xmlns:a="http://schemas.openxmlformats.org/drawingml/2006/main" noChangeAspect="1"/>
+                  </wp:cNvGraphicFramePr>
+                  <a:graphic xmlns:a="http://schemas.openxmlformats.org/drawingml/2006/main">
+                    <a:graphicData uri="http://schemas.openxmlformats.org/drawingml/2006/picture">
+                      <pic:pic xmlns:pic="http://schemas.openxmlformats.org/drawingml/2006/picture">
+                        <pic:nvPicPr>
+                          <pic:cNvPr id="0" name="Picture 1" descr="田字格- 抖音百科"/>
+                          <pic:cNvPicPr>
+                            <a:picLocks noChangeAspect="1" noChangeArrowheads="1"/>
+                          </pic:cNvPicPr>
+                        </pic:nvPicPr>
+                        <pic:blipFill rotWithShape="1">
+                          <a:blip r:embed="rId7" cstate="print">
+                            <a:duotone>
+                              <a:schemeClr val="bg2">
+                                <a:shade val="45000"/>
+                                <a:satMod val="135000"/>
+                              </a:schemeClr>
+                              <a:prstClr val="white"/>
+                            </a:duotone>
+                            <a:extLst>
+                              <a:ext uri="{28A0092B-C50C-407E-A947-70E740481C1C}">
+                                <a14:useLocalDpi xmlns:a14="http://schemas.microsoft.com/office/drawing/2010/main" val="0"/>
+                              </a:ext>
+                            </a:extLst>
+                          </a:blip>
+                          <a:srcRect l="3020" t="2233" r="3357" b="3943"/>
+                          <a:stretch/>
+                        </pic:blipFill>
+                        <pic:spPr bwMode="auto">
+                          <a:xfrm>
+                            <a:off x="0" y="0"/>
+                            <a:ext cx="887730" cy="940435"/>
+                          </a:xfrm>
+                          <a:prstGeom prst="rect">
+                            <a:avLst/>
+                          </a:prstGeom>
+                          <a:noFill/>
+                          <a:ln>
+                            <a:noFill/>
+                          </a:ln>
+                          <a:extLst>
+                            <a:ext uri="{53640926-AAD7-44D8-BBD7-CCE9431645EC}">
+                              <a14:shadowObscured xmlns:a14="http://schemas.microsoft.com/office/drawing/2010/main"/>
+                            </a:ext>
+                          </a:extLst>
+                        </pic:spPr>
+                      </pic:pic>
+                    </a:graphicData>
+                  </a:graphic>
+                  <wp14:sizeRelH relativeFrom="margin">
+                    <wp14:pctWidth>0</wp14:pctWidth>
+                  </wp14:sizeRelH>
+                  <wp14:sizeRelV relativeFrom="margin">
+                    <wp14:pctHeight>0</wp14:pctHeight>
+                  </wp14:sizeRelV>
+                </wp:anchor>
+              </w:drawing>
+            </w:r>
+            <w:r>
+              <w:rPr>
+                <w:noProof/>
+                <w:color w:val="D9D9D9" w:themeColor="background1" w:themeShade="D9"/>
+                <w:sz w:val="100"/>
+                <w:szCs w:val="100"/>
+              </w:rPr>
+              <w:t xml:space="preserve">看</w:t>
+            </w:r>
+          </w:p>
+        </w:tc>
+        <w:tc>
+          <w:tcPr>
+            <w:tcW w:w="505" w:type="dxa"/>
+            <w:tcBorders>
+              <w:top w:val="single" w:sz="18" w:space="0" w:color="D5DCE4" w:themeColor="text2" w:themeTint="33"/>
+              <w:left w:val="single" w:sz="18" w:space="0" w:color="D5DCE4" w:themeColor="text2" w:themeTint="33"/>
+              <w:bottom w:val="single" w:sz="18" w:space="0" w:color="D5DCE4" w:themeColor="text2" w:themeTint="33"/>
+              <w:right w:val="single" w:sz="18" w:space="0" w:color="D5DCE4" w:themeColor="text2" w:themeTint="33"/>
+            </w:tcBorders>
+            <w:shd w:val="clear" w:color="auto" w:fill="auto"/>
+            <w:vAlign w:val="center"/>
+          </w:tcPr>
+          <w:p>
+            <w:pPr>
+              <w:widowControl/>
+              <w:spacing w:beforeLines="10" w:before="24"/>
+              <w:ind w:leftChars="-140" w:left="-308"/>
+              <w:rPr>
+                <w:rFonts w:ascii="ㄅ字嗨注音而已 R" w:eastAsia="ㄅ字嗨注音而已 R"/>
+                <w:color w:val="D9D9D9" w:themeColor="background1" w:themeShade="D9"/>
+                <w:sz w:val="90"/>
+                <w:szCs w:val="90"/>
+              </w:rPr>
+              <w:keepNext/>
+            </w:pPr>
+            <w:r>
+              <w:rPr>
+                <w:rFonts w:ascii="ㄅ字嗨注音而已 R" w:eastAsia="ㄅ字嗨注音而已 R"/>
+                <w:color w:val="D9D9D9" w:themeColor="background1" w:themeShade="D9"/>
+                <w:sz w:val="90"/>
+                <w:szCs w:val="90"/>
+              </w:rPr>
+              <w:t xml:space="preserve">看</w:t>
+            </w:r>
+          </w:p>
+          <w:p>
+            <w:pPr>
+              <w:jc w:val="center"/>
+              <w:rPr>
+                <w:rFonts w:ascii="ㄅ字嗨注音而已 R" w:eastAsia="ㄅ字嗨注音而已 R"/>
                 <w:sz w:val="96"/>
               </w:rPr>
-            </w:pPr>
-            <w:r>
-              <w:rPr>
-                <w:rFonts w:ascii="Segoe UI Symbol" w:hAnsi="Segoe UI Symbol" w:eastAsia="Segoe UI Symbol" w:cs="Segoe UI Symbol"/>
-                <w:color w:val="D7DCE3"/>
-                <w:sz w:val="48"/>
-                <w:spacing w:val="-1680"/>
-                <w:w w:val="350"/>
-              </w:rPr>
-              <w:t>┄</w:t>
-            </w:r>
-            <w:r>
-              <w:rPr>
-                <w:rFonts w:ascii="Segoe UI Symbol" w:hAnsi="Segoe UI Symbol" w:eastAsia="Segoe UI Symbol" w:cs="Segoe UI Symbol"/>
-                <w:color w:val="D7DCE3"/>
-                <w:sz w:val="122"/>
-                <w:spacing w:val="-1220"/>
-              </w:rPr>
-              <w:t>┆</w:t>
-            </w:r>
-            <w:r>
-              <w:rPr>
-                <w:rStyle w:val="WorksheetCharacter"/>
-                <w:color w:val="C7CBD1"/>
-                <w:sz w:val="96"/>
-              </w:rPr>
-              <w:t xml:space="preserve">看</w:t>
-            </w:r>
-          </w:p>
-        </w:tc>
-        <w:tc>
-          <w:tcPr>
-            <w:tcW w:w="216" w:type="dxa"/>
+              <w:keepNext/>
+            </w:pPr>
+          </w:p>
+        </w:tc>
+        <w:tc>
+          <w:tcPr>
+            <w:tcW w:w="58" w:type="dxa"/>
             <w:tcBorders>
               <w:top w:val="nil"/>
-              <w:left w:val="nil"/>
+              <w:left w:val="single" w:sz="18" w:space="0" w:color="D5DCE4" w:themeColor="text2" w:themeTint="33"/>
               <w:bottom w:val="nil"/>
-              <w:right w:val="nil"/>
             </w:tcBorders>
             <w:shd w:val="clear" w:color="auto" w:fill="FFFFFF"/>
             <w:vAlign w:val="center"/>
           </w:tcPr>
-          <w:p/>
-        </w:tc>
-        <w:tc>
-          <w:tcPr>
-            <w:tcW w:w="1800" w:type="dxa"/>
-            <w:tcBorders>
-              <w:top w:val="dashed" w:sz="10" w:space="0" w:color="CBD5E1"/>
-              <w:left w:val="dashed" w:sz="10" w:space="0" w:color="CBD5E1"/>
-              <w:bottom w:val="dashed" w:sz="10" w:space="0" w:color="CBD5E1"/>
-              <w:right w:val="dashed" w:sz="10" w:space="0" w:color="CBD5E1"/>
-            </w:tcBorders>
-            <w:shd w:val="clear" w:color="auto" w:fill="FFFFFF"/>
+          <w:p>
+            <w:pPr>
+              <w:keepNext/>
+            </w:pPr>
+          </w:p>
+        </w:tc>
+        <w:tc>
+          <w:tcPr>
+            <w:tcW w:w="1448" w:type="dxa"/>
+            <w:tcBorders>
+              <w:top w:val="single" w:sz="18" w:space="0" w:color="7F7F7F" w:themeColor="text1" w:themeTint="80"/>
+              <w:left w:val="single" w:sz="18" w:space="0" w:color="7F7F7F" w:themeColor="text1" w:themeTint="80"/>
+              <w:bottom w:val="single" w:sz="18" w:space="0" w:color="7F7F7F" w:themeColor="text1" w:themeTint="80"/>
+              <w:right w:val="single" w:sz="18" w:space="0" w:color="7F7F7F" w:themeColor="text1" w:themeTint="80"/>
+            </w:tcBorders>
+            <w:shd w:val="clear" w:color="auto" w:fill="auto"/>
             <w:tcMar>
               <w:top w:w="60" w:type="dxa"/>
               <w:left w:w="45" w:type="dxa"/>
@@ -2351,60 +4109,137 @@
           </w:tcPr>
           <w:p>
             <w:pPr>
-              <w:spacing w:before="0" w:after="0"/>
               <w:jc w:val="center"/>
-            </w:pPr>
-            <w:r>
-              <w:rPr>
-                <w:rFonts w:ascii="Segoe UI Symbol" w:hAnsi="Segoe UI Symbol" w:eastAsia="Segoe UI Symbol" w:cs="Segoe UI Symbol"/>
-                <w:color w:val="D7DCE3"/>
-                <w:sz w:val="48"/>
-                <w:spacing w:val="-1680"/>
-                <w:w w:val="350"/>
-              </w:rPr>
-              <w:t>┄</w:t>
-            </w:r>
-            <w:r>
-              <w:rPr>
-                <w:rFonts w:ascii="Segoe UI Symbol" w:hAnsi="Segoe UI Symbol" w:eastAsia="Segoe UI Symbol" w:cs="Segoe UI Symbol"/>
-                <w:color w:val="D7DCE3"/>
-                <w:sz w:val="122"/>
-                <w:spacing w:val="-1220"/>
-              </w:rPr>
-              <w:t>┆</w:t>
-            </w:r>
-            <w:r>
-              <w:rPr>
-                <w:sz w:val="2"/>
-              </w:rPr>
-              <w:t xml:space="preserve"> </w:t>
-            </w:r>
-          </w:p>
-        </w:tc>
-        <w:tc>
-          <w:tcPr>
-            <w:tcW w:w="216" w:type="dxa"/>
+              <w:keepNext/>
+            </w:pPr>
+            <w:r>
+              <w:rPr>
+                <w:noProof/>
+              </w:rPr>
+              <w:drawing>
+                <wp:anchor distT="0" distB="0" distL="114300" distR="114300" simplePos="0" relativeHeight="251669504" behindDoc="1" locked="0" layoutInCell="1" allowOverlap="1" wp14:anchorId="29F4982C" wp14:editId="277E876F">
+                  <wp:simplePos x="0" y="0"/>
+                  <wp:positionH relativeFrom="column">
+                    <wp:posOffset>-26670</wp:posOffset>
+                  </wp:positionH>
+                  <wp:positionV relativeFrom="paragraph">
+                    <wp:posOffset>-38100</wp:posOffset>
+                  </wp:positionV>
+                  <wp:extent cx="887730" cy="940435"/>
+                  <wp:effectExtent l="0" t="0" r="7620" b="0"/>
+                  <wp:wrapNone/>
+                  <wp:docPr id="6" name="圖片 6" descr="田字格- 抖音百科"/>
+                  <wp:cNvGraphicFramePr>
+                    <a:graphicFrameLocks xmlns:a="http://schemas.openxmlformats.org/drawingml/2006/main" noChangeAspect="1"/>
+                  </wp:cNvGraphicFramePr>
+                  <a:graphic xmlns:a="http://schemas.openxmlformats.org/drawingml/2006/main">
+                    <a:graphicData uri="http://schemas.openxmlformats.org/drawingml/2006/picture">
+                      <pic:pic xmlns:pic="http://schemas.openxmlformats.org/drawingml/2006/picture">
+                        <pic:nvPicPr>
+                          <pic:cNvPr id="0" name="Picture 1" descr="田字格- 抖音百科"/>
+                          <pic:cNvPicPr>
+                            <a:picLocks noChangeAspect="1" noChangeArrowheads="1"/>
+                          </pic:cNvPicPr>
+                        </pic:nvPicPr>
+                        <pic:blipFill rotWithShape="1">
+                          <a:blip r:embed="rId7" cstate="print">
+                            <a:duotone>
+                              <a:schemeClr val="bg2">
+                                <a:shade val="45000"/>
+                                <a:satMod val="135000"/>
+                              </a:schemeClr>
+                              <a:prstClr val="white"/>
+                            </a:duotone>
+                            <a:extLst>
+                              <a:ext uri="{28A0092B-C50C-407E-A947-70E740481C1C}">
+                                <a14:useLocalDpi xmlns:a14="http://schemas.microsoft.com/office/drawing/2010/main" val="0"/>
+                              </a:ext>
+                            </a:extLst>
+                          </a:blip>
+                          <a:srcRect l="3020" t="2233" r="3357" b="3943"/>
+                          <a:stretch/>
+                        </pic:blipFill>
+                        <pic:spPr bwMode="auto">
+                          <a:xfrm>
+                            <a:off x="0" y="0"/>
+                            <a:ext cx="887730" cy="940435"/>
+                          </a:xfrm>
+                          <a:prstGeom prst="rect">
+                            <a:avLst/>
+                          </a:prstGeom>
+                          <a:noFill/>
+                          <a:ln>
+                            <a:noFill/>
+                          </a:ln>
+                          <a:extLst>
+                            <a:ext uri="{53640926-AAD7-44D8-BBD7-CCE9431645EC}">
+                              <a14:shadowObscured xmlns:a14="http://schemas.microsoft.com/office/drawing/2010/main"/>
+                            </a:ext>
+                          </a:extLst>
+                        </pic:spPr>
+                      </pic:pic>
+                    </a:graphicData>
+                  </a:graphic>
+                  <wp14:sizeRelH relativeFrom="margin">
+                    <wp14:pctWidth>0</wp14:pctWidth>
+                  </wp14:sizeRelH>
+                  <wp14:sizeRelV relativeFrom="margin">
+                    <wp14:pctHeight>0</wp14:pctHeight>
+                  </wp14:sizeRelV>
+                </wp:anchor>
+              </w:drawing>
+            </w:r>
+          </w:p>
+        </w:tc>
+        <w:tc>
+          <w:tcPr>
+            <w:tcW w:w="513" w:type="dxa"/>
+            <w:tcBorders>
+              <w:top w:val="single" w:sz="18" w:space="0" w:color="7F7F7F" w:themeColor="text1" w:themeTint="80"/>
+              <w:left w:val="single" w:sz="18" w:space="0" w:color="7F7F7F" w:themeColor="text1" w:themeTint="80"/>
+              <w:bottom w:val="single" w:sz="18" w:space="0" w:color="7F7F7F" w:themeColor="text1" w:themeTint="80"/>
+              <w:right w:val="single" w:sz="18" w:space="0" w:color="7F7F7F" w:themeColor="text1" w:themeTint="80"/>
+            </w:tcBorders>
+            <w:shd w:val="clear" w:color="auto" w:fill="auto"/>
+            <w:vAlign w:val="center"/>
+          </w:tcPr>
+          <w:p>
+            <w:pPr>
+              <w:spacing w:beforeLines="10" w:before="24"/>
+              <w:ind w:leftChars="-140" w:left="-308"/>
+              <w:jc w:val="center"/>
+              <w:keepNext/>
+            </w:pPr>
+          </w:p>
+        </w:tc>
+        <w:tc>
+          <w:tcPr>
+            <w:tcW w:w="48" w:type="dxa"/>
             <w:tcBorders>
               <w:top w:val="nil"/>
-              <w:left w:val="nil"/>
-              <w:bottom w:val="nil"/>
-              <w:right w:val="nil"/>
+              <w:left w:val="single" w:sz="18" w:space="0" w:color="7F7F7F" w:themeColor="text1" w:themeTint="80"/>
+              <w:bottom w:val="single" w:sz="12" w:space="0" w:color="7F7F7F" w:themeColor="text1" w:themeTint="80"/>
+              <w:right w:val="single" w:sz="4" w:space="0" w:color="auto"/>
             </w:tcBorders>
             <w:shd w:val="clear" w:color="auto" w:fill="FFFFFF"/>
             <w:vAlign w:val="center"/>
           </w:tcPr>
-          <w:p/>
-        </w:tc>
-        <w:tc>
-          <w:tcPr>
-            <w:tcW w:w="1800" w:type="dxa"/>
-            <w:tcBorders>
-              <w:top w:val="dashed" w:sz="10" w:space="0" w:color="CBD5E1"/>
-              <w:left w:val="dashed" w:sz="10" w:space="0" w:color="CBD5E1"/>
-              <w:bottom w:val="dashed" w:sz="10" w:space="0" w:color="CBD5E1"/>
-              <w:right w:val="dashed" w:sz="10" w:space="0" w:color="CBD5E1"/>
-            </w:tcBorders>
-            <w:shd w:val="clear" w:color="auto" w:fill="FFFFFF"/>
+          <w:p>
+            <w:pPr>
+              <w:keepNext/>
+            </w:pPr>
+          </w:p>
+        </w:tc>
+        <w:tc>
+          <w:tcPr>
+            <w:tcW w:w="1448" w:type="dxa"/>
+            <w:tcBorders>
+              <w:top w:val="single" w:sz="18" w:space="0" w:color="7F7F7F" w:themeColor="text1" w:themeTint="80"/>
+              <w:left w:val="single" w:sz="18" w:space="0" w:color="7F7F7F" w:themeColor="text1" w:themeTint="80"/>
+              <w:bottom w:val="single" w:sz="18" w:space="0" w:color="7F7F7F" w:themeColor="text1" w:themeTint="80"/>
+              <w:right w:val="single" w:sz="18" w:space="0" w:color="7F7F7F" w:themeColor="text1" w:themeTint="80"/>
+            </w:tcBorders>
+            <w:shd w:val="clear" w:color="auto" w:fill="auto"/>
             <w:tcMar>
               <w:top w:w="60" w:type="dxa"/>
               <w:left w:w="45" w:type="dxa"/>
@@ -2415,60 +4250,139 @@
           </w:tcPr>
           <w:p>
             <w:pPr>
-              <w:spacing w:before="0" w:after="0"/>
               <w:jc w:val="center"/>
-            </w:pPr>
-            <w:r>
-              <w:rPr>
-                <w:rFonts w:ascii="Segoe UI Symbol" w:hAnsi="Segoe UI Symbol" w:eastAsia="Segoe UI Symbol" w:cs="Segoe UI Symbol"/>
-                <w:color w:val="D7DCE3"/>
-                <w:sz w:val="48"/>
-                <w:spacing w:val="-1680"/>
-                <w:w w:val="350"/>
-              </w:rPr>
-              <w:t>┄</w:t>
-            </w:r>
-            <w:r>
-              <w:rPr>
-                <w:rFonts w:ascii="Segoe UI Symbol" w:hAnsi="Segoe UI Symbol" w:eastAsia="Segoe UI Symbol" w:cs="Segoe UI Symbol"/>
-                <w:color w:val="D7DCE3"/>
-                <w:sz w:val="122"/>
-                <w:spacing w:val="-1220"/>
-              </w:rPr>
-              <w:t>┆</w:t>
-            </w:r>
-            <w:r>
-              <w:rPr>
-                <w:sz w:val="2"/>
-              </w:rPr>
-              <w:t xml:space="preserve"> </w:t>
-            </w:r>
-          </w:p>
-        </w:tc>
-        <w:tc>
-          <w:tcPr>
-            <w:tcW w:w="216" w:type="dxa"/>
+              <w:keepNext/>
+            </w:pPr>
+            <w:r>
+              <w:rPr>
+                <w:noProof/>
+              </w:rPr>
+              <w:drawing>
+                <wp:anchor distT="0" distB="0" distL="114300" distR="114300" simplePos="0" relativeHeight="251671552" behindDoc="1" locked="0" layoutInCell="1" allowOverlap="1" wp14:anchorId="2C0F90F2" wp14:editId="6C386489">
+                  <wp:simplePos x="0" y="0"/>
+                  <wp:positionH relativeFrom="column">
+                    <wp:posOffset>-14605</wp:posOffset>
+                  </wp:positionH>
+                  <wp:positionV relativeFrom="paragraph">
+                    <wp:posOffset>-37465</wp:posOffset>
+                  </wp:positionV>
+                  <wp:extent cx="887730" cy="940435"/>
+                  <wp:effectExtent l="0" t="0" r="7620" b="0"/>
+                  <wp:wrapNone/>
+                  <wp:docPr id="7" name="圖片 7" descr="田字格- 抖音百科"/>
+                  <wp:cNvGraphicFramePr>
+                    <a:graphicFrameLocks xmlns:a="http://schemas.openxmlformats.org/drawingml/2006/main" noChangeAspect="1"/>
+                  </wp:cNvGraphicFramePr>
+                  <a:graphic xmlns:a="http://schemas.openxmlformats.org/drawingml/2006/main">
+                    <a:graphicData uri="http://schemas.openxmlformats.org/drawingml/2006/picture">
+                      <pic:pic xmlns:pic="http://schemas.openxmlformats.org/drawingml/2006/picture">
+                        <pic:nvPicPr>
+                          <pic:cNvPr id="0" name="Picture 1" descr="田字格- 抖音百科"/>
+                          <pic:cNvPicPr>
+                            <a:picLocks noChangeAspect="1" noChangeArrowheads="1"/>
+                          </pic:cNvPicPr>
+                        </pic:nvPicPr>
+                        <pic:blipFill rotWithShape="1">
+                          <a:blip r:embed="rId7" cstate="print">
+                            <a:duotone>
+                              <a:schemeClr val="bg2">
+                                <a:shade val="45000"/>
+                                <a:satMod val="135000"/>
+                              </a:schemeClr>
+                              <a:prstClr val="white"/>
+                            </a:duotone>
+                            <a:extLst>
+                              <a:ext uri="{28A0092B-C50C-407E-A947-70E740481C1C}">
+                                <a14:useLocalDpi xmlns:a14="http://schemas.microsoft.com/office/drawing/2010/main" val="0"/>
+                              </a:ext>
+                            </a:extLst>
+                          </a:blip>
+                          <a:srcRect l="3020" t="2233" r="3357" b="3943"/>
+                          <a:stretch/>
+                        </pic:blipFill>
+                        <pic:spPr bwMode="auto">
+                          <a:xfrm>
+                            <a:off x="0" y="0"/>
+                            <a:ext cx="887730" cy="940435"/>
+                          </a:xfrm>
+                          <a:prstGeom prst="rect">
+                            <a:avLst/>
+                          </a:prstGeom>
+                          <a:noFill/>
+                          <a:ln>
+                            <a:noFill/>
+                          </a:ln>
+                          <a:extLst>
+                            <a:ext uri="{53640926-AAD7-44D8-BBD7-CCE9431645EC}">
+                              <a14:shadowObscured xmlns:a14="http://schemas.microsoft.com/office/drawing/2010/main"/>
+                            </a:ext>
+                          </a:extLst>
+                        </pic:spPr>
+                      </pic:pic>
+                    </a:graphicData>
+                  </a:graphic>
+                  <wp14:sizeRelH relativeFrom="margin">
+                    <wp14:pctWidth>0</wp14:pctWidth>
+                  </wp14:sizeRelH>
+                  <wp14:sizeRelV relativeFrom="margin">
+                    <wp14:pctHeight>0</wp14:pctHeight>
+                  </wp14:sizeRelV>
+                </wp:anchor>
+              </w:drawing>
+            </w:r>
+          </w:p>
+        </w:tc>
+        <w:tc>
+          <w:tcPr>
+            <w:tcW w:w="513" w:type="dxa"/>
+            <w:tcBorders>
+              <w:top w:val="single" w:sz="18" w:space="0" w:color="7F7F7F" w:themeColor="text1" w:themeTint="80"/>
+              <w:left w:val="single" w:sz="18" w:space="0" w:color="7F7F7F" w:themeColor="text1" w:themeTint="80"/>
+              <w:bottom w:val="single" w:sz="18" w:space="0" w:color="7F7F7F" w:themeColor="text1" w:themeTint="80"/>
+              <w:right w:val="single" w:sz="18" w:space="0" w:color="7F7F7F" w:themeColor="text1" w:themeTint="80"/>
+            </w:tcBorders>
+            <w:shd w:val="clear" w:color="auto" w:fill="auto"/>
+            <w:vAlign w:val="center"/>
+          </w:tcPr>
+          <w:p>
+            <w:pPr>
+              <w:spacing w:beforeLines="10" w:before="24"/>
+              <w:ind w:leftChars="-140" w:left="-308"/>
+              <w:jc w:val="center"/>
+              <w:keepNext/>
+            </w:pPr>
+            <w:bookmarkStart w:id="0" w:name="_GoBack"/>
+            <w:bookmarkEnd w:id="0"/>
+          </w:p>
+        </w:tc>
+        <w:tc>
+          <w:tcPr>
+            <w:tcW w:w="68" w:type="dxa"/>
             <w:tcBorders>
               <w:top w:val="nil"/>
-              <w:left w:val="nil"/>
+              <w:left w:val="single" w:sz="18" w:space="0" w:color="7F7F7F" w:themeColor="text1" w:themeTint="80"/>
               <w:bottom w:val="nil"/>
               <w:right w:val="nil"/>
             </w:tcBorders>
             <w:shd w:val="clear" w:color="auto" w:fill="FFFFFF"/>
             <w:vAlign w:val="center"/>
           </w:tcPr>
-          <w:p/>
-        </w:tc>
-        <w:tc>
-          <w:tcPr>
-            <w:tcW w:w="1800" w:type="dxa"/>
+          <w:p>
+            <w:pPr>
+              <w:keepNext/>
+            </w:pPr>
+          </w:p>
+        </w:tc>
+        <w:tc>
+          <w:tcPr>
+            <w:tcW w:w="1448" w:type="dxa"/>
             <w:tcBorders>
               <w:top w:val="single" w:sz="20" w:space="0" w:color="7030A0"/>
               <w:left w:val="single" w:sz="20" w:space="0" w:color="7030A0"/>
               <w:bottom w:val="single" w:sz="20" w:space="0" w:color="7030A0"/>
-              <w:right w:val="single" w:sz="20" w:space="0" w:color="7030A0"/>
-            </w:tcBorders>
-            <w:shd w:val="clear" w:color="auto" w:fill="FAF5FF"/>
+              <w:right w:val="single" w:sz="18" w:space="0" w:color="7030A0"/>
+            </w:tcBorders>
+            <w:shd w:val="clear" w:color="auto" w:fill="auto"/>
             <w:tcMar>
               <w:top w:w="60" w:type="dxa"/>
               <w:left w:w="45" w:type="dxa"/>
@@ -2481,16 +4395,135 @@
             <w:pPr>
               <w:jc w:val="center"/>
               <w:rPr>
-                <w:rFonts w:ascii="ㄅ字嗨注音標楷 Regular" w:eastAsia="ㄅ字嗨注音標楷 Regular" w:hint="eastAsia"/>
+                <w:rFonts w:ascii="ㄅ字嗨注音標楷 Regular" w:eastAsia="ㄅ字嗨注音標楷 Regular"/>
+                <w:b/>
+                <w:color w:val="D9D9D9" w:themeColor="background1" w:themeShade="D9"/>
+                <w:sz w:val="100"/>
+                <w:szCs w:val="100"/>
+              </w:rPr>
+              <w:keepNext/>
+            </w:pPr>
+            <w:r>
+              <w:rPr>
+                <w:b/>
+                <w:noProof/>
+              </w:rPr>
+              <w:drawing>
+                <wp:anchor distT="0" distB="0" distL="114300" distR="114300" simplePos="0" relativeHeight="251677696" behindDoc="1" locked="0" layoutInCell="1" allowOverlap="1" wp14:anchorId="1EC15CFA" wp14:editId="7B18AD12">
+                  <wp:simplePos x="0" y="0"/>
+                  <wp:positionH relativeFrom="column">
+                    <wp:posOffset>-2540</wp:posOffset>
+                  </wp:positionH>
+                  <wp:positionV relativeFrom="paragraph">
+                    <wp:posOffset>-31115</wp:posOffset>
+                  </wp:positionV>
+                  <wp:extent cx="887730" cy="940435"/>
+                  <wp:effectExtent l="0" t="0" r="7620" b="0"/>
+                  <wp:wrapNone/>
+                  <wp:docPr id="11" name="圖片 11" descr="田字格- 抖音百科"/>
+                  <wp:cNvGraphicFramePr>
+                    <a:graphicFrameLocks xmlns:a="http://schemas.openxmlformats.org/drawingml/2006/main" noChangeAspect="1"/>
+                  </wp:cNvGraphicFramePr>
+                  <a:graphic xmlns:a="http://schemas.openxmlformats.org/drawingml/2006/main">
+                    <a:graphicData uri="http://schemas.openxmlformats.org/drawingml/2006/picture">
+                      <pic:pic xmlns:pic="http://schemas.openxmlformats.org/drawingml/2006/picture">
+                        <pic:nvPicPr>
+                          <pic:cNvPr id="0" name="Picture 1" descr="田字格- 抖音百科"/>
+                          <pic:cNvPicPr>
+                            <a:picLocks noChangeAspect="1" noChangeArrowheads="1"/>
+                          </pic:cNvPicPr>
+                        </pic:nvPicPr>
+                        <pic:blipFill rotWithShape="1">
+                          <a:blip r:embed="rId7" cstate="print">
+                            <a:duotone>
+                              <a:schemeClr val="bg2">
+                                <a:shade val="45000"/>
+                                <a:satMod val="135000"/>
+                              </a:schemeClr>
+                              <a:prstClr val="white"/>
+                            </a:duotone>
+                            <a:extLst>
+                              <a:ext uri="{28A0092B-C50C-407E-A947-70E740481C1C}">
+                                <a14:useLocalDpi xmlns:a14="http://schemas.microsoft.com/office/drawing/2010/main" val="0"/>
+                              </a:ext>
+                            </a:extLst>
+                          </a:blip>
+                          <a:srcRect l="3020" t="2233" r="3357" b="3943"/>
+                          <a:stretch/>
+                        </pic:blipFill>
+                        <pic:spPr bwMode="auto">
+                          <a:xfrm>
+                            <a:off x="0" y="0"/>
+                            <a:ext cx="887730" cy="940435"/>
+                          </a:xfrm>
+                          <a:prstGeom prst="rect">
+                            <a:avLst/>
+                          </a:prstGeom>
+                          <a:noFill/>
+                          <a:ln>
+                            <a:noFill/>
+                          </a:ln>
+                          <a:extLst>
+                            <a:ext uri="{53640926-AAD7-44D8-BBD7-CCE9431645EC}">
+                              <a14:shadowObscured xmlns:a14="http://schemas.microsoft.com/office/drawing/2010/main"/>
+                            </a:ext>
+                          </a:extLst>
+                        </pic:spPr>
+                      </pic:pic>
+                    </a:graphicData>
+                  </a:graphic>
+                  <wp14:sizeRelH relativeFrom="margin">
+                    <wp14:pctWidth>0</wp14:pctWidth>
+                  </wp14:sizeRelH>
+                  <wp14:sizeRelV relativeFrom="margin">
+                    <wp14:pctHeight>0</wp14:pctHeight>
+                  </wp14:sizeRelV>
+                </wp:anchor>
+              </w:drawing>
+            </w:r>
+            <w:r>
+              <w:rPr>
+                <w:b/>
+                <w:noProof/>
+                <w:color w:val="D9D9D9" w:themeColor="background1" w:themeShade="D9"/>
+                <w:sz w:val="100"/>
+                <w:szCs w:val="100"/>
+              </w:rPr>
+              <w:t xml:space="preserve">目</w:t>
+            </w:r>
+          </w:p>
+        </w:tc>
+        <w:tc>
+          <w:tcPr>
+            <w:tcW w:w="512" w:type="dxa"/>
+            <w:tcBorders>
+              <w:top w:val="single" w:sz="20" w:space="0" w:color="7030A0"/>
+              <w:left w:val="single" w:sz="18" w:space="0" w:color="7030A0"/>
+              <w:bottom w:val="single" w:sz="20" w:space="0" w:color="7030A0"/>
+              <w:right w:val="single" w:sz="20" w:space="0" w:color="7030A0"/>
+            </w:tcBorders>
+            <w:shd w:val="clear" w:color="auto" w:fill="auto"/>
+            <w:vAlign w:val="center"/>
+          </w:tcPr>
+          <w:p>
+            <w:pPr>
+              <w:spacing w:beforeLines="10" w:before="24"/>
+              <w:ind w:leftChars="-140" w:left="-308"/>
+              <w:jc w:val="center"/>
+              <w:rPr>
+                <w:rFonts w:ascii="ㄅ字嗨注音標楷 Regular" w:eastAsia="ㄅ字嗨注音標楷 Regular"/>
                 <w:color w:val="C7CBD1"/>
-                <w:sz w:val="96"/>
-              </w:rPr>
-            </w:pPr>
-            <w:r>
-              <w:rPr>
-                <w:rFonts w:ascii="ㄅ字嗨注音標楷 Regular" w:eastAsia="ㄅ字嗨注音標楷 Regular" w:hint="eastAsia"/>
-                <w:color w:val="C7CBD1"/>
-                <w:sz w:val="96"/>
+                <w:sz w:val="90"/>
+                <w:szCs w:val="90"/>
+              </w:rPr>
+              <w:keepNext/>
+            </w:pPr>
+            <w:r>
+              <w:rPr>
+                <w:rFonts w:ascii="ㄅ字嗨注音而已 R" w:eastAsia="ㄅ字嗨注音而已 R"/>
+                <w:color w:val="D9D9D9" w:themeColor="background1" w:themeShade="D9"/>
+                <w:sz w:val="90"/>
+                <w:szCs w:val="90"/>
               </w:rPr>
               <w:t xml:space="preserve">目</w:t>
             </w:r>
@@ -2503,9 +4536,8 @@
         <w:pBdr>
           <w:bottom w:val="single" w:sz="6" w:space="1" w:color="auto"/>
         </w:pBdr>
-        <w:spacing w:before="80" w:after="200" w:line="252" w:lineRule="auto"/>
+        <w:spacing w:before="40" w:after="60" w:line="240" w:lineRule="exact"/>
         <w:rPr>
-          <w:rFonts w:hint="eastAsia"/>
           <w:color w:val="374151"/>
           <w:sz w:val="21"/>
           <w:szCs w:val="20"/>
@@ -2547,6 +4579,7 @@
     <w:p>
       <w:pPr>
         <w:jc w:val="center"/>
+        <w:spacing w:before="0" w:after="0" w:line="20" w:lineRule="exact"/>
       </w:pPr>
     </w:p>
     <w:tbl>
@@ -2575,10 +4608,10 @@
           <w:tcPr>
             <w:tcW w:w="1489" w:type="dxa"/>
             <w:tcBorders>
-              <w:top w:val="single" w:sz="8" w:space="0" w:color="CBD5E1"/>
-              <w:left w:val="single" w:sz="8" w:space="0" w:color="CBD5E1"/>
-              <w:bottom w:val="single" w:sz="8" w:space="0" w:color="CBD5E1"/>
-              <w:right w:val="single" w:sz="8" w:space="0" w:color="CBD5E1"/>
+              <w:top w:val="single" w:sz="8" w:space="0" w:color="000000" w:themeColor="text1"/>
+              <w:left w:val="single" w:sz="8" w:space="0" w:color="000000" w:themeColor="text1"/>
+              <w:bottom w:val="single" w:sz="8" w:space="0" w:color="000000" w:themeColor="text1"/>
+              <w:right w:val="single" w:sz="8" w:space="0" w:color="000000" w:themeColor="text1"/>
             </w:tcBorders>
             <w:shd w:val="clear" w:color="auto" w:fill="F3F4F6"/>
             <w:tcMar>
@@ -2624,10 +4657,10 @@
           <w:tcPr>
             <w:tcW w:w="6156" w:type="dxa"/>
             <w:tcBorders>
-              <w:top w:val="single" w:sz="8" w:space="0" w:color="CBD5E1"/>
-              <w:left w:val="single" w:sz="8" w:space="0" w:color="CBD5E1"/>
-              <w:bottom w:val="single" w:sz="8" w:space="0" w:color="CBD5E1"/>
-              <w:right w:val="single" w:sz="8" w:space="0" w:color="CBD5E1"/>
+              <w:top w:val="single" w:sz="8" w:space="0" w:color="000000" w:themeColor="text1"/>
+              <w:left w:val="single" w:sz="8" w:space="0" w:color="000000" w:themeColor="text1"/>
+              <w:bottom w:val="single" w:sz="8" w:space="0" w:color="000000" w:themeColor="text1"/>
+              <w:right w:val="single" w:sz="8" w:space="0" w:color="000000" w:themeColor="text1"/>
             </w:tcBorders>
             <w:shd w:val="clear" w:color="auto" w:fill="FFFFFF"/>
             <w:tcMar>
@@ -2658,7 +4691,7 @@
                 <w:color w:val="6B7280"/>
                 <w:sz w:val="21"/>
               </w:rPr>
-              <w:t xml:space="preserve">： </w:t>
+              <w:t>：</w:t>
             </w:r>
             <w:r>
               <w:rPr>
@@ -2736,7 +4769,7 @@
               <w:rPr>
                 <w:rFonts w:ascii="ㄅ字嗨注音而已 R" w:eastAsia="ㄅ字嗨注音而已 R" w:hint="eastAsia"/>
                 <w:color w:val="000000" w:themeColor="text1"/>
-                <w:sz w:val="32"/>
+                <w:sz w:val="36"/>
                 <w:szCs w:val="32"/>
               </w:rPr>
               <w:t xml:space="preserve">鳥</w:t>
@@ -2745,7 +4778,7 @@
               <w:rPr>
                 <w:rFonts w:ascii="ㄅ字嗨注音而已 R" w:eastAsia="ㄅ字嗨注音而已 R" w:hint="eastAsia"/>
                 <w:color w:val="000000" w:themeColor="text1"/>
-                <w:sz w:val="32"/>
+                <w:sz w:val="36"/>
                 <w:szCs w:val="32"/>
               </w:rPr>
             </w:r>
@@ -2753,7 +4786,7 @@
               <w:rPr>
                 <w:rFonts w:ascii="ㄅ字嗨注音而已 R" w:eastAsia="ㄅ字嗨注音而已 R" w:hint="eastAsia"/>
                 <w:color w:val="000000" w:themeColor="text1"/>
-                <w:sz w:val="32"/>
+                <w:sz w:val="36"/>
                 <w:szCs w:val="32"/>
               </w:rPr>
             </w:r>
@@ -2763,10 +4796,10 @@
           <w:tcPr>
             <w:tcW w:w="2088" w:type="dxa"/>
             <w:tcBorders>
-              <w:top w:val="dashed" w:sz="8" w:space="0" w:color="CBD5E1"/>
-              <w:left w:val="dashed" w:sz="8" w:space="0" w:color="CBD5E1"/>
-              <w:bottom w:val="dashed" w:sz="8" w:space="0" w:color="CBD5E1"/>
-              <w:right w:val="dashed" w:sz="8" w:space="0" w:color="CBD5E1"/>
+              <w:top w:val="single" w:sz="8" w:space="0" w:color="000000" w:themeColor="text1"/>
+              <w:left w:val="single" w:sz="8" w:space="0" w:color="000000" w:themeColor="text1"/>
+              <w:bottom w:val="single" w:sz="8" w:space="0" w:color="000000" w:themeColor="text1"/>
+              <w:right w:val="single" w:sz="8" w:space="0" w:color="000000" w:themeColor="text1"/>
             </w:tcBorders>
             <w:shd w:val="clear" w:color="auto" w:fill="F8FAFC"/>
             <w:tcMar>
@@ -2789,11 +4822,12 @@
     <w:p>
       <w:pPr>
         <w:keepNext/>
+        <w:spacing w:before="0" w:after="0" w:line="60" w:lineRule="exact"/>
       </w:pPr>
     </w:p>
     <w:tbl>
       <w:tblPr>
-        <w:tblW w:w="9705" w:type="dxa"/>
+        <w:tblW w:w="10040" w:type="dxa"/>
         <w:jc w:val="center"/>
         <w:tblLayout w:type="fixed"/>
         <w:tblCellMar>
@@ -2803,32 +4837,37 @@
         <w:tblLook w:val="04A0" w:firstRow="1" w:lastRow="0" w:firstColumn="1" w:lastColumn="0" w:noHBand="0" w:noVBand="1"/>
       </w:tblPr>
       <w:tblGrid>
-        <w:gridCol w:w="1800"/>
-        <w:gridCol w:w="216"/>
-        <w:gridCol w:w="1800"/>
-        <w:gridCol w:w="216"/>
-        <w:gridCol w:w="1800"/>
-        <w:gridCol w:w="216"/>
-        <w:gridCol w:w="1800"/>
-        <w:gridCol w:w="216"/>
-        <w:gridCol w:w="1800"/>
+        <w:gridCol w:w="1442"/>
+        <w:gridCol w:w="525"/>
+        <w:gridCol w:w="69"/>
+        <w:gridCol w:w="1442"/>
+        <w:gridCol w:w="503"/>
+        <w:gridCol w:w="65"/>
+        <w:gridCol w:w="1443"/>
+        <w:gridCol w:w="511"/>
+        <w:gridCol w:w="65"/>
+        <w:gridCol w:w="1443"/>
+        <w:gridCol w:w="511"/>
+        <w:gridCol w:w="68"/>
+        <w:gridCol w:w="1443"/>
+        <w:gridCol w:w="510"/>
       </w:tblGrid>
       <w:tr>
         <w:trPr>
           <w:cantSplit/>
-          <w:trHeight w:hRule="exact" w:val="1800"/>
+          <w:trHeight w:hRule="exact" w:val="1491"/>
           <w:jc w:val="center"/>
         </w:trPr>
         <w:tc>
           <w:tcPr>
-            <w:tcW w:w="1800" w:type="dxa"/>
+            <w:tcW w:w="1446" w:type="dxa"/>
             <w:tcBorders>
               <w:top w:val="single" w:sz="20" w:space="0" w:color="EF4444"/>
               <w:left w:val="single" w:sz="20" w:space="0" w:color="EF4444"/>
               <w:bottom w:val="single" w:sz="20" w:space="0" w:color="EF4444"/>
-              <w:right w:val="single" w:sz="20" w:space="0" w:color="EF4444"/>
-            </w:tcBorders>
-            <w:shd w:val="clear" w:color="auto" w:fill="FEF2F2"/>
+              <w:right w:val="single" w:sz="18" w:space="0" w:color="FF0000"/>
+            </w:tcBorders>
+            <w:shd w:val="clear" w:color="auto" w:fill="auto"/>
             <w:tcMar>
               <w:top w:w="60" w:type="dxa"/>
               <w:left w:w="45" w:type="dxa"/>
@@ -2839,66 +4878,183 @@
           </w:tcPr>
           <w:p>
             <w:pPr>
-              <w:spacing w:before="0" w:after="0"/>
               <w:jc w:val="center"/>
               <w:rPr>
-                <w:rFonts w:ascii="ㄅ字嗨注音標楷 Regular" w:eastAsia="ㄅ字嗨注音標楷 Regular" w:hint="eastAsia"/>
+                <w:sz w:val="100"/>
+                <w:szCs w:val="100"/>
+              </w:rPr>
+              <w:keepNext/>
+            </w:pPr>
+            <w:r>
+              <w:rPr>
+                <w:noProof/>
+              </w:rPr>
+              <w:drawing>
+                <wp:anchor distT="0" distB="0" distL="114300" distR="114300" simplePos="0" relativeHeight="251673600" behindDoc="1" locked="0" layoutInCell="1" allowOverlap="1" wp14:anchorId="1EC15CFA" wp14:editId="7B18AD12">
+                  <wp:simplePos x="0" y="0"/>
+                  <wp:positionH relativeFrom="column">
+                    <wp:posOffset>-23495</wp:posOffset>
+                  </wp:positionH>
+                  <wp:positionV relativeFrom="paragraph">
+                    <wp:posOffset>-38100</wp:posOffset>
+                  </wp:positionV>
+                  <wp:extent cx="887730" cy="940435"/>
+                  <wp:effectExtent l="0" t="0" r="7620" b="0"/>
+                  <wp:wrapNone/>
+                  <wp:docPr id="9" name="圖片 9" descr="田字格- 抖音百科"/>
+                  <wp:cNvGraphicFramePr>
+                    <a:graphicFrameLocks xmlns:a="http://schemas.openxmlformats.org/drawingml/2006/main" noChangeAspect="1"/>
+                  </wp:cNvGraphicFramePr>
+                  <a:graphic xmlns:a="http://schemas.openxmlformats.org/drawingml/2006/main">
+                    <a:graphicData uri="http://schemas.openxmlformats.org/drawingml/2006/picture">
+                      <pic:pic xmlns:pic="http://schemas.openxmlformats.org/drawingml/2006/picture">
+                        <pic:nvPicPr>
+                          <pic:cNvPr id="0" name="Picture 1" descr="田字格- 抖音百科"/>
+                          <pic:cNvPicPr>
+                            <a:picLocks noChangeAspect="1" noChangeArrowheads="1"/>
+                          </pic:cNvPicPr>
+                        </pic:nvPicPr>
+                        <pic:blipFill rotWithShape="1">
+                          <a:blip r:embed="rId7" cstate="print">
+                            <a:duotone>
+                              <a:schemeClr val="bg2">
+                                <a:shade val="45000"/>
+                                <a:satMod val="135000"/>
+                              </a:schemeClr>
+                              <a:prstClr val="white"/>
+                            </a:duotone>
+                            <a:extLst>
+                              <a:ext uri="{28A0092B-C50C-407E-A947-70E740481C1C}">
+                                <a14:useLocalDpi xmlns:a14="http://schemas.microsoft.com/office/drawing/2010/main" val="0"/>
+                              </a:ext>
+                            </a:extLst>
+                          </a:blip>
+                          <a:srcRect l="3020" t="2233" r="3357" b="3943"/>
+                          <a:stretch/>
+                        </pic:blipFill>
+                        <pic:spPr bwMode="auto">
+                          <a:xfrm>
+                            <a:off x="0" y="0"/>
+                            <a:ext cx="887730" cy="940435"/>
+                          </a:xfrm>
+                          <a:prstGeom prst="rect">
+                            <a:avLst/>
+                          </a:prstGeom>
+                          <a:noFill/>
+                          <a:ln>
+                            <a:noFill/>
+                          </a:ln>
+                          <a:extLst>
+                            <a:ext uri="{53640926-AAD7-44D8-BBD7-CCE9431645EC}">
+                              <a14:shadowObscured xmlns:a14="http://schemas.microsoft.com/office/drawing/2010/main"/>
+                            </a:ext>
+                          </a:extLst>
+                        </pic:spPr>
+                      </pic:pic>
+                    </a:graphicData>
+                  </a:graphic>
+                  <wp14:sizeRelH relativeFrom="margin">
+                    <wp14:pctWidth>0</wp14:pctWidth>
+                  </wp14:sizeRelH>
+                  <wp14:sizeRelV relativeFrom="margin">
+                    <wp14:pctHeight>0</wp14:pctHeight>
+                  </wp14:sizeRelV>
+                </wp:anchor>
+              </w:drawing>
+            </w:r>
+            <w:r>
+              <w:rPr>
+                <w:noProof/>
+                <w:sz w:val="100"/>
+                <w:szCs w:val="100"/>
+              </w:rPr>
+              <w:t xml:space="preserve">鳥</w:t>
+            </w:r>
+          </w:p>
+        </w:tc>
+        <w:tc>
+          <w:tcPr>
+            <w:tcW w:w="526" w:type="dxa"/>
+            <w:tcBorders>
+              <w:top w:val="single" w:sz="20" w:space="0" w:color="EF4444"/>
+              <w:left w:val="single" w:sz="18" w:space="0" w:color="FF0000"/>
+              <w:bottom w:val="single" w:sz="20" w:space="0" w:color="EF4444"/>
+              <w:right w:val="single" w:sz="20" w:space="0" w:color="EF4444"/>
+            </w:tcBorders>
+            <w:shd w:val="clear" w:color="auto" w:fill="auto"/>
+            <w:tcMar>
+              <w:left w:w="0" w:type="dxa"/>
+              <w:right w:w="0" w:type="dxa"/>
+            </w:tcMar>
+            <w:vAlign w:val="center"/>
+          </w:tcPr>
+          <w:p>
+            <w:pPr>
+              <w:widowControl/>
+              <w:spacing w:beforeLines="10" w:before="24"/>
+              <w:ind w:leftChars="-140" w:left="-308"/>
+              <w:rPr>
+                <w:rFonts w:ascii="ㄅ字嗨注音而已 R" w:eastAsia="ㄅ字嗨注音而已 R"/>
                 <w:sz w:val="96"/>
               </w:rPr>
-            </w:pPr>
-            <w:r>
-              <w:rPr>
-                <w:rFonts w:ascii="Segoe UI Symbol" w:hAnsi="Segoe UI Symbol" w:eastAsia="Segoe UI Symbol" w:cs="Segoe UI Symbol"/>
-                <w:color w:val="D7DCE3"/>
-                <w:sz w:val="48"/>
-                <w:spacing w:val="-1680"/>
-                <w:w w:val="350"/>
-              </w:rPr>
-              <w:t>┄</w:t>
-            </w:r>
-            <w:r>
-              <w:rPr>
-                <w:rFonts w:ascii="Segoe UI Symbol" w:hAnsi="Segoe UI Symbol" w:eastAsia="Segoe UI Symbol" w:cs="Segoe UI Symbol"/>
-                <w:color w:val="D7DCE3"/>
-                <w:sz w:val="122"/>
-                <w:spacing w:val="-1220"/>
-              </w:rPr>
-              <w:t>┆</w:t>
-            </w:r>
-            <w:r>
-              <w:rPr>
-                <w:rStyle w:val="WorksheetCharacter"/>
-                <w:color w:val="1F2937"/>
+              <w:keepNext/>
+            </w:pPr>
+            <w:r>
+              <w:rPr>
+                <w:rFonts w:ascii="ㄅ字嗨注音而已 R" w:eastAsia="ㄅ字嗨注音而已 R"/>
+                <w:sz w:val="90"/>
+                <w:szCs w:val="90"/>
+              </w:rPr>
+              <w:t xml:space="preserve">鳥</w:t>
+            </w:r>
+            <w:r>
+              <w:rPr>
+                <w:rFonts w:ascii="ㄅ字嗨注音而已 R" w:eastAsia="ㄅ字嗨注音而已 R"/>
                 <w:sz w:val="96"/>
               </w:rPr>
-              <w:t xml:space="preserve">鳥</w:t>
-            </w:r>
-          </w:p>
-        </w:tc>
-        <w:tc>
-          <w:tcPr>
-            <w:tcW w:w="216" w:type="dxa"/>
+            </w:r>
+          </w:p>
+          <w:p>
+            <w:pPr>
+              <w:spacing w:beforeLines="70" w:before="168"/>
+              <w:ind w:leftChars="-140" w:left="-308"/>
+              <w:jc w:val="center"/>
+              <w:rPr>
+                <w:rFonts w:ascii="ㄅ字嗨注音標楷 Regular" w:eastAsia="ㄅ字嗨注音標楷 Regular"/>
+                <w:sz w:val="96"/>
+              </w:rPr>
+              <w:keepNext/>
+            </w:pPr>
+          </w:p>
+        </w:tc>
+        <w:tc>
+          <w:tcPr>
+            <w:tcW w:w="60" w:type="dxa"/>
             <w:tcBorders>
               <w:top w:val="nil"/>
               <w:left w:val="nil"/>
               <w:bottom w:val="nil"/>
-              <w:right w:val="nil"/>
+              <w:right w:val="single" w:sz="18" w:space="0" w:color="D5DCE4" w:themeColor="text2" w:themeTint="33"/>
             </w:tcBorders>
             <w:shd w:val="clear" w:color="auto" w:fill="FFFFFF"/>
             <w:vAlign w:val="center"/>
           </w:tcPr>
-          <w:p/>
-        </w:tc>
-        <w:tc>
-          <w:tcPr>
-            <w:tcW w:w="1800" w:type="dxa"/>
-            <w:tcBorders>
-              <w:top w:val="single" w:sz="12" w:space="0" w:color="CBD5E1"/>
-              <w:left w:val="single" w:sz="12" w:space="0" w:color="CBD5E1"/>
-              <w:bottom w:val="single" w:sz="12" w:space="0" w:color="CBD5E1"/>
-              <w:right w:val="single" w:sz="12" w:space="0" w:color="CBD5E1"/>
-            </w:tcBorders>
-            <w:shd w:val="clear" w:color="auto" w:fill="F8FAFC"/>
+          <w:p>
+            <w:pPr>
+              <w:keepNext/>
+            </w:pPr>
+          </w:p>
+        </w:tc>
+        <w:tc>
+          <w:tcPr>
+            <w:tcW w:w="1447" w:type="dxa"/>
+            <w:tcBorders>
+              <w:top w:val="single" w:sz="18" w:space="0" w:color="D5DCE4" w:themeColor="text2" w:themeTint="33"/>
+              <w:left w:val="single" w:sz="18" w:space="0" w:color="D5DCE4" w:themeColor="text2" w:themeTint="33"/>
+              <w:bottom w:val="single" w:sz="18" w:space="0" w:color="D5DCE4" w:themeColor="text2" w:themeTint="33"/>
+              <w:right w:val="single" w:sz="18" w:space="0" w:color="D5DCE4" w:themeColor="text2" w:themeTint="33"/>
+            </w:tcBorders>
+            <w:shd w:val="clear" w:color="auto" w:fill="auto"/>
             <w:tcMar>
               <w:top w:w="60" w:type="dxa"/>
               <w:left w:w="45" w:type="dxa"/>
@@ -2909,66 +5065,176 @@
           </w:tcPr>
           <w:p>
             <w:pPr>
-              <w:spacing w:before="0" w:after="0"/>
               <w:jc w:val="center"/>
               <w:rPr>
-                <w:rFonts w:ascii="ㄅ字嗨注音標楷 Regular" w:eastAsia="ㄅ字嗨注音標楷 Regular" w:hint="eastAsia"/>
+                <w:rFonts w:ascii="ㄅ字嗨注音標楷 Regular" w:eastAsia="ㄅ字嗨注音標楷 Regular"/>
+                <w:color w:val="D9D9D9" w:themeColor="background1" w:themeShade="D9"/>
+                <w:sz w:val="100"/>
+                <w:szCs w:val="100"/>
+              </w:rPr>
+              <w:keepNext/>
+            </w:pPr>
+            <w:r>
+              <w:rPr>
+                <w:noProof/>
+              </w:rPr>
+              <w:drawing>
+                <wp:anchor distT="0" distB="0" distL="114300" distR="114300" simplePos="0" relativeHeight="251675648" behindDoc="1" locked="0" layoutInCell="1" allowOverlap="1" wp14:anchorId="1EC15CFA" wp14:editId="7B18AD12">
+                  <wp:simplePos x="0" y="0"/>
+                  <wp:positionH relativeFrom="column">
+                    <wp:posOffset>-9525</wp:posOffset>
+                  </wp:positionH>
+                  <wp:positionV relativeFrom="paragraph">
+                    <wp:posOffset>-36195</wp:posOffset>
+                  </wp:positionV>
+                  <wp:extent cx="887730" cy="940435"/>
+                  <wp:effectExtent l="0" t="0" r="7620" b="0"/>
+                  <wp:wrapNone/>
+                  <wp:docPr id="10" name="圖片 10" descr="田字格- 抖音百科"/>
+                  <wp:cNvGraphicFramePr>
+                    <a:graphicFrameLocks xmlns:a="http://schemas.openxmlformats.org/drawingml/2006/main" noChangeAspect="1"/>
+                  </wp:cNvGraphicFramePr>
+                  <a:graphic xmlns:a="http://schemas.openxmlformats.org/drawingml/2006/main">
+                    <a:graphicData uri="http://schemas.openxmlformats.org/drawingml/2006/picture">
+                      <pic:pic xmlns:pic="http://schemas.openxmlformats.org/drawingml/2006/picture">
+                        <pic:nvPicPr>
+                          <pic:cNvPr id="0" name="Picture 1" descr="田字格- 抖音百科"/>
+                          <pic:cNvPicPr>
+                            <a:picLocks noChangeAspect="1" noChangeArrowheads="1"/>
+                          </pic:cNvPicPr>
+                        </pic:nvPicPr>
+                        <pic:blipFill rotWithShape="1">
+                          <a:blip r:embed="rId7" cstate="print">
+                            <a:duotone>
+                              <a:schemeClr val="bg2">
+                                <a:shade val="45000"/>
+                                <a:satMod val="135000"/>
+                              </a:schemeClr>
+                              <a:prstClr val="white"/>
+                            </a:duotone>
+                            <a:extLst>
+                              <a:ext uri="{28A0092B-C50C-407E-A947-70E740481C1C}">
+                                <a14:useLocalDpi xmlns:a14="http://schemas.microsoft.com/office/drawing/2010/main" val="0"/>
+                              </a:ext>
+                            </a:extLst>
+                          </a:blip>
+                          <a:srcRect l="3020" t="2233" r="3357" b="3943"/>
+                          <a:stretch/>
+                        </pic:blipFill>
+                        <pic:spPr bwMode="auto">
+                          <a:xfrm>
+                            <a:off x="0" y="0"/>
+                            <a:ext cx="887730" cy="940435"/>
+                          </a:xfrm>
+                          <a:prstGeom prst="rect">
+                            <a:avLst/>
+                          </a:prstGeom>
+                          <a:noFill/>
+                          <a:ln>
+                            <a:noFill/>
+                          </a:ln>
+                          <a:extLst>
+                            <a:ext uri="{53640926-AAD7-44D8-BBD7-CCE9431645EC}">
+                              <a14:shadowObscured xmlns:a14="http://schemas.microsoft.com/office/drawing/2010/main"/>
+                            </a:ext>
+                          </a:extLst>
+                        </pic:spPr>
+                      </pic:pic>
+                    </a:graphicData>
+                  </a:graphic>
+                  <wp14:sizeRelH relativeFrom="margin">
+                    <wp14:pctWidth>0</wp14:pctWidth>
+                  </wp14:sizeRelH>
+                  <wp14:sizeRelV relativeFrom="margin">
+                    <wp14:pctHeight>0</wp14:pctHeight>
+                  </wp14:sizeRelV>
+                </wp:anchor>
+              </w:drawing>
+            </w:r>
+            <w:r>
+              <w:rPr>
+                <w:noProof/>
+                <w:color w:val="D9D9D9" w:themeColor="background1" w:themeShade="D9"/>
+                <w:sz w:val="100"/>
+                <w:szCs w:val="100"/>
+              </w:rPr>
+              <w:t xml:space="preserve">鳥</w:t>
+            </w:r>
+          </w:p>
+        </w:tc>
+        <w:tc>
+          <w:tcPr>
+            <w:tcW w:w="505" w:type="dxa"/>
+            <w:tcBorders>
+              <w:top w:val="single" w:sz="18" w:space="0" w:color="D5DCE4" w:themeColor="text2" w:themeTint="33"/>
+              <w:left w:val="single" w:sz="18" w:space="0" w:color="D5DCE4" w:themeColor="text2" w:themeTint="33"/>
+              <w:bottom w:val="single" w:sz="18" w:space="0" w:color="D5DCE4" w:themeColor="text2" w:themeTint="33"/>
+              <w:right w:val="single" w:sz="18" w:space="0" w:color="D5DCE4" w:themeColor="text2" w:themeTint="33"/>
+            </w:tcBorders>
+            <w:shd w:val="clear" w:color="auto" w:fill="auto"/>
+            <w:vAlign w:val="center"/>
+          </w:tcPr>
+          <w:p>
+            <w:pPr>
+              <w:widowControl/>
+              <w:spacing w:beforeLines="10" w:before="24"/>
+              <w:ind w:leftChars="-140" w:left="-308"/>
+              <w:rPr>
+                <w:rFonts w:ascii="ㄅ字嗨注音而已 R" w:eastAsia="ㄅ字嗨注音而已 R"/>
+                <w:color w:val="D9D9D9" w:themeColor="background1" w:themeShade="D9"/>
+                <w:sz w:val="90"/>
+                <w:szCs w:val="90"/>
+              </w:rPr>
+              <w:keepNext/>
+            </w:pPr>
+            <w:r>
+              <w:rPr>
+                <w:rFonts w:ascii="ㄅ字嗨注音而已 R" w:eastAsia="ㄅ字嗨注音而已 R"/>
+                <w:color w:val="D9D9D9" w:themeColor="background1" w:themeShade="D9"/>
+                <w:sz w:val="90"/>
+                <w:szCs w:val="90"/>
+              </w:rPr>
+              <w:t xml:space="preserve">鳥</w:t>
+            </w:r>
+          </w:p>
+          <w:p>
+            <w:pPr>
+              <w:jc w:val="center"/>
+              <w:rPr>
+                <w:rFonts w:ascii="ㄅ字嗨注音而已 R" w:eastAsia="ㄅ字嗨注音而已 R"/>
                 <w:sz w:val="96"/>
               </w:rPr>
-            </w:pPr>
-            <w:r>
-              <w:rPr>
-                <w:rFonts w:ascii="Segoe UI Symbol" w:hAnsi="Segoe UI Symbol" w:eastAsia="Segoe UI Symbol" w:cs="Segoe UI Symbol"/>
-                <w:color w:val="D7DCE3"/>
-                <w:sz w:val="48"/>
-                <w:spacing w:val="-1680"/>
-                <w:w w:val="350"/>
-              </w:rPr>
-              <w:t>┄</w:t>
-            </w:r>
-            <w:r>
-              <w:rPr>
-                <w:rFonts w:ascii="Segoe UI Symbol" w:hAnsi="Segoe UI Symbol" w:eastAsia="Segoe UI Symbol" w:cs="Segoe UI Symbol"/>
-                <w:color w:val="D7DCE3"/>
-                <w:sz w:val="122"/>
-                <w:spacing w:val="-1220"/>
-              </w:rPr>
-              <w:t>┆</w:t>
-            </w:r>
-            <w:r>
-              <w:rPr>
-                <w:rStyle w:val="WorksheetCharacter"/>
-                <w:color w:val="C7CBD1"/>
-                <w:sz w:val="96"/>
-              </w:rPr>
-              <w:t xml:space="preserve">鳥</w:t>
-            </w:r>
-          </w:p>
-        </w:tc>
-        <w:tc>
-          <w:tcPr>
-            <w:tcW w:w="216" w:type="dxa"/>
+              <w:keepNext/>
+            </w:pPr>
+          </w:p>
+        </w:tc>
+        <w:tc>
+          <w:tcPr>
+            <w:tcW w:w="58" w:type="dxa"/>
             <w:tcBorders>
               <w:top w:val="nil"/>
-              <w:left w:val="nil"/>
+              <w:left w:val="single" w:sz="18" w:space="0" w:color="D5DCE4" w:themeColor="text2" w:themeTint="33"/>
               <w:bottom w:val="nil"/>
-              <w:right w:val="nil"/>
             </w:tcBorders>
             <w:shd w:val="clear" w:color="auto" w:fill="FFFFFF"/>
             <w:vAlign w:val="center"/>
           </w:tcPr>
-          <w:p/>
-        </w:tc>
-        <w:tc>
-          <w:tcPr>
-            <w:tcW w:w="1800" w:type="dxa"/>
-            <w:tcBorders>
-              <w:top w:val="dashed" w:sz="10" w:space="0" w:color="CBD5E1"/>
-              <w:left w:val="dashed" w:sz="10" w:space="0" w:color="CBD5E1"/>
-              <w:bottom w:val="dashed" w:sz="10" w:space="0" w:color="CBD5E1"/>
-              <w:right w:val="dashed" w:sz="10" w:space="0" w:color="CBD5E1"/>
-            </w:tcBorders>
-            <w:shd w:val="clear" w:color="auto" w:fill="FFFFFF"/>
+          <w:p>
+            <w:pPr>
+              <w:keepNext/>
+            </w:pPr>
+          </w:p>
+        </w:tc>
+        <w:tc>
+          <w:tcPr>
+            <w:tcW w:w="1448" w:type="dxa"/>
+            <w:tcBorders>
+              <w:top w:val="single" w:sz="18" w:space="0" w:color="7F7F7F" w:themeColor="text1" w:themeTint="80"/>
+              <w:left w:val="single" w:sz="18" w:space="0" w:color="7F7F7F" w:themeColor="text1" w:themeTint="80"/>
+              <w:bottom w:val="single" w:sz="18" w:space="0" w:color="7F7F7F" w:themeColor="text1" w:themeTint="80"/>
+              <w:right w:val="single" w:sz="18" w:space="0" w:color="7F7F7F" w:themeColor="text1" w:themeTint="80"/>
+            </w:tcBorders>
+            <w:shd w:val="clear" w:color="auto" w:fill="auto"/>
             <w:tcMar>
               <w:top w:w="60" w:type="dxa"/>
               <w:left w:w="45" w:type="dxa"/>
@@ -2979,60 +5245,137 @@
           </w:tcPr>
           <w:p>
             <w:pPr>
-              <w:spacing w:before="0" w:after="0"/>
               <w:jc w:val="center"/>
-            </w:pPr>
-            <w:r>
-              <w:rPr>
-                <w:rFonts w:ascii="Segoe UI Symbol" w:hAnsi="Segoe UI Symbol" w:eastAsia="Segoe UI Symbol" w:cs="Segoe UI Symbol"/>
-                <w:color w:val="D7DCE3"/>
-                <w:sz w:val="48"/>
-                <w:spacing w:val="-1680"/>
-                <w:w w:val="350"/>
-              </w:rPr>
-              <w:t>┄</w:t>
-            </w:r>
-            <w:r>
-              <w:rPr>
-                <w:rFonts w:ascii="Segoe UI Symbol" w:hAnsi="Segoe UI Symbol" w:eastAsia="Segoe UI Symbol" w:cs="Segoe UI Symbol"/>
-                <w:color w:val="D7DCE3"/>
-                <w:sz w:val="122"/>
-                <w:spacing w:val="-1220"/>
-              </w:rPr>
-              <w:t>┆</w:t>
-            </w:r>
-            <w:r>
-              <w:rPr>
-                <w:sz w:val="2"/>
-              </w:rPr>
-              <w:t xml:space="preserve"> </w:t>
-            </w:r>
-          </w:p>
-        </w:tc>
-        <w:tc>
-          <w:tcPr>
-            <w:tcW w:w="216" w:type="dxa"/>
+              <w:keepNext/>
+            </w:pPr>
+            <w:r>
+              <w:rPr>
+                <w:noProof/>
+              </w:rPr>
+              <w:drawing>
+                <wp:anchor distT="0" distB="0" distL="114300" distR="114300" simplePos="0" relativeHeight="251669504" behindDoc="1" locked="0" layoutInCell="1" allowOverlap="1" wp14:anchorId="29F4982C" wp14:editId="277E876F">
+                  <wp:simplePos x="0" y="0"/>
+                  <wp:positionH relativeFrom="column">
+                    <wp:posOffset>-26670</wp:posOffset>
+                  </wp:positionH>
+                  <wp:positionV relativeFrom="paragraph">
+                    <wp:posOffset>-38100</wp:posOffset>
+                  </wp:positionV>
+                  <wp:extent cx="887730" cy="940435"/>
+                  <wp:effectExtent l="0" t="0" r="7620" b="0"/>
+                  <wp:wrapNone/>
+                  <wp:docPr id="6" name="圖片 6" descr="田字格- 抖音百科"/>
+                  <wp:cNvGraphicFramePr>
+                    <a:graphicFrameLocks xmlns:a="http://schemas.openxmlformats.org/drawingml/2006/main" noChangeAspect="1"/>
+                  </wp:cNvGraphicFramePr>
+                  <a:graphic xmlns:a="http://schemas.openxmlformats.org/drawingml/2006/main">
+                    <a:graphicData uri="http://schemas.openxmlformats.org/drawingml/2006/picture">
+                      <pic:pic xmlns:pic="http://schemas.openxmlformats.org/drawingml/2006/picture">
+                        <pic:nvPicPr>
+                          <pic:cNvPr id="0" name="Picture 1" descr="田字格- 抖音百科"/>
+                          <pic:cNvPicPr>
+                            <a:picLocks noChangeAspect="1" noChangeArrowheads="1"/>
+                          </pic:cNvPicPr>
+                        </pic:nvPicPr>
+                        <pic:blipFill rotWithShape="1">
+                          <a:blip r:embed="rId7" cstate="print">
+                            <a:duotone>
+                              <a:schemeClr val="bg2">
+                                <a:shade val="45000"/>
+                                <a:satMod val="135000"/>
+                              </a:schemeClr>
+                              <a:prstClr val="white"/>
+                            </a:duotone>
+                            <a:extLst>
+                              <a:ext uri="{28A0092B-C50C-407E-A947-70E740481C1C}">
+                                <a14:useLocalDpi xmlns:a14="http://schemas.microsoft.com/office/drawing/2010/main" val="0"/>
+                              </a:ext>
+                            </a:extLst>
+                          </a:blip>
+                          <a:srcRect l="3020" t="2233" r="3357" b="3943"/>
+                          <a:stretch/>
+                        </pic:blipFill>
+                        <pic:spPr bwMode="auto">
+                          <a:xfrm>
+                            <a:off x="0" y="0"/>
+                            <a:ext cx="887730" cy="940435"/>
+                          </a:xfrm>
+                          <a:prstGeom prst="rect">
+                            <a:avLst/>
+                          </a:prstGeom>
+                          <a:noFill/>
+                          <a:ln>
+                            <a:noFill/>
+                          </a:ln>
+                          <a:extLst>
+                            <a:ext uri="{53640926-AAD7-44D8-BBD7-CCE9431645EC}">
+                              <a14:shadowObscured xmlns:a14="http://schemas.microsoft.com/office/drawing/2010/main"/>
+                            </a:ext>
+                          </a:extLst>
+                        </pic:spPr>
+                      </pic:pic>
+                    </a:graphicData>
+                  </a:graphic>
+                  <wp14:sizeRelH relativeFrom="margin">
+                    <wp14:pctWidth>0</wp14:pctWidth>
+                  </wp14:sizeRelH>
+                  <wp14:sizeRelV relativeFrom="margin">
+                    <wp14:pctHeight>0</wp14:pctHeight>
+                  </wp14:sizeRelV>
+                </wp:anchor>
+              </w:drawing>
+            </w:r>
+          </w:p>
+        </w:tc>
+        <w:tc>
+          <w:tcPr>
+            <w:tcW w:w="513" w:type="dxa"/>
+            <w:tcBorders>
+              <w:top w:val="single" w:sz="18" w:space="0" w:color="7F7F7F" w:themeColor="text1" w:themeTint="80"/>
+              <w:left w:val="single" w:sz="18" w:space="0" w:color="7F7F7F" w:themeColor="text1" w:themeTint="80"/>
+              <w:bottom w:val="single" w:sz="18" w:space="0" w:color="7F7F7F" w:themeColor="text1" w:themeTint="80"/>
+              <w:right w:val="single" w:sz="18" w:space="0" w:color="7F7F7F" w:themeColor="text1" w:themeTint="80"/>
+            </w:tcBorders>
+            <w:shd w:val="clear" w:color="auto" w:fill="auto"/>
+            <w:vAlign w:val="center"/>
+          </w:tcPr>
+          <w:p>
+            <w:pPr>
+              <w:spacing w:beforeLines="10" w:before="24"/>
+              <w:ind w:leftChars="-140" w:left="-308"/>
+              <w:jc w:val="center"/>
+              <w:keepNext/>
+            </w:pPr>
+          </w:p>
+        </w:tc>
+        <w:tc>
+          <w:tcPr>
+            <w:tcW w:w="48" w:type="dxa"/>
             <w:tcBorders>
               <w:top w:val="nil"/>
-              <w:left w:val="nil"/>
-              <w:bottom w:val="nil"/>
-              <w:right w:val="nil"/>
+              <w:left w:val="single" w:sz="18" w:space="0" w:color="7F7F7F" w:themeColor="text1" w:themeTint="80"/>
+              <w:bottom w:val="single" w:sz="12" w:space="0" w:color="7F7F7F" w:themeColor="text1" w:themeTint="80"/>
+              <w:right w:val="single" w:sz="4" w:space="0" w:color="auto"/>
             </w:tcBorders>
             <w:shd w:val="clear" w:color="auto" w:fill="FFFFFF"/>
             <w:vAlign w:val="center"/>
           </w:tcPr>
-          <w:p/>
-        </w:tc>
-        <w:tc>
-          <w:tcPr>
-            <w:tcW w:w="1800" w:type="dxa"/>
-            <w:tcBorders>
-              <w:top w:val="dashed" w:sz="10" w:space="0" w:color="CBD5E1"/>
-              <w:left w:val="dashed" w:sz="10" w:space="0" w:color="CBD5E1"/>
-              <w:bottom w:val="dashed" w:sz="10" w:space="0" w:color="CBD5E1"/>
-              <w:right w:val="dashed" w:sz="10" w:space="0" w:color="CBD5E1"/>
-            </w:tcBorders>
-            <w:shd w:val="clear" w:color="auto" w:fill="FFFFFF"/>
+          <w:p>
+            <w:pPr>
+              <w:keepNext/>
+            </w:pPr>
+          </w:p>
+        </w:tc>
+        <w:tc>
+          <w:tcPr>
+            <w:tcW w:w="1448" w:type="dxa"/>
+            <w:tcBorders>
+              <w:top w:val="single" w:sz="18" w:space="0" w:color="7F7F7F" w:themeColor="text1" w:themeTint="80"/>
+              <w:left w:val="single" w:sz="18" w:space="0" w:color="7F7F7F" w:themeColor="text1" w:themeTint="80"/>
+              <w:bottom w:val="single" w:sz="18" w:space="0" w:color="7F7F7F" w:themeColor="text1" w:themeTint="80"/>
+              <w:right w:val="single" w:sz="18" w:space="0" w:color="7F7F7F" w:themeColor="text1" w:themeTint="80"/>
+            </w:tcBorders>
+            <w:shd w:val="clear" w:color="auto" w:fill="auto"/>
             <w:tcMar>
               <w:top w:w="60" w:type="dxa"/>
               <w:left w:w="45" w:type="dxa"/>
@@ -3043,60 +5386,139 @@
           </w:tcPr>
           <w:p>
             <w:pPr>
-              <w:spacing w:before="0" w:after="0"/>
               <w:jc w:val="center"/>
-            </w:pPr>
-            <w:r>
-              <w:rPr>
-                <w:rFonts w:ascii="Segoe UI Symbol" w:hAnsi="Segoe UI Symbol" w:eastAsia="Segoe UI Symbol" w:cs="Segoe UI Symbol"/>
-                <w:color w:val="D7DCE3"/>
-                <w:sz w:val="48"/>
-                <w:spacing w:val="-1680"/>
-                <w:w w:val="350"/>
-              </w:rPr>
-              <w:t>┄</w:t>
-            </w:r>
-            <w:r>
-              <w:rPr>
-                <w:rFonts w:ascii="Segoe UI Symbol" w:hAnsi="Segoe UI Symbol" w:eastAsia="Segoe UI Symbol" w:cs="Segoe UI Symbol"/>
-                <w:color w:val="D7DCE3"/>
-                <w:sz w:val="122"/>
-                <w:spacing w:val="-1220"/>
-              </w:rPr>
-              <w:t>┆</w:t>
-            </w:r>
-            <w:r>
-              <w:rPr>
-                <w:sz w:val="2"/>
-              </w:rPr>
-              <w:t xml:space="preserve"> </w:t>
-            </w:r>
-          </w:p>
-        </w:tc>
-        <w:tc>
-          <w:tcPr>
-            <w:tcW w:w="216" w:type="dxa"/>
+              <w:keepNext/>
+            </w:pPr>
+            <w:r>
+              <w:rPr>
+                <w:noProof/>
+              </w:rPr>
+              <w:drawing>
+                <wp:anchor distT="0" distB="0" distL="114300" distR="114300" simplePos="0" relativeHeight="251671552" behindDoc="1" locked="0" layoutInCell="1" allowOverlap="1" wp14:anchorId="2C0F90F2" wp14:editId="6C386489">
+                  <wp:simplePos x="0" y="0"/>
+                  <wp:positionH relativeFrom="column">
+                    <wp:posOffset>-14605</wp:posOffset>
+                  </wp:positionH>
+                  <wp:positionV relativeFrom="paragraph">
+                    <wp:posOffset>-37465</wp:posOffset>
+                  </wp:positionV>
+                  <wp:extent cx="887730" cy="940435"/>
+                  <wp:effectExtent l="0" t="0" r="7620" b="0"/>
+                  <wp:wrapNone/>
+                  <wp:docPr id="7" name="圖片 7" descr="田字格- 抖音百科"/>
+                  <wp:cNvGraphicFramePr>
+                    <a:graphicFrameLocks xmlns:a="http://schemas.openxmlformats.org/drawingml/2006/main" noChangeAspect="1"/>
+                  </wp:cNvGraphicFramePr>
+                  <a:graphic xmlns:a="http://schemas.openxmlformats.org/drawingml/2006/main">
+                    <a:graphicData uri="http://schemas.openxmlformats.org/drawingml/2006/picture">
+                      <pic:pic xmlns:pic="http://schemas.openxmlformats.org/drawingml/2006/picture">
+                        <pic:nvPicPr>
+                          <pic:cNvPr id="0" name="Picture 1" descr="田字格- 抖音百科"/>
+                          <pic:cNvPicPr>
+                            <a:picLocks noChangeAspect="1" noChangeArrowheads="1"/>
+                          </pic:cNvPicPr>
+                        </pic:nvPicPr>
+                        <pic:blipFill rotWithShape="1">
+                          <a:blip r:embed="rId7" cstate="print">
+                            <a:duotone>
+                              <a:schemeClr val="bg2">
+                                <a:shade val="45000"/>
+                                <a:satMod val="135000"/>
+                              </a:schemeClr>
+                              <a:prstClr val="white"/>
+                            </a:duotone>
+                            <a:extLst>
+                              <a:ext uri="{28A0092B-C50C-407E-A947-70E740481C1C}">
+                                <a14:useLocalDpi xmlns:a14="http://schemas.microsoft.com/office/drawing/2010/main" val="0"/>
+                              </a:ext>
+                            </a:extLst>
+                          </a:blip>
+                          <a:srcRect l="3020" t="2233" r="3357" b="3943"/>
+                          <a:stretch/>
+                        </pic:blipFill>
+                        <pic:spPr bwMode="auto">
+                          <a:xfrm>
+                            <a:off x="0" y="0"/>
+                            <a:ext cx="887730" cy="940435"/>
+                          </a:xfrm>
+                          <a:prstGeom prst="rect">
+                            <a:avLst/>
+                          </a:prstGeom>
+                          <a:noFill/>
+                          <a:ln>
+                            <a:noFill/>
+                          </a:ln>
+                          <a:extLst>
+                            <a:ext uri="{53640926-AAD7-44D8-BBD7-CCE9431645EC}">
+                              <a14:shadowObscured xmlns:a14="http://schemas.microsoft.com/office/drawing/2010/main"/>
+                            </a:ext>
+                          </a:extLst>
+                        </pic:spPr>
+                      </pic:pic>
+                    </a:graphicData>
+                  </a:graphic>
+                  <wp14:sizeRelH relativeFrom="margin">
+                    <wp14:pctWidth>0</wp14:pctWidth>
+                  </wp14:sizeRelH>
+                  <wp14:sizeRelV relativeFrom="margin">
+                    <wp14:pctHeight>0</wp14:pctHeight>
+                  </wp14:sizeRelV>
+                </wp:anchor>
+              </w:drawing>
+            </w:r>
+          </w:p>
+        </w:tc>
+        <w:tc>
+          <w:tcPr>
+            <w:tcW w:w="513" w:type="dxa"/>
+            <w:tcBorders>
+              <w:top w:val="single" w:sz="18" w:space="0" w:color="7F7F7F" w:themeColor="text1" w:themeTint="80"/>
+              <w:left w:val="single" w:sz="18" w:space="0" w:color="7F7F7F" w:themeColor="text1" w:themeTint="80"/>
+              <w:bottom w:val="single" w:sz="18" w:space="0" w:color="7F7F7F" w:themeColor="text1" w:themeTint="80"/>
+              <w:right w:val="single" w:sz="18" w:space="0" w:color="7F7F7F" w:themeColor="text1" w:themeTint="80"/>
+            </w:tcBorders>
+            <w:shd w:val="clear" w:color="auto" w:fill="auto"/>
+            <w:vAlign w:val="center"/>
+          </w:tcPr>
+          <w:p>
+            <w:pPr>
+              <w:spacing w:beforeLines="10" w:before="24"/>
+              <w:ind w:leftChars="-140" w:left="-308"/>
+              <w:jc w:val="center"/>
+              <w:keepNext/>
+            </w:pPr>
+            <w:bookmarkStart w:id="0" w:name="_GoBack"/>
+            <w:bookmarkEnd w:id="0"/>
+          </w:p>
+        </w:tc>
+        <w:tc>
+          <w:tcPr>
+            <w:tcW w:w="68" w:type="dxa"/>
             <w:tcBorders>
               <w:top w:val="nil"/>
-              <w:left w:val="nil"/>
+              <w:left w:val="single" w:sz="18" w:space="0" w:color="7F7F7F" w:themeColor="text1" w:themeTint="80"/>
               <w:bottom w:val="nil"/>
               <w:right w:val="nil"/>
             </w:tcBorders>
             <w:shd w:val="clear" w:color="auto" w:fill="FFFFFF"/>
             <w:vAlign w:val="center"/>
           </w:tcPr>
-          <w:p/>
-        </w:tc>
-        <w:tc>
-          <w:tcPr>
-            <w:tcW w:w="1800" w:type="dxa"/>
+          <w:p>
+            <w:pPr>
+              <w:keepNext/>
+            </w:pPr>
+          </w:p>
+        </w:tc>
+        <w:tc>
+          <w:tcPr>
+            <w:tcW w:w="1448" w:type="dxa"/>
             <w:tcBorders>
               <w:top w:val="single" w:sz="20" w:space="0" w:color="7030A0"/>
               <w:left w:val="single" w:sz="20" w:space="0" w:color="7030A0"/>
               <w:bottom w:val="single" w:sz="20" w:space="0" w:color="7030A0"/>
-              <w:right w:val="single" w:sz="20" w:space="0" w:color="7030A0"/>
-            </w:tcBorders>
-            <w:shd w:val="clear" w:color="auto" w:fill="FAF5FF"/>
+              <w:right w:val="single" w:sz="18" w:space="0" w:color="7030A0"/>
+            </w:tcBorders>
+            <w:shd w:val="clear" w:color="auto" w:fill="auto"/>
             <w:tcMar>
               <w:top w:w="60" w:type="dxa"/>
               <w:left w:w="45" w:type="dxa"/>
@@ -3109,16 +5531,135 @@
             <w:pPr>
               <w:jc w:val="center"/>
               <w:rPr>
-                <w:rFonts w:ascii="ㄅ字嗨注音標楷 Regular" w:eastAsia="ㄅ字嗨注音標楷 Regular" w:hint="eastAsia"/>
+                <w:rFonts w:ascii="ㄅ字嗨注音標楷 Regular" w:eastAsia="ㄅ字嗨注音標楷 Regular"/>
+                <w:b/>
+                <w:color w:val="D9D9D9" w:themeColor="background1" w:themeShade="D9"/>
+                <w:sz w:val="100"/>
+                <w:szCs w:val="100"/>
+              </w:rPr>
+              <w:keepNext/>
+            </w:pPr>
+            <w:r>
+              <w:rPr>
+                <w:b/>
+                <w:noProof/>
+              </w:rPr>
+              <w:drawing>
+                <wp:anchor distT="0" distB="0" distL="114300" distR="114300" simplePos="0" relativeHeight="251677696" behindDoc="1" locked="0" layoutInCell="1" allowOverlap="1" wp14:anchorId="1EC15CFA" wp14:editId="7B18AD12">
+                  <wp:simplePos x="0" y="0"/>
+                  <wp:positionH relativeFrom="column">
+                    <wp:posOffset>-2540</wp:posOffset>
+                  </wp:positionH>
+                  <wp:positionV relativeFrom="paragraph">
+                    <wp:posOffset>-31115</wp:posOffset>
+                  </wp:positionV>
+                  <wp:extent cx="887730" cy="940435"/>
+                  <wp:effectExtent l="0" t="0" r="7620" b="0"/>
+                  <wp:wrapNone/>
+                  <wp:docPr id="11" name="圖片 11" descr="田字格- 抖音百科"/>
+                  <wp:cNvGraphicFramePr>
+                    <a:graphicFrameLocks xmlns:a="http://schemas.openxmlformats.org/drawingml/2006/main" noChangeAspect="1"/>
+                  </wp:cNvGraphicFramePr>
+                  <a:graphic xmlns:a="http://schemas.openxmlformats.org/drawingml/2006/main">
+                    <a:graphicData uri="http://schemas.openxmlformats.org/drawingml/2006/picture">
+                      <pic:pic xmlns:pic="http://schemas.openxmlformats.org/drawingml/2006/picture">
+                        <pic:nvPicPr>
+                          <pic:cNvPr id="0" name="Picture 1" descr="田字格- 抖音百科"/>
+                          <pic:cNvPicPr>
+                            <a:picLocks noChangeAspect="1" noChangeArrowheads="1"/>
+                          </pic:cNvPicPr>
+                        </pic:nvPicPr>
+                        <pic:blipFill rotWithShape="1">
+                          <a:blip r:embed="rId7" cstate="print">
+                            <a:duotone>
+                              <a:schemeClr val="bg2">
+                                <a:shade val="45000"/>
+                                <a:satMod val="135000"/>
+                              </a:schemeClr>
+                              <a:prstClr val="white"/>
+                            </a:duotone>
+                            <a:extLst>
+                              <a:ext uri="{28A0092B-C50C-407E-A947-70E740481C1C}">
+                                <a14:useLocalDpi xmlns:a14="http://schemas.microsoft.com/office/drawing/2010/main" val="0"/>
+                              </a:ext>
+                            </a:extLst>
+                          </a:blip>
+                          <a:srcRect l="3020" t="2233" r="3357" b="3943"/>
+                          <a:stretch/>
+                        </pic:blipFill>
+                        <pic:spPr bwMode="auto">
+                          <a:xfrm>
+                            <a:off x="0" y="0"/>
+                            <a:ext cx="887730" cy="940435"/>
+                          </a:xfrm>
+                          <a:prstGeom prst="rect">
+                            <a:avLst/>
+                          </a:prstGeom>
+                          <a:noFill/>
+                          <a:ln>
+                            <a:noFill/>
+                          </a:ln>
+                          <a:extLst>
+                            <a:ext uri="{53640926-AAD7-44D8-BBD7-CCE9431645EC}">
+                              <a14:shadowObscured xmlns:a14="http://schemas.microsoft.com/office/drawing/2010/main"/>
+                            </a:ext>
+                          </a:extLst>
+                        </pic:spPr>
+                      </pic:pic>
+                    </a:graphicData>
+                  </a:graphic>
+                  <wp14:sizeRelH relativeFrom="margin">
+                    <wp14:pctWidth>0</wp14:pctWidth>
+                  </wp14:sizeRelH>
+                  <wp14:sizeRelV relativeFrom="margin">
+                    <wp14:pctHeight>0</wp14:pctHeight>
+                  </wp14:sizeRelV>
+                </wp:anchor>
+              </w:drawing>
+            </w:r>
+            <w:r>
+              <w:rPr>
+                <w:b/>
+                <w:noProof/>
+                <w:color w:val="D9D9D9" w:themeColor="background1" w:themeShade="D9"/>
+                <w:sz w:val="100"/>
+                <w:szCs w:val="100"/>
+              </w:rPr>
+              <w:t xml:space="preserve">鳥</w:t>
+            </w:r>
+          </w:p>
+        </w:tc>
+        <w:tc>
+          <w:tcPr>
+            <w:tcW w:w="512" w:type="dxa"/>
+            <w:tcBorders>
+              <w:top w:val="single" w:sz="20" w:space="0" w:color="7030A0"/>
+              <w:left w:val="single" w:sz="18" w:space="0" w:color="7030A0"/>
+              <w:bottom w:val="single" w:sz="20" w:space="0" w:color="7030A0"/>
+              <w:right w:val="single" w:sz="20" w:space="0" w:color="7030A0"/>
+            </w:tcBorders>
+            <w:shd w:val="clear" w:color="auto" w:fill="auto"/>
+            <w:vAlign w:val="center"/>
+          </w:tcPr>
+          <w:p>
+            <w:pPr>
+              <w:spacing w:beforeLines="10" w:before="24"/>
+              <w:ind w:leftChars="-140" w:left="-308"/>
+              <w:jc w:val="center"/>
+              <w:rPr>
+                <w:rFonts w:ascii="ㄅ字嗨注音標楷 Regular" w:eastAsia="ㄅ字嗨注音標楷 Regular"/>
                 <w:color w:val="C7CBD1"/>
-                <w:sz w:val="96"/>
-              </w:rPr>
-            </w:pPr>
-            <w:r>
-              <w:rPr>
-                <w:rFonts w:ascii="ㄅ字嗨注音標楷 Regular" w:eastAsia="ㄅ字嗨注音標楷 Regular" w:hint="eastAsia"/>
-                <w:color w:val="C7CBD1"/>
-                <w:sz w:val="96"/>
+                <w:sz w:val="90"/>
+                <w:szCs w:val="90"/>
+              </w:rPr>
+              <w:keepNext/>
+            </w:pPr>
+            <w:r>
+              <w:rPr>
+                <w:rFonts w:ascii="ㄅ字嗨注音而已 R" w:eastAsia="ㄅ字嗨注音而已 R"/>
+                <w:color w:val="D9D9D9" w:themeColor="background1" w:themeShade="D9"/>
+                <w:sz w:val="90"/>
+                <w:szCs w:val="90"/>
               </w:rPr>
               <w:t xml:space="preserve">鳥</w:t>
             </w:r>
@@ -3131,9 +5672,8 @@
         <w:pBdr>
           <w:bottom w:val="single" w:sz="6" w:space="1" w:color="auto"/>
         </w:pBdr>
-        <w:spacing w:before="80" w:after="200" w:line="252" w:lineRule="auto"/>
+        <w:spacing w:before="40" w:after="60" w:line="240" w:lineRule="exact"/>
         <w:rPr>
-          <w:rFonts w:hint="eastAsia"/>
           <w:color w:val="374151"/>
           <w:sz w:val="21"/>
           <w:szCs w:val="20"/>
@@ -3175,6 +5715,7 @@
     <w:p>
       <w:pPr>
         <w:jc w:val="center"/>
+        <w:spacing w:before="0" w:after="0" w:line="20" w:lineRule="exact"/>
       </w:pPr>
     </w:p>
     <w:tbl>
@@ -3203,10 +5744,10 @@
           <w:tcPr>
             <w:tcW w:w="1489" w:type="dxa"/>
             <w:tcBorders>
-              <w:top w:val="single" w:sz="8" w:space="0" w:color="CBD5E1"/>
-              <w:left w:val="single" w:sz="8" w:space="0" w:color="CBD5E1"/>
-              <w:bottom w:val="single" w:sz="8" w:space="0" w:color="CBD5E1"/>
-              <w:right w:val="single" w:sz="8" w:space="0" w:color="CBD5E1"/>
+              <w:top w:val="single" w:sz="8" w:space="0" w:color="000000" w:themeColor="text1"/>
+              <w:left w:val="single" w:sz="8" w:space="0" w:color="000000" w:themeColor="text1"/>
+              <w:bottom w:val="single" w:sz="8" w:space="0" w:color="000000" w:themeColor="text1"/>
+              <w:right w:val="single" w:sz="8" w:space="0" w:color="000000" w:themeColor="text1"/>
             </w:tcBorders>
             <w:shd w:val="clear" w:color="auto" w:fill="F3F4F6"/>
             <w:tcMar>
@@ -3252,10 +5793,10 @@
           <w:tcPr>
             <w:tcW w:w="6156" w:type="dxa"/>
             <w:tcBorders>
-              <w:top w:val="single" w:sz="8" w:space="0" w:color="CBD5E1"/>
-              <w:left w:val="single" w:sz="8" w:space="0" w:color="CBD5E1"/>
-              <w:bottom w:val="single" w:sz="8" w:space="0" w:color="CBD5E1"/>
-              <w:right w:val="single" w:sz="8" w:space="0" w:color="CBD5E1"/>
+              <w:top w:val="single" w:sz="8" w:space="0" w:color="000000" w:themeColor="text1"/>
+              <w:left w:val="single" w:sz="8" w:space="0" w:color="000000" w:themeColor="text1"/>
+              <w:bottom w:val="single" w:sz="8" w:space="0" w:color="000000" w:themeColor="text1"/>
+              <w:right w:val="single" w:sz="8" w:space="0" w:color="000000" w:themeColor="text1"/>
             </w:tcBorders>
             <w:shd w:val="clear" w:color="auto" w:fill="FFFFFF"/>
             <w:tcMar>
@@ -3286,7 +5827,7 @@
                 <w:color w:val="6B7280"/>
                 <w:sz w:val="21"/>
               </w:rPr>
-              <w:t xml:space="preserve">： </w:t>
+              <w:t>：</w:t>
             </w:r>
             <w:r>
               <w:rPr>
@@ -3364,7 +5905,7 @@
               <w:rPr>
                 <w:rFonts w:ascii="ㄅ字嗨注音而已 R" w:eastAsia="ㄅ字嗨注音而已 R" w:hint="eastAsia"/>
                 <w:color w:val="000000" w:themeColor="text1"/>
-                <w:sz w:val="32"/>
+                <w:sz w:val="36"/>
                 <w:szCs w:val="32"/>
               </w:rPr>
               <w:t xml:space="preserve">山</w:t>
@@ -3373,7 +5914,7 @@
               <w:rPr>
                 <w:rFonts w:ascii="ㄅ字嗨注音而已 R" w:eastAsia="ㄅ字嗨注音而已 R" w:hint="eastAsia"/>
                 <w:color w:val="000000" w:themeColor="text1"/>
-                <w:sz w:val="32"/>
+                <w:sz w:val="36"/>
                 <w:szCs w:val="32"/>
               </w:rPr>
             </w:r>
@@ -3381,7 +5922,7 @@
               <w:rPr>
                 <w:rFonts w:ascii="ㄅ字嗨注音而已 R" w:eastAsia="ㄅ字嗨注音而已 R" w:hint="eastAsia"/>
                 <w:color w:val="000000" w:themeColor="text1"/>
-                <w:sz w:val="32"/>
+                <w:sz w:val="36"/>
                 <w:szCs w:val="32"/>
               </w:rPr>
             </w:r>
@@ -3391,10 +5932,10 @@
           <w:tcPr>
             <w:tcW w:w="2088" w:type="dxa"/>
             <w:tcBorders>
-              <w:top w:val="dashed" w:sz="8" w:space="0" w:color="CBD5E1"/>
-              <w:left w:val="dashed" w:sz="8" w:space="0" w:color="CBD5E1"/>
-              <w:bottom w:val="dashed" w:sz="8" w:space="0" w:color="CBD5E1"/>
-              <w:right w:val="dashed" w:sz="8" w:space="0" w:color="CBD5E1"/>
+              <w:top w:val="single" w:sz="8" w:space="0" w:color="000000" w:themeColor="text1"/>
+              <w:left w:val="single" w:sz="8" w:space="0" w:color="000000" w:themeColor="text1"/>
+              <w:bottom w:val="single" w:sz="8" w:space="0" w:color="000000" w:themeColor="text1"/>
+              <w:right w:val="single" w:sz="8" w:space="0" w:color="000000" w:themeColor="text1"/>
             </w:tcBorders>
             <w:shd w:val="clear" w:color="auto" w:fill="F8FAFC"/>
             <w:tcMar>
@@ -3417,11 +5958,12 @@
     <w:p>
       <w:pPr>
         <w:keepNext/>
+        <w:spacing w:before="0" w:after="0" w:line="60" w:lineRule="exact"/>
       </w:pPr>
     </w:p>
     <w:tbl>
       <w:tblPr>
-        <w:tblW w:w="9705" w:type="dxa"/>
+        <w:tblW w:w="10040" w:type="dxa"/>
         <w:jc w:val="center"/>
         <w:tblLayout w:type="fixed"/>
         <w:tblCellMar>
@@ -3431,32 +5973,37 @@
         <w:tblLook w:val="04A0" w:firstRow="1" w:lastRow="0" w:firstColumn="1" w:lastColumn="0" w:noHBand="0" w:noVBand="1"/>
       </w:tblPr>
       <w:tblGrid>
-        <w:gridCol w:w="1800"/>
-        <w:gridCol w:w="216"/>
-        <w:gridCol w:w="1800"/>
-        <w:gridCol w:w="216"/>
-        <w:gridCol w:w="1800"/>
-        <w:gridCol w:w="216"/>
-        <w:gridCol w:w="1800"/>
-        <w:gridCol w:w="216"/>
-        <w:gridCol w:w="1800"/>
+        <w:gridCol w:w="1442"/>
+        <w:gridCol w:w="525"/>
+        <w:gridCol w:w="69"/>
+        <w:gridCol w:w="1442"/>
+        <w:gridCol w:w="503"/>
+        <w:gridCol w:w="65"/>
+        <w:gridCol w:w="1443"/>
+        <w:gridCol w:w="511"/>
+        <w:gridCol w:w="65"/>
+        <w:gridCol w:w="1443"/>
+        <w:gridCol w:w="511"/>
+        <w:gridCol w:w="68"/>
+        <w:gridCol w:w="1443"/>
+        <w:gridCol w:w="510"/>
       </w:tblGrid>
       <w:tr>
         <w:trPr>
           <w:cantSplit/>
-          <w:trHeight w:hRule="exact" w:val="1800"/>
+          <w:trHeight w:hRule="exact" w:val="1491"/>
           <w:jc w:val="center"/>
         </w:trPr>
         <w:tc>
           <w:tcPr>
-            <w:tcW w:w="1800" w:type="dxa"/>
+            <w:tcW w:w="1446" w:type="dxa"/>
             <w:tcBorders>
               <w:top w:val="single" w:sz="20" w:space="0" w:color="EF4444"/>
               <w:left w:val="single" w:sz="20" w:space="0" w:color="EF4444"/>
               <w:bottom w:val="single" w:sz="20" w:space="0" w:color="EF4444"/>
-              <w:right w:val="single" w:sz="20" w:space="0" w:color="EF4444"/>
-            </w:tcBorders>
-            <w:shd w:val="clear" w:color="auto" w:fill="FEF2F2"/>
+              <w:right w:val="single" w:sz="18" w:space="0" w:color="FF0000"/>
+            </w:tcBorders>
+            <w:shd w:val="clear" w:color="auto" w:fill="auto"/>
             <w:tcMar>
               <w:top w:w="60" w:type="dxa"/>
               <w:left w:w="45" w:type="dxa"/>
@@ -3467,66 +6014,183 @@
           </w:tcPr>
           <w:p>
             <w:pPr>
-              <w:spacing w:before="0" w:after="0"/>
               <w:jc w:val="center"/>
               <w:rPr>
-                <w:rFonts w:ascii="ㄅ字嗨注音標楷 Regular" w:eastAsia="ㄅ字嗨注音標楷 Regular" w:hint="eastAsia"/>
+                <w:sz w:val="100"/>
+                <w:szCs w:val="100"/>
+              </w:rPr>
+              <w:keepNext/>
+            </w:pPr>
+            <w:r>
+              <w:rPr>
+                <w:noProof/>
+              </w:rPr>
+              <w:drawing>
+                <wp:anchor distT="0" distB="0" distL="114300" distR="114300" simplePos="0" relativeHeight="251673600" behindDoc="1" locked="0" layoutInCell="1" allowOverlap="1" wp14:anchorId="1EC15CFA" wp14:editId="7B18AD12">
+                  <wp:simplePos x="0" y="0"/>
+                  <wp:positionH relativeFrom="column">
+                    <wp:posOffset>-23495</wp:posOffset>
+                  </wp:positionH>
+                  <wp:positionV relativeFrom="paragraph">
+                    <wp:posOffset>-38100</wp:posOffset>
+                  </wp:positionV>
+                  <wp:extent cx="887730" cy="940435"/>
+                  <wp:effectExtent l="0" t="0" r="7620" b="0"/>
+                  <wp:wrapNone/>
+                  <wp:docPr id="9" name="圖片 9" descr="田字格- 抖音百科"/>
+                  <wp:cNvGraphicFramePr>
+                    <a:graphicFrameLocks xmlns:a="http://schemas.openxmlformats.org/drawingml/2006/main" noChangeAspect="1"/>
+                  </wp:cNvGraphicFramePr>
+                  <a:graphic xmlns:a="http://schemas.openxmlformats.org/drawingml/2006/main">
+                    <a:graphicData uri="http://schemas.openxmlformats.org/drawingml/2006/picture">
+                      <pic:pic xmlns:pic="http://schemas.openxmlformats.org/drawingml/2006/picture">
+                        <pic:nvPicPr>
+                          <pic:cNvPr id="0" name="Picture 1" descr="田字格- 抖音百科"/>
+                          <pic:cNvPicPr>
+                            <a:picLocks noChangeAspect="1" noChangeArrowheads="1"/>
+                          </pic:cNvPicPr>
+                        </pic:nvPicPr>
+                        <pic:blipFill rotWithShape="1">
+                          <a:blip r:embed="rId7" cstate="print">
+                            <a:duotone>
+                              <a:schemeClr val="bg2">
+                                <a:shade val="45000"/>
+                                <a:satMod val="135000"/>
+                              </a:schemeClr>
+                              <a:prstClr val="white"/>
+                            </a:duotone>
+                            <a:extLst>
+                              <a:ext uri="{28A0092B-C50C-407E-A947-70E740481C1C}">
+                                <a14:useLocalDpi xmlns:a14="http://schemas.microsoft.com/office/drawing/2010/main" val="0"/>
+                              </a:ext>
+                            </a:extLst>
+                          </a:blip>
+                          <a:srcRect l="3020" t="2233" r="3357" b="3943"/>
+                          <a:stretch/>
+                        </pic:blipFill>
+                        <pic:spPr bwMode="auto">
+                          <a:xfrm>
+                            <a:off x="0" y="0"/>
+                            <a:ext cx="887730" cy="940435"/>
+                          </a:xfrm>
+                          <a:prstGeom prst="rect">
+                            <a:avLst/>
+                          </a:prstGeom>
+                          <a:noFill/>
+                          <a:ln>
+                            <a:noFill/>
+                          </a:ln>
+                          <a:extLst>
+                            <a:ext uri="{53640926-AAD7-44D8-BBD7-CCE9431645EC}">
+                              <a14:shadowObscured xmlns:a14="http://schemas.microsoft.com/office/drawing/2010/main"/>
+                            </a:ext>
+                          </a:extLst>
+                        </pic:spPr>
+                      </pic:pic>
+                    </a:graphicData>
+                  </a:graphic>
+                  <wp14:sizeRelH relativeFrom="margin">
+                    <wp14:pctWidth>0</wp14:pctWidth>
+                  </wp14:sizeRelH>
+                  <wp14:sizeRelV relativeFrom="margin">
+                    <wp14:pctHeight>0</wp14:pctHeight>
+                  </wp14:sizeRelV>
+                </wp:anchor>
+              </w:drawing>
+            </w:r>
+            <w:r>
+              <w:rPr>
+                <w:noProof/>
+                <w:sz w:val="100"/>
+                <w:szCs w:val="100"/>
+              </w:rPr>
+              <w:t xml:space="preserve">山</w:t>
+            </w:r>
+          </w:p>
+        </w:tc>
+        <w:tc>
+          <w:tcPr>
+            <w:tcW w:w="526" w:type="dxa"/>
+            <w:tcBorders>
+              <w:top w:val="single" w:sz="20" w:space="0" w:color="EF4444"/>
+              <w:left w:val="single" w:sz="18" w:space="0" w:color="FF0000"/>
+              <w:bottom w:val="single" w:sz="20" w:space="0" w:color="EF4444"/>
+              <w:right w:val="single" w:sz="20" w:space="0" w:color="EF4444"/>
+            </w:tcBorders>
+            <w:shd w:val="clear" w:color="auto" w:fill="auto"/>
+            <w:tcMar>
+              <w:left w:w="0" w:type="dxa"/>
+              <w:right w:w="0" w:type="dxa"/>
+            </w:tcMar>
+            <w:vAlign w:val="center"/>
+          </w:tcPr>
+          <w:p>
+            <w:pPr>
+              <w:widowControl/>
+              <w:spacing w:beforeLines="10" w:before="24"/>
+              <w:ind w:leftChars="-140" w:left="-308"/>
+              <w:rPr>
+                <w:rFonts w:ascii="ㄅ字嗨注音而已 R" w:eastAsia="ㄅ字嗨注音而已 R"/>
                 <w:sz w:val="96"/>
               </w:rPr>
-            </w:pPr>
-            <w:r>
-              <w:rPr>
-                <w:rFonts w:ascii="Segoe UI Symbol" w:hAnsi="Segoe UI Symbol" w:eastAsia="Segoe UI Symbol" w:cs="Segoe UI Symbol"/>
-                <w:color w:val="D7DCE3"/>
-                <w:sz w:val="48"/>
-                <w:spacing w:val="-1680"/>
-                <w:w w:val="350"/>
-              </w:rPr>
-              <w:t>┄</w:t>
-            </w:r>
-            <w:r>
-              <w:rPr>
-                <w:rFonts w:ascii="Segoe UI Symbol" w:hAnsi="Segoe UI Symbol" w:eastAsia="Segoe UI Symbol" w:cs="Segoe UI Symbol"/>
-                <w:color w:val="D7DCE3"/>
-                <w:sz w:val="122"/>
-                <w:spacing w:val="-1220"/>
-              </w:rPr>
-              <w:t>┆</w:t>
-            </w:r>
-            <w:r>
-              <w:rPr>
-                <w:rStyle w:val="WorksheetCharacter"/>
-                <w:color w:val="1F2937"/>
+              <w:keepNext/>
+            </w:pPr>
+            <w:r>
+              <w:rPr>
+                <w:rFonts w:ascii="ㄅ字嗨注音而已 R" w:eastAsia="ㄅ字嗨注音而已 R"/>
+                <w:sz w:val="90"/>
+                <w:szCs w:val="90"/>
+              </w:rPr>
+              <w:t xml:space="preserve">山</w:t>
+            </w:r>
+            <w:r>
+              <w:rPr>
+                <w:rFonts w:ascii="ㄅ字嗨注音而已 R" w:eastAsia="ㄅ字嗨注音而已 R"/>
                 <w:sz w:val="96"/>
               </w:rPr>
-              <w:t xml:space="preserve">山</w:t>
-            </w:r>
-          </w:p>
-        </w:tc>
-        <w:tc>
-          <w:tcPr>
-            <w:tcW w:w="216" w:type="dxa"/>
+            </w:r>
+          </w:p>
+          <w:p>
+            <w:pPr>
+              <w:spacing w:beforeLines="70" w:before="168"/>
+              <w:ind w:leftChars="-140" w:left="-308"/>
+              <w:jc w:val="center"/>
+              <w:rPr>
+                <w:rFonts w:ascii="ㄅ字嗨注音標楷 Regular" w:eastAsia="ㄅ字嗨注音標楷 Regular"/>
+                <w:sz w:val="96"/>
+              </w:rPr>
+              <w:keepNext/>
+            </w:pPr>
+          </w:p>
+        </w:tc>
+        <w:tc>
+          <w:tcPr>
+            <w:tcW w:w="60" w:type="dxa"/>
             <w:tcBorders>
               <w:top w:val="nil"/>
               <w:left w:val="nil"/>
               <w:bottom w:val="nil"/>
-              <w:right w:val="nil"/>
+              <w:right w:val="single" w:sz="18" w:space="0" w:color="D5DCE4" w:themeColor="text2" w:themeTint="33"/>
             </w:tcBorders>
             <w:shd w:val="clear" w:color="auto" w:fill="FFFFFF"/>
             <w:vAlign w:val="center"/>
           </w:tcPr>
-          <w:p/>
-        </w:tc>
-        <w:tc>
-          <w:tcPr>
-            <w:tcW w:w="1800" w:type="dxa"/>
-            <w:tcBorders>
-              <w:top w:val="single" w:sz="12" w:space="0" w:color="CBD5E1"/>
-              <w:left w:val="single" w:sz="12" w:space="0" w:color="CBD5E1"/>
-              <w:bottom w:val="single" w:sz="12" w:space="0" w:color="CBD5E1"/>
-              <w:right w:val="single" w:sz="12" w:space="0" w:color="CBD5E1"/>
-            </w:tcBorders>
-            <w:shd w:val="clear" w:color="auto" w:fill="F8FAFC"/>
+          <w:p>
+            <w:pPr>
+              <w:keepNext/>
+            </w:pPr>
+          </w:p>
+        </w:tc>
+        <w:tc>
+          <w:tcPr>
+            <w:tcW w:w="1447" w:type="dxa"/>
+            <w:tcBorders>
+              <w:top w:val="single" w:sz="18" w:space="0" w:color="D5DCE4" w:themeColor="text2" w:themeTint="33"/>
+              <w:left w:val="single" w:sz="18" w:space="0" w:color="D5DCE4" w:themeColor="text2" w:themeTint="33"/>
+              <w:bottom w:val="single" w:sz="18" w:space="0" w:color="D5DCE4" w:themeColor="text2" w:themeTint="33"/>
+              <w:right w:val="single" w:sz="18" w:space="0" w:color="D5DCE4" w:themeColor="text2" w:themeTint="33"/>
+            </w:tcBorders>
+            <w:shd w:val="clear" w:color="auto" w:fill="auto"/>
             <w:tcMar>
               <w:top w:w="60" w:type="dxa"/>
               <w:left w:w="45" w:type="dxa"/>
@@ -3537,66 +6201,176 @@
           </w:tcPr>
           <w:p>
             <w:pPr>
-              <w:spacing w:before="0" w:after="0"/>
               <w:jc w:val="center"/>
               <w:rPr>
-                <w:rFonts w:ascii="ㄅ字嗨注音標楷 Regular" w:eastAsia="ㄅ字嗨注音標楷 Regular" w:hint="eastAsia"/>
+                <w:rFonts w:ascii="ㄅ字嗨注音標楷 Regular" w:eastAsia="ㄅ字嗨注音標楷 Regular"/>
+                <w:color w:val="D9D9D9" w:themeColor="background1" w:themeShade="D9"/>
+                <w:sz w:val="100"/>
+                <w:szCs w:val="100"/>
+              </w:rPr>
+              <w:keepNext/>
+            </w:pPr>
+            <w:r>
+              <w:rPr>
+                <w:noProof/>
+              </w:rPr>
+              <w:drawing>
+                <wp:anchor distT="0" distB="0" distL="114300" distR="114300" simplePos="0" relativeHeight="251675648" behindDoc="1" locked="0" layoutInCell="1" allowOverlap="1" wp14:anchorId="1EC15CFA" wp14:editId="7B18AD12">
+                  <wp:simplePos x="0" y="0"/>
+                  <wp:positionH relativeFrom="column">
+                    <wp:posOffset>-9525</wp:posOffset>
+                  </wp:positionH>
+                  <wp:positionV relativeFrom="paragraph">
+                    <wp:posOffset>-36195</wp:posOffset>
+                  </wp:positionV>
+                  <wp:extent cx="887730" cy="940435"/>
+                  <wp:effectExtent l="0" t="0" r="7620" b="0"/>
+                  <wp:wrapNone/>
+                  <wp:docPr id="10" name="圖片 10" descr="田字格- 抖音百科"/>
+                  <wp:cNvGraphicFramePr>
+                    <a:graphicFrameLocks xmlns:a="http://schemas.openxmlformats.org/drawingml/2006/main" noChangeAspect="1"/>
+                  </wp:cNvGraphicFramePr>
+                  <a:graphic xmlns:a="http://schemas.openxmlformats.org/drawingml/2006/main">
+                    <a:graphicData uri="http://schemas.openxmlformats.org/drawingml/2006/picture">
+                      <pic:pic xmlns:pic="http://schemas.openxmlformats.org/drawingml/2006/picture">
+                        <pic:nvPicPr>
+                          <pic:cNvPr id="0" name="Picture 1" descr="田字格- 抖音百科"/>
+                          <pic:cNvPicPr>
+                            <a:picLocks noChangeAspect="1" noChangeArrowheads="1"/>
+                          </pic:cNvPicPr>
+                        </pic:nvPicPr>
+                        <pic:blipFill rotWithShape="1">
+                          <a:blip r:embed="rId7" cstate="print">
+                            <a:duotone>
+                              <a:schemeClr val="bg2">
+                                <a:shade val="45000"/>
+                                <a:satMod val="135000"/>
+                              </a:schemeClr>
+                              <a:prstClr val="white"/>
+                            </a:duotone>
+                            <a:extLst>
+                              <a:ext uri="{28A0092B-C50C-407E-A947-70E740481C1C}">
+                                <a14:useLocalDpi xmlns:a14="http://schemas.microsoft.com/office/drawing/2010/main" val="0"/>
+                              </a:ext>
+                            </a:extLst>
+                          </a:blip>
+                          <a:srcRect l="3020" t="2233" r="3357" b="3943"/>
+                          <a:stretch/>
+                        </pic:blipFill>
+                        <pic:spPr bwMode="auto">
+                          <a:xfrm>
+                            <a:off x="0" y="0"/>
+                            <a:ext cx="887730" cy="940435"/>
+                          </a:xfrm>
+                          <a:prstGeom prst="rect">
+                            <a:avLst/>
+                          </a:prstGeom>
+                          <a:noFill/>
+                          <a:ln>
+                            <a:noFill/>
+                          </a:ln>
+                          <a:extLst>
+                            <a:ext uri="{53640926-AAD7-44D8-BBD7-CCE9431645EC}">
+                              <a14:shadowObscured xmlns:a14="http://schemas.microsoft.com/office/drawing/2010/main"/>
+                            </a:ext>
+                          </a:extLst>
+                        </pic:spPr>
+                      </pic:pic>
+                    </a:graphicData>
+                  </a:graphic>
+                  <wp14:sizeRelH relativeFrom="margin">
+                    <wp14:pctWidth>0</wp14:pctWidth>
+                  </wp14:sizeRelH>
+                  <wp14:sizeRelV relativeFrom="margin">
+                    <wp14:pctHeight>0</wp14:pctHeight>
+                  </wp14:sizeRelV>
+                </wp:anchor>
+              </w:drawing>
+            </w:r>
+            <w:r>
+              <w:rPr>
+                <w:noProof/>
+                <w:color w:val="D9D9D9" w:themeColor="background1" w:themeShade="D9"/>
+                <w:sz w:val="100"/>
+                <w:szCs w:val="100"/>
+              </w:rPr>
+              <w:t xml:space="preserve">山</w:t>
+            </w:r>
+          </w:p>
+        </w:tc>
+        <w:tc>
+          <w:tcPr>
+            <w:tcW w:w="505" w:type="dxa"/>
+            <w:tcBorders>
+              <w:top w:val="single" w:sz="18" w:space="0" w:color="D5DCE4" w:themeColor="text2" w:themeTint="33"/>
+              <w:left w:val="single" w:sz="18" w:space="0" w:color="D5DCE4" w:themeColor="text2" w:themeTint="33"/>
+              <w:bottom w:val="single" w:sz="18" w:space="0" w:color="D5DCE4" w:themeColor="text2" w:themeTint="33"/>
+              <w:right w:val="single" w:sz="18" w:space="0" w:color="D5DCE4" w:themeColor="text2" w:themeTint="33"/>
+            </w:tcBorders>
+            <w:shd w:val="clear" w:color="auto" w:fill="auto"/>
+            <w:vAlign w:val="center"/>
+          </w:tcPr>
+          <w:p>
+            <w:pPr>
+              <w:widowControl/>
+              <w:spacing w:beforeLines="10" w:before="24"/>
+              <w:ind w:leftChars="-140" w:left="-308"/>
+              <w:rPr>
+                <w:rFonts w:ascii="ㄅ字嗨注音而已 R" w:eastAsia="ㄅ字嗨注音而已 R"/>
+                <w:color w:val="D9D9D9" w:themeColor="background1" w:themeShade="D9"/>
+                <w:sz w:val="90"/>
+                <w:szCs w:val="90"/>
+              </w:rPr>
+              <w:keepNext/>
+            </w:pPr>
+            <w:r>
+              <w:rPr>
+                <w:rFonts w:ascii="ㄅ字嗨注音而已 R" w:eastAsia="ㄅ字嗨注音而已 R"/>
+                <w:color w:val="D9D9D9" w:themeColor="background1" w:themeShade="D9"/>
+                <w:sz w:val="90"/>
+                <w:szCs w:val="90"/>
+              </w:rPr>
+              <w:t xml:space="preserve">山</w:t>
+            </w:r>
+          </w:p>
+          <w:p>
+            <w:pPr>
+              <w:jc w:val="center"/>
+              <w:rPr>
+                <w:rFonts w:ascii="ㄅ字嗨注音而已 R" w:eastAsia="ㄅ字嗨注音而已 R"/>
                 <w:sz w:val="96"/>
               </w:rPr>
-            </w:pPr>
-            <w:r>
-              <w:rPr>
-                <w:rFonts w:ascii="Segoe UI Symbol" w:hAnsi="Segoe UI Symbol" w:eastAsia="Segoe UI Symbol" w:cs="Segoe UI Symbol"/>
-                <w:color w:val="D7DCE3"/>
-                <w:sz w:val="48"/>
-                <w:spacing w:val="-1680"/>
-                <w:w w:val="350"/>
-              </w:rPr>
-              <w:t>┄</w:t>
-            </w:r>
-            <w:r>
-              <w:rPr>
-                <w:rFonts w:ascii="Segoe UI Symbol" w:hAnsi="Segoe UI Symbol" w:eastAsia="Segoe UI Symbol" w:cs="Segoe UI Symbol"/>
-                <w:color w:val="D7DCE3"/>
-                <w:sz w:val="122"/>
-                <w:spacing w:val="-1220"/>
-              </w:rPr>
-              <w:t>┆</w:t>
-            </w:r>
-            <w:r>
-              <w:rPr>
-                <w:rStyle w:val="WorksheetCharacter"/>
-                <w:color w:val="C7CBD1"/>
-                <w:sz w:val="96"/>
-              </w:rPr>
-              <w:t xml:space="preserve">山</w:t>
-            </w:r>
-          </w:p>
-        </w:tc>
-        <w:tc>
-          <w:tcPr>
-            <w:tcW w:w="216" w:type="dxa"/>
+              <w:keepNext/>
+            </w:pPr>
+          </w:p>
+        </w:tc>
+        <w:tc>
+          <w:tcPr>
+            <w:tcW w:w="58" w:type="dxa"/>
             <w:tcBorders>
               <w:top w:val="nil"/>
-              <w:left w:val="nil"/>
+              <w:left w:val="single" w:sz="18" w:space="0" w:color="D5DCE4" w:themeColor="text2" w:themeTint="33"/>
               <w:bottom w:val="nil"/>
-              <w:right w:val="nil"/>
             </w:tcBorders>
             <w:shd w:val="clear" w:color="auto" w:fill="FFFFFF"/>
             <w:vAlign w:val="center"/>
           </w:tcPr>
-          <w:p/>
-        </w:tc>
-        <w:tc>
-          <w:tcPr>
-            <w:tcW w:w="1800" w:type="dxa"/>
-            <w:tcBorders>
-              <w:top w:val="dashed" w:sz="10" w:space="0" w:color="CBD5E1"/>
-              <w:left w:val="dashed" w:sz="10" w:space="0" w:color="CBD5E1"/>
-              <w:bottom w:val="dashed" w:sz="10" w:space="0" w:color="CBD5E1"/>
-              <w:right w:val="dashed" w:sz="10" w:space="0" w:color="CBD5E1"/>
-            </w:tcBorders>
-            <w:shd w:val="clear" w:color="auto" w:fill="FFFFFF"/>
+          <w:p>
+            <w:pPr>
+              <w:keepNext/>
+            </w:pPr>
+          </w:p>
+        </w:tc>
+        <w:tc>
+          <w:tcPr>
+            <w:tcW w:w="1448" w:type="dxa"/>
+            <w:tcBorders>
+              <w:top w:val="single" w:sz="18" w:space="0" w:color="7F7F7F" w:themeColor="text1" w:themeTint="80"/>
+              <w:left w:val="single" w:sz="18" w:space="0" w:color="7F7F7F" w:themeColor="text1" w:themeTint="80"/>
+              <w:bottom w:val="single" w:sz="18" w:space="0" w:color="7F7F7F" w:themeColor="text1" w:themeTint="80"/>
+              <w:right w:val="single" w:sz="18" w:space="0" w:color="7F7F7F" w:themeColor="text1" w:themeTint="80"/>
+            </w:tcBorders>
+            <w:shd w:val="clear" w:color="auto" w:fill="auto"/>
             <w:tcMar>
               <w:top w:w="60" w:type="dxa"/>
               <w:left w:w="45" w:type="dxa"/>
@@ -3607,60 +6381,137 @@
           </w:tcPr>
           <w:p>
             <w:pPr>
-              <w:spacing w:before="0" w:after="0"/>
               <w:jc w:val="center"/>
-            </w:pPr>
-            <w:r>
-              <w:rPr>
-                <w:rFonts w:ascii="Segoe UI Symbol" w:hAnsi="Segoe UI Symbol" w:eastAsia="Segoe UI Symbol" w:cs="Segoe UI Symbol"/>
-                <w:color w:val="D7DCE3"/>
-                <w:sz w:val="48"/>
-                <w:spacing w:val="-1680"/>
-                <w:w w:val="350"/>
-              </w:rPr>
-              <w:t>┄</w:t>
-            </w:r>
-            <w:r>
-              <w:rPr>
-                <w:rFonts w:ascii="Segoe UI Symbol" w:hAnsi="Segoe UI Symbol" w:eastAsia="Segoe UI Symbol" w:cs="Segoe UI Symbol"/>
-                <w:color w:val="D7DCE3"/>
-                <w:sz w:val="122"/>
-                <w:spacing w:val="-1220"/>
-              </w:rPr>
-              <w:t>┆</w:t>
-            </w:r>
-            <w:r>
-              <w:rPr>
-                <w:sz w:val="2"/>
-              </w:rPr>
-              <w:t xml:space="preserve"> </w:t>
-            </w:r>
-          </w:p>
-        </w:tc>
-        <w:tc>
-          <w:tcPr>
-            <w:tcW w:w="216" w:type="dxa"/>
+              <w:keepNext/>
+            </w:pPr>
+            <w:r>
+              <w:rPr>
+                <w:noProof/>
+              </w:rPr>
+              <w:drawing>
+                <wp:anchor distT="0" distB="0" distL="114300" distR="114300" simplePos="0" relativeHeight="251669504" behindDoc="1" locked="0" layoutInCell="1" allowOverlap="1" wp14:anchorId="29F4982C" wp14:editId="277E876F">
+                  <wp:simplePos x="0" y="0"/>
+                  <wp:positionH relativeFrom="column">
+                    <wp:posOffset>-26670</wp:posOffset>
+                  </wp:positionH>
+                  <wp:positionV relativeFrom="paragraph">
+                    <wp:posOffset>-38100</wp:posOffset>
+                  </wp:positionV>
+                  <wp:extent cx="887730" cy="940435"/>
+                  <wp:effectExtent l="0" t="0" r="7620" b="0"/>
+                  <wp:wrapNone/>
+                  <wp:docPr id="6" name="圖片 6" descr="田字格- 抖音百科"/>
+                  <wp:cNvGraphicFramePr>
+                    <a:graphicFrameLocks xmlns:a="http://schemas.openxmlformats.org/drawingml/2006/main" noChangeAspect="1"/>
+                  </wp:cNvGraphicFramePr>
+                  <a:graphic xmlns:a="http://schemas.openxmlformats.org/drawingml/2006/main">
+                    <a:graphicData uri="http://schemas.openxmlformats.org/drawingml/2006/picture">
+                      <pic:pic xmlns:pic="http://schemas.openxmlformats.org/drawingml/2006/picture">
+                        <pic:nvPicPr>
+                          <pic:cNvPr id="0" name="Picture 1" descr="田字格- 抖音百科"/>
+                          <pic:cNvPicPr>
+                            <a:picLocks noChangeAspect="1" noChangeArrowheads="1"/>
+                          </pic:cNvPicPr>
+                        </pic:nvPicPr>
+                        <pic:blipFill rotWithShape="1">
+                          <a:blip r:embed="rId7" cstate="print">
+                            <a:duotone>
+                              <a:schemeClr val="bg2">
+                                <a:shade val="45000"/>
+                                <a:satMod val="135000"/>
+                              </a:schemeClr>
+                              <a:prstClr val="white"/>
+                            </a:duotone>
+                            <a:extLst>
+                              <a:ext uri="{28A0092B-C50C-407E-A947-70E740481C1C}">
+                                <a14:useLocalDpi xmlns:a14="http://schemas.microsoft.com/office/drawing/2010/main" val="0"/>
+                              </a:ext>
+                            </a:extLst>
+                          </a:blip>
+                          <a:srcRect l="3020" t="2233" r="3357" b="3943"/>
+                          <a:stretch/>
+                        </pic:blipFill>
+                        <pic:spPr bwMode="auto">
+                          <a:xfrm>
+                            <a:off x="0" y="0"/>
+                            <a:ext cx="887730" cy="940435"/>
+                          </a:xfrm>
+                          <a:prstGeom prst="rect">
+                            <a:avLst/>
+                          </a:prstGeom>
+                          <a:noFill/>
+                          <a:ln>
+                            <a:noFill/>
+                          </a:ln>
+                          <a:extLst>
+                            <a:ext uri="{53640926-AAD7-44D8-BBD7-CCE9431645EC}">
+                              <a14:shadowObscured xmlns:a14="http://schemas.microsoft.com/office/drawing/2010/main"/>
+                            </a:ext>
+                          </a:extLst>
+                        </pic:spPr>
+                      </pic:pic>
+                    </a:graphicData>
+                  </a:graphic>
+                  <wp14:sizeRelH relativeFrom="margin">
+                    <wp14:pctWidth>0</wp14:pctWidth>
+                  </wp14:sizeRelH>
+                  <wp14:sizeRelV relativeFrom="margin">
+                    <wp14:pctHeight>0</wp14:pctHeight>
+                  </wp14:sizeRelV>
+                </wp:anchor>
+              </w:drawing>
+            </w:r>
+          </w:p>
+        </w:tc>
+        <w:tc>
+          <w:tcPr>
+            <w:tcW w:w="513" w:type="dxa"/>
+            <w:tcBorders>
+              <w:top w:val="single" w:sz="18" w:space="0" w:color="7F7F7F" w:themeColor="text1" w:themeTint="80"/>
+              <w:left w:val="single" w:sz="18" w:space="0" w:color="7F7F7F" w:themeColor="text1" w:themeTint="80"/>
+              <w:bottom w:val="single" w:sz="18" w:space="0" w:color="7F7F7F" w:themeColor="text1" w:themeTint="80"/>
+              <w:right w:val="single" w:sz="18" w:space="0" w:color="7F7F7F" w:themeColor="text1" w:themeTint="80"/>
+            </w:tcBorders>
+            <w:shd w:val="clear" w:color="auto" w:fill="auto"/>
+            <w:vAlign w:val="center"/>
+          </w:tcPr>
+          <w:p>
+            <w:pPr>
+              <w:spacing w:beforeLines="10" w:before="24"/>
+              <w:ind w:leftChars="-140" w:left="-308"/>
+              <w:jc w:val="center"/>
+              <w:keepNext/>
+            </w:pPr>
+          </w:p>
+        </w:tc>
+        <w:tc>
+          <w:tcPr>
+            <w:tcW w:w="48" w:type="dxa"/>
             <w:tcBorders>
               <w:top w:val="nil"/>
-              <w:left w:val="nil"/>
-              <w:bottom w:val="nil"/>
-              <w:right w:val="nil"/>
+              <w:left w:val="single" w:sz="18" w:space="0" w:color="7F7F7F" w:themeColor="text1" w:themeTint="80"/>
+              <w:bottom w:val="single" w:sz="12" w:space="0" w:color="7F7F7F" w:themeColor="text1" w:themeTint="80"/>
+              <w:right w:val="single" w:sz="4" w:space="0" w:color="auto"/>
             </w:tcBorders>
             <w:shd w:val="clear" w:color="auto" w:fill="FFFFFF"/>
             <w:vAlign w:val="center"/>
           </w:tcPr>
-          <w:p/>
-        </w:tc>
-        <w:tc>
-          <w:tcPr>
-            <w:tcW w:w="1800" w:type="dxa"/>
-            <w:tcBorders>
-              <w:top w:val="dashed" w:sz="10" w:space="0" w:color="CBD5E1"/>
-              <w:left w:val="dashed" w:sz="10" w:space="0" w:color="CBD5E1"/>
-              <w:bottom w:val="dashed" w:sz="10" w:space="0" w:color="CBD5E1"/>
-              <w:right w:val="dashed" w:sz="10" w:space="0" w:color="CBD5E1"/>
-            </w:tcBorders>
-            <w:shd w:val="clear" w:color="auto" w:fill="FFFFFF"/>
+          <w:p>
+            <w:pPr>
+              <w:keepNext/>
+            </w:pPr>
+          </w:p>
+        </w:tc>
+        <w:tc>
+          <w:tcPr>
+            <w:tcW w:w="1448" w:type="dxa"/>
+            <w:tcBorders>
+              <w:top w:val="single" w:sz="18" w:space="0" w:color="7F7F7F" w:themeColor="text1" w:themeTint="80"/>
+              <w:left w:val="single" w:sz="18" w:space="0" w:color="7F7F7F" w:themeColor="text1" w:themeTint="80"/>
+              <w:bottom w:val="single" w:sz="18" w:space="0" w:color="7F7F7F" w:themeColor="text1" w:themeTint="80"/>
+              <w:right w:val="single" w:sz="18" w:space="0" w:color="7F7F7F" w:themeColor="text1" w:themeTint="80"/>
+            </w:tcBorders>
+            <w:shd w:val="clear" w:color="auto" w:fill="auto"/>
             <w:tcMar>
               <w:top w:w="60" w:type="dxa"/>
               <w:left w:w="45" w:type="dxa"/>
@@ -3671,60 +6522,139 @@
           </w:tcPr>
           <w:p>
             <w:pPr>
-              <w:spacing w:before="0" w:after="0"/>
               <w:jc w:val="center"/>
-            </w:pPr>
-            <w:r>
-              <w:rPr>
-                <w:rFonts w:ascii="Segoe UI Symbol" w:hAnsi="Segoe UI Symbol" w:eastAsia="Segoe UI Symbol" w:cs="Segoe UI Symbol"/>
-                <w:color w:val="D7DCE3"/>
-                <w:sz w:val="48"/>
-                <w:spacing w:val="-1680"/>
-                <w:w w:val="350"/>
-              </w:rPr>
-              <w:t>┄</w:t>
-            </w:r>
-            <w:r>
-              <w:rPr>
-                <w:rFonts w:ascii="Segoe UI Symbol" w:hAnsi="Segoe UI Symbol" w:eastAsia="Segoe UI Symbol" w:cs="Segoe UI Symbol"/>
-                <w:color w:val="D7DCE3"/>
-                <w:sz w:val="122"/>
-                <w:spacing w:val="-1220"/>
-              </w:rPr>
-              <w:t>┆</w:t>
-            </w:r>
-            <w:r>
-              <w:rPr>
-                <w:sz w:val="2"/>
-              </w:rPr>
-              <w:t xml:space="preserve"> </w:t>
-            </w:r>
-          </w:p>
-        </w:tc>
-        <w:tc>
-          <w:tcPr>
-            <w:tcW w:w="216" w:type="dxa"/>
+              <w:keepNext/>
+            </w:pPr>
+            <w:r>
+              <w:rPr>
+                <w:noProof/>
+              </w:rPr>
+              <w:drawing>
+                <wp:anchor distT="0" distB="0" distL="114300" distR="114300" simplePos="0" relativeHeight="251671552" behindDoc="1" locked="0" layoutInCell="1" allowOverlap="1" wp14:anchorId="2C0F90F2" wp14:editId="6C386489">
+                  <wp:simplePos x="0" y="0"/>
+                  <wp:positionH relativeFrom="column">
+                    <wp:posOffset>-14605</wp:posOffset>
+                  </wp:positionH>
+                  <wp:positionV relativeFrom="paragraph">
+                    <wp:posOffset>-37465</wp:posOffset>
+                  </wp:positionV>
+                  <wp:extent cx="887730" cy="940435"/>
+                  <wp:effectExtent l="0" t="0" r="7620" b="0"/>
+                  <wp:wrapNone/>
+                  <wp:docPr id="7" name="圖片 7" descr="田字格- 抖音百科"/>
+                  <wp:cNvGraphicFramePr>
+                    <a:graphicFrameLocks xmlns:a="http://schemas.openxmlformats.org/drawingml/2006/main" noChangeAspect="1"/>
+                  </wp:cNvGraphicFramePr>
+                  <a:graphic xmlns:a="http://schemas.openxmlformats.org/drawingml/2006/main">
+                    <a:graphicData uri="http://schemas.openxmlformats.org/drawingml/2006/picture">
+                      <pic:pic xmlns:pic="http://schemas.openxmlformats.org/drawingml/2006/picture">
+                        <pic:nvPicPr>
+                          <pic:cNvPr id="0" name="Picture 1" descr="田字格- 抖音百科"/>
+                          <pic:cNvPicPr>
+                            <a:picLocks noChangeAspect="1" noChangeArrowheads="1"/>
+                          </pic:cNvPicPr>
+                        </pic:nvPicPr>
+                        <pic:blipFill rotWithShape="1">
+                          <a:blip r:embed="rId7" cstate="print">
+                            <a:duotone>
+                              <a:schemeClr val="bg2">
+                                <a:shade val="45000"/>
+                                <a:satMod val="135000"/>
+                              </a:schemeClr>
+                              <a:prstClr val="white"/>
+                            </a:duotone>
+                            <a:extLst>
+                              <a:ext uri="{28A0092B-C50C-407E-A947-70E740481C1C}">
+                                <a14:useLocalDpi xmlns:a14="http://schemas.microsoft.com/office/drawing/2010/main" val="0"/>
+                              </a:ext>
+                            </a:extLst>
+                          </a:blip>
+                          <a:srcRect l="3020" t="2233" r="3357" b="3943"/>
+                          <a:stretch/>
+                        </pic:blipFill>
+                        <pic:spPr bwMode="auto">
+                          <a:xfrm>
+                            <a:off x="0" y="0"/>
+                            <a:ext cx="887730" cy="940435"/>
+                          </a:xfrm>
+                          <a:prstGeom prst="rect">
+                            <a:avLst/>
+                          </a:prstGeom>
+                          <a:noFill/>
+                          <a:ln>
+                            <a:noFill/>
+                          </a:ln>
+                          <a:extLst>
+                            <a:ext uri="{53640926-AAD7-44D8-BBD7-CCE9431645EC}">
+                              <a14:shadowObscured xmlns:a14="http://schemas.microsoft.com/office/drawing/2010/main"/>
+                            </a:ext>
+                          </a:extLst>
+                        </pic:spPr>
+                      </pic:pic>
+                    </a:graphicData>
+                  </a:graphic>
+                  <wp14:sizeRelH relativeFrom="margin">
+                    <wp14:pctWidth>0</wp14:pctWidth>
+                  </wp14:sizeRelH>
+                  <wp14:sizeRelV relativeFrom="margin">
+                    <wp14:pctHeight>0</wp14:pctHeight>
+                  </wp14:sizeRelV>
+                </wp:anchor>
+              </w:drawing>
+            </w:r>
+          </w:p>
+        </w:tc>
+        <w:tc>
+          <w:tcPr>
+            <w:tcW w:w="513" w:type="dxa"/>
+            <w:tcBorders>
+              <w:top w:val="single" w:sz="18" w:space="0" w:color="7F7F7F" w:themeColor="text1" w:themeTint="80"/>
+              <w:left w:val="single" w:sz="18" w:space="0" w:color="7F7F7F" w:themeColor="text1" w:themeTint="80"/>
+              <w:bottom w:val="single" w:sz="18" w:space="0" w:color="7F7F7F" w:themeColor="text1" w:themeTint="80"/>
+              <w:right w:val="single" w:sz="18" w:space="0" w:color="7F7F7F" w:themeColor="text1" w:themeTint="80"/>
+            </w:tcBorders>
+            <w:shd w:val="clear" w:color="auto" w:fill="auto"/>
+            <w:vAlign w:val="center"/>
+          </w:tcPr>
+          <w:p>
+            <w:pPr>
+              <w:spacing w:beforeLines="10" w:before="24"/>
+              <w:ind w:leftChars="-140" w:left="-308"/>
+              <w:jc w:val="center"/>
+              <w:keepNext/>
+            </w:pPr>
+            <w:bookmarkStart w:id="0" w:name="_GoBack"/>
+            <w:bookmarkEnd w:id="0"/>
+          </w:p>
+        </w:tc>
+        <w:tc>
+          <w:tcPr>
+            <w:tcW w:w="68" w:type="dxa"/>
             <w:tcBorders>
               <w:top w:val="nil"/>
-              <w:left w:val="nil"/>
+              <w:left w:val="single" w:sz="18" w:space="0" w:color="7F7F7F" w:themeColor="text1" w:themeTint="80"/>
               <w:bottom w:val="nil"/>
               <w:right w:val="nil"/>
             </w:tcBorders>
             <w:shd w:val="clear" w:color="auto" w:fill="FFFFFF"/>
             <w:vAlign w:val="center"/>
           </w:tcPr>
-          <w:p/>
-        </w:tc>
-        <w:tc>
-          <w:tcPr>
-            <w:tcW w:w="1800" w:type="dxa"/>
+          <w:p>
+            <w:pPr>
+              <w:keepNext/>
+            </w:pPr>
+          </w:p>
+        </w:tc>
+        <w:tc>
+          <w:tcPr>
+            <w:tcW w:w="1448" w:type="dxa"/>
             <w:tcBorders>
               <w:top w:val="single" w:sz="20" w:space="0" w:color="7030A0"/>
               <w:left w:val="single" w:sz="20" w:space="0" w:color="7030A0"/>
               <w:bottom w:val="single" w:sz="20" w:space="0" w:color="7030A0"/>
-              <w:right w:val="single" w:sz="20" w:space="0" w:color="7030A0"/>
-            </w:tcBorders>
-            <w:shd w:val="clear" w:color="auto" w:fill="FAF5FF"/>
+              <w:right w:val="single" w:sz="18" w:space="0" w:color="7030A0"/>
+            </w:tcBorders>
+            <w:shd w:val="clear" w:color="auto" w:fill="auto"/>
             <w:tcMar>
               <w:top w:w="60" w:type="dxa"/>
               <w:left w:w="45" w:type="dxa"/>
@@ -3737,16 +6667,135 @@
             <w:pPr>
               <w:jc w:val="center"/>
               <w:rPr>
-                <w:rFonts w:ascii="ㄅ字嗨注音標楷 Regular" w:eastAsia="ㄅ字嗨注音標楷 Regular" w:hint="eastAsia"/>
+                <w:rFonts w:ascii="ㄅ字嗨注音標楷 Regular" w:eastAsia="ㄅ字嗨注音標楷 Regular"/>
+                <w:b/>
+                <w:color w:val="D9D9D9" w:themeColor="background1" w:themeShade="D9"/>
+                <w:sz w:val="100"/>
+                <w:szCs w:val="100"/>
+              </w:rPr>
+              <w:keepNext/>
+            </w:pPr>
+            <w:r>
+              <w:rPr>
+                <w:b/>
+                <w:noProof/>
+              </w:rPr>
+              <w:drawing>
+                <wp:anchor distT="0" distB="0" distL="114300" distR="114300" simplePos="0" relativeHeight="251677696" behindDoc="1" locked="0" layoutInCell="1" allowOverlap="1" wp14:anchorId="1EC15CFA" wp14:editId="7B18AD12">
+                  <wp:simplePos x="0" y="0"/>
+                  <wp:positionH relativeFrom="column">
+                    <wp:posOffset>-2540</wp:posOffset>
+                  </wp:positionH>
+                  <wp:positionV relativeFrom="paragraph">
+                    <wp:posOffset>-31115</wp:posOffset>
+                  </wp:positionV>
+                  <wp:extent cx="887730" cy="940435"/>
+                  <wp:effectExtent l="0" t="0" r="7620" b="0"/>
+                  <wp:wrapNone/>
+                  <wp:docPr id="11" name="圖片 11" descr="田字格- 抖音百科"/>
+                  <wp:cNvGraphicFramePr>
+                    <a:graphicFrameLocks xmlns:a="http://schemas.openxmlformats.org/drawingml/2006/main" noChangeAspect="1"/>
+                  </wp:cNvGraphicFramePr>
+                  <a:graphic xmlns:a="http://schemas.openxmlformats.org/drawingml/2006/main">
+                    <a:graphicData uri="http://schemas.openxmlformats.org/drawingml/2006/picture">
+                      <pic:pic xmlns:pic="http://schemas.openxmlformats.org/drawingml/2006/picture">
+                        <pic:nvPicPr>
+                          <pic:cNvPr id="0" name="Picture 1" descr="田字格- 抖音百科"/>
+                          <pic:cNvPicPr>
+                            <a:picLocks noChangeAspect="1" noChangeArrowheads="1"/>
+                          </pic:cNvPicPr>
+                        </pic:nvPicPr>
+                        <pic:blipFill rotWithShape="1">
+                          <a:blip r:embed="rId7" cstate="print">
+                            <a:duotone>
+                              <a:schemeClr val="bg2">
+                                <a:shade val="45000"/>
+                                <a:satMod val="135000"/>
+                              </a:schemeClr>
+                              <a:prstClr val="white"/>
+                            </a:duotone>
+                            <a:extLst>
+                              <a:ext uri="{28A0092B-C50C-407E-A947-70E740481C1C}">
+                                <a14:useLocalDpi xmlns:a14="http://schemas.microsoft.com/office/drawing/2010/main" val="0"/>
+                              </a:ext>
+                            </a:extLst>
+                          </a:blip>
+                          <a:srcRect l="3020" t="2233" r="3357" b="3943"/>
+                          <a:stretch/>
+                        </pic:blipFill>
+                        <pic:spPr bwMode="auto">
+                          <a:xfrm>
+                            <a:off x="0" y="0"/>
+                            <a:ext cx="887730" cy="940435"/>
+                          </a:xfrm>
+                          <a:prstGeom prst="rect">
+                            <a:avLst/>
+                          </a:prstGeom>
+                          <a:noFill/>
+                          <a:ln>
+                            <a:noFill/>
+                          </a:ln>
+                          <a:extLst>
+                            <a:ext uri="{53640926-AAD7-44D8-BBD7-CCE9431645EC}">
+                              <a14:shadowObscured xmlns:a14="http://schemas.microsoft.com/office/drawing/2010/main"/>
+                            </a:ext>
+                          </a:extLst>
+                        </pic:spPr>
+                      </pic:pic>
+                    </a:graphicData>
+                  </a:graphic>
+                  <wp14:sizeRelH relativeFrom="margin">
+                    <wp14:pctWidth>0</wp14:pctWidth>
+                  </wp14:sizeRelH>
+                  <wp14:sizeRelV relativeFrom="margin">
+                    <wp14:pctHeight>0</wp14:pctHeight>
+                  </wp14:sizeRelV>
+                </wp:anchor>
+              </w:drawing>
+            </w:r>
+            <w:r>
+              <w:rPr>
+                <w:b/>
+                <w:noProof/>
+                <w:color w:val="D9D9D9" w:themeColor="background1" w:themeShade="D9"/>
+                <w:sz w:val="100"/>
+                <w:szCs w:val="100"/>
+              </w:rPr>
+              <w:t xml:space="preserve">山</w:t>
+            </w:r>
+          </w:p>
+        </w:tc>
+        <w:tc>
+          <w:tcPr>
+            <w:tcW w:w="512" w:type="dxa"/>
+            <w:tcBorders>
+              <w:top w:val="single" w:sz="20" w:space="0" w:color="7030A0"/>
+              <w:left w:val="single" w:sz="18" w:space="0" w:color="7030A0"/>
+              <w:bottom w:val="single" w:sz="20" w:space="0" w:color="7030A0"/>
+              <w:right w:val="single" w:sz="20" w:space="0" w:color="7030A0"/>
+            </w:tcBorders>
+            <w:shd w:val="clear" w:color="auto" w:fill="auto"/>
+            <w:vAlign w:val="center"/>
+          </w:tcPr>
+          <w:p>
+            <w:pPr>
+              <w:spacing w:beforeLines="10" w:before="24"/>
+              <w:ind w:leftChars="-140" w:left="-308"/>
+              <w:jc w:val="center"/>
+              <w:rPr>
+                <w:rFonts w:ascii="ㄅ字嗨注音標楷 Regular" w:eastAsia="ㄅ字嗨注音標楷 Regular"/>
                 <w:color w:val="C7CBD1"/>
-                <w:sz w:val="96"/>
-              </w:rPr>
-            </w:pPr>
-            <w:r>
-              <w:rPr>
-                <w:rFonts w:ascii="ㄅ字嗨注音標楷 Regular" w:eastAsia="ㄅ字嗨注音標楷 Regular" w:hint="eastAsia"/>
-                <w:color w:val="C7CBD1"/>
-                <w:sz w:val="96"/>
+                <w:sz w:val="90"/>
+                <w:szCs w:val="90"/>
+              </w:rPr>
+              <w:keepNext/>
+            </w:pPr>
+            <w:r>
+              <w:rPr>
+                <w:rFonts w:ascii="ㄅ字嗨注音而已 R" w:eastAsia="ㄅ字嗨注音而已 R"/>
+                <w:color w:val="D9D9D9" w:themeColor="background1" w:themeShade="D9"/>
+                <w:sz w:val="90"/>
+                <w:szCs w:val="90"/>
               </w:rPr>
               <w:t xml:space="preserve">山</w:t>
             </w:r>
@@ -3759,9 +6808,8 @@
         <w:pBdr>
           <w:bottom w:val="single" w:sz="6" w:space="1" w:color="auto"/>
         </w:pBdr>
-        <w:spacing w:before="80" w:after="200" w:line="252" w:lineRule="auto"/>
+        <w:spacing w:before="40" w:after="60" w:line="240" w:lineRule="exact"/>
         <w:rPr>
-          <w:rFonts w:hint="eastAsia"/>
           <w:color w:val="374151"/>
           <w:sz w:val="21"/>
           <w:szCs w:val="20"/>
@@ -3803,6 +6851,7 @@
     <w:p>
       <w:pPr>
         <w:jc w:val="center"/>
+        <w:spacing w:before="0" w:after="0" w:line="20" w:lineRule="exact"/>
       </w:pPr>
     </w:p>
     <w:tbl>
@@ -3831,10 +6880,10 @@
           <w:tcPr>
             <w:tcW w:w="1489" w:type="dxa"/>
             <w:tcBorders>
-              <w:top w:val="single" w:sz="8" w:space="0" w:color="CBD5E1"/>
-              <w:left w:val="single" w:sz="8" w:space="0" w:color="CBD5E1"/>
-              <w:bottom w:val="single" w:sz="8" w:space="0" w:color="CBD5E1"/>
-              <w:right w:val="single" w:sz="8" w:space="0" w:color="CBD5E1"/>
+              <w:top w:val="single" w:sz="8" w:space="0" w:color="000000" w:themeColor="text1"/>
+              <w:left w:val="single" w:sz="8" w:space="0" w:color="000000" w:themeColor="text1"/>
+              <w:bottom w:val="single" w:sz="8" w:space="0" w:color="000000" w:themeColor="text1"/>
+              <w:right w:val="single" w:sz="8" w:space="0" w:color="000000" w:themeColor="text1"/>
             </w:tcBorders>
             <w:shd w:val="clear" w:color="auto" w:fill="F3F4F6"/>
             <w:tcMar>
@@ -3880,10 +6929,10 @@
           <w:tcPr>
             <w:tcW w:w="6156" w:type="dxa"/>
             <w:tcBorders>
-              <w:top w:val="single" w:sz="8" w:space="0" w:color="CBD5E1"/>
-              <w:left w:val="single" w:sz="8" w:space="0" w:color="CBD5E1"/>
-              <w:bottom w:val="single" w:sz="8" w:space="0" w:color="CBD5E1"/>
-              <w:right w:val="single" w:sz="8" w:space="0" w:color="CBD5E1"/>
+              <w:top w:val="single" w:sz="8" w:space="0" w:color="000000" w:themeColor="text1"/>
+              <w:left w:val="single" w:sz="8" w:space="0" w:color="000000" w:themeColor="text1"/>
+              <w:bottom w:val="single" w:sz="8" w:space="0" w:color="000000" w:themeColor="text1"/>
+              <w:right w:val="single" w:sz="8" w:space="0" w:color="000000" w:themeColor="text1"/>
             </w:tcBorders>
             <w:shd w:val="clear" w:color="auto" w:fill="FFFFFF"/>
             <w:tcMar>
@@ -3914,7 +6963,7 @@
                 <w:color w:val="6B7280"/>
                 <w:sz w:val="21"/>
               </w:rPr>
-              <w:t xml:space="preserve">： </w:t>
+              <w:t>：</w:t>
             </w:r>
             <w:r>
               <w:rPr>
@@ -3992,7 +7041,7 @@
               <w:rPr>
                 <w:rFonts w:ascii="ㄅ字嗨注音而已 R" w:eastAsia="ㄅ字嗨注音而已 R" w:hint="eastAsia"/>
                 <w:color w:val="000000" w:themeColor="text1"/>
-                <w:sz w:val="32"/>
+                <w:sz w:val="36"/>
                 <w:szCs w:val="32"/>
               </w:rPr>
               <w:t xml:space="preserve">三</w:t>
@@ -4001,7 +7050,7 @@
               <w:rPr>
                 <w:rFonts w:ascii="ㄅ字嗨注音而已 R" w:eastAsia="ㄅ字嗨注音而已 R" w:hint="eastAsia"/>
                 <w:color w:val="000000" w:themeColor="text1"/>
-                <w:sz w:val="32"/>
+                <w:sz w:val="36"/>
                 <w:szCs w:val="32"/>
               </w:rPr>
             </w:r>
@@ -4009,7 +7058,7 @@
               <w:rPr>
                 <w:rFonts w:ascii="ㄅ字嗨注音而已 R" w:eastAsia="ㄅ字嗨注音而已 R" w:hint="eastAsia"/>
                 <w:color w:val="000000" w:themeColor="text1"/>
-                <w:sz w:val="32"/>
+                <w:sz w:val="36"/>
                 <w:szCs w:val="32"/>
               </w:rPr>
             </w:r>
@@ -4019,10 +7068,10 @@
           <w:tcPr>
             <w:tcW w:w="2088" w:type="dxa"/>
             <w:tcBorders>
-              <w:top w:val="dashed" w:sz="8" w:space="0" w:color="CBD5E1"/>
-              <w:left w:val="dashed" w:sz="8" w:space="0" w:color="CBD5E1"/>
-              <w:bottom w:val="dashed" w:sz="8" w:space="0" w:color="CBD5E1"/>
-              <w:right w:val="dashed" w:sz="8" w:space="0" w:color="CBD5E1"/>
+              <w:top w:val="single" w:sz="8" w:space="0" w:color="000000" w:themeColor="text1"/>
+              <w:left w:val="single" w:sz="8" w:space="0" w:color="000000" w:themeColor="text1"/>
+              <w:bottom w:val="single" w:sz="8" w:space="0" w:color="000000" w:themeColor="text1"/>
+              <w:right w:val="single" w:sz="8" w:space="0" w:color="000000" w:themeColor="text1"/>
             </w:tcBorders>
             <w:shd w:val="clear" w:color="auto" w:fill="F8FAFC"/>
             <w:tcMar>
@@ -4045,11 +7094,12 @@
     <w:p>
       <w:pPr>
         <w:keepNext/>
+        <w:spacing w:before="0" w:after="0" w:line="60" w:lineRule="exact"/>
       </w:pPr>
     </w:p>
     <w:tbl>
       <w:tblPr>
-        <w:tblW w:w="9705" w:type="dxa"/>
+        <w:tblW w:w="10040" w:type="dxa"/>
         <w:jc w:val="center"/>
         <w:tblLayout w:type="fixed"/>
         <w:tblCellMar>
@@ -4059,32 +7109,37 @@
         <w:tblLook w:val="04A0" w:firstRow="1" w:lastRow="0" w:firstColumn="1" w:lastColumn="0" w:noHBand="0" w:noVBand="1"/>
       </w:tblPr>
       <w:tblGrid>
-        <w:gridCol w:w="1800"/>
-        <w:gridCol w:w="216"/>
-        <w:gridCol w:w="1800"/>
-        <w:gridCol w:w="216"/>
-        <w:gridCol w:w="1800"/>
-        <w:gridCol w:w="216"/>
-        <w:gridCol w:w="1800"/>
-        <w:gridCol w:w="216"/>
-        <w:gridCol w:w="1800"/>
+        <w:gridCol w:w="1442"/>
+        <w:gridCol w:w="525"/>
+        <w:gridCol w:w="69"/>
+        <w:gridCol w:w="1442"/>
+        <w:gridCol w:w="503"/>
+        <w:gridCol w:w="65"/>
+        <w:gridCol w:w="1443"/>
+        <w:gridCol w:w="511"/>
+        <w:gridCol w:w="65"/>
+        <w:gridCol w:w="1443"/>
+        <w:gridCol w:w="511"/>
+        <w:gridCol w:w="68"/>
+        <w:gridCol w:w="1443"/>
+        <w:gridCol w:w="510"/>
       </w:tblGrid>
       <w:tr>
         <w:trPr>
           <w:cantSplit/>
-          <w:trHeight w:hRule="exact" w:val="1800"/>
+          <w:trHeight w:hRule="exact" w:val="1491"/>
           <w:jc w:val="center"/>
         </w:trPr>
         <w:tc>
           <w:tcPr>
-            <w:tcW w:w="1800" w:type="dxa"/>
+            <w:tcW w:w="1446" w:type="dxa"/>
             <w:tcBorders>
               <w:top w:val="single" w:sz="20" w:space="0" w:color="EF4444"/>
               <w:left w:val="single" w:sz="20" w:space="0" w:color="EF4444"/>
               <w:bottom w:val="single" w:sz="20" w:space="0" w:color="EF4444"/>
-              <w:right w:val="single" w:sz="20" w:space="0" w:color="EF4444"/>
-            </w:tcBorders>
-            <w:shd w:val="clear" w:color="auto" w:fill="FEF2F2"/>
+              <w:right w:val="single" w:sz="18" w:space="0" w:color="FF0000"/>
+            </w:tcBorders>
+            <w:shd w:val="clear" w:color="auto" w:fill="auto"/>
             <w:tcMar>
               <w:top w:w="60" w:type="dxa"/>
               <w:left w:w="45" w:type="dxa"/>
@@ -4095,66 +7150,183 @@
           </w:tcPr>
           <w:p>
             <w:pPr>
-              <w:spacing w:before="0" w:after="0"/>
               <w:jc w:val="center"/>
               <w:rPr>
-                <w:rFonts w:ascii="ㄅ字嗨注音標楷 Regular" w:eastAsia="ㄅ字嗨注音標楷 Regular" w:hint="eastAsia"/>
+                <w:sz w:val="100"/>
+                <w:szCs w:val="100"/>
+              </w:rPr>
+              <w:keepNext/>
+            </w:pPr>
+            <w:r>
+              <w:rPr>
+                <w:noProof/>
+              </w:rPr>
+              <w:drawing>
+                <wp:anchor distT="0" distB="0" distL="114300" distR="114300" simplePos="0" relativeHeight="251673600" behindDoc="1" locked="0" layoutInCell="1" allowOverlap="1" wp14:anchorId="1EC15CFA" wp14:editId="7B18AD12">
+                  <wp:simplePos x="0" y="0"/>
+                  <wp:positionH relativeFrom="column">
+                    <wp:posOffset>-23495</wp:posOffset>
+                  </wp:positionH>
+                  <wp:positionV relativeFrom="paragraph">
+                    <wp:posOffset>-38100</wp:posOffset>
+                  </wp:positionV>
+                  <wp:extent cx="887730" cy="940435"/>
+                  <wp:effectExtent l="0" t="0" r="7620" b="0"/>
+                  <wp:wrapNone/>
+                  <wp:docPr id="9" name="圖片 9" descr="田字格- 抖音百科"/>
+                  <wp:cNvGraphicFramePr>
+                    <a:graphicFrameLocks xmlns:a="http://schemas.openxmlformats.org/drawingml/2006/main" noChangeAspect="1"/>
+                  </wp:cNvGraphicFramePr>
+                  <a:graphic xmlns:a="http://schemas.openxmlformats.org/drawingml/2006/main">
+                    <a:graphicData uri="http://schemas.openxmlformats.org/drawingml/2006/picture">
+                      <pic:pic xmlns:pic="http://schemas.openxmlformats.org/drawingml/2006/picture">
+                        <pic:nvPicPr>
+                          <pic:cNvPr id="0" name="Picture 1" descr="田字格- 抖音百科"/>
+                          <pic:cNvPicPr>
+                            <a:picLocks noChangeAspect="1" noChangeArrowheads="1"/>
+                          </pic:cNvPicPr>
+                        </pic:nvPicPr>
+                        <pic:blipFill rotWithShape="1">
+                          <a:blip r:embed="rId7" cstate="print">
+                            <a:duotone>
+                              <a:schemeClr val="bg2">
+                                <a:shade val="45000"/>
+                                <a:satMod val="135000"/>
+                              </a:schemeClr>
+                              <a:prstClr val="white"/>
+                            </a:duotone>
+                            <a:extLst>
+                              <a:ext uri="{28A0092B-C50C-407E-A947-70E740481C1C}">
+                                <a14:useLocalDpi xmlns:a14="http://schemas.microsoft.com/office/drawing/2010/main" val="0"/>
+                              </a:ext>
+                            </a:extLst>
+                          </a:blip>
+                          <a:srcRect l="3020" t="2233" r="3357" b="3943"/>
+                          <a:stretch/>
+                        </pic:blipFill>
+                        <pic:spPr bwMode="auto">
+                          <a:xfrm>
+                            <a:off x="0" y="0"/>
+                            <a:ext cx="887730" cy="940435"/>
+                          </a:xfrm>
+                          <a:prstGeom prst="rect">
+                            <a:avLst/>
+                          </a:prstGeom>
+                          <a:noFill/>
+                          <a:ln>
+                            <a:noFill/>
+                          </a:ln>
+                          <a:extLst>
+                            <a:ext uri="{53640926-AAD7-44D8-BBD7-CCE9431645EC}">
+                              <a14:shadowObscured xmlns:a14="http://schemas.microsoft.com/office/drawing/2010/main"/>
+                            </a:ext>
+                          </a:extLst>
+                        </pic:spPr>
+                      </pic:pic>
+                    </a:graphicData>
+                  </a:graphic>
+                  <wp14:sizeRelH relativeFrom="margin">
+                    <wp14:pctWidth>0</wp14:pctWidth>
+                  </wp14:sizeRelH>
+                  <wp14:sizeRelV relativeFrom="margin">
+                    <wp14:pctHeight>0</wp14:pctHeight>
+                  </wp14:sizeRelV>
+                </wp:anchor>
+              </w:drawing>
+            </w:r>
+            <w:r>
+              <w:rPr>
+                <w:noProof/>
+                <w:sz w:val="100"/>
+                <w:szCs w:val="100"/>
+              </w:rPr>
+              <w:t xml:space="preserve">三</w:t>
+            </w:r>
+          </w:p>
+        </w:tc>
+        <w:tc>
+          <w:tcPr>
+            <w:tcW w:w="526" w:type="dxa"/>
+            <w:tcBorders>
+              <w:top w:val="single" w:sz="20" w:space="0" w:color="EF4444"/>
+              <w:left w:val="single" w:sz="18" w:space="0" w:color="FF0000"/>
+              <w:bottom w:val="single" w:sz="20" w:space="0" w:color="EF4444"/>
+              <w:right w:val="single" w:sz="20" w:space="0" w:color="EF4444"/>
+            </w:tcBorders>
+            <w:shd w:val="clear" w:color="auto" w:fill="auto"/>
+            <w:tcMar>
+              <w:left w:w="0" w:type="dxa"/>
+              <w:right w:w="0" w:type="dxa"/>
+            </w:tcMar>
+            <w:vAlign w:val="center"/>
+          </w:tcPr>
+          <w:p>
+            <w:pPr>
+              <w:widowControl/>
+              <w:spacing w:beforeLines="10" w:before="24"/>
+              <w:ind w:leftChars="-140" w:left="-308"/>
+              <w:rPr>
+                <w:rFonts w:ascii="ㄅ字嗨注音而已 R" w:eastAsia="ㄅ字嗨注音而已 R"/>
                 <w:sz w:val="96"/>
               </w:rPr>
-            </w:pPr>
-            <w:r>
-              <w:rPr>
-                <w:rFonts w:ascii="Segoe UI Symbol" w:hAnsi="Segoe UI Symbol" w:eastAsia="Segoe UI Symbol" w:cs="Segoe UI Symbol"/>
-                <w:color w:val="D7DCE3"/>
-                <w:sz w:val="48"/>
-                <w:spacing w:val="-1680"/>
-                <w:w w:val="350"/>
-              </w:rPr>
-              <w:t>┄</w:t>
-            </w:r>
-            <w:r>
-              <w:rPr>
-                <w:rFonts w:ascii="Segoe UI Symbol" w:hAnsi="Segoe UI Symbol" w:eastAsia="Segoe UI Symbol" w:cs="Segoe UI Symbol"/>
-                <w:color w:val="D7DCE3"/>
-                <w:sz w:val="122"/>
-                <w:spacing w:val="-1220"/>
-              </w:rPr>
-              <w:t>┆</w:t>
-            </w:r>
-            <w:r>
-              <w:rPr>
-                <w:rStyle w:val="WorksheetCharacter"/>
-                <w:color w:val="1F2937"/>
+              <w:keepNext/>
+            </w:pPr>
+            <w:r>
+              <w:rPr>
+                <w:rFonts w:ascii="ㄅ字嗨注音而已 R" w:eastAsia="ㄅ字嗨注音而已 R"/>
+                <w:sz w:val="90"/>
+                <w:szCs w:val="90"/>
+              </w:rPr>
+              <w:t xml:space="preserve">三</w:t>
+            </w:r>
+            <w:r>
+              <w:rPr>
+                <w:rFonts w:ascii="ㄅ字嗨注音而已 R" w:eastAsia="ㄅ字嗨注音而已 R"/>
                 <w:sz w:val="96"/>
               </w:rPr>
-              <w:t xml:space="preserve">三</w:t>
-            </w:r>
-          </w:p>
-        </w:tc>
-        <w:tc>
-          <w:tcPr>
-            <w:tcW w:w="216" w:type="dxa"/>
+            </w:r>
+          </w:p>
+          <w:p>
+            <w:pPr>
+              <w:spacing w:beforeLines="70" w:before="168"/>
+              <w:ind w:leftChars="-140" w:left="-308"/>
+              <w:jc w:val="center"/>
+              <w:rPr>
+                <w:rFonts w:ascii="ㄅ字嗨注音標楷 Regular" w:eastAsia="ㄅ字嗨注音標楷 Regular"/>
+                <w:sz w:val="96"/>
+              </w:rPr>
+              <w:keepNext/>
+            </w:pPr>
+          </w:p>
+        </w:tc>
+        <w:tc>
+          <w:tcPr>
+            <w:tcW w:w="60" w:type="dxa"/>
             <w:tcBorders>
               <w:top w:val="nil"/>
               <w:left w:val="nil"/>
               <w:bottom w:val="nil"/>
-              <w:right w:val="nil"/>
+              <w:right w:val="single" w:sz="18" w:space="0" w:color="D5DCE4" w:themeColor="text2" w:themeTint="33"/>
             </w:tcBorders>
             <w:shd w:val="clear" w:color="auto" w:fill="FFFFFF"/>
             <w:vAlign w:val="center"/>
           </w:tcPr>
-          <w:p/>
-        </w:tc>
-        <w:tc>
-          <w:tcPr>
-            <w:tcW w:w="1800" w:type="dxa"/>
-            <w:tcBorders>
-              <w:top w:val="single" w:sz="12" w:space="0" w:color="CBD5E1"/>
-              <w:left w:val="single" w:sz="12" w:space="0" w:color="CBD5E1"/>
-              <w:bottom w:val="single" w:sz="12" w:space="0" w:color="CBD5E1"/>
-              <w:right w:val="single" w:sz="12" w:space="0" w:color="CBD5E1"/>
-            </w:tcBorders>
-            <w:shd w:val="clear" w:color="auto" w:fill="F8FAFC"/>
+          <w:p>
+            <w:pPr>
+              <w:keepNext/>
+            </w:pPr>
+          </w:p>
+        </w:tc>
+        <w:tc>
+          <w:tcPr>
+            <w:tcW w:w="1447" w:type="dxa"/>
+            <w:tcBorders>
+              <w:top w:val="single" w:sz="18" w:space="0" w:color="D5DCE4" w:themeColor="text2" w:themeTint="33"/>
+              <w:left w:val="single" w:sz="18" w:space="0" w:color="D5DCE4" w:themeColor="text2" w:themeTint="33"/>
+              <w:bottom w:val="single" w:sz="18" w:space="0" w:color="D5DCE4" w:themeColor="text2" w:themeTint="33"/>
+              <w:right w:val="single" w:sz="18" w:space="0" w:color="D5DCE4" w:themeColor="text2" w:themeTint="33"/>
+            </w:tcBorders>
+            <w:shd w:val="clear" w:color="auto" w:fill="auto"/>
             <w:tcMar>
               <w:top w:w="60" w:type="dxa"/>
               <w:left w:w="45" w:type="dxa"/>
@@ -4165,66 +7337,176 @@
           </w:tcPr>
           <w:p>
             <w:pPr>
-              <w:spacing w:before="0" w:after="0"/>
               <w:jc w:val="center"/>
               <w:rPr>
-                <w:rFonts w:ascii="ㄅ字嗨注音標楷 Regular" w:eastAsia="ㄅ字嗨注音標楷 Regular" w:hint="eastAsia"/>
+                <w:rFonts w:ascii="ㄅ字嗨注音標楷 Regular" w:eastAsia="ㄅ字嗨注音標楷 Regular"/>
+                <w:color w:val="D9D9D9" w:themeColor="background1" w:themeShade="D9"/>
+                <w:sz w:val="100"/>
+                <w:szCs w:val="100"/>
+              </w:rPr>
+              <w:keepNext/>
+            </w:pPr>
+            <w:r>
+              <w:rPr>
+                <w:noProof/>
+              </w:rPr>
+              <w:drawing>
+                <wp:anchor distT="0" distB="0" distL="114300" distR="114300" simplePos="0" relativeHeight="251675648" behindDoc="1" locked="0" layoutInCell="1" allowOverlap="1" wp14:anchorId="1EC15CFA" wp14:editId="7B18AD12">
+                  <wp:simplePos x="0" y="0"/>
+                  <wp:positionH relativeFrom="column">
+                    <wp:posOffset>-9525</wp:posOffset>
+                  </wp:positionH>
+                  <wp:positionV relativeFrom="paragraph">
+                    <wp:posOffset>-36195</wp:posOffset>
+                  </wp:positionV>
+                  <wp:extent cx="887730" cy="940435"/>
+                  <wp:effectExtent l="0" t="0" r="7620" b="0"/>
+                  <wp:wrapNone/>
+                  <wp:docPr id="10" name="圖片 10" descr="田字格- 抖音百科"/>
+                  <wp:cNvGraphicFramePr>
+                    <a:graphicFrameLocks xmlns:a="http://schemas.openxmlformats.org/drawingml/2006/main" noChangeAspect="1"/>
+                  </wp:cNvGraphicFramePr>
+                  <a:graphic xmlns:a="http://schemas.openxmlformats.org/drawingml/2006/main">
+                    <a:graphicData uri="http://schemas.openxmlformats.org/drawingml/2006/picture">
+                      <pic:pic xmlns:pic="http://schemas.openxmlformats.org/drawingml/2006/picture">
+                        <pic:nvPicPr>
+                          <pic:cNvPr id="0" name="Picture 1" descr="田字格- 抖音百科"/>
+                          <pic:cNvPicPr>
+                            <a:picLocks noChangeAspect="1" noChangeArrowheads="1"/>
+                          </pic:cNvPicPr>
+                        </pic:nvPicPr>
+                        <pic:blipFill rotWithShape="1">
+                          <a:blip r:embed="rId7" cstate="print">
+                            <a:duotone>
+                              <a:schemeClr val="bg2">
+                                <a:shade val="45000"/>
+                                <a:satMod val="135000"/>
+                              </a:schemeClr>
+                              <a:prstClr val="white"/>
+                            </a:duotone>
+                            <a:extLst>
+                              <a:ext uri="{28A0092B-C50C-407E-A947-70E740481C1C}">
+                                <a14:useLocalDpi xmlns:a14="http://schemas.microsoft.com/office/drawing/2010/main" val="0"/>
+                              </a:ext>
+                            </a:extLst>
+                          </a:blip>
+                          <a:srcRect l="3020" t="2233" r="3357" b="3943"/>
+                          <a:stretch/>
+                        </pic:blipFill>
+                        <pic:spPr bwMode="auto">
+                          <a:xfrm>
+                            <a:off x="0" y="0"/>
+                            <a:ext cx="887730" cy="940435"/>
+                          </a:xfrm>
+                          <a:prstGeom prst="rect">
+                            <a:avLst/>
+                          </a:prstGeom>
+                          <a:noFill/>
+                          <a:ln>
+                            <a:noFill/>
+                          </a:ln>
+                          <a:extLst>
+                            <a:ext uri="{53640926-AAD7-44D8-BBD7-CCE9431645EC}">
+                              <a14:shadowObscured xmlns:a14="http://schemas.microsoft.com/office/drawing/2010/main"/>
+                            </a:ext>
+                          </a:extLst>
+                        </pic:spPr>
+                      </pic:pic>
+                    </a:graphicData>
+                  </a:graphic>
+                  <wp14:sizeRelH relativeFrom="margin">
+                    <wp14:pctWidth>0</wp14:pctWidth>
+                  </wp14:sizeRelH>
+                  <wp14:sizeRelV relativeFrom="margin">
+                    <wp14:pctHeight>0</wp14:pctHeight>
+                  </wp14:sizeRelV>
+                </wp:anchor>
+              </w:drawing>
+            </w:r>
+            <w:r>
+              <w:rPr>
+                <w:noProof/>
+                <w:color w:val="D9D9D9" w:themeColor="background1" w:themeShade="D9"/>
+                <w:sz w:val="100"/>
+                <w:szCs w:val="100"/>
+              </w:rPr>
+              <w:t xml:space="preserve">三</w:t>
+            </w:r>
+          </w:p>
+        </w:tc>
+        <w:tc>
+          <w:tcPr>
+            <w:tcW w:w="505" w:type="dxa"/>
+            <w:tcBorders>
+              <w:top w:val="single" w:sz="18" w:space="0" w:color="D5DCE4" w:themeColor="text2" w:themeTint="33"/>
+              <w:left w:val="single" w:sz="18" w:space="0" w:color="D5DCE4" w:themeColor="text2" w:themeTint="33"/>
+              <w:bottom w:val="single" w:sz="18" w:space="0" w:color="D5DCE4" w:themeColor="text2" w:themeTint="33"/>
+              <w:right w:val="single" w:sz="18" w:space="0" w:color="D5DCE4" w:themeColor="text2" w:themeTint="33"/>
+            </w:tcBorders>
+            <w:shd w:val="clear" w:color="auto" w:fill="auto"/>
+            <w:vAlign w:val="center"/>
+          </w:tcPr>
+          <w:p>
+            <w:pPr>
+              <w:widowControl/>
+              <w:spacing w:beforeLines="10" w:before="24"/>
+              <w:ind w:leftChars="-140" w:left="-308"/>
+              <w:rPr>
+                <w:rFonts w:ascii="ㄅ字嗨注音而已 R" w:eastAsia="ㄅ字嗨注音而已 R"/>
+                <w:color w:val="D9D9D9" w:themeColor="background1" w:themeShade="D9"/>
+                <w:sz w:val="90"/>
+                <w:szCs w:val="90"/>
+              </w:rPr>
+              <w:keepNext/>
+            </w:pPr>
+            <w:r>
+              <w:rPr>
+                <w:rFonts w:ascii="ㄅ字嗨注音而已 R" w:eastAsia="ㄅ字嗨注音而已 R"/>
+                <w:color w:val="D9D9D9" w:themeColor="background1" w:themeShade="D9"/>
+                <w:sz w:val="90"/>
+                <w:szCs w:val="90"/>
+              </w:rPr>
+              <w:t xml:space="preserve">三</w:t>
+            </w:r>
+          </w:p>
+          <w:p>
+            <w:pPr>
+              <w:jc w:val="center"/>
+              <w:rPr>
+                <w:rFonts w:ascii="ㄅ字嗨注音而已 R" w:eastAsia="ㄅ字嗨注音而已 R"/>
                 <w:sz w:val="96"/>
               </w:rPr>
-            </w:pPr>
-            <w:r>
-              <w:rPr>
-                <w:rFonts w:ascii="Segoe UI Symbol" w:hAnsi="Segoe UI Symbol" w:eastAsia="Segoe UI Symbol" w:cs="Segoe UI Symbol"/>
-                <w:color w:val="D7DCE3"/>
-                <w:sz w:val="48"/>
-                <w:spacing w:val="-1680"/>
-                <w:w w:val="350"/>
-              </w:rPr>
-              <w:t>┄</w:t>
-            </w:r>
-            <w:r>
-              <w:rPr>
-                <w:rFonts w:ascii="Segoe UI Symbol" w:hAnsi="Segoe UI Symbol" w:eastAsia="Segoe UI Symbol" w:cs="Segoe UI Symbol"/>
-                <w:color w:val="D7DCE3"/>
-                <w:sz w:val="122"/>
-                <w:spacing w:val="-1220"/>
-              </w:rPr>
-              <w:t>┆</w:t>
-            </w:r>
-            <w:r>
-              <w:rPr>
-                <w:rStyle w:val="WorksheetCharacter"/>
-                <w:color w:val="C7CBD1"/>
-                <w:sz w:val="96"/>
-              </w:rPr>
-              <w:t xml:space="preserve">三</w:t>
-            </w:r>
-          </w:p>
-        </w:tc>
-        <w:tc>
-          <w:tcPr>
-            <w:tcW w:w="216" w:type="dxa"/>
+              <w:keepNext/>
+            </w:pPr>
+          </w:p>
+        </w:tc>
+        <w:tc>
+          <w:tcPr>
+            <w:tcW w:w="58" w:type="dxa"/>
             <w:tcBorders>
               <w:top w:val="nil"/>
-              <w:left w:val="nil"/>
+              <w:left w:val="single" w:sz="18" w:space="0" w:color="D5DCE4" w:themeColor="text2" w:themeTint="33"/>
               <w:bottom w:val="nil"/>
-              <w:right w:val="nil"/>
             </w:tcBorders>
             <w:shd w:val="clear" w:color="auto" w:fill="FFFFFF"/>
             <w:vAlign w:val="center"/>
           </w:tcPr>
-          <w:p/>
-        </w:tc>
-        <w:tc>
-          <w:tcPr>
-            <w:tcW w:w="1800" w:type="dxa"/>
-            <w:tcBorders>
-              <w:top w:val="dashed" w:sz="10" w:space="0" w:color="CBD5E1"/>
-              <w:left w:val="dashed" w:sz="10" w:space="0" w:color="CBD5E1"/>
-              <w:bottom w:val="dashed" w:sz="10" w:space="0" w:color="CBD5E1"/>
-              <w:right w:val="dashed" w:sz="10" w:space="0" w:color="CBD5E1"/>
-            </w:tcBorders>
-            <w:shd w:val="clear" w:color="auto" w:fill="FFFFFF"/>
+          <w:p>
+            <w:pPr>
+              <w:keepNext/>
+            </w:pPr>
+          </w:p>
+        </w:tc>
+        <w:tc>
+          <w:tcPr>
+            <w:tcW w:w="1448" w:type="dxa"/>
+            <w:tcBorders>
+              <w:top w:val="single" w:sz="18" w:space="0" w:color="7F7F7F" w:themeColor="text1" w:themeTint="80"/>
+              <w:left w:val="single" w:sz="18" w:space="0" w:color="7F7F7F" w:themeColor="text1" w:themeTint="80"/>
+              <w:bottom w:val="single" w:sz="18" w:space="0" w:color="7F7F7F" w:themeColor="text1" w:themeTint="80"/>
+              <w:right w:val="single" w:sz="18" w:space="0" w:color="7F7F7F" w:themeColor="text1" w:themeTint="80"/>
+            </w:tcBorders>
+            <w:shd w:val="clear" w:color="auto" w:fill="auto"/>
             <w:tcMar>
               <w:top w:w="60" w:type="dxa"/>
               <w:left w:w="45" w:type="dxa"/>
@@ -4235,60 +7517,137 @@
           </w:tcPr>
           <w:p>
             <w:pPr>
-              <w:spacing w:before="0" w:after="0"/>
               <w:jc w:val="center"/>
-            </w:pPr>
-            <w:r>
-              <w:rPr>
-                <w:rFonts w:ascii="Segoe UI Symbol" w:hAnsi="Segoe UI Symbol" w:eastAsia="Segoe UI Symbol" w:cs="Segoe UI Symbol"/>
-                <w:color w:val="D7DCE3"/>
-                <w:sz w:val="48"/>
-                <w:spacing w:val="-1680"/>
-                <w:w w:val="350"/>
-              </w:rPr>
-              <w:t>┄</w:t>
-            </w:r>
-            <w:r>
-              <w:rPr>
-                <w:rFonts w:ascii="Segoe UI Symbol" w:hAnsi="Segoe UI Symbol" w:eastAsia="Segoe UI Symbol" w:cs="Segoe UI Symbol"/>
-                <w:color w:val="D7DCE3"/>
-                <w:sz w:val="122"/>
-                <w:spacing w:val="-1220"/>
-              </w:rPr>
-              <w:t>┆</w:t>
-            </w:r>
-            <w:r>
-              <w:rPr>
-                <w:sz w:val="2"/>
-              </w:rPr>
-              <w:t xml:space="preserve"> </w:t>
-            </w:r>
-          </w:p>
-        </w:tc>
-        <w:tc>
-          <w:tcPr>
-            <w:tcW w:w="216" w:type="dxa"/>
+              <w:keepNext/>
+            </w:pPr>
+            <w:r>
+              <w:rPr>
+                <w:noProof/>
+              </w:rPr>
+              <w:drawing>
+                <wp:anchor distT="0" distB="0" distL="114300" distR="114300" simplePos="0" relativeHeight="251669504" behindDoc="1" locked="0" layoutInCell="1" allowOverlap="1" wp14:anchorId="29F4982C" wp14:editId="277E876F">
+                  <wp:simplePos x="0" y="0"/>
+                  <wp:positionH relativeFrom="column">
+                    <wp:posOffset>-26670</wp:posOffset>
+                  </wp:positionH>
+                  <wp:positionV relativeFrom="paragraph">
+                    <wp:posOffset>-38100</wp:posOffset>
+                  </wp:positionV>
+                  <wp:extent cx="887730" cy="940435"/>
+                  <wp:effectExtent l="0" t="0" r="7620" b="0"/>
+                  <wp:wrapNone/>
+                  <wp:docPr id="6" name="圖片 6" descr="田字格- 抖音百科"/>
+                  <wp:cNvGraphicFramePr>
+                    <a:graphicFrameLocks xmlns:a="http://schemas.openxmlformats.org/drawingml/2006/main" noChangeAspect="1"/>
+                  </wp:cNvGraphicFramePr>
+                  <a:graphic xmlns:a="http://schemas.openxmlformats.org/drawingml/2006/main">
+                    <a:graphicData uri="http://schemas.openxmlformats.org/drawingml/2006/picture">
+                      <pic:pic xmlns:pic="http://schemas.openxmlformats.org/drawingml/2006/picture">
+                        <pic:nvPicPr>
+                          <pic:cNvPr id="0" name="Picture 1" descr="田字格- 抖音百科"/>
+                          <pic:cNvPicPr>
+                            <a:picLocks noChangeAspect="1" noChangeArrowheads="1"/>
+                          </pic:cNvPicPr>
+                        </pic:nvPicPr>
+                        <pic:blipFill rotWithShape="1">
+                          <a:blip r:embed="rId7" cstate="print">
+                            <a:duotone>
+                              <a:schemeClr val="bg2">
+                                <a:shade val="45000"/>
+                                <a:satMod val="135000"/>
+                              </a:schemeClr>
+                              <a:prstClr val="white"/>
+                            </a:duotone>
+                            <a:extLst>
+                              <a:ext uri="{28A0092B-C50C-407E-A947-70E740481C1C}">
+                                <a14:useLocalDpi xmlns:a14="http://schemas.microsoft.com/office/drawing/2010/main" val="0"/>
+                              </a:ext>
+                            </a:extLst>
+                          </a:blip>
+                          <a:srcRect l="3020" t="2233" r="3357" b="3943"/>
+                          <a:stretch/>
+                        </pic:blipFill>
+                        <pic:spPr bwMode="auto">
+                          <a:xfrm>
+                            <a:off x="0" y="0"/>
+                            <a:ext cx="887730" cy="940435"/>
+                          </a:xfrm>
+                          <a:prstGeom prst="rect">
+                            <a:avLst/>
+                          </a:prstGeom>
+                          <a:noFill/>
+                          <a:ln>
+                            <a:noFill/>
+                          </a:ln>
+                          <a:extLst>
+                            <a:ext uri="{53640926-AAD7-44D8-BBD7-CCE9431645EC}">
+                              <a14:shadowObscured xmlns:a14="http://schemas.microsoft.com/office/drawing/2010/main"/>
+                            </a:ext>
+                          </a:extLst>
+                        </pic:spPr>
+                      </pic:pic>
+                    </a:graphicData>
+                  </a:graphic>
+                  <wp14:sizeRelH relativeFrom="margin">
+                    <wp14:pctWidth>0</wp14:pctWidth>
+                  </wp14:sizeRelH>
+                  <wp14:sizeRelV relativeFrom="margin">
+                    <wp14:pctHeight>0</wp14:pctHeight>
+                  </wp14:sizeRelV>
+                </wp:anchor>
+              </w:drawing>
+            </w:r>
+          </w:p>
+        </w:tc>
+        <w:tc>
+          <w:tcPr>
+            <w:tcW w:w="513" w:type="dxa"/>
+            <w:tcBorders>
+              <w:top w:val="single" w:sz="18" w:space="0" w:color="7F7F7F" w:themeColor="text1" w:themeTint="80"/>
+              <w:left w:val="single" w:sz="18" w:space="0" w:color="7F7F7F" w:themeColor="text1" w:themeTint="80"/>
+              <w:bottom w:val="single" w:sz="18" w:space="0" w:color="7F7F7F" w:themeColor="text1" w:themeTint="80"/>
+              <w:right w:val="single" w:sz="18" w:space="0" w:color="7F7F7F" w:themeColor="text1" w:themeTint="80"/>
+            </w:tcBorders>
+            <w:shd w:val="clear" w:color="auto" w:fill="auto"/>
+            <w:vAlign w:val="center"/>
+          </w:tcPr>
+          <w:p>
+            <w:pPr>
+              <w:spacing w:beforeLines="10" w:before="24"/>
+              <w:ind w:leftChars="-140" w:left="-308"/>
+              <w:jc w:val="center"/>
+              <w:keepNext/>
+            </w:pPr>
+          </w:p>
+        </w:tc>
+        <w:tc>
+          <w:tcPr>
+            <w:tcW w:w="48" w:type="dxa"/>
             <w:tcBorders>
               <w:top w:val="nil"/>
-              <w:left w:val="nil"/>
-              <w:bottom w:val="nil"/>
-              <w:right w:val="nil"/>
+              <w:left w:val="single" w:sz="18" w:space="0" w:color="7F7F7F" w:themeColor="text1" w:themeTint="80"/>
+              <w:bottom w:val="single" w:sz="12" w:space="0" w:color="7F7F7F" w:themeColor="text1" w:themeTint="80"/>
+              <w:right w:val="single" w:sz="4" w:space="0" w:color="auto"/>
             </w:tcBorders>
             <w:shd w:val="clear" w:color="auto" w:fill="FFFFFF"/>
             <w:vAlign w:val="center"/>
           </w:tcPr>
-          <w:p/>
-        </w:tc>
-        <w:tc>
-          <w:tcPr>
-            <w:tcW w:w="1800" w:type="dxa"/>
-            <w:tcBorders>
-              <w:top w:val="dashed" w:sz="10" w:space="0" w:color="CBD5E1"/>
-              <w:left w:val="dashed" w:sz="10" w:space="0" w:color="CBD5E1"/>
-              <w:bottom w:val="dashed" w:sz="10" w:space="0" w:color="CBD5E1"/>
-              <w:right w:val="dashed" w:sz="10" w:space="0" w:color="CBD5E1"/>
-            </w:tcBorders>
-            <w:shd w:val="clear" w:color="auto" w:fill="FFFFFF"/>
+          <w:p>
+            <w:pPr>
+              <w:keepNext/>
+            </w:pPr>
+          </w:p>
+        </w:tc>
+        <w:tc>
+          <w:tcPr>
+            <w:tcW w:w="1448" w:type="dxa"/>
+            <w:tcBorders>
+              <w:top w:val="single" w:sz="18" w:space="0" w:color="7F7F7F" w:themeColor="text1" w:themeTint="80"/>
+              <w:left w:val="single" w:sz="18" w:space="0" w:color="7F7F7F" w:themeColor="text1" w:themeTint="80"/>
+              <w:bottom w:val="single" w:sz="18" w:space="0" w:color="7F7F7F" w:themeColor="text1" w:themeTint="80"/>
+              <w:right w:val="single" w:sz="18" w:space="0" w:color="7F7F7F" w:themeColor="text1" w:themeTint="80"/>
+            </w:tcBorders>
+            <w:shd w:val="clear" w:color="auto" w:fill="auto"/>
             <w:tcMar>
               <w:top w:w="60" w:type="dxa"/>
               <w:left w:w="45" w:type="dxa"/>
@@ -4299,60 +7658,139 @@
           </w:tcPr>
           <w:p>
             <w:pPr>
-              <w:spacing w:before="0" w:after="0"/>
               <w:jc w:val="center"/>
-            </w:pPr>
-            <w:r>
-              <w:rPr>
-                <w:rFonts w:ascii="Segoe UI Symbol" w:hAnsi="Segoe UI Symbol" w:eastAsia="Segoe UI Symbol" w:cs="Segoe UI Symbol"/>
-                <w:color w:val="D7DCE3"/>
-                <w:sz w:val="48"/>
-                <w:spacing w:val="-1680"/>
-                <w:w w:val="350"/>
-              </w:rPr>
-              <w:t>┄</w:t>
-            </w:r>
-            <w:r>
-              <w:rPr>
-                <w:rFonts w:ascii="Segoe UI Symbol" w:hAnsi="Segoe UI Symbol" w:eastAsia="Segoe UI Symbol" w:cs="Segoe UI Symbol"/>
-                <w:color w:val="D7DCE3"/>
-                <w:sz w:val="122"/>
-                <w:spacing w:val="-1220"/>
-              </w:rPr>
-              <w:t>┆</w:t>
-            </w:r>
-            <w:r>
-              <w:rPr>
-                <w:sz w:val="2"/>
-              </w:rPr>
-              <w:t xml:space="preserve"> </w:t>
-            </w:r>
-          </w:p>
-        </w:tc>
-        <w:tc>
-          <w:tcPr>
-            <w:tcW w:w="216" w:type="dxa"/>
+              <w:keepNext/>
+            </w:pPr>
+            <w:r>
+              <w:rPr>
+                <w:noProof/>
+              </w:rPr>
+              <w:drawing>
+                <wp:anchor distT="0" distB="0" distL="114300" distR="114300" simplePos="0" relativeHeight="251671552" behindDoc="1" locked="0" layoutInCell="1" allowOverlap="1" wp14:anchorId="2C0F90F2" wp14:editId="6C386489">
+                  <wp:simplePos x="0" y="0"/>
+                  <wp:positionH relativeFrom="column">
+                    <wp:posOffset>-14605</wp:posOffset>
+                  </wp:positionH>
+                  <wp:positionV relativeFrom="paragraph">
+                    <wp:posOffset>-37465</wp:posOffset>
+                  </wp:positionV>
+                  <wp:extent cx="887730" cy="940435"/>
+                  <wp:effectExtent l="0" t="0" r="7620" b="0"/>
+                  <wp:wrapNone/>
+                  <wp:docPr id="7" name="圖片 7" descr="田字格- 抖音百科"/>
+                  <wp:cNvGraphicFramePr>
+                    <a:graphicFrameLocks xmlns:a="http://schemas.openxmlformats.org/drawingml/2006/main" noChangeAspect="1"/>
+                  </wp:cNvGraphicFramePr>
+                  <a:graphic xmlns:a="http://schemas.openxmlformats.org/drawingml/2006/main">
+                    <a:graphicData uri="http://schemas.openxmlformats.org/drawingml/2006/picture">
+                      <pic:pic xmlns:pic="http://schemas.openxmlformats.org/drawingml/2006/picture">
+                        <pic:nvPicPr>
+                          <pic:cNvPr id="0" name="Picture 1" descr="田字格- 抖音百科"/>
+                          <pic:cNvPicPr>
+                            <a:picLocks noChangeAspect="1" noChangeArrowheads="1"/>
+                          </pic:cNvPicPr>
+                        </pic:nvPicPr>
+                        <pic:blipFill rotWithShape="1">
+                          <a:blip r:embed="rId7" cstate="print">
+                            <a:duotone>
+                              <a:schemeClr val="bg2">
+                                <a:shade val="45000"/>
+                                <a:satMod val="135000"/>
+                              </a:schemeClr>
+                              <a:prstClr val="white"/>
+                            </a:duotone>
+                            <a:extLst>
+                              <a:ext uri="{28A0092B-C50C-407E-A947-70E740481C1C}">
+                                <a14:useLocalDpi xmlns:a14="http://schemas.microsoft.com/office/drawing/2010/main" val="0"/>
+                              </a:ext>
+                            </a:extLst>
+                          </a:blip>
+                          <a:srcRect l="3020" t="2233" r="3357" b="3943"/>
+                          <a:stretch/>
+                        </pic:blipFill>
+                        <pic:spPr bwMode="auto">
+                          <a:xfrm>
+                            <a:off x="0" y="0"/>
+                            <a:ext cx="887730" cy="940435"/>
+                          </a:xfrm>
+                          <a:prstGeom prst="rect">
+                            <a:avLst/>
+                          </a:prstGeom>
+                          <a:noFill/>
+                          <a:ln>
+                            <a:noFill/>
+                          </a:ln>
+                          <a:extLst>
+                            <a:ext uri="{53640926-AAD7-44D8-BBD7-CCE9431645EC}">
+                              <a14:shadowObscured xmlns:a14="http://schemas.microsoft.com/office/drawing/2010/main"/>
+                            </a:ext>
+                          </a:extLst>
+                        </pic:spPr>
+                      </pic:pic>
+                    </a:graphicData>
+                  </a:graphic>
+                  <wp14:sizeRelH relativeFrom="margin">
+                    <wp14:pctWidth>0</wp14:pctWidth>
+                  </wp14:sizeRelH>
+                  <wp14:sizeRelV relativeFrom="margin">
+                    <wp14:pctHeight>0</wp14:pctHeight>
+                  </wp14:sizeRelV>
+                </wp:anchor>
+              </w:drawing>
+            </w:r>
+          </w:p>
+        </w:tc>
+        <w:tc>
+          <w:tcPr>
+            <w:tcW w:w="513" w:type="dxa"/>
+            <w:tcBorders>
+              <w:top w:val="single" w:sz="18" w:space="0" w:color="7F7F7F" w:themeColor="text1" w:themeTint="80"/>
+              <w:left w:val="single" w:sz="18" w:space="0" w:color="7F7F7F" w:themeColor="text1" w:themeTint="80"/>
+              <w:bottom w:val="single" w:sz="18" w:space="0" w:color="7F7F7F" w:themeColor="text1" w:themeTint="80"/>
+              <w:right w:val="single" w:sz="18" w:space="0" w:color="7F7F7F" w:themeColor="text1" w:themeTint="80"/>
+            </w:tcBorders>
+            <w:shd w:val="clear" w:color="auto" w:fill="auto"/>
+            <w:vAlign w:val="center"/>
+          </w:tcPr>
+          <w:p>
+            <w:pPr>
+              <w:spacing w:beforeLines="10" w:before="24"/>
+              <w:ind w:leftChars="-140" w:left="-308"/>
+              <w:jc w:val="center"/>
+              <w:keepNext/>
+            </w:pPr>
+            <w:bookmarkStart w:id="0" w:name="_GoBack"/>
+            <w:bookmarkEnd w:id="0"/>
+          </w:p>
+        </w:tc>
+        <w:tc>
+          <w:tcPr>
+            <w:tcW w:w="68" w:type="dxa"/>
             <w:tcBorders>
               <w:top w:val="nil"/>
-              <w:left w:val="nil"/>
+              <w:left w:val="single" w:sz="18" w:space="0" w:color="7F7F7F" w:themeColor="text1" w:themeTint="80"/>
               <w:bottom w:val="nil"/>
               <w:right w:val="nil"/>
             </w:tcBorders>
             <w:shd w:val="clear" w:color="auto" w:fill="FFFFFF"/>
             <w:vAlign w:val="center"/>
           </w:tcPr>
-          <w:p/>
-        </w:tc>
-        <w:tc>
-          <w:tcPr>
-            <w:tcW w:w="1800" w:type="dxa"/>
+          <w:p>
+            <w:pPr>
+              <w:keepNext/>
+            </w:pPr>
+          </w:p>
+        </w:tc>
+        <w:tc>
+          <w:tcPr>
+            <w:tcW w:w="1448" w:type="dxa"/>
             <w:tcBorders>
               <w:top w:val="single" w:sz="20" w:space="0" w:color="7030A0"/>
               <w:left w:val="single" w:sz="20" w:space="0" w:color="7030A0"/>
               <w:bottom w:val="single" w:sz="20" w:space="0" w:color="7030A0"/>
-              <w:right w:val="single" w:sz="20" w:space="0" w:color="7030A0"/>
-            </w:tcBorders>
-            <w:shd w:val="clear" w:color="auto" w:fill="FAF5FF"/>
+              <w:right w:val="single" w:sz="18" w:space="0" w:color="7030A0"/>
+            </w:tcBorders>
+            <w:shd w:val="clear" w:color="auto" w:fill="auto"/>
             <w:tcMar>
               <w:top w:w="60" w:type="dxa"/>
               <w:left w:w="45" w:type="dxa"/>
@@ -4365,16 +7803,135 @@
             <w:pPr>
               <w:jc w:val="center"/>
               <w:rPr>
-                <w:rFonts w:ascii="ㄅ字嗨注音標楷 Regular" w:eastAsia="ㄅ字嗨注音標楷 Regular" w:hint="eastAsia"/>
+                <w:rFonts w:ascii="ㄅ字嗨注音標楷 Regular" w:eastAsia="ㄅ字嗨注音標楷 Regular"/>
+                <w:b/>
+                <w:color w:val="D9D9D9" w:themeColor="background1" w:themeShade="D9"/>
+                <w:sz w:val="100"/>
+                <w:szCs w:val="100"/>
+              </w:rPr>
+              <w:keepNext/>
+            </w:pPr>
+            <w:r>
+              <w:rPr>
+                <w:b/>
+                <w:noProof/>
+              </w:rPr>
+              <w:drawing>
+                <wp:anchor distT="0" distB="0" distL="114300" distR="114300" simplePos="0" relativeHeight="251677696" behindDoc="1" locked="0" layoutInCell="1" allowOverlap="1" wp14:anchorId="1EC15CFA" wp14:editId="7B18AD12">
+                  <wp:simplePos x="0" y="0"/>
+                  <wp:positionH relativeFrom="column">
+                    <wp:posOffset>-2540</wp:posOffset>
+                  </wp:positionH>
+                  <wp:positionV relativeFrom="paragraph">
+                    <wp:posOffset>-31115</wp:posOffset>
+                  </wp:positionV>
+                  <wp:extent cx="887730" cy="940435"/>
+                  <wp:effectExtent l="0" t="0" r="7620" b="0"/>
+                  <wp:wrapNone/>
+                  <wp:docPr id="11" name="圖片 11" descr="田字格- 抖音百科"/>
+                  <wp:cNvGraphicFramePr>
+                    <a:graphicFrameLocks xmlns:a="http://schemas.openxmlformats.org/drawingml/2006/main" noChangeAspect="1"/>
+                  </wp:cNvGraphicFramePr>
+                  <a:graphic xmlns:a="http://schemas.openxmlformats.org/drawingml/2006/main">
+                    <a:graphicData uri="http://schemas.openxmlformats.org/drawingml/2006/picture">
+                      <pic:pic xmlns:pic="http://schemas.openxmlformats.org/drawingml/2006/picture">
+                        <pic:nvPicPr>
+                          <pic:cNvPr id="0" name="Picture 1" descr="田字格- 抖音百科"/>
+                          <pic:cNvPicPr>
+                            <a:picLocks noChangeAspect="1" noChangeArrowheads="1"/>
+                          </pic:cNvPicPr>
+                        </pic:nvPicPr>
+                        <pic:blipFill rotWithShape="1">
+                          <a:blip r:embed="rId7" cstate="print">
+                            <a:duotone>
+                              <a:schemeClr val="bg2">
+                                <a:shade val="45000"/>
+                                <a:satMod val="135000"/>
+                              </a:schemeClr>
+                              <a:prstClr val="white"/>
+                            </a:duotone>
+                            <a:extLst>
+                              <a:ext uri="{28A0092B-C50C-407E-A947-70E740481C1C}">
+                                <a14:useLocalDpi xmlns:a14="http://schemas.microsoft.com/office/drawing/2010/main" val="0"/>
+                              </a:ext>
+                            </a:extLst>
+                          </a:blip>
+                          <a:srcRect l="3020" t="2233" r="3357" b="3943"/>
+                          <a:stretch/>
+                        </pic:blipFill>
+                        <pic:spPr bwMode="auto">
+                          <a:xfrm>
+                            <a:off x="0" y="0"/>
+                            <a:ext cx="887730" cy="940435"/>
+                          </a:xfrm>
+                          <a:prstGeom prst="rect">
+                            <a:avLst/>
+                          </a:prstGeom>
+                          <a:noFill/>
+                          <a:ln>
+                            <a:noFill/>
+                          </a:ln>
+                          <a:extLst>
+                            <a:ext uri="{53640926-AAD7-44D8-BBD7-CCE9431645EC}">
+                              <a14:shadowObscured xmlns:a14="http://schemas.microsoft.com/office/drawing/2010/main"/>
+                            </a:ext>
+                          </a:extLst>
+                        </pic:spPr>
+                      </pic:pic>
+                    </a:graphicData>
+                  </a:graphic>
+                  <wp14:sizeRelH relativeFrom="margin">
+                    <wp14:pctWidth>0</wp14:pctWidth>
+                  </wp14:sizeRelH>
+                  <wp14:sizeRelV relativeFrom="margin">
+                    <wp14:pctHeight>0</wp14:pctHeight>
+                  </wp14:sizeRelV>
+                </wp:anchor>
+              </w:drawing>
+            </w:r>
+            <w:r>
+              <w:rPr>
+                <w:b/>
+                <w:noProof/>
+                <w:color w:val="D9D9D9" w:themeColor="background1" w:themeShade="D9"/>
+                <w:sz w:val="100"/>
+                <w:szCs w:val="100"/>
+              </w:rPr>
+              <w:t xml:space="preserve">一</w:t>
+            </w:r>
+          </w:p>
+        </w:tc>
+        <w:tc>
+          <w:tcPr>
+            <w:tcW w:w="512" w:type="dxa"/>
+            <w:tcBorders>
+              <w:top w:val="single" w:sz="20" w:space="0" w:color="7030A0"/>
+              <w:left w:val="single" w:sz="18" w:space="0" w:color="7030A0"/>
+              <w:bottom w:val="single" w:sz="20" w:space="0" w:color="7030A0"/>
+              <w:right w:val="single" w:sz="20" w:space="0" w:color="7030A0"/>
+            </w:tcBorders>
+            <w:shd w:val="clear" w:color="auto" w:fill="auto"/>
+            <w:vAlign w:val="center"/>
+          </w:tcPr>
+          <w:p>
+            <w:pPr>
+              <w:spacing w:beforeLines="10" w:before="24"/>
+              <w:ind w:leftChars="-140" w:left="-308"/>
+              <w:jc w:val="center"/>
+              <w:rPr>
+                <w:rFonts w:ascii="ㄅ字嗨注音標楷 Regular" w:eastAsia="ㄅ字嗨注音標楷 Regular"/>
                 <w:color w:val="C7CBD1"/>
-                <w:sz w:val="96"/>
-              </w:rPr>
-            </w:pPr>
-            <w:r>
-              <w:rPr>
-                <w:rFonts w:ascii="ㄅ字嗨注音標楷 Regular" w:eastAsia="ㄅ字嗨注音標楷 Regular" w:hint="eastAsia"/>
-                <w:color w:val="C7CBD1"/>
-                <w:sz w:val="96"/>
+                <w:sz w:val="90"/>
+                <w:szCs w:val="90"/>
+              </w:rPr>
+              <w:keepNext/>
+            </w:pPr>
+            <w:r>
+              <w:rPr>
+                <w:rFonts w:ascii="ㄅ字嗨注音而已 R" w:eastAsia="ㄅ字嗨注音而已 R"/>
+                <w:color w:val="D9D9D9" w:themeColor="background1" w:themeShade="D9"/>
+                <w:sz w:val="90"/>
+                <w:szCs w:val="90"/>
               </w:rPr>
               <w:t xml:space="preserve">一</w:t>
             </w:r>
@@ -4387,9 +7944,8 @@
         <w:pBdr>
           <w:bottom w:val="single" w:sz="6" w:space="1" w:color="auto"/>
         </w:pBdr>
-        <w:spacing w:before="80" w:after="200" w:line="252" w:lineRule="auto"/>
+        <w:spacing w:before="40" w:after="60" w:line="240" w:lineRule="exact"/>
         <w:rPr>
-          <w:rFonts w:hint="eastAsia"/>
           <w:color w:val="374151"/>
           <w:sz w:val="21"/>
           <w:szCs w:val="20"/>
@@ -4431,6 +7987,7 @@
     <w:p>
       <w:pPr>
         <w:jc w:val="center"/>
+        <w:spacing w:before="0" w:after="0" w:line="20" w:lineRule="exact"/>
       </w:pPr>
     </w:p>
     <w:tbl>
@@ -4459,10 +8016,10 @@
           <w:tcPr>
             <w:tcW w:w="1489" w:type="dxa"/>
             <w:tcBorders>
-              <w:top w:val="single" w:sz="8" w:space="0" w:color="CBD5E1"/>
-              <w:left w:val="single" w:sz="8" w:space="0" w:color="CBD5E1"/>
-              <w:bottom w:val="single" w:sz="8" w:space="0" w:color="CBD5E1"/>
-              <w:right w:val="single" w:sz="8" w:space="0" w:color="CBD5E1"/>
+              <w:top w:val="single" w:sz="8" w:space="0" w:color="000000" w:themeColor="text1"/>
+              <w:left w:val="single" w:sz="8" w:space="0" w:color="000000" w:themeColor="text1"/>
+              <w:bottom w:val="single" w:sz="8" w:space="0" w:color="000000" w:themeColor="text1"/>
+              <w:right w:val="single" w:sz="8" w:space="0" w:color="000000" w:themeColor="text1"/>
             </w:tcBorders>
             <w:shd w:val="clear" w:color="auto" w:fill="F3F4F6"/>
             <w:tcMar>
@@ -4508,10 +8065,10 @@
           <w:tcPr>
             <w:tcW w:w="6156" w:type="dxa"/>
             <w:tcBorders>
-              <w:top w:val="single" w:sz="8" w:space="0" w:color="CBD5E1"/>
-              <w:left w:val="single" w:sz="8" w:space="0" w:color="CBD5E1"/>
-              <w:bottom w:val="single" w:sz="8" w:space="0" w:color="CBD5E1"/>
-              <w:right w:val="single" w:sz="8" w:space="0" w:color="CBD5E1"/>
+              <w:top w:val="single" w:sz="8" w:space="0" w:color="000000" w:themeColor="text1"/>
+              <w:left w:val="single" w:sz="8" w:space="0" w:color="000000" w:themeColor="text1"/>
+              <w:bottom w:val="single" w:sz="8" w:space="0" w:color="000000" w:themeColor="text1"/>
+              <w:right w:val="single" w:sz="8" w:space="0" w:color="000000" w:themeColor="text1"/>
             </w:tcBorders>
             <w:shd w:val="clear" w:color="auto" w:fill="FFFFFF"/>
             <w:tcMar>
@@ -4542,7 +8099,7 @@
                 <w:color w:val="6B7280"/>
                 <w:sz w:val="21"/>
               </w:rPr>
-              <w:t xml:space="preserve">： </w:t>
+              <w:t>：</w:t>
             </w:r>
             <w:r>
               <w:rPr>
@@ -4620,7 +8177,7 @@
               <w:rPr>
                 <w:rFonts w:ascii="ㄅ字嗨注音而已 R" w:eastAsia="ㄅ字嗨注音而已 R" w:hint="eastAsia"/>
                 <w:color w:val="000000" w:themeColor="text1"/>
-                <w:sz w:val="32"/>
+                <w:sz w:val="36"/>
                 <w:szCs w:val="32"/>
               </w:rPr>
               <w:t xml:space="preserve">槍</w:t>
@@ -4629,7 +8186,7 @@
               <w:rPr>
                 <w:rFonts w:ascii="ㄅ字嗨注音而已 R" w:eastAsia="ㄅ字嗨注音而已 R" w:hint="eastAsia"/>
                 <w:color w:val="000000" w:themeColor="text1"/>
-                <w:sz w:val="32"/>
+                <w:sz w:val="36"/>
                 <w:szCs w:val="32"/>
               </w:rPr>
             </w:r>
@@ -4637,7 +8194,7 @@
               <w:rPr>
                 <w:rFonts w:ascii="ㄅ字嗨注音而已 R" w:eastAsia="ㄅ字嗨注音而已 R" w:hint="eastAsia"/>
                 <w:color w:val="000000" w:themeColor="text1"/>
-                <w:sz w:val="32"/>
+                <w:sz w:val="36"/>
                 <w:szCs w:val="32"/>
               </w:rPr>
             </w:r>
@@ -4647,10 +8204,10 @@
           <w:tcPr>
             <w:tcW w:w="2088" w:type="dxa"/>
             <w:tcBorders>
-              <w:top w:val="dashed" w:sz="8" w:space="0" w:color="CBD5E1"/>
-              <w:left w:val="dashed" w:sz="8" w:space="0" w:color="CBD5E1"/>
-              <w:bottom w:val="dashed" w:sz="8" w:space="0" w:color="CBD5E1"/>
-              <w:right w:val="dashed" w:sz="8" w:space="0" w:color="CBD5E1"/>
+              <w:top w:val="single" w:sz="8" w:space="0" w:color="000000" w:themeColor="text1"/>
+              <w:left w:val="single" w:sz="8" w:space="0" w:color="000000" w:themeColor="text1"/>
+              <w:bottom w:val="single" w:sz="8" w:space="0" w:color="000000" w:themeColor="text1"/>
+              <w:right w:val="single" w:sz="8" w:space="0" w:color="000000" w:themeColor="text1"/>
             </w:tcBorders>
             <w:shd w:val="clear" w:color="auto" w:fill="F8FAFC"/>
             <w:tcMar>
@@ -4673,11 +8230,12 @@
     <w:p>
       <w:pPr>
         <w:keepNext/>
+        <w:spacing w:before="0" w:after="0" w:line="60" w:lineRule="exact"/>
       </w:pPr>
     </w:p>
     <w:tbl>
       <w:tblPr>
-        <w:tblW w:w="9705" w:type="dxa"/>
+        <w:tblW w:w="10040" w:type="dxa"/>
         <w:jc w:val="center"/>
         <w:tblLayout w:type="fixed"/>
         <w:tblCellMar>
@@ -4687,32 +8245,37 @@
         <w:tblLook w:val="04A0" w:firstRow="1" w:lastRow="0" w:firstColumn="1" w:lastColumn="0" w:noHBand="0" w:noVBand="1"/>
       </w:tblPr>
       <w:tblGrid>
-        <w:gridCol w:w="1800"/>
-        <w:gridCol w:w="216"/>
-        <w:gridCol w:w="1800"/>
-        <w:gridCol w:w="216"/>
-        <w:gridCol w:w="1800"/>
-        <w:gridCol w:w="216"/>
-        <w:gridCol w:w="1800"/>
-        <w:gridCol w:w="216"/>
-        <w:gridCol w:w="1800"/>
+        <w:gridCol w:w="1442"/>
+        <w:gridCol w:w="525"/>
+        <w:gridCol w:w="69"/>
+        <w:gridCol w:w="1442"/>
+        <w:gridCol w:w="503"/>
+        <w:gridCol w:w="65"/>
+        <w:gridCol w:w="1443"/>
+        <w:gridCol w:w="511"/>
+        <w:gridCol w:w="65"/>
+        <w:gridCol w:w="1443"/>
+        <w:gridCol w:w="511"/>
+        <w:gridCol w:w="68"/>
+        <w:gridCol w:w="1443"/>
+        <w:gridCol w:w="510"/>
       </w:tblGrid>
       <w:tr>
         <w:trPr>
           <w:cantSplit/>
-          <w:trHeight w:hRule="exact" w:val="1800"/>
+          <w:trHeight w:hRule="exact" w:val="1491"/>
           <w:jc w:val="center"/>
         </w:trPr>
         <w:tc>
           <w:tcPr>
-            <w:tcW w:w="1800" w:type="dxa"/>
+            <w:tcW w:w="1446" w:type="dxa"/>
             <w:tcBorders>
               <w:top w:val="single" w:sz="20" w:space="0" w:color="EF4444"/>
               <w:left w:val="single" w:sz="20" w:space="0" w:color="EF4444"/>
               <w:bottom w:val="single" w:sz="20" w:space="0" w:color="EF4444"/>
-              <w:right w:val="single" w:sz="20" w:space="0" w:color="EF4444"/>
-            </w:tcBorders>
-            <w:shd w:val="clear" w:color="auto" w:fill="FEF2F2"/>
+              <w:right w:val="single" w:sz="18" w:space="0" w:color="FF0000"/>
+            </w:tcBorders>
+            <w:shd w:val="clear" w:color="auto" w:fill="auto"/>
             <w:tcMar>
               <w:top w:w="60" w:type="dxa"/>
               <w:left w:w="45" w:type="dxa"/>
@@ -4723,66 +8286,183 @@
           </w:tcPr>
           <w:p>
             <w:pPr>
-              <w:spacing w:before="0" w:after="0"/>
               <w:jc w:val="center"/>
               <w:rPr>
-                <w:rFonts w:ascii="ㄅ字嗨注音標楷 Regular" w:eastAsia="ㄅ字嗨注音標楷 Regular" w:hint="eastAsia"/>
+                <w:sz w:val="100"/>
+                <w:szCs w:val="100"/>
+              </w:rPr>
+              <w:keepNext/>
+            </w:pPr>
+            <w:r>
+              <w:rPr>
+                <w:noProof/>
+              </w:rPr>
+              <w:drawing>
+                <wp:anchor distT="0" distB="0" distL="114300" distR="114300" simplePos="0" relativeHeight="251673600" behindDoc="1" locked="0" layoutInCell="1" allowOverlap="1" wp14:anchorId="1EC15CFA" wp14:editId="7B18AD12">
+                  <wp:simplePos x="0" y="0"/>
+                  <wp:positionH relativeFrom="column">
+                    <wp:posOffset>-23495</wp:posOffset>
+                  </wp:positionH>
+                  <wp:positionV relativeFrom="paragraph">
+                    <wp:posOffset>-38100</wp:posOffset>
+                  </wp:positionV>
+                  <wp:extent cx="887730" cy="940435"/>
+                  <wp:effectExtent l="0" t="0" r="7620" b="0"/>
+                  <wp:wrapNone/>
+                  <wp:docPr id="9" name="圖片 9" descr="田字格- 抖音百科"/>
+                  <wp:cNvGraphicFramePr>
+                    <a:graphicFrameLocks xmlns:a="http://schemas.openxmlformats.org/drawingml/2006/main" noChangeAspect="1"/>
+                  </wp:cNvGraphicFramePr>
+                  <a:graphic xmlns:a="http://schemas.openxmlformats.org/drawingml/2006/main">
+                    <a:graphicData uri="http://schemas.openxmlformats.org/drawingml/2006/picture">
+                      <pic:pic xmlns:pic="http://schemas.openxmlformats.org/drawingml/2006/picture">
+                        <pic:nvPicPr>
+                          <pic:cNvPr id="0" name="Picture 1" descr="田字格- 抖音百科"/>
+                          <pic:cNvPicPr>
+                            <a:picLocks noChangeAspect="1" noChangeArrowheads="1"/>
+                          </pic:cNvPicPr>
+                        </pic:nvPicPr>
+                        <pic:blipFill rotWithShape="1">
+                          <a:blip r:embed="rId7" cstate="print">
+                            <a:duotone>
+                              <a:schemeClr val="bg2">
+                                <a:shade val="45000"/>
+                                <a:satMod val="135000"/>
+                              </a:schemeClr>
+                              <a:prstClr val="white"/>
+                            </a:duotone>
+                            <a:extLst>
+                              <a:ext uri="{28A0092B-C50C-407E-A947-70E740481C1C}">
+                                <a14:useLocalDpi xmlns:a14="http://schemas.microsoft.com/office/drawing/2010/main" val="0"/>
+                              </a:ext>
+                            </a:extLst>
+                          </a:blip>
+                          <a:srcRect l="3020" t="2233" r="3357" b="3943"/>
+                          <a:stretch/>
+                        </pic:blipFill>
+                        <pic:spPr bwMode="auto">
+                          <a:xfrm>
+                            <a:off x="0" y="0"/>
+                            <a:ext cx="887730" cy="940435"/>
+                          </a:xfrm>
+                          <a:prstGeom prst="rect">
+                            <a:avLst/>
+                          </a:prstGeom>
+                          <a:noFill/>
+                          <a:ln>
+                            <a:noFill/>
+                          </a:ln>
+                          <a:extLst>
+                            <a:ext uri="{53640926-AAD7-44D8-BBD7-CCE9431645EC}">
+                              <a14:shadowObscured xmlns:a14="http://schemas.microsoft.com/office/drawing/2010/main"/>
+                            </a:ext>
+                          </a:extLst>
+                        </pic:spPr>
+                      </pic:pic>
+                    </a:graphicData>
+                  </a:graphic>
+                  <wp14:sizeRelH relativeFrom="margin">
+                    <wp14:pctWidth>0</wp14:pctWidth>
+                  </wp14:sizeRelH>
+                  <wp14:sizeRelV relativeFrom="margin">
+                    <wp14:pctHeight>0</wp14:pctHeight>
+                  </wp14:sizeRelV>
+                </wp:anchor>
+              </w:drawing>
+            </w:r>
+            <w:r>
+              <w:rPr>
+                <w:noProof/>
+                <w:sz w:val="100"/>
+                <w:szCs w:val="100"/>
+              </w:rPr>
+              <w:t xml:space="preserve">槍</w:t>
+            </w:r>
+          </w:p>
+        </w:tc>
+        <w:tc>
+          <w:tcPr>
+            <w:tcW w:w="526" w:type="dxa"/>
+            <w:tcBorders>
+              <w:top w:val="single" w:sz="20" w:space="0" w:color="EF4444"/>
+              <w:left w:val="single" w:sz="18" w:space="0" w:color="FF0000"/>
+              <w:bottom w:val="single" w:sz="20" w:space="0" w:color="EF4444"/>
+              <w:right w:val="single" w:sz="20" w:space="0" w:color="EF4444"/>
+            </w:tcBorders>
+            <w:shd w:val="clear" w:color="auto" w:fill="auto"/>
+            <w:tcMar>
+              <w:left w:w="0" w:type="dxa"/>
+              <w:right w:w="0" w:type="dxa"/>
+            </w:tcMar>
+            <w:vAlign w:val="center"/>
+          </w:tcPr>
+          <w:p>
+            <w:pPr>
+              <w:widowControl/>
+              <w:spacing w:beforeLines="10" w:before="24"/>
+              <w:ind w:leftChars="-140" w:left="-308"/>
+              <w:rPr>
+                <w:rFonts w:ascii="ㄅ字嗨注音而已 R" w:eastAsia="ㄅ字嗨注音而已 R"/>
                 <w:sz w:val="96"/>
               </w:rPr>
-            </w:pPr>
-            <w:r>
-              <w:rPr>
-                <w:rFonts w:ascii="Segoe UI Symbol" w:hAnsi="Segoe UI Symbol" w:eastAsia="Segoe UI Symbol" w:cs="Segoe UI Symbol"/>
-                <w:color w:val="D7DCE3"/>
-                <w:sz w:val="48"/>
-                <w:spacing w:val="-1680"/>
-                <w:w w:val="350"/>
-              </w:rPr>
-              <w:t>┄</w:t>
-            </w:r>
-            <w:r>
-              <w:rPr>
-                <w:rFonts w:ascii="Segoe UI Symbol" w:hAnsi="Segoe UI Symbol" w:eastAsia="Segoe UI Symbol" w:cs="Segoe UI Symbol"/>
-                <w:color w:val="D7DCE3"/>
-                <w:sz w:val="122"/>
-                <w:spacing w:val="-1220"/>
-              </w:rPr>
-              <w:t>┆</w:t>
-            </w:r>
-            <w:r>
-              <w:rPr>
-                <w:rStyle w:val="WorksheetCharacter"/>
-                <w:color w:val="1F2937"/>
+              <w:keepNext/>
+            </w:pPr>
+            <w:r>
+              <w:rPr>
+                <w:rFonts w:ascii="ㄅ字嗨注音而已 R" w:eastAsia="ㄅ字嗨注音而已 R"/>
+                <w:sz w:val="90"/>
+                <w:szCs w:val="90"/>
+              </w:rPr>
+              <w:t xml:space="preserve">槍</w:t>
+            </w:r>
+            <w:r>
+              <w:rPr>
+                <w:rFonts w:ascii="ㄅ字嗨注音而已 R" w:eastAsia="ㄅ字嗨注音而已 R"/>
                 <w:sz w:val="96"/>
               </w:rPr>
-              <w:t xml:space="preserve">槍</w:t>
-            </w:r>
-          </w:p>
-        </w:tc>
-        <w:tc>
-          <w:tcPr>
-            <w:tcW w:w="216" w:type="dxa"/>
+            </w:r>
+          </w:p>
+          <w:p>
+            <w:pPr>
+              <w:spacing w:beforeLines="70" w:before="168"/>
+              <w:ind w:leftChars="-140" w:left="-308"/>
+              <w:jc w:val="center"/>
+              <w:rPr>
+                <w:rFonts w:ascii="ㄅ字嗨注音標楷 Regular" w:eastAsia="ㄅ字嗨注音標楷 Regular"/>
+                <w:sz w:val="96"/>
+              </w:rPr>
+              <w:keepNext/>
+            </w:pPr>
+          </w:p>
+        </w:tc>
+        <w:tc>
+          <w:tcPr>
+            <w:tcW w:w="60" w:type="dxa"/>
             <w:tcBorders>
               <w:top w:val="nil"/>
               <w:left w:val="nil"/>
               <w:bottom w:val="nil"/>
-              <w:right w:val="nil"/>
+              <w:right w:val="single" w:sz="18" w:space="0" w:color="D5DCE4" w:themeColor="text2" w:themeTint="33"/>
             </w:tcBorders>
             <w:shd w:val="clear" w:color="auto" w:fill="FFFFFF"/>
             <w:vAlign w:val="center"/>
           </w:tcPr>
-          <w:p/>
-        </w:tc>
-        <w:tc>
-          <w:tcPr>
-            <w:tcW w:w="1800" w:type="dxa"/>
-            <w:tcBorders>
-              <w:top w:val="single" w:sz="12" w:space="0" w:color="CBD5E1"/>
-              <w:left w:val="single" w:sz="12" w:space="0" w:color="CBD5E1"/>
-              <w:bottom w:val="single" w:sz="12" w:space="0" w:color="CBD5E1"/>
-              <w:right w:val="single" w:sz="12" w:space="0" w:color="CBD5E1"/>
-            </w:tcBorders>
-            <w:shd w:val="clear" w:color="auto" w:fill="F8FAFC"/>
+          <w:p>
+            <w:pPr>
+              <w:keepNext/>
+            </w:pPr>
+          </w:p>
+        </w:tc>
+        <w:tc>
+          <w:tcPr>
+            <w:tcW w:w="1447" w:type="dxa"/>
+            <w:tcBorders>
+              <w:top w:val="single" w:sz="18" w:space="0" w:color="D5DCE4" w:themeColor="text2" w:themeTint="33"/>
+              <w:left w:val="single" w:sz="18" w:space="0" w:color="D5DCE4" w:themeColor="text2" w:themeTint="33"/>
+              <w:bottom w:val="single" w:sz="18" w:space="0" w:color="D5DCE4" w:themeColor="text2" w:themeTint="33"/>
+              <w:right w:val="single" w:sz="18" w:space="0" w:color="D5DCE4" w:themeColor="text2" w:themeTint="33"/>
+            </w:tcBorders>
+            <w:shd w:val="clear" w:color="auto" w:fill="auto"/>
             <w:tcMar>
               <w:top w:w="60" w:type="dxa"/>
               <w:left w:w="45" w:type="dxa"/>
@@ -4793,66 +8473,176 @@
           </w:tcPr>
           <w:p>
             <w:pPr>
-              <w:spacing w:before="0" w:after="0"/>
               <w:jc w:val="center"/>
               <w:rPr>
-                <w:rFonts w:ascii="ㄅ字嗨注音標楷 Regular" w:eastAsia="ㄅ字嗨注音標楷 Regular" w:hint="eastAsia"/>
+                <w:rFonts w:ascii="ㄅ字嗨注音標楷 Regular" w:eastAsia="ㄅ字嗨注音標楷 Regular"/>
+                <w:color w:val="D9D9D9" w:themeColor="background1" w:themeShade="D9"/>
+                <w:sz w:val="100"/>
+                <w:szCs w:val="100"/>
+              </w:rPr>
+              <w:keepNext/>
+            </w:pPr>
+            <w:r>
+              <w:rPr>
+                <w:noProof/>
+              </w:rPr>
+              <w:drawing>
+                <wp:anchor distT="0" distB="0" distL="114300" distR="114300" simplePos="0" relativeHeight="251675648" behindDoc="1" locked="0" layoutInCell="1" allowOverlap="1" wp14:anchorId="1EC15CFA" wp14:editId="7B18AD12">
+                  <wp:simplePos x="0" y="0"/>
+                  <wp:positionH relativeFrom="column">
+                    <wp:posOffset>-9525</wp:posOffset>
+                  </wp:positionH>
+                  <wp:positionV relativeFrom="paragraph">
+                    <wp:posOffset>-36195</wp:posOffset>
+                  </wp:positionV>
+                  <wp:extent cx="887730" cy="940435"/>
+                  <wp:effectExtent l="0" t="0" r="7620" b="0"/>
+                  <wp:wrapNone/>
+                  <wp:docPr id="10" name="圖片 10" descr="田字格- 抖音百科"/>
+                  <wp:cNvGraphicFramePr>
+                    <a:graphicFrameLocks xmlns:a="http://schemas.openxmlformats.org/drawingml/2006/main" noChangeAspect="1"/>
+                  </wp:cNvGraphicFramePr>
+                  <a:graphic xmlns:a="http://schemas.openxmlformats.org/drawingml/2006/main">
+                    <a:graphicData uri="http://schemas.openxmlformats.org/drawingml/2006/picture">
+                      <pic:pic xmlns:pic="http://schemas.openxmlformats.org/drawingml/2006/picture">
+                        <pic:nvPicPr>
+                          <pic:cNvPr id="0" name="Picture 1" descr="田字格- 抖音百科"/>
+                          <pic:cNvPicPr>
+                            <a:picLocks noChangeAspect="1" noChangeArrowheads="1"/>
+                          </pic:cNvPicPr>
+                        </pic:nvPicPr>
+                        <pic:blipFill rotWithShape="1">
+                          <a:blip r:embed="rId7" cstate="print">
+                            <a:duotone>
+                              <a:schemeClr val="bg2">
+                                <a:shade val="45000"/>
+                                <a:satMod val="135000"/>
+                              </a:schemeClr>
+                              <a:prstClr val="white"/>
+                            </a:duotone>
+                            <a:extLst>
+                              <a:ext uri="{28A0092B-C50C-407E-A947-70E740481C1C}">
+                                <a14:useLocalDpi xmlns:a14="http://schemas.microsoft.com/office/drawing/2010/main" val="0"/>
+                              </a:ext>
+                            </a:extLst>
+                          </a:blip>
+                          <a:srcRect l="3020" t="2233" r="3357" b="3943"/>
+                          <a:stretch/>
+                        </pic:blipFill>
+                        <pic:spPr bwMode="auto">
+                          <a:xfrm>
+                            <a:off x="0" y="0"/>
+                            <a:ext cx="887730" cy="940435"/>
+                          </a:xfrm>
+                          <a:prstGeom prst="rect">
+                            <a:avLst/>
+                          </a:prstGeom>
+                          <a:noFill/>
+                          <a:ln>
+                            <a:noFill/>
+                          </a:ln>
+                          <a:extLst>
+                            <a:ext uri="{53640926-AAD7-44D8-BBD7-CCE9431645EC}">
+                              <a14:shadowObscured xmlns:a14="http://schemas.microsoft.com/office/drawing/2010/main"/>
+                            </a:ext>
+                          </a:extLst>
+                        </pic:spPr>
+                      </pic:pic>
+                    </a:graphicData>
+                  </a:graphic>
+                  <wp14:sizeRelH relativeFrom="margin">
+                    <wp14:pctWidth>0</wp14:pctWidth>
+                  </wp14:sizeRelH>
+                  <wp14:sizeRelV relativeFrom="margin">
+                    <wp14:pctHeight>0</wp14:pctHeight>
+                  </wp14:sizeRelV>
+                </wp:anchor>
+              </w:drawing>
+            </w:r>
+            <w:r>
+              <w:rPr>
+                <w:noProof/>
+                <w:color w:val="D9D9D9" w:themeColor="background1" w:themeShade="D9"/>
+                <w:sz w:val="100"/>
+                <w:szCs w:val="100"/>
+              </w:rPr>
+              <w:t xml:space="preserve">槍</w:t>
+            </w:r>
+          </w:p>
+        </w:tc>
+        <w:tc>
+          <w:tcPr>
+            <w:tcW w:w="505" w:type="dxa"/>
+            <w:tcBorders>
+              <w:top w:val="single" w:sz="18" w:space="0" w:color="D5DCE4" w:themeColor="text2" w:themeTint="33"/>
+              <w:left w:val="single" w:sz="18" w:space="0" w:color="D5DCE4" w:themeColor="text2" w:themeTint="33"/>
+              <w:bottom w:val="single" w:sz="18" w:space="0" w:color="D5DCE4" w:themeColor="text2" w:themeTint="33"/>
+              <w:right w:val="single" w:sz="18" w:space="0" w:color="D5DCE4" w:themeColor="text2" w:themeTint="33"/>
+            </w:tcBorders>
+            <w:shd w:val="clear" w:color="auto" w:fill="auto"/>
+            <w:vAlign w:val="center"/>
+          </w:tcPr>
+          <w:p>
+            <w:pPr>
+              <w:widowControl/>
+              <w:spacing w:beforeLines="10" w:before="24"/>
+              <w:ind w:leftChars="-140" w:left="-308"/>
+              <w:rPr>
+                <w:rFonts w:ascii="ㄅ字嗨注音而已 R" w:eastAsia="ㄅ字嗨注音而已 R"/>
+                <w:color w:val="D9D9D9" w:themeColor="background1" w:themeShade="D9"/>
+                <w:sz w:val="90"/>
+                <w:szCs w:val="90"/>
+              </w:rPr>
+              <w:keepNext/>
+            </w:pPr>
+            <w:r>
+              <w:rPr>
+                <w:rFonts w:ascii="ㄅ字嗨注音而已 R" w:eastAsia="ㄅ字嗨注音而已 R"/>
+                <w:color w:val="D9D9D9" w:themeColor="background1" w:themeShade="D9"/>
+                <w:sz w:val="90"/>
+                <w:szCs w:val="90"/>
+              </w:rPr>
+              <w:t xml:space="preserve">槍</w:t>
+            </w:r>
+          </w:p>
+          <w:p>
+            <w:pPr>
+              <w:jc w:val="center"/>
+              <w:rPr>
+                <w:rFonts w:ascii="ㄅ字嗨注音而已 R" w:eastAsia="ㄅ字嗨注音而已 R"/>
                 <w:sz w:val="96"/>
               </w:rPr>
-            </w:pPr>
-            <w:r>
-              <w:rPr>
-                <w:rFonts w:ascii="Segoe UI Symbol" w:hAnsi="Segoe UI Symbol" w:eastAsia="Segoe UI Symbol" w:cs="Segoe UI Symbol"/>
-                <w:color w:val="D7DCE3"/>
-                <w:sz w:val="48"/>
-                <w:spacing w:val="-1680"/>
-                <w:w w:val="350"/>
-              </w:rPr>
-              <w:t>┄</w:t>
-            </w:r>
-            <w:r>
-              <w:rPr>
-                <w:rFonts w:ascii="Segoe UI Symbol" w:hAnsi="Segoe UI Symbol" w:eastAsia="Segoe UI Symbol" w:cs="Segoe UI Symbol"/>
-                <w:color w:val="D7DCE3"/>
-                <w:sz w:val="122"/>
-                <w:spacing w:val="-1220"/>
-              </w:rPr>
-              <w:t>┆</w:t>
-            </w:r>
-            <w:r>
-              <w:rPr>
-                <w:rStyle w:val="WorksheetCharacter"/>
-                <w:color w:val="C7CBD1"/>
-                <w:sz w:val="96"/>
-              </w:rPr>
-              <w:t xml:space="preserve">槍</w:t>
-            </w:r>
-          </w:p>
-        </w:tc>
-        <w:tc>
-          <w:tcPr>
-            <w:tcW w:w="216" w:type="dxa"/>
+              <w:keepNext/>
+            </w:pPr>
+          </w:p>
+        </w:tc>
+        <w:tc>
+          <w:tcPr>
+            <w:tcW w:w="58" w:type="dxa"/>
             <w:tcBorders>
               <w:top w:val="nil"/>
-              <w:left w:val="nil"/>
+              <w:left w:val="single" w:sz="18" w:space="0" w:color="D5DCE4" w:themeColor="text2" w:themeTint="33"/>
               <w:bottom w:val="nil"/>
-              <w:right w:val="nil"/>
             </w:tcBorders>
             <w:shd w:val="clear" w:color="auto" w:fill="FFFFFF"/>
             <w:vAlign w:val="center"/>
           </w:tcPr>
-          <w:p/>
-        </w:tc>
-        <w:tc>
-          <w:tcPr>
-            <w:tcW w:w="1800" w:type="dxa"/>
-            <w:tcBorders>
-              <w:top w:val="dashed" w:sz="10" w:space="0" w:color="CBD5E1"/>
-              <w:left w:val="dashed" w:sz="10" w:space="0" w:color="CBD5E1"/>
-              <w:bottom w:val="dashed" w:sz="10" w:space="0" w:color="CBD5E1"/>
-              <w:right w:val="dashed" w:sz="10" w:space="0" w:color="CBD5E1"/>
-            </w:tcBorders>
-            <w:shd w:val="clear" w:color="auto" w:fill="FFFFFF"/>
+          <w:p>
+            <w:pPr>
+              <w:keepNext/>
+            </w:pPr>
+          </w:p>
+        </w:tc>
+        <w:tc>
+          <w:tcPr>
+            <w:tcW w:w="1448" w:type="dxa"/>
+            <w:tcBorders>
+              <w:top w:val="single" w:sz="18" w:space="0" w:color="7F7F7F" w:themeColor="text1" w:themeTint="80"/>
+              <w:left w:val="single" w:sz="18" w:space="0" w:color="7F7F7F" w:themeColor="text1" w:themeTint="80"/>
+              <w:bottom w:val="single" w:sz="18" w:space="0" w:color="7F7F7F" w:themeColor="text1" w:themeTint="80"/>
+              <w:right w:val="single" w:sz="18" w:space="0" w:color="7F7F7F" w:themeColor="text1" w:themeTint="80"/>
+            </w:tcBorders>
+            <w:shd w:val="clear" w:color="auto" w:fill="auto"/>
             <w:tcMar>
               <w:top w:w="60" w:type="dxa"/>
               <w:left w:w="45" w:type="dxa"/>
@@ -4863,60 +8653,137 @@
           </w:tcPr>
           <w:p>
             <w:pPr>
-              <w:spacing w:before="0" w:after="0"/>
               <w:jc w:val="center"/>
-            </w:pPr>
-            <w:r>
-              <w:rPr>
-                <w:rFonts w:ascii="Segoe UI Symbol" w:hAnsi="Segoe UI Symbol" w:eastAsia="Segoe UI Symbol" w:cs="Segoe UI Symbol"/>
-                <w:color w:val="D7DCE3"/>
-                <w:sz w:val="48"/>
-                <w:spacing w:val="-1680"/>
-                <w:w w:val="350"/>
-              </w:rPr>
-              <w:t>┄</w:t>
-            </w:r>
-            <w:r>
-              <w:rPr>
-                <w:rFonts w:ascii="Segoe UI Symbol" w:hAnsi="Segoe UI Symbol" w:eastAsia="Segoe UI Symbol" w:cs="Segoe UI Symbol"/>
-                <w:color w:val="D7DCE3"/>
-                <w:sz w:val="122"/>
-                <w:spacing w:val="-1220"/>
-              </w:rPr>
-              <w:t>┆</w:t>
-            </w:r>
-            <w:r>
-              <w:rPr>
-                <w:sz w:val="2"/>
-              </w:rPr>
-              <w:t xml:space="preserve"> </w:t>
-            </w:r>
-          </w:p>
-        </w:tc>
-        <w:tc>
-          <w:tcPr>
-            <w:tcW w:w="216" w:type="dxa"/>
+              <w:keepNext/>
+            </w:pPr>
+            <w:r>
+              <w:rPr>
+                <w:noProof/>
+              </w:rPr>
+              <w:drawing>
+                <wp:anchor distT="0" distB="0" distL="114300" distR="114300" simplePos="0" relativeHeight="251669504" behindDoc="1" locked="0" layoutInCell="1" allowOverlap="1" wp14:anchorId="29F4982C" wp14:editId="277E876F">
+                  <wp:simplePos x="0" y="0"/>
+                  <wp:positionH relativeFrom="column">
+                    <wp:posOffset>-26670</wp:posOffset>
+                  </wp:positionH>
+                  <wp:positionV relativeFrom="paragraph">
+                    <wp:posOffset>-38100</wp:posOffset>
+                  </wp:positionV>
+                  <wp:extent cx="887730" cy="940435"/>
+                  <wp:effectExtent l="0" t="0" r="7620" b="0"/>
+                  <wp:wrapNone/>
+                  <wp:docPr id="6" name="圖片 6" descr="田字格- 抖音百科"/>
+                  <wp:cNvGraphicFramePr>
+                    <a:graphicFrameLocks xmlns:a="http://schemas.openxmlformats.org/drawingml/2006/main" noChangeAspect="1"/>
+                  </wp:cNvGraphicFramePr>
+                  <a:graphic xmlns:a="http://schemas.openxmlformats.org/drawingml/2006/main">
+                    <a:graphicData uri="http://schemas.openxmlformats.org/drawingml/2006/picture">
+                      <pic:pic xmlns:pic="http://schemas.openxmlformats.org/drawingml/2006/picture">
+                        <pic:nvPicPr>
+                          <pic:cNvPr id="0" name="Picture 1" descr="田字格- 抖音百科"/>
+                          <pic:cNvPicPr>
+                            <a:picLocks noChangeAspect="1" noChangeArrowheads="1"/>
+                          </pic:cNvPicPr>
+                        </pic:nvPicPr>
+                        <pic:blipFill rotWithShape="1">
+                          <a:blip r:embed="rId7" cstate="print">
+                            <a:duotone>
+                              <a:schemeClr val="bg2">
+                                <a:shade val="45000"/>
+                                <a:satMod val="135000"/>
+                              </a:schemeClr>
+                              <a:prstClr val="white"/>
+                            </a:duotone>
+                            <a:extLst>
+                              <a:ext uri="{28A0092B-C50C-407E-A947-70E740481C1C}">
+                                <a14:useLocalDpi xmlns:a14="http://schemas.microsoft.com/office/drawing/2010/main" val="0"/>
+                              </a:ext>
+                            </a:extLst>
+                          </a:blip>
+                          <a:srcRect l="3020" t="2233" r="3357" b="3943"/>
+                          <a:stretch/>
+                        </pic:blipFill>
+                        <pic:spPr bwMode="auto">
+                          <a:xfrm>
+                            <a:off x="0" y="0"/>
+                            <a:ext cx="887730" cy="940435"/>
+                          </a:xfrm>
+                          <a:prstGeom prst="rect">
+                            <a:avLst/>
+                          </a:prstGeom>
+                          <a:noFill/>
+                          <a:ln>
+                            <a:noFill/>
+                          </a:ln>
+                          <a:extLst>
+                            <a:ext uri="{53640926-AAD7-44D8-BBD7-CCE9431645EC}">
+                              <a14:shadowObscured xmlns:a14="http://schemas.microsoft.com/office/drawing/2010/main"/>
+                            </a:ext>
+                          </a:extLst>
+                        </pic:spPr>
+                      </pic:pic>
+                    </a:graphicData>
+                  </a:graphic>
+                  <wp14:sizeRelH relativeFrom="margin">
+                    <wp14:pctWidth>0</wp14:pctWidth>
+                  </wp14:sizeRelH>
+                  <wp14:sizeRelV relativeFrom="margin">
+                    <wp14:pctHeight>0</wp14:pctHeight>
+                  </wp14:sizeRelV>
+                </wp:anchor>
+              </w:drawing>
+            </w:r>
+          </w:p>
+        </w:tc>
+        <w:tc>
+          <w:tcPr>
+            <w:tcW w:w="513" w:type="dxa"/>
+            <w:tcBorders>
+              <w:top w:val="single" w:sz="18" w:space="0" w:color="7F7F7F" w:themeColor="text1" w:themeTint="80"/>
+              <w:left w:val="single" w:sz="18" w:space="0" w:color="7F7F7F" w:themeColor="text1" w:themeTint="80"/>
+              <w:bottom w:val="single" w:sz="18" w:space="0" w:color="7F7F7F" w:themeColor="text1" w:themeTint="80"/>
+              <w:right w:val="single" w:sz="18" w:space="0" w:color="7F7F7F" w:themeColor="text1" w:themeTint="80"/>
+            </w:tcBorders>
+            <w:shd w:val="clear" w:color="auto" w:fill="auto"/>
+            <w:vAlign w:val="center"/>
+          </w:tcPr>
+          <w:p>
+            <w:pPr>
+              <w:spacing w:beforeLines="10" w:before="24"/>
+              <w:ind w:leftChars="-140" w:left="-308"/>
+              <w:jc w:val="center"/>
+              <w:keepNext/>
+            </w:pPr>
+          </w:p>
+        </w:tc>
+        <w:tc>
+          <w:tcPr>
+            <w:tcW w:w="48" w:type="dxa"/>
             <w:tcBorders>
               <w:top w:val="nil"/>
-              <w:left w:val="nil"/>
-              <w:bottom w:val="nil"/>
-              <w:right w:val="nil"/>
+              <w:left w:val="single" w:sz="18" w:space="0" w:color="7F7F7F" w:themeColor="text1" w:themeTint="80"/>
+              <w:bottom w:val="single" w:sz="12" w:space="0" w:color="7F7F7F" w:themeColor="text1" w:themeTint="80"/>
+              <w:right w:val="single" w:sz="4" w:space="0" w:color="auto"/>
             </w:tcBorders>
             <w:shd w:val="clear" w:color="auto" w:fill="FFFFFF"/>
             <w:vAlign w:val="center"/>
           </w:tcPr>
-          <w:p/>
-        </w:tc>
-        <w:tc>
-          <w:tcPr>
-            <w:tcW w:w="1800" w:type="dxa"/>
-            <w:tcBorders>
-              <w:top w:val="dashed" w:sz="10" w:space="0" w:color="CBD5E1"/>
-              <w:left w:val="dashed" w:sz="10" w:space="0" w:color="CBD5E1"/>
-              <w:bottom w:val="dashed" w:sz="10" w:space="0" w:color="CBD5E1"/>
-              <w:right w:val="dashed" w:sz="10" w:space="0" w:color="CBD5E1"/>
-            </w:tcBorders>
-            <w:shd w:val="clear" w:color="auto" w:fill="FFFFFF"/>
+          <w:p>
+            <w:pPr>
+              <w:keepNext/>
+            </w:pPr>
+          </w:p>
+        </w:tc>
+        <w:tc>
+          <w:tcPr>
+            <w:tcW w:w="1448" w:type="dxa"/>
+            <w:tcBorders>
+              <w:top w:val="single" w:sz="18" w:space="0" w:color="7F7F7F" w:themeColor="text1" w:themeTint="80"/>
+              <w:left w:val="single" w:sz="18" w:space="0" w:color="7F7F7F" w:themeColor="text1" w:themeTint="80"/>
+              <w:bottom w:val="single" w:sz="18" w:space="0" w:color="7F7F7F" w:themeColor="text1" w:themeTint="80"/>
+              <w:right w:val="single" w:sz="18" w:space="0" w:color="7F7F7F" w:themeColor="text1" w:themeTint="80"/>
+            </w:tcBorders>
+            <w:shd w:val="clear" w:color="auto" w:fill="auto"/>
             <w:tcMar>
               <w:top w:w="60" w:type="dxa"/>
               <w:left w:w="45" w:type="dxa"/>
@@ -4927,60 +8794,139 @@
           </w:tcPr>
           <w:p>
             <w:pPr>
-              <w:spacing w:before="0" w:after="0"/>
               <w:jc w:val="center"/>
-            </w:pPr>
-            <w:r>
-              <w:rPr>
-                <w:rFonts w:ascii="Segoe UI Symbol" w:hAnsi="Segoe UI Symbol" w:eastAsia="Segoe UI Symbol" w:cs="Segoe UI Symbol"/>
-                <w:color w:val="D7DCE3"/>
-                <w:sz w:val="48"/>
-                <w:spacing w:val="-1680"/>
-                <w:w w:val="350"/>
-              </w:rPr>
-              <w:t>┄</w:t>
-            </w:r>
-            <w:r>
-              <w:rPr>
-                <w:rFonts w:ascii="Segoe UI Symbol" w:hAnsi="Segoe UI Symbol" w:eastAsia="Segoe UI Symbol" w:cs="Segoe UI Symbol"/>
-                <w:color w:val="D7DCE3"/>
-                <w:sz w:val="122"/>
-                <w:spacing w:val="-1220"/>
-              </w:rPr>
-              <w:t>┆</w:t>
-            </w:r>
-            <w:r>
-              <w:rPr>
-                <w:sz w:val="2"/>
-              </w:rPr>
-              <w:t xml:space="preserve"> </w:t>
-            </w:r>
-          </w:p>
-        </w:tc>
-        <w:tc>
-          <w:tcPr>
-            <w:tcW w:w="216" w:type="dxa"/>
+              <w:keepNext/>
+            </w:pPr>
+            <w:r>
+              <w:rPr>
+                <w:noProof/>
+              </w:rPr>
+              <w:drawing>
+                <wp:anchor distT="0" distB="0" distL="114300" distR="114300" simplePos="0" relativeHeight="251671552" behindDoc="1" locked="0" layoutInCell="1" allowOverlap="1" wp14:anchorId="2C0F90F2" wp14:editId="6C386489">
+                  <wp:simplePos x="0" y="0"/>
+                  <wp:positionH relativeFrom="column">
+                    <wp:posOffset>-14605</wp:posOffset>
+                  </wp:positionH>
+                  <wp:positionV relativeFrom="paragraph">
+                    <wp:posOffset>-37465</wp:posOffset>
+                  </wp:positionV>
+                  <wp:extent cx="887730" cy="940435"/>
+                  <wp:effectExtent l="0" t="0" r="7620" b="0"/>
+                  <wp:wrapNone/>
+                  <wp:docPr id="7" name="圖片 7" descr="田字格- 抖音百科"/>
+                  <wp:cNvGraphicFramePr>
+                    <a:graphicFrameLocks xmlns:a="http://schemas.openxmlformats.org/drawingml/2006/main" noChangeAspect="1"/>
+                  </wp:cNvGraphicFramePr>
+                  <a:graphic xmlns:a="http://schemas.openxmlformats.org/drawingml/2006/main">
+                    <a:graphicData uri="http://schemas.openxmlformats.org/drawingml/2006/picture">
+                      <pic:pic xmlns:pic="http://schemas.openxmlformats.org/drawingml/2006/picture">
+                        <pic:nvPicPr>
+                          <pic:cNvPr id="0" name="Picture 1" descr="田字格- 抖音百科"/>
+                          <pic:cNvPicPr>
+                            <a:picLocks noChangeAspect="1" noChangeArrowheads="1"/>
+                          </pic:cNvPicPr>
+                        </pic:nvPicPr>
+                        <pic:blipFill rotWithShape="1">
+                          <a:blip r:embed="rId7" cstate="print">
+                            <a:duotone>
+                              <a:schemeClr val="bg2">
+                                <a:shade val="45000"/>
+                                <a:satMod val="135000"/>
+                              </a:schemeClr>
+                              <a:prstClr val="white"/>
+                            </a:duotone>
+                            <a:extLst>
+                              <a:ext uri="{28A0092B-C50C-407E-A947-70E740481C1C}">
+                                <a14:useLocalDpi xmlns:a14="http://schemas.microsoft.com/office/drawing/2010/main" val="0"/>
+                              </a:ext>
+                            </a:extLst>
+                          </a:blip>
+                          <a:srcRect l="3020" t="2233" r="3357" b="3943"/>
+                          <a:stretch/>
+                        </pic:blipFill>
+                        <pic:spPr bwMode="auto">
+                          <a:xfrm>
+                            <a:off x="0" y="0"/>
+                            <a:ext cx="887730" cy="940435"/>
+                          </a:xfrm>
+                          <a:prstGeom prst="rect">
+                            <a:avLst/>
+                          </a:prstGeom>
+                          <a:noFill/>
+                          <a:ln>
+                            <a:noFill/>
+                          </a:ln>
+                          <a:extLst>
+                            <a:ext uri="{53640926-AAD7-44D8-BBD7-CCE9431645EC}">
+                              <a14:shadowObscured xmlns:a14="http://schemas.microsoft.com/office/drawing/2010/main"/>
+                            </a:ext>
+                          </a:extLst>
+                        </pic:spPr>
+                      </pic:pic>
+                    </a:graphicData>
+                  </a:graphic>
+                  <wp14:sizeRelH relativeFrom="margin">
+                    <wp14:pctWidth>0</wp14:pctWidth>
+                  </wp14:sizeRelH>
+                  <wp14:sizeRelV relativeFrom="margin">
+                    <wp14:pctHeight>0</wp14:pctHeight>
+                  </wp14:sizeRelV>
+                </wp:anchor>
+              </w:drawing>
+            </w:r>
+          </w:p>
+        </w:tc>
+        <w:tc>
+          <w:tcPr>
+            <w:tcW w:w="513" w:type="dxa"/>
+            <w:tcBorders>
+              <w:top w:val="single" w:sz="18" w:space="0" w:color="7F7F7F" w:themeColor="text1" w:themeTint="80"/>
+              <w:left w:val="single" w:sz="18" w:space="0" w:color="7F7F7F" w:themeColor="text1" w:themeTint="80"/>
+              <w:bottom w:val="single" w:sz="18" w:space="0" w:color="7F7F7F" w:themeColor="text1" w:themeTint="80"/>
+              <w:right w:val="single" w:sz="18" w:space="0" w:color="7F7F7F" w:themeColor="text1" w:themeTint="80"/>
+            </w:tcBorders>
+            <w:shd w:val="clear" w:color="auto" w:fill="auto"/>
+            <w:vAlign w:val="center"/>
+          </w:tcPr>
+          <w:p>
+            <w:pPr>
+              <w:spacing w:beforeLines="10" w:before="24"/>
+              <w:ind w:leftChars="-140" w:left="-308"/>
+              <w:jc w:val="center"/>
+              <w:keepNext/>
+            </w:pPr>
+            <w:bookmarkStart w:id="0" w:name="_GoBack"/>
+            <w:bookmarkEnd w:id="0"/>
+          </w:p>
+        </w:tc>
+        <w:tc>
+          <w:tcPr>
+            <w:tcW w:w="68" w:type="dxa"/>
             <w:tcBorders>
               <w:top w:val="nil"/>
-              <w:left w:val="nil"/>
+              <w:left w:val="single" w:sz="18" w:space="0" w:color="7F7F7F" w:themeColor="text1" w:themeTint="80"/>
               <w:bottom w:val="nil"/>
               <w:right w:val="nil"/>
             </w:tcBorders>
             <w:shd w:val="clear" w:color="auto" w:fill="FFFFFF"/>
             <w:vAlign w:val="center"/>
           </w:tcPr>
-          <w:p/>
-        </w:tc>
-        <w:tc>
-          <w:tcPr>
-            <w:tcW w:w="1800" w:type="dxa"/>
+          <w:p>
+            <w:pPr>
+              <w:keepNext/>
+            </w:pPr>
+          </w:p>
+        </w:tc>
+        <w:tc>
+          <w:tcPr>
+            <w:tcW w:w="1448" w:type="dxa"/>
             <w:tcBorders>
               <w:top w:val="single" w:sz="20" w:space="0" w:color="7030A0"/>
               <w:left w:val="single" w:sz="20" w:space="0" w:color="7030A0"/>
               <w:bottom w:val="single" w:sz="20" w:space="0" w:color="7030A0"/>
-              <w:right w:val="single" w:sz="20" w:space="0" w:color="7030A0"/>
-            </w:tcBorders>
-            <w:shd w:val="clear" w:color="auto" w:fill="FAF5FF"/>
+              <w:right w:val="single" w:sz="18" w:space="0" w:color="7030A0"/>
+            </w:tcBorders>
+            <w:shd w:val="clear" w:color="auto" w:fill="auto"/>
             <w:tcMar>
               <w:top w:w="60" w:type="dxa"/>
               <w:left w:w="45" w:type="dxa"/>
@@ -4993,16 +8939,135 @@
             <w:pPr>
               <w:jc w:val="center"/>
               <w:rPr>
-                <w:rFonts w:ascii="ㄅ字嗨注音標楷 Regular" w:eastAsia="ㄅ字嗨注音標楷 Regular" w:hint="eastAsia"/>
+                <w:rFonts w:ascii="ㄅ字嗨注音標楷 Regular" w:eastAsia="ㄅ字嗨注音標楷 Regular"/>
+                <w:b/>
+                <w:color w:val="D9D9D9" w:themeColor="background1" w:themeShade="D9"/>
+                <w:sz w:val="100"/>
+                <w:szCs w:val="100"/>
+              </w:rPr>
+              <w:keepNext/>
+            </w:pPr>
+            <w:r>
+              <w:rPr>
+                <w:b/>
+                <w:noProof/>
+              </w:rPr>
+              <w:drawing>
+                <wp:anchor distT="0" distB="0" distL="114300" distR="114300" simplePos="0" relativeHeight="251677696" behindDoc="1" locked="0" layoutInCell="1" allowOverlap="1" wp14:anchorId="1EC15CFA" wp14:editId="7B18AD12">
+                  <wp:simplePos x="0" y="0"/>
+                  <wp:positionH relativeFrom="column">
+                    <wp:posOffset>-2540</wp:posOffset>
+                  </wp:positionH>
+                  <wp:positionV relativeFrom="paragraph">
+                    <wp:posOffset>-31115</wp:posOffset>
+                  </wp:positionV>
+                  <wp:extent cx="887730" cy="940435"/>
+                  <wp:effectExtent l="0" t="0" r="7620" b="0"/>
+                  <wp:wrapNone/>
+                  <wp:docPr id="11" name="圖片 11" descr="田字格- 抖音百科"/>
+                  <wp:cNvGraphicFramePr>
+                    <a:graphicFrameLocks xmlns:a="http://schemas.openxmlformats.org/drawingml/2006/main" noChangeAspect="1"/>
+                  </wp:cNvGraphicFramePr>
+                  <a:graphic xmlns:a="http://schemas.openxmlformats.org/drawingml/2006/main">
+                    <a:graphicData uri="http://schemas.openxmlformats.org/drawingml/2006/picture">
+                      <pic:pic xmlns:pic="http://schemas.openxmlformats.org/drawingml/2006/picture">
+                        <pic:nvPicPr>
+                          <pic:cNvPr id="0" name="Picture 1" descr="田字格- 抖音百科"/>
+                          <pic:cNvPicPr>
+                            <a:picLocks noChangeAspect="1" noChangeArrowheads="1"/>
+                          </pic:cNvPicPr>
+                        </pic:nvPicPr>
+                        <pic:blipFill rotWithShape="1">
+                          <a:blip r:embed="rId7" cstate="print">
+                            <a:duotone>
+                              <a:schemeClr val="bg2">
+                                <a:shade val="45000"/>
+                                <a:satMod val="135000"/>
+                              </a:schemeClr>
+                              <a:prstClr val="white"/>
+                            </a:duotone>
+                            <a:extLst>
+                              <a:ext uri="{28A0092B-C50C-407E-A947-70E740481C1C}">
+                                <a14:useLocalDpi xmlns:a14="http://schemas.microsoft.com/office/drawing/2010/main" val="0"/>
+                              </a:ext>
+                            </a:extLst>
+                          </a:blip>
+                          <a:srcRect l="3020" t="2233" r="3357" b="3943"/>
+                          <a:stretch/>
+                        </pic:blipFill>
+                        <pic:spPr bwMode="auto">
+                          <a:xfrm>
+                            <a:off x="0" y="0"/>
+                            <a:ext cx="887730" cy="940435"/>
+                          </a:xfrm>
+                          <a:prstGeom prst="rect">
+                            <a:avLst/>
+                          </a:prstGeom>
+                          <a:noFill/>
+                          <a:ln>
+                            <a:noFill/>
+                          </a:ln>
+                          <a:extLst>
+                            <a:ext uri="{53640926-AAD7-44D8-BBD7-CCE9431645EC}">
+                              <a14:shadowObscured xmlns:a14="http://schemas.microsoft.com/office/drawing/2010/main"/>
+                            </a:ext>
+                          </a:extLst>
+                        </pic:spPr>
+                      </pic:pic>
+                    </a:graphicData>
+                  </a:graphic>
+                  <wp14:sizeRelH relativeFrom="margin">
+                    <wp14:pctWidth>0</wp14:pctWidth>
+                  </wp14:sizeRelH>
+                  <wp14:sizeRelV relativeFrom="margin">
+                    <wp14:pctHeight>0</wp14:pctHeight>
+                  </wp14:sizeRelV>
+                </wp:anchor>
+              </w:drawing>
+            </w:r>
+            <w:r>
+              <w:rPr>
+                <w:b/>
+                <w:noProof/>
+                <w:color w:val="D9D9D9" w:themeColor="background1" w:themeShade="D9"/>
+                <w:sz w:val="100"/>
+                <w:szCs w:val="100"/>
+              </w:rPr>
+              <w:t xml:space="preserve">木</w:t>
+            </w:r>
+          </w:p>
+        </w:tc>
+        <w:tc>
+          <w:tcPr>
+            <w:tcW w:w="512" w:type="dxa"/>
+            <w:tcBorders>
+              <w:top w:val="single" w:sz="20" w:space="0" w:color="7030A0"/>
+              <w:left w:val="single" w:sz="18" w:space="0" w:color="7030A0"/>
+              <w:bottom w:val="single" w:sz="20" w:space="0" w:color="7030A0"/>
+              <w:right w:val="single" w:sz="20" w:space="0" w:color="7030A0"/>
+            </w:tcBorders>
+            <w:shd w:val="clear" w:color="auto" w:fill="auto"/>
+            <w:vAlign w:val="center"/>
+          </w:tcPr>
+          <w:p>
+            <w:pPr>
+              <w:spacing w:beforeLines="10" w:before="24"/>
+              <w:ind w:leftChars="-140" w:left="-308"/>
+              <w:jc w:val="center"/>
+              <w:rPr>
+                <w:rFonts w:ascii="ㄅ字嗨注音標楷 Regular" w:eastAsia="ㄅ字嗨注音標楷 Regular"/>
                 <w:color w:val="C7CBD1"/>
-                <w:sz w:val="96"/>
-              </w:rPr>
-            </w:pPr>
-            <w:r>
-              <w:rPr>
-                <w:rFonts w:ascii="ㄅ字嗨注音標楷 Regular" w:eastAsia="ㄅ字嗨注音標楷 Regular" w:hint="eastAsia"/>
-                <w:color w:val="C7CBD1"/>
-                <w:sz w:val="96"/>
+                <w:sz w:val="90"/>
+                <w:szCs w:val="90"/>
+              </w:rPr>
+              <w:keepNext/>
+            </w:pPr>
+            <w:r>
+              <w:rPr>
+                <w:rFonts w:ascii="ㄅ字嗨注音而已 R" w:eastAsia="ㄅ字嗨注音而已 R"/>
+                <w:color w:val="D9D9D9" w:themeColor="background1" w:themeShade="D9"/>
+                <w:sz w:val="90"/>
+                <w:szCs w:val="90"/>
               </w:rPr>
               <w:t xml:space="preserve">木</w:t>
             </w:r>
@@ -5015,9 +9080,8 @@
         <w:pBdr>
           <w:bottom w:val="single" w:sz="6" w:space="1" w:color="auto"/>
         </w:pBdr>
-        <w:spacing w:before="80" w:after="200" w:line="252" w:lineRule="auto"/>
+        <w:spacing w:before="40" w:after="60" w:line="240" w:lineRule="exact"/>
         <w:rPr>
-          <w:rFonts w:hint="eastAsia"/>
           <w:color w:val="374151"/>
           <w:sz w:val="21"/>
           <w:szCs w:val="20"/>
@@ -5059,6 +9123,7 @@
     <w:p>
       <w:pPr>
         <w:jc w:val="center"/>
+        <w:spacing w:before="0" w:after="0" w:line="20" w:lineRule="exact"/>
       </w:pPr>
     </w:p>
     <w:sectPr>
